--- a/docs/Flight_Data_Analysis_Report_Updated.docx
+++ b/docs/Flight_Data_Analysis_Report_Updated.docx
@@ -7817,7 +7817,7 @@
                 <w:sz w:val="14"/>
               </w:rPr>
               <w:br/>
-              <w:t xml:space="preserve">STORE ordered INTO 'E:/BDAL/Report_1/Flight_Data_Analysis/outputs/pig/01_airline_flight_totals' USING </w:t>
+              <w:t xml:space="preserve">STORE ordered INTO 'E:/BDAL/Final_Assignment/Flight_Data_Analysis/PigAnalysis/output/01_airline_flight_totals' USING </w:t>
             </w:r>
             <w:proofErr w:type="spellStart"/>
             <w:proofErr w:type="gramStart"/>
@@ -8225,7 +8225,7 @@
                 <w:sz w:val="14"/>
               </w:rPr>
               <w:br/>
-              <w:t xml:space="preserve">STORE ordered INTO 'E:/BDAL/Report_1/Flight_Data_Analysis/outputs/pig/02_monthly_flight_totals' USING </w:t>
+              <w:t xml:space="preserve">STORE ordered INTO 'E:/BDAL/Final_Assignment/Flight_Data_Analysis/PigAnalysis/output/02_monthly_flight_totals' USING </w:t>
             </w:r>
             <w:proofErr w:type="spellStart"/>
             <w:proofErr w:type="gramStart"/>
@@ -8633,7 +8633,7 @@
                 <w:sz w:val="14"/>
               </w:rPr>
               <w:br/>
-              <w:t xml:space="preserve">STORE result INTO 'E:/BDAL/Report_1/Flight_Data_Analysis/outputs/pig/03_top_origin_airports' USING </w:t>
+              <w:t xml:space="preserve">STORE result INTO 'E:/BDAL/Final_Assignment/Flight_Data_Analysis/PigAnalysis/output/03_top_origin_airports' USING </w:t>
             </w:r>
             <w:proofErr w:type="spellStart"/>
             <w:proofErr w:type="gramStart"/>
@@ -9057,7 +9057,7 @@
                 <w:sz w:val="14"/>
               </w:rPr>
               <w:br/>
-              <w:t xml:space="preserve">STORE result INTO 'E:/BDAL/Report_1/Flight_Data_Analysis/outputs/pig/04_top_routes' USING </w:t>
+              <w:t xml:space="preserve">STORE result INTO 'E:/BDAL/Final_Assignment/Flight_Data_Analysis/PigAnalysis/output/04_top_routes' USING </w:t>
             </w:r>
             <w:proofErr w:type="spellStart"/>
             <w:proofErr w:type="gramStart"/>
@@ -9480,7 +9480,7 @@
                 <w:sz w:val="14"/>
               </w:rPr>
               <w:br/>
-              <w:t xml:space="preserve">STORE ordered INTO 'E:/BDAL/Report_1/Flight_Data_Analysis/outputs/pig/05_average_departure_delay_by_airline' USING </w:t>
+              <w:t xml:space="preserve">STORE ordered INTO 'E:/BDAL/Final_Assignment/Flight_Data_Analysis/PigAnalysis/output/05_average_departure_delay_by_airline' USING </w:t>
             </w:r>
             <w:proofErr w:type="spellStart"/>
             <w:proofErr w:type="gramStart"/>
@@ -9904,7 +9904,7 @@
                 <w:sz w:val="14"/>
               </w:rPr>
               <w:br/>
-              <w:t xml:space="preserve">STORE ordered INTO 'E:/BDAL/Report_1/Flight_Data_Analysis/outputs/pig/06_cancellations_by_airline' USING </w:t>
+              <w:t xml:space="preserve">STORE ordered INTO 'E:/BDAL/Final_Assignment/Flight_Data_Analysis/PigAnalysis/output/06_cancellations_by_airline' USING </w:t>
             </w:r>
             <w:proofErr w:type="gramStart"/>
             <w:r>
@@ -10321,7 +10321,7 @@
                 <w:sz w:val="14"/>
               </w:rPr>
               <w:br/>
-              <w:t xml:space="preserve">STORE ordered INTO 'E:/BDAL/Report_1/Flight_Data_Analysis/outputs/pig/07_average_arrival_delay_by_month' USING </w:t>
+              <w:t xml:space="preserve">STORE ordered INTO 'E:/BDAL/Final_Assignment/Flight_Data_Analysis/PigAnalysis/output/07_average_arrival_delay_by_month' USING </w:t>
             </w:r>
             <w:proofErr w:type="spellStart"/>
             <w:proofErr w:type="gramStart"/>

--- a/docs/Flight_Data_Analysis_Report_Updated.docx
+++ b/docs/Flight_Data_Analysis_Report_Updated.docx
@@ -1399,15 +1399,7 @@
           <w:rFonts w:cs="Times New Roman"/>
           <w:color w:val="000000" w:themeColor="text1"/>
         </w:rPr>
-        <w:t xml:space="preserve">Analyze the supplied 2015 U.S. flight dataset using Hadoop MapReduce and Apache Pig. The analysis identifies flight volumes, airport activity, monthly demand, cancellation patterns, and delay performance using the fields available in the </w:t>
-      </w:r>
-      <w:proofErr w:type="gramStart"/>
-      <w:r>
-        <w:rPr>
-          <w:rFonts w:cs="Times New Roman"/>
-          <w:color w:val="000000" w:themeColor="text1"/>
-        </w:rPr>
-        <w:t>dataset.</w:t>
+        <w:t>Analyze the supplied 2015 U.S. flight dataset using Hadoop MapReduce and Apache Pig. The analysis identifies flight volumes, airport activity, monthly demand, cancellation patterns, and delay performance using the fields available in the dataset.</w:t>
       </w:r>
       <w:r>
         <w:rPr>
@@ -1415,7 +1407,6 @@
         </w:rPr>
         <w:t>.</w:t>
       </w:r>
-      <w:proofErr w:type="gramEnd"/>
       <w:r>
         <w:rPr>
           <w:color w:val="000000" w:themeColor="text1"/>
@@ -3204,25 +3195,7 @@
                 <w:sz w:val="14"/>
               </w:rPr>
               <w:br/>
-              <w:t xml:space="preserve">    System.exit(job.waitForCompletion(true) ? </w:t>
-            </w:r>
-            <w:proofErr w:type="gramStart"/>
-            <w:r>
-              <w:rPr>
-                <w:rFonts w:cs="Times New Roman"/>
-                <w:color w:val="000000" w:themeColor="text1"/>
-                <w:sz w:val="14"/>
-              </w:rPr>
-              <w:t>0 :</w:t>
-            </w:r>
-            <w:proofErr w:type="gramEnd"/>
-            <w:r>
-              <w:rPr>
-                <w:rFonts w:cs="Times New Roman"/>
-                <w:color w:val="000000" w:themeColor="text1"/>
-                <w:sz w:val="14"/>
-              </w:rPr>
-              <w:t xml:space="preserve"> 1);</w:t>
+              <w:t xml:space="preserve">    System.exit(job.waitForCompletion(true) ? 0 : 1);</w:t>
             </w:r>
             <w:r>
               <w:rPr>
@@ -4248,25 +4221,7 @@
                 <w:sz w:val="14"/>
               </w:rPr>
               <w:br/>
-              <w:t xml:space="preserve">    public void </w:t>
-            </w:r>
-            <w:proofErr w:type="gramStart"/>
-            <w:r>
-              <w:rPr>
-                <w:rFonts w:cs="Times New Roman"/>
-                <w:color w:val="000000" w:themeColor="text1"/>
-                <w:sz w:val="14"/>
-              </w:rPr>
-              <w:t>reduce(</w:t>
-            </w:r>
-            <w:proofErr w:type="gramEnd"/>
-            <w:r>
-              <w:rPr>
-                <w:rFonts w:cs="Times New Roman"/>
-                <w:color w:val="000000" w:themeColor="text1"/>
-                <w:sz w:val="14"/>
-              </w:rPr>
-              <w:t>Text key, Iterable&lt;IntWritable&gt; values, Context context) throws IOException, InterruptedException {</w:t>
+              <w:t xml:space="preserve">    public void reduce(Text key, Iterable&lt;IntWritable&gt; values, Context context) throws IOException, InterruptedException {</w:t>
             </w:r>
             <w:r>
               <w:rPr>
@@ -4374,25 +4329,7 @@
                 <w:sz w:val="14"/>
               </w:rPr>
               <w:br/>
-              <w:t xml:space="preserve">    System.exit(job.waitForCompletion(true) ? </w:t>
-            </w:r>
-            <w:proofErr w:type="gramStart"/>
-            <w:r>
-              <w:rPr>
-                <w:rFonts w:cs="Times New Roman"/>
-                <w:color w:val="000000" w:themeColor="text1"/>
-                <w:sz w:val="14"/>
-              </w:rPr>
-              <w:t>0 :</w:t>
-            </w:r>
-            <w:proofErr w:type="gramEnd"/>
-            <w:r>
-              <w:rPr>
-                <w:rFonts w:cs="Times New Roman"/>
-                <w:color w:val="000000" w:themeColor="text1"/>
-                <w:sz w:val="14"/>
-              </w:rPr>
-              <w:t xml:space="preserve"> 1);</w:t>
+              <w:t xml:space="preserve">    System.exit(job.waitForCompletion(true) ? 0 : 1);</w:t>
             </w:r>
             <w:r>
               <w:rPr>
@@ -5495,25 +5432,7 @@
                 <w:sz w:val="14"/>
               </w:rPr>
               <w:br/>
-              <w:t xml:space="preserve">    System.exit(job.waitForCompletion(true) ? </w:t>
-            </w:r>
-            <w:proofErr w:type="gramStart"/>
-            <w:r>
-              <w:rPr>
-                <w:rFonts w:cs="Times New Roman"/>
-                <w:color w:val="000000" w:themeColor="text1"/>
-                <w:sz w:val="14"/>
-              </w:rPr>
-              <w:t>0 :</w:t>
-            </w:r>
-            <w:proofErr w:type="gramEnd"/>
-            <w:r>
-              <w:rPr>
-                <w:rFonts w:cs="Times New Roman"/>
-                <w:color w:val="000000" w:themeColor="text1"/>
-                <w:sz w:val="14"/>
-              </w:rPr>
-              <w:t xml:space="preserve"> 1);</w:t>
+              <w:t xml:space="preserve">    System.exit(job.waitForCompletion(true) ? 0 : 1);</w:t>
             </w:r>
             <w:r>
               <w:rPr>
@@ -5609,43 +5528,13 @@
                 <w:color w:val="000000" w:themeColor="text1"/>
               </w:rPr>
             </w:pPr>
-            <w:proofErr w:type="spellStart"/>
             <w:r>
               <w:rPr>
                 <w:rFonts w:cs="Times New Roman"/>
                 <w:color w:val="000000" w:themeColor="text1"/>
                 <w:sz w:val="16"/>
               </w:rPr>
-              <w:t>hadoop</w:t>
-            </w:r>
-            <w:proofErr w:type="spellEnd"/>
-            <w:r>
-              <w:rPr>
-                <w:rFonts w:cs="Times New Roman"/>
-                <w:color w:val="000000" w:themeColor="text1"/>
-                <w:sz w:val="16"/>
-              </w:rPr>
-              <w:t xml:space="preserve"> jar MapReduce\build\flightanalysis.jar </w:t>
-            </w:r>
-            <w:proofErr w:type="spellStart"/>
-            <w:proofErr w:type="gramStart"/>
-            <w:r>
-              <w:rPr>
-                <w:rFonts w:cs="Times New Roman"/>
-                <w:color w:val="000000" w:themeColor="text1"/>
-                <w:sz w:val="16"/>
-              </w:rPr>
-              <w:t>flightanalysis.MonthlyFlightCount</w:t>
-            </w:r>
-            <w:proofErr w:type="spellEnd"/>
-            <w:proofErr w:type="gramEnd"/>
-            <w:r>
-              <w:rPr>
-                <w:rFonts w:cs="Times New Roman"/>
-                <w:color w:val="000000" w:themeColor="text1"/>
-                <w:sz w:val="16"/>
-              </w:rPr>
-              <w:t xml:space="preserve"> data\flights.csv MapReduce\output\03_monthly_flight_count</w:t>
+              <w:t>hadoop jar MapReduce\build\flightanalysis.jar flightanalysis.MonthlyFlightCount data\flights.csv MapReduce\output\03_monthly_flight_count</w:t>
             </w:r>
           </w:p>
         </w:tc>
@@ -6656,25 +6545,7 @@
                 <w:sz w:val="14"/>
               </w:rPr>
               <w:br/>
-              <w:t xml:space="preserve">    System.exit(job.waitForCompletion(true) ? </w:t>
-            </w:r>
-            <w:proofErr w:type="gramStart"/>
-            <w:r>
-              <w:rPr>
-                <w:rFonts w:cs="Times New Roman"/>
-                <w:color w:val="000000" w:themeColor="text1"/>
-                <w:sz w:val="14"/>
-              </w:rPr>
-              <w:t>0 :</w:t>
-            </w:r>
-            <w:proofErr w:type="gramEnd"/>
-            <w:r>
-              <w:rPr>
-                <w:rFonts w:cs="Times New Roman"/>
-                <w:color w:val="000000" w:themeColor="text1"/>
-                <w:sz w:val="14"/>
-              </w:rPr>
-              <w:t xml:space="preserve"> 1);</w:t>
+              <w:t xml:space="preserve">    System.exit(job.waitForCompletion(true) ? 0 : 1);</w:t>
             </w:r>
             <w:r>
               <w:rPr>
@@ -7795,25 +7666,7 @@
                 <w:sz w:val="14"/>
               </w:rPr>
               <w:br/>
-              <w:t xml:space="preserve">    System.exit(job.waitForCompletion(true) ? </w:t>
-            </w:r>
-            <w:proofErr w:type="gramStart"/>
-            <w:r>
-              <w:rPr>
-                <w:rFonts w:cs="Times New Roman"/>
-                <w:color w:val="000000" w:themeColor="text1"/>
-                <w:sz w:val="14"/>
-              </w:rPr>
-              <w:t>0 :</w:t>
-            </w:r>
-            <w:proofErr w:type="gramEnd"/>
-            <w:r>
-              <w:rPr>
-                <w:rFonts w:cs="Times New Roman"/>
-                <w:color w:val="000000" w:themeColor="text1"/>
-                <w:sz w:val="14"/>
-              </w:rPr>
-              <w:t xml:space="preserve"> 1);</w:t>
+              <w:t xml:space="preserve">    System.exit(job.waitForCompletion(true) ? 0 : 1);</w:t>
             </w:r>
             <w:r>
               <w:rPr>
@@ -8638,43 +8491,23 @@
                 <w:color w:val="000000" w:themeColor="text1"/>
                 <w:sz w:val="14"/>
               </w:rPr>
-              <w:t>flights = LOAD 'E:/BDAL/</w:t>
-            </w:r>
-            <w:proofErr w:type="spellStart"/>
-            <w:r>
-              <w:rPr>
-                <w:rFonts w:cs="Times New Roman"/>
-                <w:color w:val="000000" w:themeColor="text1"/>
-                <w:sz w:val="14"/>
-              </w:rPr>
-              <w:t>New_Dataset</w:t>
-            </w:r>
-            <w:proofErr w:type="spellEnd"/>
-            <w:r>
-              <w:rPr>
-                <w:rFonts w:cs="Times New Roman"/>
-                <w:color w:val="000000" w:themeColor="text1"/>
-                <w:sz w:val="14"/>
-              </w:rPr>
-              <w:t xml:space="preserve">/flights.csv' USING </w:t>
-            </w:r>
-            <w:proofErr w:type="spellStart"/>
-            <w:r>
-              <w:rPr>
-                <w:rFonts w:cs="Times New Roman"/>
-                <w:color w:val="000000" w:themeColor="text1"/>
-                <w:sz w:val="14"/>
-              </w:rPr>
-              <w:t>PigStorage</w:t>
-            </w:r>
-            <w:proofErr w:type="spellEnd"/>
-            <w:r>
-              <w:rPr>
-                <w:rFonts w:cs="Times New Roman"/>
-                <w:color w:val="000000" w:themeColor="text1"/>
-                <w:sz w:val="14"/>
-              </w:rPr>
-              <w:t>(',') AS (year:int,month:int,day:int,day_of_week:int,airline:chararray,flight_number:int,tail_number:chararray,origin:chararray,destination:chararray,scheduled_departure:chararray,departure_time:chararray,departure_delay:double,taxi_out:double,wheels_off:chararray,scheduled_time:double,elapsed_time:double,air_time:double,distance:double,wheels_on:chararray,taxi_in:double,scheduled_arrival:chararray,arrival_time:chararray,arrival_delay:double,diverted:int,cancelled:int,cancellation_reason:chararray,air_system_delay:double,security_delay:double,airline_delay:double,late_aircraft_delay:double,weather_delay:double);</w:t>
+              <w:t>flights = LOAD '</w:t>
+            </w:r>
+            <w:r>
+              <w:rPr>
+                <w:rFonts w:cs="Times New Roman"/>
+                <w:color w:val="000000" w:themeColor="text1"/>
+                <w:sz w:val="14"/>
+              </w:rPr>
+              <w:t>E:\BDAL\Final_Assignment\Flight_Data_Analysis\data\flights.csv</w:t>
+            </w:r>
+            <w:r>
+              <w:rPr>
+                <w:rFonts w:cs="Times New Roman"/>
+                <w:color w:val="000000" w:themeColor="text1"/>
+                <w:sz w:val="14"/>
+              </w:rPr>
+              <w:t>' USING PigStorage(',') AS (year:int,month:int,day:int,day_of_week:int,airline:chararray,flight_number:int,tail_number:chararray,origin:chararray,destination:chararray,scheduled_departure:chararray,departure_time:chararray,departure_delay:double,taxi_out:double,wheels_off:chararray,scheduled_time:double,elapsed_time:double,air_time:double,distance:double,wheels_on:chararray,taxi_in:double,scheduled_arrival:chararray,arrival_time:chararray,arrival_delay:double,diverted:int,cancelled:int,cancellation_reason:chararray,air_system_delay:double,security_delay:double,airline_delay:double,late_aircraft_delay:double,weather_delay:double);</w:t>
             </w:r>
           </w:p>
           <w:p>
@@ -8692,97 +8525,32 @@
                 <w:sz w:val="14"/>
               </w:rPr>
               <w:br/>
-              <w:t>airlines = LOAD 'E:/BDAL/</w:t>
-            </w:r>
-            <w:proofErr w:type="spellStart"/>
-            <w:r>
-              <w:rPr>
-                <w:rFonts w:cs="Times New Roman"/>
-                <w:color w:val="000000" w:themeColor="text1"/>
-                <w:sz w:val="14"/>
-              </w:rPr>
-              <w:t>New_Dataset</w:t>
-            </w:r>
-            <w:proofErr w:type="spellEnd"/>
-            <w:r>
-              <w:rPr>
-                <w:rFonts w:cs="Times New Roman"/>
-                <w:color w:val="000000" w:themeColor="text1"/>
-                <w:sz w:val="14"/>
-              </w:rPr>
-              <w:t xml:space="preserve">/airlines.csv' USING </w:t>
-            </w:r>
-            <w:proofErr w:type="spellStart"/>
-            <w:proofErr w:type="gramStart"/>
-            <w:r>
-              <w:rPr>
-                <w:rFonts w:cs="Times New Roman"/>
-                <w:color w:val="000000" w:themeColor="text1"/>
-                <w:sz w:val="14"/>
-              </w:rPr>
-              <w:t>PigStorage</w:t>
-            </w:r>
-            <w:proofErr w:type="spellEnd"/>
-            <w:r>
-              <w:rPr>
-                <w:rFonts w:cs="Times New Roman"/>
-                <w:color w:val="000000" w:themeColor="text1"/>
-                <w:sz w:val="14"/>
-              </w:rPr>
-              <w:t>(</w:t>
-            </w:r>
-            <w:proofErr w:type="gramEnd"/>
-            <w:r>
-              <w:rPr>
-                <w:rFonts w:cs="Times New Roman"/>
-                <w:color w:val="000000" w:themeColor="text1"/>
-                <w:sz w:val="14"/>
-              </w:rPr>
-              <w:t>',') AS (</w:t>
-            </w:r>
-            <w:proofErr w:type="spellStart"/>
-            <w:r>
-              <w:rPr>
-                <w:rFonts w:cs="Times New Roman"/>
-                <w:color w:val="000000" w:themeColor="text1"/>
-                <w:sz w:val="14"/>
-              </w:rPr>
-              <w:t>code:chararray,airline_name:chararray</w:t>
-            </w:r>
-            <w:proofErr w:type="spellEnd"/>
-            <w:r>
-              <w:rPr>
-                <w:rFonts w:cs="Times New Roman"/>
-                <w:color w:val="000000" w:themeColor="text1"/>
-                <w:sz w:val="14"/>
-              </w:rPr>
-              <w:t>);</w:t>
-            </w:r>
-            <w:r>
-              <w:rPr>
-                <w:rFonts w:cs="Times New Roman"/>
-                <w:color w:val="000000" w:themeColor="text1"/>
-                <w:sz w:val="14"/>
-              </w:rPr>
-              <w:br/>
-            </w:r>
-            <w:proofErr w:type="spellStart"/>
-            <w:r>
-              <w:rPr>
-                <w:rFonts w:cs="Times New Roman"/>
-                <w:color w:val="000000" w:themeColor="text1"/>
-                <w:sz w:val="14"/>
-              </w:rPr>
-              <w:t>valid_flights</w:t>
-            </w:r>
-            <w:proofErr w:type="spellEnd"/>
-            <w:r>
-              <w:rPr>
-                <w:rFonts w:cs="Times New Roman"/>
-                <w:color w:val="000000" w:themeColor="text1"/>
-                <w:sz w:val="14"/>
-              </w:rPr>
-              <w:t xml:space="preserve"> = FILTER flights BY year IS NOT NULL;</w:t>
+              <w:t>airlines = LOAD '</w:t>
+            </w:r>
+            <w:r>
+              <w:rPr>
+                <w:rFonts w:cs="Times New Roman"/>
+                <w:color w:val="000000" w:themeColor="text1"/>
+                <w:sz w:val="14"/>
+              </w:rPr>
+              <w:t>E:\BDAL\Final_Assignment\Flight_Data_Analysis\data\</w:t>
+            </w:r>
+            <w:r>
+              <w:rPr>
+                <w:rFonts w:cs="Times New Roman"/>
+                <w:color w:val="000000" w:themeColor="text1"/>
+                <w:sz w:val="14"/>
+              </w:rPr>
+              <w:t>airlines.csv' USING PigStorage(',') AS (code:chararray,airline_name:chararray);</w:t>
+            </w:r>
+            <w:r>
+              <w:rPr>
+                <w:rFonts w:cs="Times New Roman"/>
+                <w:color w:val="000000" w:themeColor="text1"/>
+                <w:sz w:val="14"/>
+              </w:rPr>
+              <w:br/>
+              <w:t>valid_flights = FILTER flights BY year IS NOT NULL;</w:t>
             </w:r>
             <w:r>
               <w:rPr>
@@ -8818,43 +8586,7 @@
                 <w:sz w:val="14"/>
               </w:rPr>
               <w:br/>
-              <w:t xml:space="preserve">named = JOIN totals BY </w:t>
-            </w:r>
-            <w:proofErr w:type="spellStart"/>
-            <w:r>
-              <w:rPr>
-                <w:rFonts w:cs="Times New Roman"/>
-                <w:color w:val="000000" w:themeColor="text1"/>
-                <w:sz w:val="14"/>
-              </w:rPr>
-              <w:t>airline_code</w:t>
-            </w:r>
-            <w:proofErr w:type="spellEnd"/>
-            <w:r>
-              <w:rPr>
-                <w:rFonts w:cs="Times New Roman"/>
-                <w:color w:val="000000" w:themeColor="text1"/>
-                <w:sz w:val="14"/>
-              </w:rPr>
-              <w:t xml:space="preserve">, </w:t>
-            </w:r>
-            <w:proofErr w:type="spellStart"/>
-            <w:r>
-              <w:rPr>
-                <w:rFonts w:cs="Times New Roman"/>
-                <w:color w:val="000000" w:themeColor="text1"/>
-                <w:sz w:val="14"/>
-              </w:rPr>
-              <w:t>valid_airlines</w:t>
-            </w:r>
-            <w:proofErr w:type="spellEnd"/>
-            <w:r>
-              <w:rPr>
-                <w:rFonts w:cs="Times New Roman"/>
-                <w:color w:val="000000" w:themeColor="text1"/>
-                <w:sz w:val="14"/>
-              </w:rPr>
-              <w:t xml:space="preserve"> BY code;</w:t>
+              <w:t>named = JOIN totals BY airline_code, valid_airlines BY code;</w:t>
             </w:r>
           </w:p>
           <w:p>
@@ -8872,52 +8604,16 @@
                 <w:sz w:val="14"/>
               </w:rPr>
               <w:br/>
-              <w:t xml:space="preserve">result = FOREACH named GENERATE </w:t>
-            </w:r>
-            <w:proofErr w:type="gramStart"/>
-            <w:r>
-              <w:rPr>
-                <w:rFonts w:cs="Times New Roman"/>
-                <w:color w:val="000000" w:themeColor="text1"/>
-                <w:sz w:val="14"/>
-              </w:rPr>
-              <w:t>totals::</w:t>
-            </w:r>
-            <w:proofErr w:type="gramEnd"/>
-            <w:r>
-              <w:rPr>
-                <w:rFonts w:cs="Times New Roman"/>
-                <w:color w:val="000000" w:themeColor="text1"/>
-                <w:sz w:val="14"/>
-              </w:rPr>
-              <w:t>airline_code AS airline_code, valid_airlines::airline_name AS airline_name, totals::total_flights AS total_flights;</w:t>
-            </w:r>
-            <w:r>
-              <w:rPr>
-                <w:rFonts w:cs="Times New Roman"/>
-                <w:color w:val="000000" w:themeColor="text1"/>
-                <w:sz w:val="14"/>
-              </w:rPr>
-              <w:br/>
-              <w:t xml:space="preserve">ordered = ORDER result BY </w:t>
-            </w:r>
-            <w:proofErr w:type="spellStart"/>
-            <w:r>
-              <w:rPr>
-                <w:rFonts w:cs="Times New Roman"/>
-                <w:color w:val="000000" w:themeColor="text1"/>
-                <w:sz w:val="14"/>
-              </w:rPr>
-              <w:t>total_flights</w:t>
-            </w:r>
-            <w:proofErr w:type="spellEnd"/>
-            <w:r>
-              <w:rPr>
-                <w:rFonts w:cs="Times New Roman"/>
-                <w:color w:val="000000" w:themeColor="text1"/>
-                <w:sz w:val="14"/>
-              </w:rPr>
-              <w:t xml:space="preserve"> DESC;</w:t>
+              <w:t>result = FOREACH named GENERATE totals::airline_code AS airline_code, valid_airlines::airline_name AS airline_name, totals::total_flights AS total_flights;</w:t>
+            </w:r>
+            <w:r>
+              <w:rPr>
+                <w:rFonts w:cs="Times New Roman"/>
+                <w:color w:val="000000" w:themeColor="text1"/>
+                <w:sz w:val="14"/>
+              </w:rPr>
+              <w:br/>
+              <w:t>ordered = ORDER result BY total_flights DESC;</w:t>
             </w:r>
           </w:p>
           <w:p>
@@ -8934,35 +8630,7 @@
                 <w:sz w:val="14"/>
               </w:rPr>
               <w:br/>
-              <w:t xml:space="preserve">STORE ordered INTO 'E:/BDAL/Report_1/Flight_Data_Analysis/outputs/pig/01_airline_flight_totals' USING </w:t>
-            </w:r>
-            <w:proofErr w:type="spellStart"/>
-            <w:proofErr w:type="gramStart"/>
-            <w:r>
-              <w:rPr>
-                <w:rFonts w:cs="Times New Roman"/>
-                <w:color w:val="000000" w:themeColor="text1"/>
-                <w:sz w:val="14"/>
-              </w:rPr>
-              <w:t>PigStorage</w:t>
-            </w:r>
-            <w:proofErr w:type="spellEnd"/>
-            <w:r>
-              <w:rPr>
-                <w:rFonts w:cs="Times New Roman"/>
-                <w:color w:val="000000" w:themeColor="text1"/>
-                <w:sz w:val="14"/>
-              </w:rPr>
-              <w:t>(</w:t>
-            </w:r>
-            <w:proofErr w:type="gramEnd"/>
-            <w:r>
-              <w:rPr>
-                <w:rFonts w:cs="Times New Roman"/>
-                <w:color w:val="000000" w:themeColor="text1"/>
-                <w:sz w:val="14"/>
-              </w:rPr>
-              <w:t>'|');</w:t>
+              <w:t>STORE ordered INTO 'E:/BDAL/Report_1/Flight_Data_Analysis/outputs/pig/01_airline_flight_totals' USING PigStorage('|');</w:t>
             </w:r>
           </w:p>
         </w:tc>
@@ -9046,25 +8714,7 @@
                 <w:color w:val="000000" w:themeColor="text1"/>
                 <w:sz w:val="16"/>
               </w:rPr>
-              <w:t xml:space="preserve">pig -x local -f </w:t>
-            </w:r>
-            <w:proofErr w:type="spellStart"/>
-            <w:r>
-              <w:rPr>
-                <w:rFonts w:cs="Times New Roman"/>
-                <w:color w:val="000000" w:themeColor="text1"/>
-                <w:sz w:val="16"/>
-              </w:rPr>
-              <w:t>PigAnalysis</w:t>
-            </w:r>
-            <w:proofErr w:type="spellEnd"/>
-            <w:r>
-              <w:rPr>
-                <w:rFonts w:cs="Times New Roman"/>
-                <w:color w:val="000000" w:themeColor="text1"/>
-                <w:sz w:val="16"/>
-              </w:rPr>
-              <w:t>\scripts\01_airline</w:t>
+              <w:t>pig -x local -f PigAnalysis\scripts\01_airline</w:t>
             </w:r>
             <w:r>
               <w:rPr>
@@ -9354,43 +9004,23 @@
                 <w:color w:val="000000" w:themeColor="text1"/>
                 <w:sz w:val="14"/>
               </w:rPr>
-              <w:t>flights = LOAD 'E:/BDAL/</w:t>
-            </w:r>
-            <w:proofErr w:type="spellStart"/>
-            <w:r>
-              <w:rPr>
-                <w:rFonts w:cs="Times New Roman"/>
-                <w:color w:val="000000" w:themeColor="text1"/>
-                <w:sz w:val="14"/>
-              </w:rPr>
-              <w:t>New_Dataset</w:t>
-            </w:r>
-            <w:proofErr w:type="spellEnd"/>
-            <w:r>
-              <w:rPr>
-                <w:rFonts w:cs="Times New Roman"/>
-                <w:color w:val="000000" w:themeColor="text1"/>
-                <w:sz w:val="14"/>
-              </w:rPr>
-              <w:t xml:space="preserve">/flights.csv' USING </w:t>
-            </w:r>
-            <w:proofErr w:type="spellStart"/>
-            <w:r>
-              <w:rPr>
-                <w:rFonts w:cs="Times New Roman"/>
-                <w:color w:val="000000" w:themeColor="text1"/>
-                <w:sz w:val="14"/>
-              </w:rPr>
-              <w:t>PigStorage</w:t>
-            </w:r>
-            <w:proofErr w:type="spellEnd"/>
-            <w:r>
-              <w:rPr>
-                <w:rFonts w:cs="Times New Roman"/>
-                <w:color w:val="000000" w:themeColor="text1"/>
-                <w:sz w:val="14"/>
-              </w:rPr>
-              <w:t>(',') AS (year:int,month:int,day:int,day_of_week:int,airline:chararray,flight_number:int,tail_number:chararray,origin:chararray,destination:chararray,scheduled_departure:chararray,departure_time:chararray,departure_delay:double,taxi_out:double,wheels_off:chararray,scheduled_time:double,elapsed_time:double,air_time:double,distance:double,wheels_on:chararray,taxi_in:double,scheduled_arrival:chararray,arrival_time:chararray,arrival_delay:double,diverted:int,cancelled:int,cancellation_reason:chararray,air_system_delay:double,security_delay:double,airline_delay:double,late_aircraft_delay:double,weather_delay:double);</w:t>
+              <w:t>flights = LOAD '</w:t>
+            </w:r>
+            <w:r>
+              <w:rPr>
+                <w:rFonts w:cs="Times New Roman"/>
+                <w:color w:val="000000" w:themeColor="text1"/>
+                <w:sz w:val="14"/>
+              </w:rPr>
+              <w:t>E:\BDAL\Final_Assignment\Flight_Data_Analysis\data\flights.csv</w:t>
+            </w:r>
+            <w:r>
+              <w:rPr>
+                <w:rFonts w:cs="Times New Roman"/>
+                <w:color w:val="000000" w:themeColor="text1"/>
+                <w:sz w:val="14"/>
+              </w:rPr>
+              <w:t>' USING PigStorage(',') AS (year:int,month:int,day:int,day_of_week:int,airline:chararray,flight_number:int,tail_number:chararray,origin:chararray,destination:chararray,scheduled_departure:chararray,departure_time:chararray,departure_delay:double,taxi_out:double,wheels_off:chararray,scheduled_time:double,elapsed_time:double,air_time:double,distance:double,wheels_on:chararray,taxi_in:double,scheduled_arrival:chararray,arrival_time:chararray,arrival_delay:double,diverted:int,cancelled:int,cancellation_reason:chararray,air_system_delay:double,security_delay:double,airline_delay:double,late_aircraft_delay:double,weather_delay:double);</w:t>
             </w:r>
           </w:p>
           <w:p>
@@ -9426,25 +9056,7 @@
                 <w:sz w:val="14"/>
               </w:rPr>
               <w:br/>
-              <w:t xml:space="preserve">result = FOREACH grouped GENERATE group AS month, </w:t>
-            </w:r>
-            <w:proofErr w:type="gramStart"/>
-            <w:r>
-              <w:rPr>
-                <w:rFonts w:cs="Times New Roman"/>
-                <w:color w:val="000000" w:themeColor="text1"/>
-                <w:sz w:val="14"/>
-              </w:rPr>
-              <w:t>COUNT(</w:t>
-            </w:r>
-            <w:proofErr w:type="gramEnd"/>
-            <w:r>
-              <w:rPr>
-                <w:rFonts w:cs="Times New Roman"/>
-                <w:color w:val="000000" w:themeColor="text1"/>
-                <w:sz w:val="14"/>
-              </w:rPr>
-              <w:t>valid) AS total_flights;</w:t>
+              <w:t>result = FOREACH grouped GENERATE group AS month, COUNT(valid) AS total_flights;</w:t>
             </w:r>
             <w:r>
               <w:rPr>
@@ -9470,35 +9082,7 @@
                 <w:sz w:val="14"/>
               </w:rPr>
               <w:br/>
-              <w:t xml:space="preserve">STORE ordered INTO 'E:/BDAL/Report_1/Flight_Data_Analysis/outputs/pig/02_monthly_flight_totals' USING </w:t>
-            </w:r>
-            <w:proofErr w:type="spellStart"/>
-            <w:proofErr w:type="gramStart"/>
-            <w:r>
-              <w:rPr>
-                <w:rFonts w:cs="Times New Roman"/>
-                <w:color w:val="000000" w:themeColor="text1"/>
-                <w:sz w:val="14"/>
-              </w:rPr>
-              <w:t>PigStorage</w:t>
-            </w:r>
-            <w:proofErr w:type="spellEnd"/>
-            <w:r>
-              <w:rPr>
-                <w:rFonts w:cs="Times New Roman"/>
-                <w:color w:val="000000" w:themeColor="text1"/>
-                <w:sz w:val="14"/>
-              </w:rPr>
-              <w:t>(</w:t>
-            </w:r>
-            <w:proofErr w:type="gramEnd"/>
-            <w:r>
-              <w:rPr>
-                <w:rFonts w:cs="Times New Roman"/>
-                <w:color w:val="000000" w:themeColor="text1"/>
-                <w:sz w:val="14"/>
-              </w:rPr>
-              <w:t>'|');</w:t>
+              <w:t>STORE ordered INTO 'E:/BDAL/Report_1/Flight_Data_Analysis/outputs/pig/02_monthly_flight_totals' USING PigStorage('|');</w:t>
             </w:r>
           </w:p>
         </w:tc>
@@ -9865,43 +9449,23 @@
                 <w:color w:val="000000" w:themeColor="text1"/>
                 <w:sz w:val="14"/>
               </w:rPr>
-              <w:t>flights = LOAD 'E:/BDAL/</w:t>
-            </w:r>
-            <w:proofErr w:type="spellStart"/>
-            <w:r>
-              <w:rPr>
-                <w:rFonts w:cs="Times New Roman"/>
-                <w:color w:val="000000" w:themeColor="text1"/>
-                <w:sz w:val="14"/>
-              </w:rPr>
-              <w:t>New_Dataset</w:t>
-            </w:r>
-            <w:proofErr w:type="spellEnd"/>
-            <w:r>
-              <w:rPr>
-                <w:rFonts w:cs="Times New Roman"/>
-                <w:color w:val="000000" w:themeColor="text1"/>
-                <w:sz w:val="14"/>
-              </w:rPr>
-              <w:t xml:space="preserve">/flights.csv' USING </w:t>
-            </w:r>
-            <w:proofErr w:type="spellStart"/>
-            <w:r>
-              <w:rPr>
-                <w:rFonts w:cs="Times New Roman"/>
-                <w:color w:val="000000" w:themeColor="text1"/>
-                <w:sz w:val="14"/>
-              </w:rPr>
-              <w:t>PigStorage</w:t>
-            </w:r>
-            <w:proofErr w:type="spellEnd"/>
-            <w:r>
-              <w:rPr>
-                <w:rFonts w:cs="Times New Roman"/>
-                <w:color w:val="000000" w:themeColor="text1"/>
-                <w:sz w:val="14"/>
-              </w:rPr>
-              <w:t>(',') AS (year:int,month:int,day:int,day_of_week:int,airline:chararray,flight_number:int,tail_number:chararray,origin:chararray,destination:chararray,scheduled_departure:chararray,departure_time:chararray,departure_delay:double,taxi_out:double,wheels_off:chararray,scheduled_time:double,elapsed_time:double,air_time:double,distance:double,wheels_on:chararray,taxi_in:double,scheduled_arrival:chararray,arrival_time:chararray,arrival_delay:double,diverted:int,cancelled:int,cancellation_reason:chararray,air_system_delay:double,security_delay:double,airline_delay:double,late_aircraft_delay:double,weather_delay:double);</w:t>
+              <w:t>flights = LOAD '</w:t>
+            </w:r>
+            <w:r>
+              <w:rPr>
+                <w:rFonts w:cs="Times New Roman"/>
+                <w:color w:val="000000" w:themeColor="text1"/>
+                <w:sz w:val="14"/>
+              </w:rPr>
+              <w:t>E:\BDAL\Final_Assignment\Flight_Data_Analysis\data\flights.csv</w:t>
+            </w:r>
+            <w:r>
+              <w:rPr>
+                <w:rFonts w:cs="Times New Roman"/>
+                <w:color w:val="000000" w:themeColor="text1"/>
+                <w:sz w:val="14"/>
+              </w:rPr>
+              <w:t>' USING PigStorage(',') AS (year:int,month:int,day:int,day_of_week:int,airline:chararray,flight_number:int,tail_number:chararray,origin:chararray,destination:chararray,scheduled_departure:chararray,departure_time:chararray,departure_delay:double,taxi_out:double,wheels_off:chararray,scheduled_time:double,elapsed_time:double,air_time:double,distance:double,wheels_on:chararray,taxi_in:double,scheduled_arrival:chararray,arrival_time:chararray,arrival_delay:double,diverted:int,cancelled:int,cancellation_reason:chararray,air_system_delay:double,security_delay:double,airline_delay:double,late_aircraft_delay:double,weather_delay:double);</w:t>
             </w:r>
           </w:p>
           <w:p>
@@ -9937,25 +9501,7 @@
                 <w:sz w:val="14"/>
               </w:rPr>
               <w:br/>
-              <w:t xml:space="preserve">counts = FOREACH grouped GENERATE group AS origin_airport, </w:t>
-            </w:r>
-            <w:proofErr w:type="gramStart"/>
-            <w:r>
-              <w:rPr>
-                <w:rFonts w:cs="Times New Roman"/>
-                <w:color w:val="000000" w:themeColor="text1"/>
-                <w:sz w:val="14"/>
-              </w:rPr>
-              <w:t>COUNT(</w:t>
-            </w:r>
-            <w:proofErr w:type="gramEnd"/>
-            <w:r>
-              <w:rPr>
-                <w:rFonts w:cs="Times New Roman"/>
-                <w:color w:val="000000" w:themeColor="text1"/>
-                <w:sz w:val="14"/>
-              </w:rPr>
-              <w:t>valid) AS departures;</w:t>
+              <w:t>counts = FOREACH grouped GENERATE group AS origin_airport, COUNT(valid) AS departures;</w:t>
             </w:r>
             <w:r>
               <w:rPr>
@@ -9990,35 +9536,7 @@
                 <w:sz w:val="14"/>
               </w:rPr>
               <w:br/>
-              <w:t xml:space="preserve">STORE result INTO 'E:/BDAL/Report_1/Flight_Data_Analysis/outputs/pig/03_top_origin_airports' USING </w:t>
-            </w:r>
-            <w:proofErr w:type="spellStart"/>
-            <w:proofErr w:type="gramStart"/>
-            <w:r>
-              <w:rPr>
-                <w:rFonts w:cs="Times New Roman"/>
-                <w:color w:val="000000" w:themeColor="text1"/>
-                <w:sz w:val="14"/>
-              </w:rPr>
-              <w:t>PigStorage</w:t>
-            </w:r>
-            <w:proofErr w:type="spellEnd"/>
-            <w:r>
-              <w:rPr>
-                <w:rFonts w:cs="Times New Roman"/>
-                <w:color w:val="000000" w:themeColor="text1"/>
-                <w:sz w:val="14"/>
-              </w:rPr>
-              <w:t>(</w:t>
-            </w:r>
-            <w:proofErr w:type="gramEnd"/>
-            <w:r>
-              <w:rPr>
-                <w:rFonts w:cs="Times New Roman"/>
-                <w:color w:val="000000" w:themeColor="text1"/>
-                <w:sz w:val="14"/>
-              </w:rPr>
-              <w:t>'|');</w:t>
+              <w:t>STORE result INTO 'E:/BDAL/Report_1/Flight_Data_Analysis/outputs/pig/03_top_origin_airports' USING PigStorage('|');</w:t>
             </w:r>
           </w:p>
         </w:tc>
@@ -10375,43 +9893,23 @@
                 <w:color w:val="000000" w:themeColor="text1"/>
                 <w:sz w:val="14"/>
               </w:rPr>
-              <w:t>flights = LOAD 'E:/BDAL/</w:t>
-            </w:r>
-            <w:proofErr w:type="spellStart"/>
-            <w:r>
-              <w:rPr>
-                <w:rFonts w:cs="Times New Roman"/>
-                <w:color w:val="000000" w:themeColor="text1"/>
-                <w:sz w:val="14"/>
-              </w:rPr>
-              <w:t>New_Dataset</w:t>
-            </w:r>
-            <w:proofErr w:type="spellEnd"/>
-            <w:r>
-              <w:rPr>
-                <w:rFonts w:cs="Times New Roman"/>
-                <w:color w:val="000000" w:themeColor="text1"/>
-                <w:sz w:val="14"/>
-              </w:rPr>
-              <w:t xml:space="preserve">/flights.csv' USING </w:t>
-            </w:r>
-            <w:proofErr w:type="spellStart"/>
-            <w:r>
-              <w:rPr>
-                <w:rFonts w:cs="Times New Roman"/>
-                <w:color w:val="000000" w:themeColor="text1"/>
-                <w:sz w:val="14"/>
-              </w:rPr>
-              <w:t>PigStorage</w:t>
-            </w:r>
-            <w:proofErr w:type="spellEnd"/>
-            <w:r>
-              <w:rPr>
-                <w:rFonts w:cs="Times New Roman"/>
-                <w:color w:val="000000" w:themeColor="text1"/>
-                <w:sz w:val="14"/>
-              </w:rPr>
-              <w:t>(',') AS (year:int,month:int,day:int,day_of_week:int,airline:chararray,flight_number:int,tail_number:chararray,origin:chararray,destination:chararray,scheduled_departure:chararray,departure_time:chararray,departure_delay:double,taxi_out:double,wheels_off:chararray,scheduled_time:double,elapsed_time:double,air_time:double,distance:double,wheels_on:chararray,taxi_in:double,scheduled_arrival:chararray,arrival_time:chararray,arrival_delay:double,diverted:int,cancelled:int,cancellation_reason:chararray,air_system_delay:double,security_delay:double,airline_delay:double,late_aircraft_delay:double,weather_delay:double);</w:t>
+              <w:t>flights = LOAD '</w:t>
+            </w:r>
+            <w:r>
+              <w:rPr>
+                <w:rFonts w:cs="Times New Roman"/>
+                <w:color w:val="000000" w:themeColor="text1"/>
+                <w:sz w:val="14"/>
+              </w:rPr>
+              <w:t>E:\BDAL\Final_Assignment\Flight_Data_Analysis\data\flights.csv</w:t>
+            </w:r>
+            <w:r>
+              <w:rPr>
+                <w:rFonts w:cs="Times New Roman"/>
+                <w:color w:val="000000" w:themeColor="text1"/>
+                <w:sz w:val="14"/>
+              </w:rPr>
+              <w:t>' USING PigStorage(',') AS (year:int,month:int,day:int,day_of_week:int,airline:chararray,flight_number:int,tail_number:chararray,origin:chararray,destination:chararray,scheduled_departure:chararray,departure_time:chararray,departure_delay:double,taxi_out:double,wheels_off:chararray,scheduled_time:double,elapsed_time:double,air_time:double,distance:double,wheels_on:chararray,taxi_in:double,scheduled_arrival:chararray,arrival_time:chararray,arrival_delay:double,diverted:int,cancelled:int,cancellation_reason:chararray,air_system_delay:double,security_delay:double,airline_delay:double,late_aircraft_delay:double,weather_delay:double);</w:t>
             </w:r>
           </w:p>
           <w:p>
@@ -10447,52 +9945,16 @@
                 <w:sz w:val="14"/>
               </w:rPr>
               <w:br/>
-              <w:t xml:space="preserve">counts = FOREACH grouped GENERATE </w:t>
-            </w:r>
-            <w:proofErr w:type="gramStart"/>
-            <w:r>
-              <w:rPr>
-                <w:rFonts w:cs="Times New Roman"/>
-                <w:color w:val="000000" w:themeColor="text1"/>
-                <w:sz w:val="14"/>
-              </w:rPr>
-              <w:t>FLATTEN(</w:t>
-            </w:r>
-            <w:proofErr w:type="gramEnd"/>
-            <w:r>
-              <w:rPr>
-                <w:rFonts w:cs="Times New Roman"/>
-                <w:color w:val="000000" w:themeColor="text1"/>
-                <w:sz w:val="14"/>
-              </w:rPr>
-              <w:t>group) AS (origin_airport, destination_airport), COUNT(valid) AS total_flights;</w:t>
-            </w:r>
-            <w:r>
-              <w:rPr>
-                <w:rFonts w:cs="Times New Roman"/>
-                <w:color w:val="000000" w:themeColor="text1"/>
-                <w:sz w:val="14"/>
-              </w:rPr>
-              <w:br/>
-              <w:t xml:space="preserve">ordered = ORDER counts BY </w:t>
-            </w:r>
-            <w:proofErr w:type="spellStart"/>
-            <w:r>
-              <w:rPr>
-                <w:rFonts w:cs="Times New Roman"/>
-                <w:color w:val="000000" w:themeColor="text1"/>
-                <w:sz w:val="14"/>
-              </w:rPr>
-              <w:t>total_flights</w:t>
-            </w:r>
-            <w:proofErr w:type="spellEnd"/>
-            <w:r>
-              <w:rPr>
-                <w:rFonts w:cs="Times New Roman"/>
-                <w:color w:val="000000" w:themeColor="text1"/>
-                <w:sz w:val="14"/>
-              </w:rPr>
-              <w:t xml:space="preserve"> DESC;</w:t>
+              <w:t>counts = FOREACH grouped GENERATE FLATTEN(group) AS (origin_airport, destination_airport), COUNT(valid) AS total_flights;</w:t>
+            </w:r>
+            <w:r>
+              <w:rPr>
+                <w:rFonts w:cs="Times New Roman"/>
+                <w:color w:val="000000" w:themeColor="text1"/>
+                <w:sz w:val="14"/>
+              </w:rPr>
+              <w:br/>
+              <w:t>ordered = ORDER counts BY total_flights DESC;</w:t>
             </w:r>
           </w:p>
           <w:p>
@@ -10518,35 +9980,7 @@
                 <w:sz w:val="14"/>
               </w:rPr>
               <w:br/>
-              <w:t xml:space="preserve">STORE result INTO 'E:/BDAL/Report_1/Flight_Data_Analysis/outputs/pig/04_top_routes' USING </w:t>
-            </w:r>
-            <w:proofErr w:type="spellStart"/>
-            <w:proofErr w:type="gramStart"/>
-            <w:r>
-              <w:rPr>
-                <w:rFonts w:cs="Times New Roman"/>
-                <w:color w:val="000000" w:themeColor="text1"/>
-                <w:sz w:val="14"/>
-              </w:rPr>
-              <w:t>PigStorage</w:t>
-            </w:r>
-            <w:proofErr w:type="spellEnd"/>
-            <w:r>
-              <w:rPr>
-                <w:rFonts w:cs="Times New Roman"/>
-                <w:color w:val="000000" w:themeColor="text1"/>
-                <w:sz w:val="14"/>
-              </w:rPr>
-              <w:t>(</w:t>
-            </w:r>
-            <w:proofErr w:type="gramEnd"/>
-            <w:r>
-              <w:rPr>
-                <w:rFonts w:cs="Times New Roman"/>
-                <w:color w:val="000000" w:themeColor="text1"/>
-                <w:sz w:val="14"/>
-              </w:rPr>
-              <w:t>'|');</w:t>
+              <w:t>STORE result INTO 'E:/BDAL/Report_1/Flight_Data_Analysis/outputs/pig/04_top_routes' USING PigStorage('|');</w:t>
             </w:r>
           </w:p>
         </w:tc>
@@ -10904,43 +10338,23 @@
                 <w:color w:val="000000" w:themeColor="text1"/>
                 <w:sz w:val="14"/>
               </w:rPr>
-              <w:t>flights = LOAD 'E:/BDAL/</w:t>
-            </w:r>
-            <w:proofErr w:type="spellStart"/>
-            <w:r>
-              <w:rPr>
-                <w:rFonts w:cs="Times New Roman"/>
-                <w:color w:val="000000" w:themeColor="text1"/>
-                <w:sz w:val="14"/>
-              </w:rPr>
-              <w:t>New_Dataset</w:t>
-            </w:r>
-            <w:proofErr w:type="spellEnd"/>
-            <w:r>
-              <w:rPr>
-                <w:rFonts w:cs="Times New Roman"/>
-                <w:color w:val="000000" w:themeColor="text1"/>
-                <w:sz w:val="14"/>
-              </w:rPr>
-              <w:t xml:space="preserve">/flights.csv' USING </w:t>
-            </w:r>
-            <w:proofErr w:type="spellStart"/>
-            <w:r>
-              <w:rPr>
-                <w:rFonts w:cs="Times New Roman"/>
-                <w:color w:val="000000" w:themeColor="text1"/>
-                <w:sz w:val="14"/>
-              </w:rPr>
-              <w:t>PigStorage</w:t>
-            </w:r>
-            <w:proofErr w:type="spellEnd"/>
-            <w:r>
-              <w:rPr>
-                <w:rFonts w:cs="Times New Roman"/>
-                <w:color w:val="000000" w:themeColor="text1"/>
-                <w:sz w:val="14"/>
-              </w:rPr>
-              <w:t>(',') AS (year:int,month:int,day:int,day_of_week:int,airline:chararray,flight_number:int,tail_number:chararray,origin:chararray,destination:chararray,scheduled_departure:chararray,departure_time:chararray,departure_delay:double,taxi_out:double,wheels_off:chararray,scheduled_time:double,elapsed_time:double,air_time:double,distance:double,wheels_on:chararray,taxi_in:double,scheduled_arrival:chararray,arrival_time:chararray,arrival_delay:double,diverted:int,cancelled:int,cancellation_reason:chararray,air_system_delay:double,security_delay:double,airline_delay:double,late_aircraft_delay:double,weather_delay:double);</w:t>
+              <w:t>flights = LOAD '</w:t>
+            </w:r>
+            <w:r>
+              <w:rPr>
+                <w:rFonts w:cs="Times New Roman"/>
+                <w:color w:val="000000" w:themeColor="text1"/>
+                <w:sz w:val="14"/>
+              </w:rPr>
+              <w:t>E:\BDAL\Final_Assignment\Flight_Data_Analysis\data\flights.csv</w:t>
+            </w:r>
+            <w:r>
+              <w:rPr>
+                <w:rFonts w:cs="Times New Roman"/>
+                <w:color w:val="000000" w:themeColor="text1"/>
+                <w:sz w:val="14"/>
+              </w:rPr>
+              <w:t>' USING PigStorage(',') AS (year:int,month:int,day:int,day_of_week:int,airline:chararray,flight_number:int,tail_number:chararray,origin:chararray,destination:chararray,scheduled_departure:chararray,departure_time:chararray,departure_delay:double,taxi_out:double,wheels_off:chararray,scheduled_time:double,elapsed_time:double,air_time:double,distance:double,wheels_on:chararray,taxi_in:double,scheduled_arrival:chararray,arrival_time:chararray,arrival_delay:double,diverted:int,cancelled:int,cancellation_reason:chararray,air_system_delay:double,security_delay:double,airline_delay:double,late_aircraft_delay:double,weather_delay:double);</w:t>
             </w:r>
           </w:p>
           <w:p>
@@ -10976,52 +10390,16 @@
                 <w:sz w:val="14"/>
               </w:rPr>
               <w:br/>
-              <w:t xml:space="preserve">result = FOREACH grouped GENERATE group AS airline_code, </w:t>
-            </w:r>
-            <w:proofErr w:type="gramStart"/>
-            <w:r>
-              <w:rPr>
-                <w:rFonts w:cs="Times New Roman"/>
-                <w:color w:val="000000" w:themeColor="text1"/>
-                <w:sz w:val="14"/>
-              </w:rPr>
-              <w:t>AVG(</w:t>
-            </w:r>
-            <w:proofErr w:type="gramEnd"/>
-            <w:r>
-              <w:rPr>
-                <w:rFonts w:cs="Times New Roman"/>
-                <w:color w:val="000000" w:themeColor="text1"/>
-                <w:sz w:val="14"/>
-              </w:rPr>
-              <w:t>valid.departure_delay) AS average_departure_delay_minutes;</w:t>
-            </w:r>
-            <w:r>
-              <w:rPr>
-                <w:rFonts w:cs="Times New Roman"/>
-                <w:color w:val="000000" w:themeColor="text1"/>
-                <w:sz w:val="14"/>
-              </w:rPr>
-              <w:br/>
-              <w:t xml:space="preserve">ordered = ORDER result BY </w:t>
-            </w:r>
-            <w:proofErr w:type="spellStart"/>
-            <w:r>
-              <w:rPr>
-                <w:rFonts w:cs="Times New Roman"/>
-                <w:color w:val="000000" w:themeColor="text1"/>
-                <w:sz w:val="14"/>
-              </w:rPr>
-              <w:t>average_departure_delay_minutes</w:t>
-            </w:r>
-            <w:proofErr w:type="spellEnd"/>
-            <w:r>
-              <w:rPr>
-                <w:rFonts w:cs="Times New Roman"/>
-                <w:color w:val="000000" w:themeColor="text1"/>
-                <w:sz w:val="14"/>
-              </w:rPr>
-              <w:t xml:space="preserve"> DESC;</w:t>
+              <w:t>result = FOREACH grouped GENERATE group AS airline_code, AVG(valid.departure_delay) AS average_departure_delay_minutes;</w:t>
+            </w:r>
+            <w:r>
+              <w:rPr>
+                <w:rFonts w:cs="Times New Roman"/>
+                <w:color w:val="000000" w:themeColor="text1"/>
+                <w:sz w:val="14"/>
+              </w:rPr>
+              <w:br/>
+              <w:t>ordered = ORDER result BY average_departure_delay_minutes DESC;</w:t>
             </w:r>
           </w:p>
           <w:p>
@@ -11038,35 +10416,7 @@
                 <w:sz w:val="14"/>
               </w:rPr>
               <w:br/>
-              <w:t xml:space="preserve">STORE ordered INTO 'E:/BDAL/Report_1/Flight_Data_Analysis/outputs/pig/05_average_departure_delay_by_airline' USING </w:t>
-            </w:r>
-            <w:proofErr w:type="spellStart"/>
-            <w:proofErr w:type="gramStart"/>
-            <w:r>
-              <w:rPr>
-                <w:rFonts w:cs="Times New Roman"/>
-                <w:color w:val="000000" w:themeColor="text1"/>
-                <w:sz w:val="14"/>
-              </w:rPr>
-              <w:t>PigStorage</w:t>
-            </w:r>
-            <w:proofErr w:type="spellEnd"/>
-            <w:r>
-              <w:rPr>
-                <w:rFonts w:cs="Times New Roman"/>
-                <w:color w:val="000000" w:themeColor="text1"/>
-                <w:sz w:val="14"/>
-              </w:rPr>
-              <w:t>(</w:t>
-            </w:r>
-            <w:proofErr w:type="gramEnd"/>
-            <w:r>
-              <w:rPr>
-                <w:rFonts w:cs="Times New Roman"/>
-                <w:color w:val="000000" w:themeColor="text1"/>
-                <w:sz w:val="14"/>
-              </w:rPr>
-              <w:t>'|');</w:t>
+              <w:t>STORE ordered INTO 'E:/BDAL/Report_1/Flight_Data_Analysis/outputs/pig/05_average_departure_delay_by_airline' USING PigStorage('|');</w:t>
             </w:r>
           </w:p>
         </w:tc>
@@ -11415,43 +10765,23 @@
                 <w:color w:val="000000" w:themeColor="text1"/>
                 <w:sz w:val="14"/>
               </w:rPr>
-              <w:t>flights = LOAD 'E:/BDAL/</w:t>
-            </w:r>
-            <w:proofErr w:type="spellStart"/>
-            <w:r>
-              <w:rPr>
-                <w:rFonts w:cs="Times New Roman"/>
-                <w:color w:val="000000" w:themeColor="text1"/>
-                <w:sz w:val="14"/>
-              </w:rPr>
-              <w:t>New_Dataset</w:t>
-            </w:r>
-            <w:proofErr w:type="spellEnd"/>
-            <w:r>
-              <w:rPr>
-                <w:rFonts w:cs="Times New Roman"/>
-                <w:color w:val="000000" w:themeColor="text1"/>
-                <w:sz w:val="14"/>
-              </w:rPr>
-              <w:t xml:space="preserve">/flights.csv' USING </w:t>
-            </w:r>
-            <w:proofErr w:type="spellStart"/>
-            <w:r>
-              <w:rPr>
-                <w:rFonts w:cs="Times New Roman"/>
-                <w:color w:val="000000" w:themeColor="text1"/>
-                <w:sz w:val="14"/>
-              </w:rPr>
-              <w:t>PigStorage</w:t>
-            </w:r>
-            <w:proofErr w:type="spellEnd"/>
-            <w:r>
-              <w:rPr>
-                <w:rFonts w:cs="Times New Roman"/>
-                <w:color w:val="000000" w:themeColor="text1"/>
-                <w:sz w:val="14"/>
-              </w:rPr>
-              <w:t>(',') AS (year:int,month:int,day:int,day_of_week:int,airline:chararray,flight_number:int,tail_number:chararray,origin:chararray,destination:chararray,scheduled_departure:chararray,departure_time:chararray,departure_delay:double,taxi_out:double,wheels_off:chararray,scheduled_time:double,elapsed_time:double,air_time:double,distance:double,wheels_on:chararray,taxi_in:double,scheduled_arrival:chararray,arrival_time:chararray,arrival_delay:double,diverted:int,cancelled:int,cancellation_reason:chararray,air_system_delay:double,security_delay:double,airline_delay:double,late_aircraft_delay:double,weather_delay:double);</w:t>
+              <w:t>flights = LOAD '</w:t>
+            </w:r>
+            <w:r>
+              <w:rPr>
+                <w:rFonts w:cs="Times New Roman"/>
+                <w:color w:val="000000" w:themeColor="text1"/>
+                <w:sz w:val="14"/>
+              </w:rPr>
+              <w:t>E:\BDAL\Final_Assignment\Flight_Data_Analysis\data\flights.csv</w:t>
+            </w:r>
+            <w:r>
+              <w:rPr>
+                <w:rFonts w:cs="Times New Roman"/>
+                <w:color w:val="000000" w:themeColor="text1"/>
+                <w:sz w:val="14"/>
+              </w:rPr>
+              <w:t>' USING PigStorage(',') AS (year:int,month:int,day:int,day_of_week:int,airline:chararray,flight_number:int,tail_number:chararray,origin:chararray,destination:chararray,scheduled_departure:chararray,departure_time:chararray,departure_delay:double,taxi_out:double,wheels_off:chararray,scheduled_time:double,elapsed_time:double,air_time:double,distance:double,wheels_on:chararray,taxi_in:double,scheduled_arrival:chararray,arrival_time:chararray,arrival_delay:double,diverted:int,cancelled:int,cancellation_reason:chararray,air_system_delay:double,security_delay:double,airline_delay:double,late_aircraft_delay:double,weather_delay:double);</w:t>
             </w:r>
           </w:p>
           <w:p>
@@ -11487,52 +10817,16 @@
                 <w:sz w:val="14"/>
               </w:rPr>
               <w:br/>
-              <w:t xml:space="preserve">result = FOREACH grouped GENERATE group AS airline_code, </w:t>
-            </w:r>
-            <w:proofErr w:type="gramStart"/>
-            <w:r>
-              <w:rPr>
-                <w:rFonts w:cs="Times New Roman"/>
-                <w:color w:val="000000" w:themeColor="text1"/>
-                <w:sz w:val="14"/>
-              </w:rPr>
-              <w:t>COUNT(</w:t>
-            </w:r>
-            <w:proofErr w:type="gramEnd"/>
-            <w:r>
-              <w:rPr>
-                <w:rFonts w:cs="Times New Roman"/>
-                <w:color w:val="000000" w:themeColor="text1"/>
-                <w:sz w:val="14"/>
-              </w:rPr>
-              <w:t>cancelled_flights) AS cancelled_flights;</w:t>
-            </w:r>
-            <w:r>
-              <w:rPr>
-                <w:rFonts w:cs="Times New Roman"/>
-                <w:color w:val="000000" w:themeColor="text1"/>
-                <w:sz w:val="14"/>
-              </w:rPr>
-              <w:br/>
-              <w:t xml:space="preserve">ordered = ORDER result BY </w:t>
-            </w:r>
-            <w:proofErr w:type="spellStart"/>
-            <w:r>
-              <w:rPr>
-                <w:rFonts w:cs="Times New Roman"/>
-                <w:color w:val="000000" w:themeColor="text1"/>
-                <w:sz w:val="14"/>
-              </w:rPr>
-              <w:t>cancelled_flights</w:t>
-            </w:r>
-            <w:proofErr w:type="spellEnd"/>
-            <w:r>
-              <w:rPr>
-                <w:rFonts w:cs="Times New Roman"/>
-                <w:color w:val="000000" w:themeColor="text1"/>
-                <w:sz w:val="14"/>
-              </w:rPr>
-              <w:t xml:space="preserve"> DESC;</w:t>
+              <w:t>result = FOREACH grouped GENERATE group AS airline_code, COUNT(cancelled_flights) AS cancelled_flights;</w:t>
+            </w:r>
+            <w:r>
+              <w:rPr>
+                <w:rFonts w:cs="Times New Roman"/>
+                <w:color w:val="000000" w:themeColor="text1"/>
+                <w:sz w:val="14"/>
+              </w:rPr>
+              <w:br/>
+              <w:t>ordered = ORDER result BY cancelled_flights DESC;</w:t>
             </w:r>
           </w:p>
           <w:p>
@@ -11549,25 +10843,7 @@
                 <w:sz w:val="14"/>
               </w:rPr>
               <w:br/>
-              <w:t xml:space="preserve">STORE ordered INTO 'E:/BDAL/Report_1/Flight_Data_Analysis/outputs/pig/06_cancellations_by_airline' USING </w:t>
-            </w:r>
-            <w:proofErr w:type="gramStart"/>
-            <w:r>
-              <w:rPr>
-                <w:rFonts w:cs="Times New Roman"/>
-                <w:color w:val="000000" w:themeColor="text1"/>
-                <w:sz w:val="14"/>
-              </w:rPr>
-              <w:t>PigStorage(</w:t>
-            </w:r>
-            <w:proofErr w:type="gramEnd"/>
-            <w:r>
-              <w:rPr>
-                <w:rFonts w:cs="Times New Roman"/>
-                <w:color w:val="000000" w:themeColor="text1"/>
-                <w:sz w:val="14"/>
-              </w:rPr>
-              <w:t>'|');</w:t>
+              <w:t>STORE ordered INTO 'E:/BDAL/Report_1/Flight_Data_Analysis/outputs/pig/06_cancellations_by_airline' USING PigStorage('|');</w:t>
             </w:r>
           </w:p>
           <w:p>
@@ -11933,43 +11209,23 @@
                 <w:color w:val="000000" w:themeColor="text1"/>
                 <w:sz w:val="14"/>
               </w:rPr>
-              <w:t>flights = LOAD 'E:/BDAL/</w:t>
-            </w:r>
-            <w:proofErr w:type="spellStart"/>
-            <w:r>
-              <w:rPr>
-                <w:rFonts w:cs="Times New Roman"/>
-                <w:color w:val="000000" w:themeColor="text1"/>
-                <w:sz w:val="14"/>
-              </w:rPr>
-              <w:t>New_Dataset</w:t>
-            </w:r>
-            <w:proofErr w:type="spellEnd"/>
-            <w:r>
-              <w:rPr>
-                <w:rFonts w:cs="Times New Roman"/>
-                <w:color w:val="000000" w:themeColor="text1"/>
-                <w:sz w:val="14"/>
-              </w:rPr>
-              <w:t xml:space="preserve">/flights.csv' USING </w:t>
-            </w:r>
-            <w:proofErr w:type="spellStart"/>
-            <w:r>
-              <w:rPr>
-                <w:rFonts w:cs="Times New Roman"/>
-                <w:color w:val="000000" w:themeColor="text1"/>
-                <w:sz w:val="14"/>
-              </w:rPr>
-              <w:t>PigStorage</w:t>
-            </w:r>
-            <w:proofErr w:type="spellEnd"/>
-            <w:r>
-              <w:rPr>
-                <w:rFonts w:cs="Times New Roman"/>
-                <w:color w:val="000000" w:themeColor="text1"/>
-                <w:sz w:val="14"/>
-              </w:rPr>
-              <w:t>(',') AS (year:int,month:int,day:int,day_of_week:int,airline:chararray,flight_number:int,tail_number:chararray,origin:chararray,destination:chararray,scheduled_departure:chararray,departure_time:chararray,departure_delay:double,taxi_out:double,wheels_off:chararray,scheduled_time:double,elapsed_time:double,air_time:double,distance:double,wheels_on:chararray,taxi_in:double,scheduled_arrival:chararray,arrival_time:chararray,arrival_delay:double,diverted:int,cancelled:int,cancellation_reason:chararray,air_system_delay:double,security_delay:double,airline_delay:double,late_aircraft_delay:double,weather_delay:double);</w:t>
+              <w:t>flights = LOAD '</w:t>
+            </w:r>
+            <w:r>
+              <w:rPr>
+                <w:rFonts w:cs="Times New Roman"/>
+                <w:color w:val="000000" w:themeColor="text1"/>
+                <w:sz w:val="14"/>
+              </w:rPr>
+              <w:t>E:\BDAL\Final_Assignment\Flight_Data_Analysis\data\flights.csv</w:t>
+            </w:r>
+            <w:r>
+              <w:rPr>
+                <w:rFonts w:cs="Times New Roman"/>
+                <w:color w:val="000000" w:themeColor="text1"/>
+                <w:sz w:val="14"/>
+              </w:rPr>
+              <w:t>' USING PigStorage(',') AS (year:int,month:int,day:int,day_of_week:int,airline:chararray,flight_number:int,tail_number:chararray,origin:chararray,destination:chararray,scheduled_departure:chararray,departure_time:chararray,departure_delay:double,taxi_out:double,wheels_off:chararray,scheduled_time:double,elapsed_time:double,air_time:double,distance:double,wheels_on:chararray,taxi_in:double,scheduled_arrival:chararray,arrival_time:chararray,arrival_delay:double,diverted:int,cancelled:int,cancellation_reason:chararray,air_system_delay:double,security_delay:double,airline_delay:double,late_aircraft_delay:double,weather_delay:double);</w:t>
             </w:r>
           </w:p>
           <w:p>
@@ -12005,25 +11261,7 @@
                 <w:sz w:val="14"/>
               </w:rPr>
               <w:br/>
-              <w:t xml:space="preserve">result = FOREACH grouped GENERATE group AS month, </w:t>
-            </w:r>
-            <w:proofErr w:type="gramStart"/>
-            <w:r>
-              <w:rPr>
-                <w:rFonts w:cs="Times New Roman"/>
-                <w:color w:val="000000" w:themeColor="text1"/>
-                <w:sz w:val="14"/>
-              </w:rPr>
-              <w:t>AVG(</w:t>
-            </w:r>
-            <w:proofErr w:type="gramEnd"/>
-            <w:r>
-              <w:rPr>
-                <w:rFonts w:cs="Times New Roman"/>
-                <w:color w:val="000000" w:themeColor="text1"/>
-                <w:sz w:val="14"/>
-              </w:rPr>
-              <w:t>valid.arrival_delay) AS average_arrival_delay_minutes;</w:t>
+              <w:t>result = FOREACH grouped GENERATE group AS month, AVG(valid.arrival_delay) AS average_arrival_delay_minutes;</w:t>
             </w:r>
             <w:r>
               <w:rPr>
@@ -12049,35 +11287,7 @@
                 <w:sz w:val="14"/>
               </w:rPr>
               <w:br/>
-              <w:t xml:space="preserve">STORE ordered INTO 'E:/BDAL/Report_1/Flight_Data_Analysis/outputs/pig/07_average_arrival_delay_by_month' USING </w:t>
-            </w:r>
-            <w:proofErr w:type="spellStart"/>
-            <w:proofErr w:type="gramStart"/>
-            <w:r>
-              <w:rPr>
-                <w:rFonts w:cs="Times New Roman"/>
-                <w:color w:val="000000" w:themeColor="text1"/>
-                <w:sz w:val="14"/>
-              </w:rPr>
-              <w:t>PigStorage</w:t>
-            </w:r>
-            <w:proofErr w:type="spellEnd"/>
-            <w:r>
-              <w:rPr>
-                <w:rFonts w:cs="Times New Roman"/>
-                <w:color w:val="000000" w:themeColor="text1"/>
-                <w:sz w:val="14"/>
-              </w:rPr>
-              <w:t>(</w:t>
-            </w:r>
-            <w:proofErr w:type="gramEnd"/>
-            <w:r>
-              <w:rPr>
-                <w:rFonts w:cs="Times New Roman"/>
-                <w:color w:val="000000" w:themeColor="text1"/>
-                <w:sz w:val="14"/>
-              </w:rPr>
-              <w:t>'|');</w:t>
+              <w:t>STORE ordered INTO 'E:/BDAL/Report_1/Flight_Data_Analysis/outputs/pig/07_average_arrival_delay_by_month' USING PigStorage('|');</w:t>
             </w:r>
           </w:p>
         </w:tc>

--- a/docs/Flight_Data_Analysis_Report_Updated.docx
+++ b/docs/Flight_Data_Analysis_Report_Updated.docx
@@ -22,6 +22,7 @@
           <w:b/>
           <w:bCs/>
           <w:noProof/>
+          <w:sz w:val="24"/>
         </w:rPr>
       </w:sdtEndPr>
       <w:sdtContent>
@@ -38,17 +39,6 @@
               <w:szCs w:val="22"/>
             </w:rPr>
           </w:pPr>
-        </w:p>
-        <w:p>
-          <w:pPr>
-            <w:pStyle w:val="TOCHeading"/>
-            <w:spacing w:line="276" w:lineRule="auto"/>
-            <w:jc w:val="center"/>
-            <w:rPr>
-              <w:rFonts w:ascii="Times New Roman" w:hAnsi="Times New Roman" w:cs="Times New Roman"/>
-              <w:color w:val="000000" w:themeColor="text1"/>
-            </w:rPr>
-          </w:pPr>
           <w:r>
             <w:rPr>
               <w:rFonts w:ascii="Times New Roman" w:hAnsi="Times New Roman" w:cs="Times New Roman"/>
@@ -60,17 +50,25 @@
         <w:p>
           <w:pPr>
             <w:spacing w:line="276" w:lineRule="auto"/>
+            <w:rPr>
+              <w:rFonts w:cs="Times New Roman"/>
+            </w:rPr>
           </w:pPr>
         </w:p>
         <w:p>
           <w:pPr>
             <w:spacing w:line="276" w:lineRule="auto"/>
+            <w:rPr>
+              <w:rFonts w:cs="Times New Roman"/>
+            </w:rPr>
           </w:pPr>
         </w:p>
         <w:p>
           <w:pPr>
             <w:pStyle w:val="TOC1"/>
-            <w:spacing w:line="276" w:lineRule="auto"/>
+            <w:rPr>
+              <w:rStyle w:val="Hyperlink"/>
+            </w:rPr>
           </w:pPr>
           <w:r>
             <w:rPr>
@@ -90,7 +88,7 @@
             </w:rPr>
             <w:fldChar w:fldCharType="separate"/>
           </w:r>
-          <w:hyperlink w:anchor="_Toc240199061" w:history="1">
+          <w:hyperlink w:anchor="_Toc240314917" w:history="1">
             <w:r>
               <w:rPr>
                 <w:rStyle w:val="Hyperlink"/>
@@ -113,7 +111,7 @@
               <w:rPr>
                 <w:webHidden/>
               </w:rPr>
-              <w:instrText xml:space="preserve"> PAGEREF _Toc240199061 \h </w:instrText>
+              <w:instrText xml:space="preserve"> PAGEREF _Toc240314917 \h </w:instrText>
             </w:r>
             <w:r>
               <w:rPr>
@@ -130,7 +128,7 @@
               <w:rPr>
                 <w:webHidden/>
               </w:rPr>
-              <w:t>2</w:t>
+              <w:t>3</w:t>
             </w:r>
             <w:r>
               <w:rPr>
@@ -140,17 +138,15 @@
             </w:r>
           </w:hyperlink>
         </w:p>
-        <w:p>
-          <w:pPr>
-            <w:spacing w:line="276" w:lineRule="auto"/>
-          </w:pPr>
-        </w:p>
+        <w:p/>
         <w:p>
           <w:pPr>
             <w:pStyle w:val="TOC1"/>
-            <w:spacing w:line="276" w:lineRule="auto"/>
+            <w:rPr>
+              <w:rStyle w:val="Hyperlink"/>
+            </w:rPr>
           </w:pPr>
-          <w:hyperlink w:anchor="_Toc240199062" w:history="1">
+          <w:hyperlink w:anchor="_Toc240314918" w:history="1">
             <w:r>
               <w:rPr>
                 <w:rStyle w:val="Hyperlink"/>
@@ -173,7 +169,7 @@
               <w:rPr>
                 <w:webHidden/>
               </w:rPr>
-              <w:instrText xml:space="preserve"> PAGEREF _Toc240199062 \h </w:instrText>
+              <w:instrText xml:space="preserve"> PAGEREF _Toc240314918 \h </w:instrText>
             </w:r>
             <w:r>
               <w:rPr>
@@ -190,7 +186,7 @@
               <w:rPr>
                 <w:webHidden/>
               </w:rPr>
-              <w:t>2</w:t>
+              <w:t>3</w:t>
             </w:r>
             <w:r>
               <w:rPr>
@@ -200,17 +196,15 @@
             </w:r>
           </w:hyperlink>
         </w:p>
-        <w:p>
-          <w:pPr>
-            <w:spacing w:line="276" w:lineRule="auto"/>
-          </w:pPr>
-        </w:p>
+        <w:p/>
         <w:p>
           <w:pPr>
             <w:pStyle w:val="TOC1"/>
-            <w:spacing w:line="276" w:lineRule="auto"/>
+            <w:rPr>
+              <w:rStyle w:val="Hyperlink"/>
+            </w:rPr>
           </w:pPr>
-          <w:hyperlink w:anchor="_Toc240199063" w:history="1">
+          <w:hyperlink w:anchor="_Toc240314919" w:history="1">
             <w:r>
               <w:rPr>
                 <w:rStyle w:val="Hyperlink"/>
@@ -233,7 +227,7 @@
               <w:rPr>
                 <w:webHidden/>
               </w:rPr>
-              <w:instrText xml:space="preserve"> PAGEREF _Toc240199063 \h </w:instrText>
+              <w:instrText xml:space="preserve"> PAGEREF _Toc240314919 \h </w:instrText>
             </w:r>
             <w:r>
               <w:rPr>
@@ -250,7 +244,7 @@
               <w:rPr>
                 <w:webHidden/>
               </w:rPr>
-              <w:t>2</w:t>
+              <w:t>4</w:t>
             </w:r>
             <w:r>
               <w:rPr>
@@ -260,17 +254,15 @@
             </w:r>
           </w:hyperlink>
         </w:p>
-        <w:p>
-          <w:pPr>
-            <w:spacing w:line="276" w:lineRule="auto"/>
-          </w:pPr>
-        </w:p>
+        <w:p/>
         <w:p>
           <w:pPr>
             <w:pStyle w:val="TOC1"/>
-            <w:spacing w:line="276" w:lineRule="auto"/>
+            <w:rPr>
+              <w:rStyle w:val="Hyperlink"/>
+            </w:rPr>
           </w:pPr>
-          <w:hyperlink w:anchor="_Toc240199064" w:history="1">
+          <w:hyperlink w:anchor="_Toc240314920" w:history="1">
             <w:r>
               <w:rPr>
                 <w:rStyle w:val="Hyperlink"/>
@@ -293,7 +285,7 @@
               <w:rPr>
                 <w:webHidden/>
               </w:rPr>
-              <w:instrText xml:space="preserve"> PAGEREF _Toc240199064 \h </w:instrText>
+              <w:instrText xml:space="preserve"> PAGEREF _Toc240314920 \h </w:instrText>
             </w:r>
             <w:r>
               <w:rPr>
@@ -310,7 +302,7 @@
               <w:rPr>
                 <w:webHidden/>
               </w:rPr>
-              <w:t>3</w:t>
+              <w:t>4</w:t>
             </w:r>
             <w:r>
               <w:rPr>
@@ -320,17 +312,15 @@
             </w:r>
           </w:hyperlink>
         </w:p>
-        <w:p>
-          <w:pPr>
-            <w:spacing w:line="276" w:lineRule="auto"/>
-          </w:pPr>
-        </w:p>
+        <w:p/>
         <w:p>
           <w:pPr>
             <w:pStyle w:val="TOC1"/>
-            <w:spacing w:line="276" w:lineRule="auto"/>
+            <w:rPr>
+              <w:rStyle w:val="Hyperlink"/>
+            </w:rPr>
           </w:pPr>
-          <w:hyperlink w:anchor="_Toc240199065" w:history="1">
+          <w:hyperlink w:anchor="_Toc240314921" w:history="1">
             <w:r>
               <w:rPr>
                 <w:rStyle w:val="Hyperlink"/>
@@ -353,7 +343,7 @@
               <w:rPr>
                 <w:webHidden/>
               </w:rPr>
-              <w:instrText xml:space="preserve"> PAGEREF _Toc240199065 \h </w:instrText>
+              <w:instrText xml:space="preserve"> PAGEREF _Toc240314921 \h </w:instrText>
             </w:r>
             <w:r>
               <w:rPr>
@@ -370,7 +360,7 @@
               <w:rPr>
                 <w:webHidden/>
               </w:rPr>
-              <w:t>4</w:t>
+              <w:t>6</w:t>
             </w:r>
             <w:r>
               <w:rPr>
@@ -380,21 +370,18 @@
             </w:r>
           </w:hyperlink>
         </w:p>
-        <w:p>
-          <w:pPr>
-            <w:spacing w:line="276" w:lineRule="auto"/>
-          </w:pPr>
-        </w:p>
+        <w:p/>
         <w:p>
           <w:pPr>
             <w:pStyle w:val="TOC2"/>
-            <w:spacing w:line="276" w:lineRule="auto"/>
+            <w:spacing w:line="240" w:lineRule="auto"/>
             <w:rPr>
               <w:rFonts w:asciiTheme="minorHAnsi" w:eastAsiaTheme="minorEastAsia" w:hAnsiTheme="minorHAnsi" w:cstheme="minorBidi"/>
               <w:noProof/>
+              <w:sz w:val="22"/>
             </w:rPr>
           </w:pPr>
-          <w:hyperlink w:anchor="_Toc240199066" w:history="1">
+          <w:hyperlink w:anchor="_Toc240314922" w:history="1">
             <w:r>
               <w:rPr>
                 <w:rStyle w:val="Hyperlink"/>
@@ -422,7 +409,7 @@
                 <w:noProof/>
                 <w:webHidden/>
               </w:rPr>
-              <w:instrText xml:space="preserve"> PAGEREF _Toc240199066 \h </w:instrText>
+              <w:instrText xml:space="preserve"> PAGEREF _Toc240314922 \h </w:instrText>
             </w:r>
             <w:r>
               <w:rPr>
@@ -442,7 +429,7 @@
                 <w:noProof/>
                 <w:webHidden/>
               </w:rPr>
-              <w:t>4</w:t>
+              <w:t>6</w:t>
             </w:r>
             <w:r>
               <w:rPr>
@@ -456,13 +443,14 @@
         <w:p>
           <w:pPr>
             <w:pStyle w:val="TOC2"/>
-            <w:spacing w:line="276" w:lineRule="auto"/>
+            <w:spacing w:line="240" w:lineRule="auto"/>
             <w:rPr>
               <w:rFonts w:asciiTheme="minorHAnsi" w:eastAsiaTheme="minorEastAsia" w:hAnsiTheme="minorHAnsi" w:cstheme="minorBidi"/>
               <w:noProof/>
+              <w:sz w:val="22"/>
             </w:rPr>
           </w:pPr>
-          <w:hyperlink w:anchor="_Toc240199067" w:history="1">
+          <w:hyperlink w:anchor="_Toc240314925" w:history="1">
             <w:r>
               <w:rPr>
                 <w:rStyle w:val="Hyperlink"/>
@@ -490,7 +478,7 @@
                 <w:noProof/>
                 <w:webHidden/>
               </w:rPr>
-              <w:instrText xml:space="preserve"> PAGEREF _Toc240199067 \h </w:instrText>
+              <w:instrText xml:space="preserve"> PAGEREF _Toc240314925 \h </w:instrText>
             </w:r>
             <w:r>
               <w:rPr>
@@ -510,7 +498,7 @@
                 <w:noProof/>
                 <w:webHidden/>
               </w:rPr>
-              <w:t>5</w:t>
+              <w:t>7</w:t>
             </w:r>
             <w:r>
               <w:rPr>
@@ -524,13 +512,14 @@
         <w:p>
           <w:pPr>
             <w:pStyle w:val="TOC2"/>
-            <w:spacing w:line="276" w:lineRule="auto"/>
+            <w:spacing w:line="240" w:lineRule="auto"/>
             <w:rPr>
               <w:rFonts w:asciiTheme="minorHAnsi" w:eastAsiaTheme="minorEastAsia" w:hAnsiTheme="minorHAnsi" w:cstheme="minorBidi"/>
               <w:noProof/>
+              <w:sz w:val="22"/>
             </w:rPr>
           </w:pPr>
-          <w:hyperlink w:anchor="_Toc240199068" w:history="1">
+          <w:hyperlink w:anchor="_Toc240314928" w:history="1">
             <w:r>
               <w:rPr>
                 <w:rStyle w:val="Hyperlink"/>
@@ -558,7 +547,7 @@
                 <w:noProof/>
                 <w:webHidden/>
               </w:rPr>
-              <w:instrText xml:space="preserve"> PAGEREF _Toc240199068 \h </w:instrText>
+              <w:instrText xml:space="preserve"> PAGEREF _Toc240314928 \h </w:instrText>
             </w:r>
             <w:r>
               <w:rPr>
@@ -578,7 +567,7 @@
                 <w:noProof/>
                 <w:webHidden/>
               </w:rPr>
-              <w:t>6</w:t>
+              <w:t>9</w:t>
             </w:r>
             <w:r>
               <w:rPr>
@@ -592,13 +581,14 @@
         <w:p>
           <w:pPr>
             <w:pStyle w:val="TOC2"/>
-            <w:spacing w:line="276" w:lineRule="auto"/>
+            <w:spacing w:line="240" w:lineRule="auto"/>
             <w:rPr>
               <w:rFonts w:asciiTheme="minorHAnsi" w:eastAsiaTheme="minorEastAsia" w:hAnsiTheme="minorHAnsi" w:cstheme="minorBidi"/>
               <w:noProof/>
+              <w:sz w:val="22"/>
             </w:rPr>
           </w:pPr>
-          <w:hyperlink w:anchor="_Toc240199069" w:history="1">
+          <w:hyperlink w:anchor="_Toc240314931" w:history="1">
             <w:r>
               <w:rPr>
                 <w:rStyle w:val="Hyperlink"/>
@@ -626,7 +616,7 @@
                 <w:noProof/>
                 <w:webHidden/>
               </w:rPr>
-              <w:instrText xml:space="preserve"> PAGEREF _Toc240199069 \h </w:instrText>
+              <w:instrText xml:space="preserve"> PAGEREF _Toc240314931 \h </w:instrText>
             </w:r>
             <w:r>
               <w:rPr>
@@ -646,7 +636,7 @@
                 <w:noProof/>
                 <w:webHidden/>
               </w:rPr>
-              <w:t>7</w:t>
+              <w:t>10</w:t>
             </w:r>
             <w:r>
               <w:rPr>
@@ -660,12 +650,13 @@
         <w:p>
           <w:pPr>
             <w:pStyle w:val="TOC2"/>
-            <w:spacing w:line="276" w:lineRule="auto"/>
+            <w:spacing w:line="240" w:lineRule="auto"/>
             <w:rPr>
+              <w:rStyle w:val="Hyperlink"/>
               <w:noProof/>
             </w:rPr>
           </w:pPr>
-          <w:hyperlink w:anchor="_Toc240199070" w:history="1">
+          <w:hyperlink w:anchor="_Toc240314934" w:history="1">
             <w:r>
               <w:rPr>
                 <w:rStyle w:val="Hyperlink"/>
@@ -693,7 +684,7 @@
                 <w:noProof/>
                 <w:webHidden/>
               </w:rPr>
-              <w:instrText xml:space="preserve"> PAGEREF _Toc240199070 \h </w:instrText>
+              <w:instrText xml:space="preserve"> PAGEREF _Toc240314934 \h </w:instrText>
             </w:r>
             <w:r>
               <w:rPr>
@@ -713,7 +704,7 @@
                 <w:noProof/>
                 <w:webHidden/>
               </w:rPr>
-              <w:t>9</w:t>
+              <w:t>12</w:t>
             </w:r>
             <w:r>
               <w:rPr>
@@ -724,133 +715,61 @@
             </w:r>
           </w:hyperlink>
         </w:p>
-        <w:p>
-          <w:pPr>
-            <w:spacing w:line="276" w:lineRule="auto"/>
-          </w:pPr>
-        </w:p>
+        <w:p/>
         <w:p>
           <w:pPr>
             <w:pStyle w:val="TOC1"/>
-            <w:spacing w:line="276" w:lineRule="auto"/>
-          </w:pPr>
-          <w:hyperlink w:anchor="_Toc240199071" w:history="1">
-            <w:r>
-              <w:rPr>
-                <w:rStyle w:val="Hyperlink"/>
-              </w:rPr>
-              <w:t>Pig Flight Data Analysis</w:t>
-            </w:r>
-            <w:r>
-              <w:rPr>
-                <w:webHidden/>
-              </w:rPr>
-              <w:tab/>
-            </w:r>
-            <w:r>
-              <w:rPr>
-                <w:webHidden/>
-              </w:rPr>
-              <w:fldChar w:fldCharType="begin"/>
-            </w:r>
-            <w:r>
-              <w:rPr>
-                <w:webHidden/>
-              </w:rPr>
-              <w:instrText xml:space="preserve"> PAGEREF _Toc240199071 \h </w:instrText>
-            </w:r>
-            <w:r>
-              <w:rPr>
-                <w:webHidden/>
-              </w:rPr>
-            </w:r>
-            <w:r>
-              <w:rPr>
-                <w:webHidden/>
-              </w:rPr>
-              <w:fldChar w:fldCharType="separate"/>
-            </w:r>
-            <w:r>
-              <w:rPr>
-                <w:webHidden/>
-              </w:rPr>
-              <w:t>10</w:t>
-            </w:r>
-            <w:r>
-              <w:rPr>
-                <w:webHidden/>
-              </w:rPr>
-              <w:fldChar w:fldCharType="end"/>
-            </w:r>
-          </w:hyperlink>
-        </w:p>
-        <w:p>
-          <w:pPr>
-            <w:spacing w:line="276" w:lineRule="auto"/>
-          </w:pPr>
-        </w:p>
-        <w:p>
-          <w:pPr>
-            <w:pStyle w:val="TOC2"/>
-            <w:spacing w:line="276" w:lineRule="auto"/>
             <w:rPr>
               <w:rFonts w:asciiTheme="minorHAnsi" w:eastAsiaTheme="minorEastAsia" w:hAnsiTheme="minorHAnsi" w:cstheme="minorBidi"/>
-              <w:noProof/>
+              <w:b w:val="0"/>
+              <w:bCs w:val="0"/>
+              <w:sz w:val="22"/>
             </w:rPr>
           </w:pPr>
-          <w:hyperlink w:anchor="_Toc240199072" w:history="1">
+          <w:hyperlink w:anchor="_Toc240314937" w:history="1">
             <w:r>
               <w:rPr>
                 <w:rStyle w:val="Hyperlink"/>
-                <w:rFonts w:cs="Times New Roman"/>
-                <w:noProof/>
-              </w:rPr>
-              <w:t>1) Airline Flight Totals</w:t>
-            </w:r>
-            <w:r>
-              <w:rPr>
-                <w:noProof/>
+              </w:rPr>
+              <w:t>Pig Flight Data Analysis</w:t>
+            </w:r>
+            <w:r>
+              <w:rPr>
                 <w:webHidden/>
               </w:rPr>
               <w:tab/>
             </w:r>
             <w:r>
               <w:rPr>
-                <w:noProof/>
                 <w:webHidden/>
               </w:rPr>
               <w:fldChar w:fldCharType="begin"/>
             </w:r>
             <w:r>
               <w:rPr>
-                <w:noProof/>
                 <w:webHidden/>
               </w:rPr>
-              <w:instrText xml:space="preserve"> PAGEREF _Toc240199072 \h </w:instrText>
-            </w:r>
-            <w:r>
-              <w:rPr>
-                <w:noProof/>
+              <w:instrText xml:space="preserve"> PAGEREF _Toc240314937 \h </w:instrText>
+            </w:r>
+            <w:r>
+              <w:rPr>
                 <w:webHidden/>
               </w:rPr>
             </w:r>
             <w:r>
               <w:rPr>
-                <w:noProof/>
                 <w:webHidden/>
               </w:rPr>
               <w:fldChar w:fldCharType="separate"/>
             </w:r>
             <w:r>
               <w:rPr>
-                <w:noProof/>
                 <w:webHidden/>
               </w:rPr>
-              <w:t>10</w:t>
-            </w:r>
-            <w:r>
-              <w:rPr>
-                <w:noProof/>
+              <w:t>13</w:t>
+            </w:r>
+            <w:r>
+              <w:rPr>
                 <w:webHidden/>
               </w:rPr>
               <w:fldChar w:fldCharType="end"/>
@@ -860,20 +779,21 @@
         <w:p>
           <w:pPr>
             <w:pStyle w:val="TOC2"/>
-            <w:spacing w:line="276" w:lineRule="auto"/>
+            <w:spacing w:line="240" w:lineRule="auto"/>
             <w:rPr>
               <w:rFonts w:asciiTheme="minorHAnsi" w:eastAsiaTheme="minorEastAsia" w:hAnsiTheme="minorHAnsi" w:cstheme="minorBidi"/>
               <w:noProof/>
+              <w:sz w:val="22"/>
             </w:rPr>
           </w:pPr>
-          <w:hyperlink w:anchor="_Toc240199073" w:history="1">
+          <w:hyperlink w:anchor="_Toc240314938" w:history="1">
             <w:r>
               <w:rPr>
                 <w:rStyle w:val="Hyperlink"/>
                 <w:rFonts w:cs="Times New Roman"/>
                 <w:noProof/>
               </w:rPr>
-              <w:t>2) Monthly Flight Totals</w:t>
+              <w:t>1) Airline Flight Totals</w:t>
             </w:r>
             <w:r>
               <w:rPr>
@@ -894,7 +814,7 @@
                 <w:noProof/>
                 <w:webHidden/>
               </w:rPr>
-              <w:instrText xml:space="preserve"> PAGEREF _Toc240199073 \h </w:instrText>
+              <w:instrText xml:space="preserve"> PAGEREF _Toc240314938 \h </w:instrText>
             </w:r>
             <w:r>
               <w:rPr>
@@ -914,7 +834,7 @@
                 <w:noProof/>
                 <w:webHidden/>
               </w:rPr>
-              <w:t>11</w:t>
+              <w:t>13</w:t>
             </w:r>
             <w:r>
               <w:rPr>
@@ -928,20 +848,21 @@
         <w:p>
           <w:pPr>
             <w:pStyle w:val="TOC2"/>
-            <w:spacing w:line="276" w:lineRule="auto"/>
+            <w:spacing w:line="240" w:lineRule="auto"/>
             <w:rPr>
               <w:rFonts w:asciiTheme="minorHAnsi" w:eastAsiaTheme="minorEastAsia" w:hAnsiTheme="minorHAnsi" w:cstheme="minorBidi"/>
               <w:noProof/>
+              <w:sz w:val="22"/>
             </w:rPr>
           </w:pPr>
-          <w:hyperlink w:anchor="_Toc240199074" w:history="1">
+          <w:hyperlink w:anchor="_Toc240314941" w:history="1">
             <w:r>
               <w:rPr>
                 <w:rStyle w:val="Hyperlink"/>
                 <w:rFonts w:cs="Times New Roman"/>
                 <w:noProof/>
               </w:rPr>
-              <w:t>3) Top Origin Airports</w:t>
+              <w:t>2) Monthly Flight Totals</w:t>
             </w:r>
             <w:r>
               <w:rPr>
@@ -962,7 +883,7 @@
                 <w:noProof/>
                 <w:webHidden/>
               </w:rPr>
-              <w:instrText xml:space="preserve"> PAGEREF _Toc240199074 \h </w:instrText>
+              <w:instrText xml:space="preserve"> PAGEREF _Toc240314941 \h </w:instrText>
             </w:r>
             <w:r>
               <w:rPr>
@@ -982,7 +903,7 @@
                 <w:noProof/>
                 <w:webHidden/>
               </w:rPr>
-              <w:t>12</w:t>
+              <w:t>14</w:t>
             </w:r>
             <w:r>
               <w:rPr>
@@ -996,20 +917,21 @@
         <w:p>
           <w:pPr>
             <w:pStyle w:val="TOC2"/>
-            <w:spacing w:line="276" w:lineRule="auto"/>
+            <w:spacing w:line="240" w:lineRule="auto"/>
             <w:rPr>
               <w:rFonts w:asciiTheme="minorHAnsi" w:eastAsiaTheme="minorEastAsia" w:hAnsiTheme="minorHAnsi" w:cstheme="minorBidi"/>
               <w:noProof/>
+              <w:sz w:val="22"/>
             </w:rPr>
           </w:pPr>
-          <w:hyperlink w:anchor="_Toc240199075" w:history="1">
+          <w:hyperlink w:anchor="_Toc240314944" w:history="1">
             <w:r>
               <w:rPr>
                 <w:rStyle w:val="Hyperlink"/>
                 <w:rFonts w:cs="Times New Roman"/>
                 <w:noProof/>
               </w:rPr>
-              <w:t>4) Top Routes</w:t>
+              <w:t>3) Top Origin Airports</w:t>
             </w:r>
             <w:r>
               <w:rPr>
@@ -1030,7 +952,7 @@
                 <w:noProof/>
                 <w:webHidden/>
               </w:rPr>
-              <w:instrText xml:space="preserve"> PAGEREF _Toc240199075 \h </w:instrText>
+              <w:instrText xml:space="preserve"> PAGEREF _Toc240314944 \h </w:instrText>
             </w:r>
             <w:r>
               <w:rPr>
@@ -1050,7 +972,7 @@
                 <w:noProof/>
                 <w:webHidden/>
               </w:rPr>
-              <w:t>12</w:t>
+              <w:t>15</w:t>
             </w:r>
             <w:r>
               <w:rPr>
@@ -1064,20 +986,21 @@
         <w:p>
           <w:pPr>
             <w:pStyle w:val="TOC2"/>
-            <w:spacing w:line="276" w:lineRule="auto"/>
+            <w:spacing w:line="240" w:lineRule="auto"/>
             <w:rPr>
               <w:rFonts w:asciiTheme="minorHAnsi" w:eastAsiaTheme="minorEastAsia" w:hAnsiTheme="minorHAnsi" w:cstheme="minorBidi"/>
               <w:noProof/>
+              <w:sz w:val="22"/>
             </w:rPr>
           </w:pPr>
-          <w:hyperlink w:anchor="_Toc240199076" w:history="1">
+          <w:hyperlink w:anchor="_Toc240314947" w:history="1">
             <w:r>
               <w:rPr>
                 <w:rStyle w:val="Hyperlink"/>
                 <w:rFonts w:cs="Times New Roman"/>
                 <w:noProof/>
               </w:rPr>
-              <w:t>5) Average Departure Delay by Airline</w:t>
+              <w:t>4) Top Routes</w:t>
             </w:r>
             <w:r>
               <w:rPr>
@@ -1098,7 +1021,7 @@
                 <w:noProof/>
                 <w:webHidden/>
               </w:rPr>
-              <w:instrText xml:space="preserve"> PAGEREF _Toc240199076 \h </w:instrText>
+              <w:instrText xml:space="preserve"> PAGEREF _Toc240314947 \h </w:instrText>
             </w:r>
             <w:r>
               <w:rPr>
@@ -1118,7 +1041,7 @@
                 <w:noProof/>
                 <w:webHidden/>
               </w:rPr>
-              <w:t>13</w:t>
+              <w:t>16</w:t>
             </w:r>
             <w:r>
               <w:rPr>
@@ -1132,20 +1055,21 @@
         <w:p>
           <w:pPr>
             <w:pStyle w:val="TOC2"/>
-            <w:spacing w:line="276" w:lineRule="auto"/>
+            <w:spacing w:line="240" w:lineRule="auto"/>
             <w:rPr>
               <w:rFonts w:asciiTheme="minorHAnsi" w:eastAsiaTheme="minorEastAsia" w:hAnsiTheme="minorHAnsi" w:cstheme="minorBidi"/>
               <w:noProof/>
+              <w:sz w:val="22"/>
             </w:rPr>
           </w:pPr>
-          <w:hyperlink w:anchor="_Toc240199077" w:history="1">
+          <w:hyperlink w:anchor="_Toc240314950" w:history="1">
             <w:r>
               <w:rPr>
                 <w:rStyle w:val="Hyperlink"/>
                 <w:rFonts w:cs="Times New Roman"/>
                 <w:noProof/>
               </w:rPr>
-              <w:t>6) Cancellations by Airline</w:t>
+              <w:t>5) Average Departure Delay by Airline</w:t>
             </w:r>
             <w:r>
               <w:rPr>
@@ -1166,7 +1090,7 @@
                 <w:noProof/>
                 <w:webHidden/>
               </w:rPr>
-              <w:instrText xml:space="preserve"> PAGEREF _Toc240199077 \h </w:instrText>
+              <w:instrText xml:space="preserve"> PAGEREF _Toc240314950 \h </w:instrText>
             </w:r>
             <w:r>
               <w:rPr>
@@ -1186,7 +1110,7 @@
                 <w:noProof/>
                 <w:webHidden/>
               </w:rPr>
-              <w:t>14</w:t>
+              <w:t>17</w:t>
             </w:r>
             <w:r>
               <w:rPr>
@@ -1200,19 +1124,21 @@
         <w:p>
           <w:pPr>
             <w:pStyle w:val="TOC2"/>
-            <w:spacing w:line="276" w:lineRule="auto"/>
+            <w:spacing w:line="240" w:lineRule="auto"/>
             <w:rPr>
+              <w:rFonts w:asciiTheme="minorHAnsi" w:eastAsiaTheme="minorEastAsia" w:hAnsiTheme="minorHAnsi" w:cstheme="minorBidi"/>
               <w:noProof/>
+              <w:sz w:val="22"/>
             </w:rPr>
           </w:pPr>
-          <w:hyperlink w:anchor="_Toc240199078" w:history="1">
+          <w:hyperlink w:anchor="_Toc240314953" w:history="1">
             <w:r>
               <w:rPr>
                 <w:rStyle w:val="Hyperlink"/>
                 <w:rFonts w:cs="Times New Roman"/>
                 <w:noProof/>
               </w:rPr>
-              <w:t>7) Average Arrival Delay by Month</w:t>
+              <w:t>6) Cancellations by Airline</w:t>
             </w:r>
             <w:r>
               <w:rPr>
@@ -1233,7 +1159,7 @@
                 <w:noProof/>
                 <w:webHidden/>
               </w:rPr>
-              <w:instrText xml:space="preserve"> PAGEREF _Toc240199078 \h </w:instrText>
+              <w:instrText xml:space="preserve"> PAGEREF _Toc240314953 \h </w:instrText>
             </w:r>
             <w:r>
               <w:rPr>
@@ -1253,7 +1179,7 @@
                 <w:noProof/>
                 <w:webHidden/>
               </w:rPr>
-              <w:t>14</w:t>
+              <w:t>18</w:t>
             </w:r>
             <w:r>
               <w:rPr>
@@ -1266,20 +1192,206 @@
         </w:p>
         <w:p>
           <w:pPr>
-            <w:spacing w:line="276" w:lineRule="auto"/>
+            <w:pStyle w:val="TOC2"/>
+            <w:spacing w:line="240" w:lineRule="auto"/>
+            <w:rPr>
+              <w:rStyle w:val="Hyperlink"/>
+              <w:noProof/>
+            </w:rPr>
           </w:pPr>
+          <w:hyperlink w:anchor="_Toc240314956" w:history="1">
+            <w:r>
+              <w:rPr>
+                <w:rStyle w:val="Hyperlink"/>
+                <w:rFonts w:cs="Times New Roman"/>
+                <w:noProof/>
+              </w:rPr>
+              <w:t>7) Average Arrival Delay by Month</w:t>
+            </w:r>
+            <w:r>
+              <w:rPr>
+                <w:noProof/>
+                <w:webHidden/>
+              </w:rPr>
+              <w:tab/>
+            </w:r>
+            <w:r>
+              <w:rPr>
+                <w:noProof/>
+                <w:webHidden/>
+              </w:rPr>
+              <w:fldChar w:fldCharType="begin"/>
+            </w:r>
+            <w:r>
+              <w:rPr>
+                <w:noProof/>
+                <w:webHidden/>
+              </w:rPr>
+              <w:instrText xml:space="preserve"> PAGEREF _Toc240314956 \h </w:instrText>
+            </w:r>
+            <w:r>
+              <w:rPr>
+                <w:noProof/>
+                <w:webHidden/>
+              </w:rPr>
+            </w:r>
+            <w:r>
+              <w:rPr>
+                <w:noProof/>
+                <w:webHidden/>
+              </w:rPr>
+              <w:fldChar w:fldCharType="separate"/>
+            </w:r>
+            <w:r>
+              <w:rPr>
+                <w:noProof/>
+                <w:webHidden/>
+              </w:rPr>
+              <w:t>19</w:t>
+            </w:r>
+            <w:r>
+              <w:rPr>
+                <w:noProof/>
+                <w:webHidden/>
+              </w:rPr>
+              <w:fldChar w:fldCharType="end"/>
+            </w:r>
+          </w:hyperlink>
         </w:p>
+        <w:p/>
         <w:p>
           <w:pPr>
             <w:pStyle w:val="TOC1"/>
-            <w:spacing w:line="276" w:lineRule="auto"/>
+            <w:rPr>
+              <w:rStyle w:val="Hyperlink"/>
+            </w:rPr>
+          </w:pPr>
+          <w:hyperlink w:anchor="_Toc240314959" w:history="1">
+            <w:r>
+              <w:rPr>
+                <w:rStyle w:val="Hyperlink"/>
+              </w:rPr>
+              <w:t>MapReduce and Pig Comparison</w:t>
+            </w:r>
+            <w:r>
+              <w:rPr>
+                <w:webHidden/>
+              </w:rPr>
+              <w:tab/>
+            </w:r>
+            <w:r>
+              <w:rPr>
+                <w:webHidden/>
+              </w:rPr>
+              <w:fldChar w:fldCharType="begin"/>
+            </w:r>
+            <w:r>
+              <w:rPr>
+                <w:webHidden/>
+              </w:rPr>
+              <w:instrText xml:space="preserve"> PAGEREF _Toc240314959 \h </w:instrText>
+            </w:r>
+            <w:r>
+              <w:rPr>
+                <w:webHidden/>
+              </w:rPr>
+            </w:r>
+            <w:r>
+              <w:rPr>
+                <w:webHidden/>
+              </w:rPr>
+              <w:fldChar w:fldCharType="separate"/>
+            </w:r>
+            <w:r>
+              <w:rPr>
+                <w:webHidden/>
+              </w:rPr>
+              <w:t>20</w:t>
+            </w:r>
+            <w:r>
+              <w:rPr>
+                <w:webHidden/>
+              </w:rPr>
+              <w:fldChar w:fldCharType="end"/>
+            </w:r>
+          </w:hyperlink>
+        </w:p>
+        <w:p/>
+        <w:p>
+          <w:pPr>
+            <w:pStyle w:val="TOC1"/>
+            <w:rPr>
+              <w:rStyle w:val="Hyperlink"/>
+            </w:rPr>
+          </w:pPr>
+          <w:hyperlink w:anchor="_Toc240314960" w:history="1">
+            <w:r>
+              <w:rPr>
+                <w:rStyle w:val="Hyperlink"/>
+              </w:rPr>
+              <w:t>Results and Findings</w:t>
+            </w:r>
+            <w:r>
+              <w:rPr>
+                <w:webHidden/>
+              </w:rPr>
+              <w:tab/>
+            </w:r>
+            <w:r>
+              <w:rPr>
+                <w:webHidden/>
+              </w:rPr>
+              <w:fldChar w:fldCharType="begin"/>
+            </w:r>
+            <w:r>
+              <w:rPr>
+                <w:webHidden/>
+              </w:rPr>
+              <w:instrText xml:space="preserve"> PAGEREF _Toc240314960 \h </w:instrText>
+            </w:r>
+            <w:r>
+              <w:rPr>
+                <w:webHidden/>
+              </w:rPr>
+            </w:r>
+            <w:r>
+              <w:rPr>
+                <w:webHidden/>
+              </w:rPr>
+              <w:fldChar w:fldCharType="separate"/>
+            </w:r>
+            <w:r>
+              <w:rPr>
+                <w:webHidden/>
+              </w:rPr>
+              <w:t>21</w:t>
+            </w:r>
+            <w:r>
+              <w:rPr>
+                <w:webHidden/>
+              </w:rPr>
+              <w:fldChar w:fldCharType="end"/>
+            </w:r>
+          </w:hyperlink>
+          <w:r>
+            <w:rPr>
+              <w:rStyle w:val="Hyperlink"/>
+            </w:rPr>
+            <w:t>\</w:t>
+          </w:r>
+        </w:p>
+        <w:p/>
+        <w:p>
+          <w:pPr>
+            <w:pStyle w:val="TOC1"/>
             <w:rPr>
               <w:rFonts w:asciiTheme="minorHAnsi" w:eastAsiaTheme="minorEastAsia" w:hAnsiTheme="minorHAnsi" w:cstheme="minorBidi"/>
               <w:b w:val="0"/>
               <w:bCs w:val="0"/>
+              <w:sz w:val="22"/>
             </w:rPr>
           </w:pPr>
-          <w:hyperlink w:anchor="_Toc240199079" w:history="1">
+          <w:hyperlink w:anchor="_Toc240314961" w:history="1">
             <w:r>
               <w:rPr>
                 <w:rStyle w:val="Hyperlink"/>
@@ -1302,7 +1414,7 @@
               <w:rPr>
                 <w:webHidden/>
               </w:rPr>
-              <w:instrText xml:space="preserve"> PAGEREF _Toc240199079 \h </w:instrText>
+              <w:instrText xml:space="preserve"> PAGEREF _Toc240314961 \h </w:instrText>
             </w:r>
             <w:r>
               <w:rPr>
@@ -1319,7 +1431,7 @@
               <w:rPr>
                 <w:webHidden/>
               </w:rPr>
-              <w:t>15</w:t>
+              <w:t>21</w:t>
             </w:r>
             <w:r>
               <w:rPr>
@@ -1374,7 +1486,7 @@
           <w:color w:val="000000" w:themeColor="text1"/>
         </w:rPr>
       </w:pPr>
-      <w:bookmarkStart w:id="0" w:name="_Toc240199061"/>
+      <w:bookmarkStart w:id="0" w:name="_Toc240314917"/>
       <w:r>
         <w:rPr>
           <w:rFonts w:cs="Times New Roman"/>
@@ -1399,16 +1511,27 @@
           <w:rFonts w:cs="Times New Roman"/>
           <w:color w:val="000000" w:themeColor="text1"/>
         </w:rPr>
-        <w:t>Analyze the supplied 2015 U.S. flight dataset using Hadoop MapReduce and Apache Pig. The analysis identifies flight volumes, airport activity, monthly demand, cancellation patterns, and delay performance using the fields available in the dataset.</w:t>
-      </w:r>
-      <w:r>
-        <w:rPr>
+        <w:t xml:space="preserve">Analyze the supplied 2015 U.S. flight dataset using Hadoop MapReduce and Apache Pig. The analysis identifies flight volumes, airport activity, monthly demand, cancellation patterns, and delay performance using the fields available in the </w:t>
+      </w:r>
+      <w:proofErr w:type="gramStart"/>
+      <w:r>
+        <w:rPr>
+          <w:rFonts w:cs="Times New Roman"/>
+          <w:color w:val="000000" w:themeColor="text1"/>
+        </w:rPr>
+        <w:t>dataset.</w:t>
+      </w:r>
+      <w:r>
+        <w:rPr>
+          <w:rFonts w:cs="Times New Roman"/>
           <w:color w:val="000000" w:themeColor="text1"/>
         </w:rPr>
         <w:t>.</w:t>
       </w:r>
-      <w:r>
-        <w:rPr>
+      <w:proofErr w:type="gramEnd"/>
+      <w:r>
+        <w:rPr>
+          <w:rFonts w:cs="Times New Roman"/>
           <w:color w:val="000000" w:themeColor="text1"/>
         </w:rPr>
         <w:br/>
@@ -1418,12 +1541,14 @@
       <w:pPr>
         <w:pStyle w:val="Heading1"/>
         <w:rPr>
-          <w:color w:val="000000" w:themeColor="text1"/>
-        </w:rPr>
-      </w:pPr>
-      <w:bookmarkStart w:id="1" w:name="_Toc240199062"/>
-      <w:r>
-        <w:rPr>
+          <w:rFonts w:cs="Times New Roman"/>
+          <w:color w:val="000000" w:themeColor="text1"/>
+        </w:rPr>
+      </w:pPr>
+      <w:bookmarkStart w:id="1" w:name="_Toc240314918"/>
+      <w:r>
+        <w:rPr>
+          <w:rFonts w:cs="Times New Roman"/>
           <w:color w:val="000000" w:themeColor="text1"/>
         </w:rPr>
         <w:t>Dataset Description</w:t>
@@ -1471,7 +1596,6 @@
       </w:r>
       <w:r>
         <w:rPr>
-          <w:rFonts w:ascii="Courier New" w:hAnsi="Courier New" w:cs="Courier New"/>
           <w:color w:val="000000" w:themeColor="text1"/>
           <w:sz w:val="20"/>
           <w:szCs w:val="20"/>
@@ -1486,7 +1610,6 @@
       </w:r>
       <w:r>
         <w:rPr>
-          <w:rFonts w:ascii="Courier New" w:hAnsi="Courier New" w:cs="Courier New"/>
           <w:color w:val="000000" w:themeColor="text1"/>
           <w:sz w:val="20"/>
           <w:szCs w:val="20"/>
@@ -1501,7 +1624,6 @@
       </w:r>
       <w:r>
         <w:rPr>
-          <w:rFonts w:ascii="Courier New" w:hAnsi="Courier New" w:cs="Courier New"/>
           <w:color w:val="000000" w:themeColor="text1"/>
           <w:sz w:val="20"/>
           <w:szCs w:val="20"/>
@@ -1521,7 +1643,6 @@
         <w:rPr>
           <w:rFonts w:eastAsia="Times New Roman" w:cs="Times New Roman"/>
           <w:color w:val="000000" w:themeColor="text1"/>
-          <w:sz w:val="24"/>
           <w:szCs w:val="24"/>
         </w:rPr>
       </w:pPr>
@@ -1529,14 +1650,13 @@
         <w:rPr>
           <w:rFonts w:eastAsia="Times New Roman" w:cs="Times New Roman"/>
           <w:color w:val="000000" w:themeColor="text1"/>
-          <w:sz w:val="24"/>
           <w:szCs w:val="24"/>
         </w:rPr>
         <w:t xml:space="preserve">The main file, </w:t>
       </w:r>
       <w:r>
         <w:rPr>
-          <w:rFonts w:ascii="Courier New" w:eastAsia="Times New Roman" w:hAnsi="Courier New" w:cs="Courier New"/>
+          <w:rFonts w:eastAsia="Times New Roman" w:cs="Times New Roman"/>
           <w:color w:val="000000" w:themeColor="text1"/>
           <w:sz w:val="20"/>
           <w:szCs w:val="20"/>
@@ -1547,7 +1667,6 @@
         <w:rPr>
           <w:rFonts w:eastAsia="Times New Roman" w:cs="Times New Roman"/>
           <w:color w:val="000000" w:themeColor="text1"/>
-          <w:sz w:val="24"/>
           <w:szCs w:val="24"/>
         </w:rPr>
         <w:t xml:space="preserve">, contains </w:t>
@@ -1558,7 +1677,6 @@
           <w:b/>
           <w:bCs/>
           <w:color w:val="000000" w:themeColor="text1"/>
-          <w:sz w:val="24"/>
           <w:szCs w:val="24"/>
         </w:rPr>
         <w:t>5,819,079 flight records</w:t>
@@ -1567,7 +1685,6 @@
         <w:rPr>
           <w:rFonts w:eastAsia="Times New Roman" w:cs="Times New Roman"/>
           <w:color w:val="000000" w:themeColor="text1"/>
-          <w:sz w:val="24"/>
           <w:szCs w:val="24"/>
         </w:rPr>
         <w:t xml:space="preserve"> with </w:t>
@@ -1578,7 +1695,6 @@
           <w:b/>
           <w:bCs/>
           <w:color w:val="000000" w:themeColor="text1"/>
-          <w:sz w:val="24"/>
           <w:szCs w:val="24"/>
         </w:rPr>
         <w:t>31 columns</w:t>
@@ -1587,7 +1703,6 @@
         <w:rPr>
           <w:rFonts w:eastAsia="Times New Roman" w:cs="Times New Roman"/>
           <w:color w:val="000000" w:themeColor="text1"/>
-          <w:sz w:val="24"/>
           <w:szCs w:val="24"/>
         </w:rPr>
         <w:t>. It includes information such as flight date, airline code, flight number, origin airport, destination airport, departure delay, arrival delay, cancellation status, cancellation reason, distance, and air time.</w:t>
@@ -1597,24 +1712,21 @@
       <w:pPr>
         <w:spacing w:before="100" w:beforeAutospacing="1" w:after="100" w:afterAutospacing="1"/>
         <w:rPr>
+          <w:rFonts w:cs="Times New Roman"/>
+          <w:color w:val="000000" w:themeColor="text1"/>
+        </w:rPr>
+      </w:pPr>
+      <w:r>
+        <w:rPr>
           <w:rFonts w:eastAsia="Times New Roman" w:cs="Times New Roman"/>
           <w:color w:val="000000" w:themeColor="text1"/>
-          <w:sz w:val="24"/>
           <w:szCs w:val="24"/>
         </w:rPr>
-      </w:pPr>
+        <w:t xml:space="preserve">The </w:t>
+      </w:r>
       <w:r>
         <w:rPr>
           <w:rFonts w:eastAsia="Times New Roman" w:cs="Times New Roman"/>
-          <w:color w:val="000000" w:themeColor="text1"/>
-          <w:sz w:val="24"/>
-          <w:szCs w:val="24"/>
-        </w:rPr>
-        <w:t xml:space="preserve">The </w:t>
-      </w:r>
-      <w:r>
-        <w:rPr>
-          <w:rFonts w:ascii="Courier New" w:eastAsia="Times New Roman" w:hAnsi="Courier New" w:cs="Courier New"/>
           <w:color w:val="000000" w:themeColor="text1"/>
           <w:sz w:val="20"/>
           <w:szCs w:val="20"/>
@@ -1625,14 +1737,13 @@
         <w:rPr>
           <w:rFonts w:eastAsia="Times New Roman" w:cs="Times New Roman"/>
           <w:color w:val="000000" w:themeColor="text1"/>
-          <w:sz w:val="24"/>
           <w:szCs w:val="24"/>
         </w:rPr>
         <w:t xml:space="preserve"> file contains airline codes and airline names. The </w:t>
       </w:r>
       <w:r>
         <w:rPr>
-          <w:rFonts w:ascii="Courier New" w:eastAsia="Times New Roman" w:hAnsi="Courier New" w:cs="Courier New"/>
+          <w:rFonts w:eastAsia="Times New Roman" w:cs="Times New Roman"/>
           <w:color w:val="000000" w:themeColor="text1"/>
           <w:sz w:val="20"/>
           <w:szCs w:val="20"/>
@@ -1643,79 +1754,78 @@
         <w:rPr>
           <w:rFonts w:eastAsia="Times New Roman" w:cs="Times New Roman"/>
           <w:color w:val="000000" w:themeColor="text1"/>
-          <w:sz w:val="24"/>
           <w:szCs w:val="24"/>
         </w:rPr>
         <w:t xml:space="preserve"> file contains airport codes, airport names, cities, states, countries, latitude, and longitude. These two files are used as lookup datasets to understand airline and airport codes in the main flight data.</w:t>
       </w:r>
-      <w:r>
-        <w:rPr>
-          <w:color w:val="000000" w:themeColor="text1"/>
-        </w:rPr>
-        <w:br/>
-      </w:r>
+    </w:p>
+    <w:p>
+      <w:pPr>
+        <w:spacing w:before="100" w:beforeAutospacing="1" w:after="100" w:afterAutospacing="1"/>
+        <w:rPr>
+          <w:rFonts w:cs="Times New Roman"/>
+          <w:color w:val="000000" w:themeColor="text1"/>
+        </w:rPr>
+      </w:pPr>
     </w:p>
     <w:tbl>
       <w:tblPr>
-        <w:tblStyle w:val="TableGrid"/>
-        <w:tblW w:w="9422" w:type="dxa"/>
+        <w:tblStyle w:val="GridTable1Light"/>
+        <w:tblW w:w="8185" w:type="dxa"/>
         <w:jc w:val="center"/>
         <w:tblLook w:val="04A0" w:firstRow="1" w:lastRow="0" w:firstColumn="1" w:lastColumn="0" w:noHBand="0" w:noVBand="1"/>
       </w:tblPr>
       <w:tblGrid>
-        <w:gridCol w:w="4711"/>
-        <w:gridCol w:w="4711"/>
+        <w:gridCol w:w="3438"/>
+        <w:gridCol w:w="4747"/>
       </w:tblGrid>
       <w:tr>
         <w:trPr>
-          <w:trHeight w:val="597"/>
+          <w:cnfStyle w:val="100000000000" w:firstRow="1" w:lastRow="0" w:firstColumn="0" w:lastColumn="0" w:oddVBand="0" w:evenVBand="0" w:oddHBand="0" w:evenHBand="0" w:firstRowFirstColumn="0" w:firstRowLastColumn="0" w:lastRowFirstColumn="0" w:lastRowLastColumn="0"/>
+          <w:trHeight w:val="401"/>
           <w:jc w:val="center"/>
         </w:trPr>
         <w:tc>
           <w:tcPr>
-            <w:tcW w:w="4711" w:type="dxa"/>
-            <w:tcBorders>
-              <w:bottom w:val="single" w:sz="4" w:space="0" w:color="auto"/>
-            </w:tcBorders>
-            <w:shd w:val="clear" w:color="auto" w:fill="FFFFFF"/>
+            <w:cnfStyle w:val="001000000000" w:firstRow="0" w:lastRow="0" w:firstColumn="1" w:lastColumn="0" w:oddVBand="0" w:evenVBand="0" w:oddHBand="0" w:evenHBand="0" w:firstRowFirstColumn="0" w:firstRowLastColumn="0" w:lastRowFirstColumn="0" w:lastRowLastColumn="0"/>
+            <w:tcW w:w="0" w:type="auto"/>
+            <w:hideMark/>
           </w:tcPr>
           <w:p>
             <w:pPr>
               <w:jc w:val="center"/>
               <w:rPr>
-                <w:color w:val="000000" w:themeColor="text1"/>
-              </w:rPr>
-            </w:pPr>
-            <w:r>
-              <w:rPr>
-                <w:b/>
-                <w:color w:val="000000" w:themeColor="text1"/>
-                <w:sz w:val="18"/>
-              </w:rPr>
-              <w:t>Field</w:t>
-            </w:r>
-          </w:p>
-        </w:tc>
-        <w:tc>
-          <w:tcPr>
-            <w:tcW w:w="4711" w:type="dxa"/>
-            <w:tcBorders>
-              <w:bottom w:val="single" w:sz="4" w:space="0" w:color="auto"/>
-            </w:tcBorders>
-            <w:shd w:val="clear" w:color="auto" w:fill="FFFFFF"/>
+                <w:rFonts w:eastAsia="Times New Roman" w:cs="Times New Roman"/>
+                <w:szCs w:val="24"/>
+              </w:rPr>
+            </w:pPr>
+            <w:r>
+              <w:rPr>
+                <w:rFonts w:eastAsia="Times New Roman" w:cs="Times New Roman"/>
+                <w:szCs w:val="24"/>
+              </w:rPr>
+              <w:t>Column Name</w:t>
+            </w:r>
+          </w:p>
+        </w:tc>
+        <w:tc>
+          <w:tcPr>
+            <w:tcW w:w="0" w:type="auto"/>
+            <w:hideMark/>
           </w:tcPr>
           <w:p>
             <w:pPr>
               <w:jc w:val="center"/>
-              <w:rPr>
-                <w:color w:val="000000" w:themeColor="text1"/>
-              </w:rPr>
-            </w:pPr>
-            <w:r>
-              <w:rPr>
-                <w:b/>
-                <w:color w:val="000000" w:themeColor="text1"/>
-                <w:sz w:val="18"/>
+              <w:cnfStyle w:val="100000000000" w:firstRow="1" w:lastRow="0" w:firstColumn="0" w:lastColumn="0" w:oddVBand="0" w:evenVBand="0" w:oddHBand="0" w:evenHBand="0" w:firstRowFirstColumn="0" w:firstRowLastColumn="0" w:lastRowFirstColumn="0" w:lastRowLastColumn="0"/>
+              <w:rPr>
+                <w:rFonts w:eastAsia="Times New Roman" w:cs="Times New Roman"/>
+                <w:szCs w:val="24"/>
+              </w:rPr>
+            </w:pPr>
+            <w:r>
+              <w:rPr>
+                <w:rFonts w:eastAsia="Times New Roman" w:cs="Times New Roman"/>
+                <w:szCs w:val="24"/>
               </w:rPr>
               <w:t>Description</w:t>
             </w:r>
@@ -1724,307 +1834,1561 @@
       </w:tr>
       <w:tr>
         <w:trPr>
-          <w:trHeight w:val="597"/>
+          <w:trHeight w:val="401"/>
           <w:jc w:val="center"/>
         </w:trPr>
         <w:tc>
           <w:tcPr>
-            <w:tcW w:w="4711" w:type="dxa"/>
-            <w:tcBorders>
-              <w:bottom w:val="single" w:sz="4" w:space="0" w:color="auto"/>
-            </w:tcBorders>
-            <w:shd w:val="clear" w:color="auto" w:fill="FFFFFF"/>
-          </w:tcPr>
-          <w:p>
-            <w:pPr>
-              <w:rPr>
-                <w:color w:val="000000" w:themeColor="text1"/>
-              </w:rPr>
-            </w:pPr>
-            <w:r>
-              <w:rPr>
-                <w:color w:val="000000" w:themeColor="text1"/>
-                <w:sz w:val="18"/>
-              </w:rPr>
-              <w:t>YEAR, MONTH, DAY</w:t>
-            </w:r>
-          </w:p>
-        </w:tc>
-        <w:tc>
-          <w:tcPr>
-            <w:tcW w:w="4711" w:type="dxa"/>
-            <w:tcBorders>
-              <w:bottom w:val="single" w:sz="4" w:space="0" w:color="auto"/>
-            </w:tcBorders>
-            <w:shd w:val="clear" w:color="auto" w:fill="FFFFFF"/>
-          </w:tcPr>
-          <w:p>
-            <w:pPr>
-              <w:rPr>
-                <w:color w:val="000000" w:themeColor="text1"/>
-              </w:rPr>
-            </w:pPr>
-            <w:r>
-              <w:rPr>
-                <w:color w:val="000000" w:themeColor="text1"/>
-                <w:sz w:val="18"/>
-              </w:rPr>
-              <w:t>Flight date components</w:t>
+            <w:cnfStyle w:val="001000000000" w:firstRow="0" w:lastRow="0" w:firstColumn="1" w:lastColumn="0" w:oddVBand="0" w:evenVBand="0" w:oddHBand="0" w:evenHBand="0" w:firstRowFirstColumn="0" w:firstRowLastColumn="0" w:lastRowFirstColumn="0" w:lastRowLastColumn="0"/>
+            <w:tcW w:w="0" w:type="auto"/>
+            <w:hideMark/>
+          </w:tcPr>
+          <w:p>
+            <w:pPr>
+              <w:rPr>
+                <w:rFonts w:eastAsia="Times New Roman" w:cs="Times New Roman"/>
+                <w:szCs w:val="24"/>
+              </w:rPr>
+            </w:pPr>
+            <w:r>
+              <w:rPr>
+                <w:rFonts w:eastAsia="Times New Roman" w:cs="Times New Roman"/>
+                <w:szCs w:val="24"/>
+              </w:rPr>
+              <w:t>YEAR</w:t>
+            </w:r>
+          </w:p>
+        </w:tc>
+        <w:tc>
+          <w:tcPr>
+            <w:tcW w:w="0" w:type="auto"/>
+            <w:hideMark/>
+          </w:tcPr>
+          <w:p>
+            <w:pPr>
+              <w:cnfStyle w:val="000000000000" w:firstRow="0" w:lastRow="0" w:firstColumn="0" w:lastColumn="0" w:oddVBand="0" w:evenVBand="0" w:oddHBand="0" w:evenHBand="0" w:firstRowFirstColumn="0" w:firstRowLastColumn="0" w:lastRowFirstColumn="0" w:lastRowLastColumn="0"/>
+              <w:rPr>
+                <w:rFonts w:eastAsia="Times New Roman" w:cs="Times New Roman"/>
+                <w:szCs w:val="24"/>
+              </w:rPr>
+            </w:pPr>
+            <w:r>
+              <w:rPr>
+                <w:rFonts w:eastAsia="Times New Roman" w:cs="Times New Roman"/>
+                <w:szCs w:val="24"/>
+              </w:rPr>
+              <w:t>Year of the flight</w:t>
             </w:r>
           </w:p>
         </w:tc>
       </w:tr>
       <w:tr>
         <w:trPr>
-          <w:trHeight w:val="597"/>
+          <w:trHeight w:val="401"/>
           <w:jc w:val="center"/>
         </w:trPr>
         <w:tc>
           <w:tcPr>
-            <w:tcW w:w="4711" w:type="dxa"/>
-            <w:tcBorders>
-              <w:bottom w:val="single" w:sz="4" w:space="0" w:color="auto"/>
-            </w:tcBorders>
-            <w:shd w:val="clear" w:color="auto" w:fill="FFFFFF"/>
-          </w:tcPr>
-          <w:p>
-            <w:pPr>
-              <w:rPr>
-                <w:color w:val="000000" w:themeColor="text1"/>
-              </w:rPr>
-            </w:pPr>
-            <w:r>
-              <w:rPr>
-                <w:color w:val="000000" w:themeColor="text1"/>
-                <w:sz w:val="18"/>
-              </w:rPr>
-              <w:t>AIRLINE</w:t>
-            </w:r>
-          </w:p>
-        </w:tc>
-        <w:tc>
-          <w:tcPr>
-            <w:tcW w:w="4711" w:type="dxa"/>
-            <w:tcBorders>
-              <w:bottom w:val="single" w:sz="4" w:space="0" w:color="auto"/>
-            </w:tcBorders>
-            <w:shd w:val="clear" w:color="auto" w:fill="FFFFFF"/>
-          </w:tcPr>
-          <w:p>
-            <w:pPr>
-              <w:rPr>
-                <w:color w:val="000000" w:themeColor="text1"/>
-              </w:rPr>
-            </w:pPr>
-            <w:r>
-              <w:rPr>
-                <w:color w:val="000000" w:themeColor="text1"/>
-                <w:sz w:val="18"/>
-              </w:rPr>
-              <w:t>Operating airline code</w:t>
+            <w:cnfStyle w:val="001000000000" w:firstRow="0" w:lastRow="0" w:firstColumn="1" w:lastColumn="0" w:oddVBand="0" w:evenVBand="0" w:oddHBand="0" w:evenHBand="0" w:firstRowFirstColumn="0" w:firstRowLastColumn="0" w:lastRowFirstColumn="0" w:lastRowLastColumn="0"/>
+            <w:tcW w:w="0" w:type="auto"/>
+            <w:hideMark/>
+          </w:tcPr>
+          <w:p>
+            <w:pPr>
+              <w:rPr>
+                <w:rFonts w:eastAsia="Times New Roman" w:cs="Times New Roman"/>
+                <w:szCs w:val="24"/>
+              </w:rPr>
+            </w:pPr>
+            <w:r>
+              <w:rPr>
+                <w:rFonts w:eastAsia="Times New Roman" w:cs="Times New Roman"/>
+                <w:szCs w:val="24"/>
+              </w:rPr>
+              <w:t>MONTH</w:t>
+            </w:r>
+          </w:p>
+        </w:tc>
+        <w:tc>
+          <w:tcPr>
+            <w:tcW w:w="0" w:type="auto"/>
+            <w:hideMark/>
+          </w:tcPr>
+          <w:p>
+            <w:pPr>
+              <w:cnfStyle w:val="000000000000" w:firstRow="0" w:lastRow="0" w:firstColumn="0" w:lastColumn="0" w:oddVBand="0" w:evenVBand="0" w:oddHBand="0" w:evenHBand="0" w:firstRowFirstColumn="0" w:firstRowLastColumn="0" w:lastRowFirstColumn="0" w:lastRowLastColumn="0"/>
+              <w:rPr>
+                <w:rFonts w:eastAsia="Times New Roman" w:cs="Times New Roman"/>
+                <w:szCs w:val="24"/>
+              </w:rPr>
+            </w:pPr>
+            <w:r>
+              <w:rPr>
+                <w:rFonts w:eastAsia="Times New Roman" w:cs="Times New Roman"/>
+                <w:szCs w:val="24"/>
+              </w:rPr>
+              <w:t>Month of the flight</w:t>
             </w:r>
           </w:p>
         </w:tc>
       </w:tr>
       <w:tr>
         <w:trPr>
-          <w:trHeight w:val="597"/>
+          <w:trHeight w:val="365"/>
           <w:jc w:val="center"/>
         </w:trPr>
         <w:tc>
           <w:tcPr>
-            <w:tcW w:w="4711" w:type="dxa"/>
-            <w:tcBorders>
-              <w:bottom w:val="single" w:sz="4" w:space="0" w:color="auto"/>
-            </w:tcBorders>
-            <w:shd w:val="clear" w:color="auto" w:fill="FFFFFF"/>
-          </w:tcPr>
-          <w:p>
-            <w:pPr>
-              <w:rPr>
-                <w:color w:val="000000" w:themeColor="text1"/>
-              </w:rPr>
-            </w:pPr>
-            <w:r>
-              <w:rPr>
-                <w:color w:val="000000" w:themeColor="text1"/>
-                <w:sz w:val="18"/>
-              </w:rPr>
-              <w:t>ORIGIN_AIRPORT, DESTINATION_AIRPORT</w:t>
-            </w:r>
-          </w:p>
-        </w:tc>
-        <w:tc>
-          <w:tcPr>
-            <w:tcW w:w="4711" w:type="dxa"/>
-            <w:tcBorders>
-              <w:bottom w:val="single" w:sz="4" w:space="0" w:color="auto"/>
-            </w:tcBorders>
-            <w:shd w:val="clear" w:color="auto" w:fill="FFFFFF"/>
-          </w:tcPr>
-          <w:p>
-            <w:pPr>
-              <w:rPr>
-                <w:color w:val="000000" w:themeColor="text1"/>
-              </w:rPr>
-            </w:pPr>
-            <w:r>
-              <w:rPr>
-                <w:color w:val="000000" w:themeColor="text1"/>
-                <w:sz w:val="18"/>
-              </w:rPr>
-              <w:t>Departure and arrival airport identifiers</w:t>
+            <w:cnfStyle w:val="001000000000" w:firstRow="0" w:lastRow="0" w:firstColumn="1" w:lastColumn="0" w:oddVBand="0" w:evenVBand="0" w:oddHBand="0" w:evenHBand="0" w:firstRowFirstColumn="0" w:firstRowLastColumn="0" w:lastRowFirstColumn="0" w:lastRowLastColumn="0"/>
+            <w:tcW w:w="0" w:type="auto"/>
+            <w:hideMark/>
+          </w:tcPr>
+          <w:p>
+            <w:pPr>
+              <w:rPr>
+                <w:rFonts w:eastAsia="Times New Roman" w:cs="Times New Roman"/>
+                <w:szCs w:val="24"/>
+              </w:rPr>
+            </w:pPr>
+            <w:r>
+              <w:rPr>
+                <w:rFonts w:eastAsia="Times New Roman" w:cs="Times New Roman"/>
+                <w:szCs w:val="24"/>
+              </w:rPr>
+              <w:t>DAY</w:t>
+            </w:r>
+          </w:p>
+        </w:tc>
+        <w:tc>
+          <w:tcPr>
+            <w:tcW w:w="0" w:type="auto"/>
+            <w:hideMark/>
+          </w:tcPr>
+          <w:p>
+            <w:pPr>
+              <w:cnfStyle w:val="000000000000" w:firstRow="0" w:lastRow="0" w:firstColumn="0" w:lastColumn="0" w:oddVBand="0" w:evenVBand="0" w:oddHBand="0" w:evenHBand="0" w:firstRowFirstColumn="0" w:firstRowLastColumn="0" w:lastRowFirstColumn="0" w:lastRowLastColumn="0"/>
+              <w:rPr>
+                <w:rFonts w:eastAsia="Times New Roman" w:cs="Times New Roman"/>
+                <w:szCs w:val="24"/>
+              </w:rPr>
+            </w:pPr>
+            <w:r>
+              <w:rPr>
+                <w:rFonts w:eastAsia="Times New Roman" w:cs="Times New Roman"/>
+                <w:szCs w:val="24"/>
+              </w:rPr>
+              <w:t>Day of the month</w:t>
             </w:r>
           </w:p>
         </w:tc>
       </w:tr>
       <w:tr>
         <w:trPr>
-          <w:trHeight w:val="597"/>
+          <w:trHeight w:val="401"/>
           <w:jc w:val="center"/>
         </w:trPr>
         <w:tc>
           <w:tcPr>
-            <w:tcW w:w="4711" w:type="dxa"/>
-            <w:tcBorders>
-              <w:bottom w:val="single" w:sz="4" w:space="0" w:color="auto"/>
-            </w:tcBorders>
-            <w:shd w:val="clear" w:color="auto" w:fill="FFFFFF"/>
-          </w:tcPr>
-          <w:p>
-            <w:pPr>
-              <w:rPr>
-                <w:color w:val="000000" w:themeColor="text1"/>
-              </w:rPr>
-            </w:pPr>
-            <w:r>
-              <w:rPr>
-                <w:color w:val="000000" w:themeColor="text1"/>
-                <w:sz w:val="18"/>
-              </w:rPr>
-              <w:t>DEPARTURE_DELAY, ARRIVAL_DELAY</w:t>
-            </w:r>
-          </w:p>
-        </w:tc>
-        <w:tc>
-          <w:tcPr>
-            <w:tcW w:w="4711" w:type="dxa"/>
-            <w:tcBorders>
-              <w:bottom w:val="single" w:sz="4" w:space="0" w:color="auto"/>
-            </w:tcBorders>
-            <w:shd w:val="clear" w:color="auto" w:fill="FFFFFF"/>
-          </w:tcPr>
-          <w:p>
-            <w:pPr>
-              <w:rPr>
-                <w:color w:val="000000" w:themeColor="text1"/>
-              </w:rPr>
-            </w:pPr>
-            <w:r>
-              <w:rPr>
-                <w:color w:val="000000" w:themeColor="text1"/>
-                <w:sz w:val="18"/>
-              </w:rPr>
-              <w:t>Delay in minutes</w:t>
+            <w:cnfStyle w:val="001000000000" w:firstRow="0" w:lastRow="0" w:firstColumn="1" w:lastColumn="0" w:oddVBand="0" w:evenVBand="0" w:oddHBand="0" w:evenHBand="0" w:firstRowFirstColumn="0" w:firstRowLastColumn="0" w:lastRowFirstColumn="0" w:lastRowLastColumn="0"/>
+            <w:tcW w:w="0" w:type="auto"/>
+            <w:hideMark/>
+          </w:tcPr>
+          <w:p>
+            <w:pPr>
+              <w:rPr>
+                <w:rFonts w:eastAsia="Times New Roman" w:cs="Times New Roman"/>
+                <w:szCs w:val="24"/>
+              </w:rPr>
+            </w:pPr>
+            <w:r>
+              <w:rPr>
+                <w:rFonts w:eastAsia="Times New Roman" w:cs="Times New Roman"/>
+                <w:szCs w:val="24"/>
+              </w:rPr>
+              <w:t>DAY_OF_WEEK</w:t>
+            </w:r>
+          </w:p>
+        </w:tc>
+        <w:tc>
+          <w:tcPr>
+            <w:tcW w:w="0" w:type="auto"/>
+            <w:hideMark/>
+          </w:tcPr>
+          <w:p>
+            <w:pPr>
+              <w:cnfStyle w:val="000000000000" w:firstRow="0" w:lastRow="0" w:firstColumn="0" w:lastColumn="0" w:oddVBand="0" w:evenVBand="0" w:oddHBand="0" w:evenHBand="0" w:firstRowFirstColumn="0" w:firstRowLastColumn="0" w:lastRowFirstColumn="0" w:lastRowLastColumn="0"/>
+              <w:rPr>
+                <w:rFonts w:eastAsia="Times New Roman" w:cs="Times New Roman"/>
+                <w:szCs w:val="24"/>
+              </w:rPr>
+            </w:pPr>
+            <w:r>
+              <w:rPr>
+                <w:rFonts w:eastAsia="Times New Roman" w:cs="Times New Roman"/>
+                <w:szCs w:val="24"/>
+              </w:rPr>
+              <w:t>Day of the week</w:t>
             </w:r>
           </w:p>
         </w:tc>
       </w:tr>
       <w:tr>
         <w:trPr>
-          <w:trHeight w:val="597"/>
+          <w:trHeight w:val="401"/>
           <w:jc w:val="center"/>
         </w:trPr>
         <w:tc>
           <w:tcPr>
-            <w:tcW w:w="4711" w:type="dxa"/>
-            <w:tcBorders>
-              <w:bottom w:val="single" w:sz="4" w:space="0" w:color="auto"/>
-            </w:tcBorders>
-            <w:shd w:val="clear" w:color="auto" w:fill="FFFFFF"/>
-          </w:tcPr>
-          <w:p>
-            <w:pPr>
-              <w:rPr>
-                <w:color w:val="000000" w:themeColor="text1"/>
-              </w:rPr>
-            </w:pPr>
-            <w:r>
-              <w:rPr>
-                <w:color w:val="000000" w:themeColor="text1"/>
-                <w:sz w:val="18"/>
-              </w:rPr>
-              <w:t>CANCELLED, CANCELLATION_REASON</w:t>
-            </w:r>
-          </w:p>
-        </w:tc>
-        <w:tc>
-          <w:tcPr>
-            <w:tcW w:w="4711" w:type="dxa"/>
-            <w:tcBorders>
-              <w:bottom w:val="single" w:sz="4" w:space="0" w:color="auto"/>
-            </w:tcBorders>
-            <w:shd w:val="clear" w:color="auto" w:fill="FFFFFF"/>
-          </w:tcPr>
-          <w:p>
-            <w:pPr>
-              <w:rPr>
-                <w:color w:val="000000" w:themeColor="text1"/>
-              </w:rPr>
-            </w:pPr>
-            <w:r>
-              <w:rPr>
-                <w:color w:val="000000" w:themeColor="text1"/>
-                <w:sz w:val="18"/>
-              </w:rPr>
-              <w:t>Cancellation indicator and cause</w:t>
+            <w:cnfStyle w:val="001000000000" w:firstRow="0" w:lastRow="0" w:firstColumn="1" w:lastColumn="0" w:oddVBand="0" w:evenVBand="0" w:oddHBand="0" w:evenHBand="0" w:firstRowFirstColumn="0" w:firstRowLastColumn="0" w:lastRowFirstColumn="0" w:lastRowLastColumn="0"/>
+            <w:tcW w:w="0" w:type="auto"/>
+            <w:hideMark/>
+          </w:tcPr>
+          <w:p>
+            <w:pPr>
+              <w:rPr>
+                <w:rFonts w:eastAsia="Times New Roman" w:cs="Times New Roman"/>
+                <w:szCs w:val="24"/>
+              </w:rPr>
+            </w:pPr>
+            <w:r>
+              <w:rPr>
+                <w:rFonts w:eastAsia="Times New Roman" w:cs="Times New Roman"/>
+                <w:szCs w:val="24"/>
+              </w:rPr>
+              <w:t>AIRLINE</w:t>
+            </w:r>
+          </w:p>
+        </w:tc>
+        <w:tc>
+          <w:tcPr>
+            <w:tcW w:w="0" w:type="auto"/>
+            <w:hideMark/>
+          </w:tcPr>
+          <w:p>
+            <w:pPr>
+              <w:cnfStyle w:val="000000000000" w:firstRow="0" w:lastRow="0" w:firstColumn="0" w:lastColumn="0" w:oddVBand="0" w:evenVBand="0" w:oddHBand="0" w:evenHBand="0" w:firstRowFirstColumn="0" w:firstRowLastColumn="0" w:lastRowFirstColumn="0" w:lastRowLastColumn="0"/>
+              <w:rPr>
+                <w:rFonts w:eastAsia="Times New Roman" w:cs="Times New Roman"/>
+                <w:szCs w:val="24"/>
+              </w:rPr>
+            </w:pPr>
+            <w:r>
+              <w:rPr>
+                <w:rFonts w:eastAsia="Times New Roman" w:cs="Times New Roman"/>
+                <w:szCs w:val="24"/>
+              </w:rPr>
+              <w:t>Airline code</w:t>
             </w:r>
           </w:p>
         </w:tc>
       </w:tr>
       <w:tr>
         <w:trPr>
-          <w:trHeight w:val="597"/>
+          <w:trHeight w:val="401"/>
           <w:jc w:val="center"/>
         </w:trPr>
         <w:tc>
           <w:tcPr>
-            <w:tcW w:w="4711" w:type="dxa"/>
-            <w:shd w:val="clear" w:color="auto" w:fill="FFFFFF"/>
-          </w:tcPr>
-          <w:p>
-            <w:pPr>
-              <w:rPr>
-                <w:color w:val="000000" w:themeColor="text1"/>
-              </w:rPr>
-            </w:pPr>
-            <w:r>
-              <w:rPr>
-                <w:color w:val="000000" w:themeColor="text1"/>
-                <w:sz w:val="18"/>
-              </w:rPr>
-              <w:t>DISTANCE, AIR_TIME</w:t>
-            </w:r>
-          </w:p>
-        </w:tc>
-        <w:tc>
-          <w:tcPr>
-            <w:tcW w:w="4711" w:type="dxa"/>
-            <w:shd w:val="clear" w:color="auto" w:fill="FFFFFF"/>
-          </w:tcPr>
-          <w:p>
-            <w:pPr>
-              <w:rPr>
-                <w:color w:val="000000" w:themeColor="text1"/>
-              </w:rPr>
-            </w:pPr>
-            <w:r>
-              <w:rPr>
-                <w:color w:val="000000" w:themeColor="text1"/>
-                <w:sz w:val="18"/>
-              </w:rPr>
-              <w:t>Route distance and airborne duration</w:t>
-            </w:r>
+            <w:cnfStyle w:val="001000000000" w:firstRow="0" w:lastRow="0" w:firstColumn="1" w:lastColumn="0" w:oddVBand="0" w:evenVBand="0" w:oddHBand="0" w:evenHBand="0" w:firstRowFirstColumn="0" w:firstRowLastColumn="0" w:lastRowFirstColumn="0" w:lastRowLastColumn="0"/>
+            <w:tcW w:w="0" w:type="auto"/>
+            <w:hideMark/>
+          </w:tcPr>
+          <w:p>
+            <w:pPr>
+              <w:rPr>
+                <w:rFonts w:eastAsia="Times New Roman" w:cs="Times New Roman"/>
+                <w:szCs w:val="24"/>
+              </w:rPr>
+            </w:pPr>
+            <w:r>
+              <w:rPr>
+                <w:rFonts w:eastAsia="Times New Roman" w:cs="Times New Roman"/>
+                <w:szCs w:val="24"/>
+              </w:rPr>
+              <w:t>FLIGHT_NUMBER</w:t>
+            </w:r>
+          </w:p>
+        </w:tc>
+        <w:tc>
+          <w:tcPr>
+            <w:tcW w:w="0" w:type="auto"/>
+            <w:hideMark/>
+          </w:tcPr>
+          <w:p>
+            <w:pPr>
+              <w:cnfStyle w:val="000000000000" w:firstRow="0" w:lastRow="0" w:firstColumn="0" w:lastColumn="0" w:oddVBand="0" w:evenVBand="0" w:oddHBand="0" w:evenHBand="0" w:firstRowFirstColumn="0" w:firstRowLastColumn="0" w:lastRowFirstColumn="0" w:lastRowLastColumn="0"/>
+              <w:rPr>
+                <w:rFonts w:eastAsia="Times New Roman" w:cs="Times New Roman"/>
+                <w:szCs w:val="24"/>
+              </w:rPr>
+            </w:pPr>
+            <w:r>
+              <w:rPr>
+                <w:rFonts w:eastAsia="Times New Roman" w:cs="Times New Roman"/>
+                <w:szCs w:val="24"/>
+              </w:rPr>
+              <w:t>Flight number</w:t>
+            </w:r>
+          </w:p>
+        </w:tc>
+      </w:tr>
+      <w:tr>
+        <w:trPr>
+          <w:trHeight w:val="401"/>
+          <w:jc w:val="center"/>
+        </w:trPr>
+        <w:tc>
+          <w:tcPr>
+            <w:cnfStyle w:val="001000000000" w:firstRow="0" w:lastRow="0" w:firstColumn="1" w:lastColumn="0" w:oddVBand="0" w:evenVBand="0" w:oddHBand="0" w:evenHBand="0" w:firstRowFirstColumn="0" w:firstRowLastColumn="0" w:lastRowFirstColumn="0" w:lastRowLastColumn="0"/>
+            <w:tcW w:w="0" w:type="auto"/>
+            <w:hideMark/>
+          </w:tcPr>
+          <w:p>
+            <w:pPr>
+              <w:rPr>
+                <w:rFonts w:eastAsia="Times New Roman" w:cs="Times New Roman"/>
+                <w:szCs w:val="24"/>
+              </w:rPr>
+            </w:pPr>
+            <w:r>
+              <w:rPr>
+                <w:rFonts w:eastAsia="Times New Roman" w:cs="Times New Roman"/>
+                <w:szCs w:val="24"/>
+              </w:rPr>
+              <w:t>TAIL_NUMBER</w:t>
+            </w:r>
+          </w:p>
+        </w:tc>
+        <w:tc>
+          <w:tcPr>
+            <w:tcW w:w="0" w:type="auto"/>
+            <w:hideMark/>
+          </w:tcPr>
+          <w:p>
+            <w:pPr>
+              <w:cnfStyle w:val="000000000000" w:firstRow="0" w:lastRow="0" w:firstColumn="0" w:lastColumn="0" w:oddVBand="0" w:evenVBand="0" w:oddHBand="0" w:evenHBand="0" w:firstRowFirstColumn="0" w:firstRowLastColumn="0" w:lastRowFirstColumn="0" w:lastRowLastColumn="0"/>
+              <w:rPr>
+                <w:rFonts w:eastAsia="Times New Roman" w:cs="Times New Roman"/>
+                <w:szCs w:val="24"/>
+              </w:rPr>
+            </w:pPr>
+            <w:r>
+              <w:rPr>
+                <w:rFonts w:eastAsia="Times New Roman" w:cs="Times New Roman"/>
+                <w:szCs w:val="24"/>
+              </w:rPr>
+              <w:t>Aircraft tail number</w:t>
+            </w:r>
+          </w:p>
+        </w:tc>
+      </w:tr>
+      <w:tr>
+        <w:trPr>
+          <w:trHeight w:val="401"/>
+          <w:jc w:val="center"/>
+        </w:trPr>
+        <w:tc>
+          <w:tcPr>
+            <w:cnfStyle w:val="001000000000" w:firstRow="0" w:lastRow="0" w:firstColumn="1" w:lastColumn="0" w:oddVBand="0" w:evenVBand="0" w:oddHBand="0" w:evenHBand="0" w:firstRowFirstColumn="0" w:firstRowLastColumn="0" w:lastRowFirstColumn="0" w:lastRowLastColumn="0"/>
+            <w:tcW w:w="0" w:type="auto"/>
+            <w:hideMark/>
+          </w:tcPr>
+          <w:p>
+            <w:pPr>
+              <w:rPr>
+                <w:rFonts w:eastAsia="Times New Roman" w:cs="Times New Roman"/>
+                <w:szCs w:val="24"/>
+              </w:rPr>
+            </w:pPr>
+            <w:r>
+              <w:rPr>
+                <w:rFonts w:eastAsia="Times New Roman" w:cs="Times New Roman"/>
+                <w:szCs w:val="24"/>
+              </w:rPr>
+              <w:t>ORIGIN_AIRPORT</w:t>
+            </w:r>
+          </w:p>
+        </w:tc>
+        <w:tc>
+          <w:tcPr>
+            <w:tcW w:w="0" w:type="auto"/>
+            <w:hideMark/>
+          </w:tcPr>
+          <w:p>
+            <w:pPr>
+              <w:cnfStyle w:val="000000000000" w:firstRow="0" w:lastRow="0" w:firstColumn="0" w:lastColumn="0" w:oddVBand="0" w:evenVBand="0" w:oddHBand="0" w:evenHBand="0" w:firstRowFirstColumn="0" w:firstRowLastColumn="0" w:lastRowFirstColumn="0" w:lastRowLastColumn="0"/>
+              <w:rPr>
+                <w:rFonts w:eastAsia="Times New Roman" w:cs="Times New Roman"/>
+                <w:szCs w:val="24"/>
+              </w:rPr>
+            </w:pPr>
+            <w:r>
+              <w:rPr>
+                <w:rFonts w:eastAsia="Times New Roman" w:cs="Times New Roman"/>
+                <w:szCs w:val="24"/>
+              </w:rPr>
+              <w:t>Departure airport code</w:t>
+            </w:r>
+          </w:p>
+        </w:tc>
+      </w:tr>
+      <w:tr>
+        <w:trPr>
+          <w:trHeight w:val="401"/>
+          <w:jc w:val="center"/>
+        </w:trPr>
+        <w:tc>
+          <w:tcPr>
+            <w:cnfStyle w:val="001000000000" w:firstRow="0" w:lastRow="0" w:firstColumn="1" w:lastColumn="0" w:oddVBand="0" w:evenVBand="0" w:oddHBand="0" w:evenHBand="0" w:firstRowFirstColumn="0" w:firstRowLastColumn="0" w:lastRowFirstColumn="0" w:lastRowLastColumn="0"/>
+            <w:tcW w:w="0" w:type="auto"/>
+            <w:hideMark/>
+          </w:tcPr>
+          <w:p>
+            <w:pPr>
+              <w:rPr>
+                <w:rFonts w:eastAsia="Times New Roman" w:cs="Times New Roman"/>
+                <w:szCs w:val="24"/>
+              </w:rPr>
+            </w:pPr>
+            <w:r>
+              <w:rPr>
+                <w:rFonts w:eastAsia="Times New Roman" w:cs="Times New Roman"/>
+                <w:szCs w:val="24"/>
+              </w:rPr>
+              <w:t>DESTINATION_AIRPORT</w:t>
+            </w:r>
+          </w:p>
+        </w:tc>
+        <w:tc>
+          <w:tcPr>
+            <w:tcW w:w="0" w:type="auto"/>
+            <w:hideMark/>
+          </w:tcPr>
+          <w:p>
+            <w:pPr>
+              <w:cnfStyle w:val="000000000000" w:firstRow="0" w:lastRow="0" w:firstColumn="0" w:lastColumn="0" w:oddVBand="0" w:evenVBand="0" w:oddHBand="0" w:evenHBand="0" w:firstRowFirstColumn="0" w:firstRowLastColumn="0" w:lastRowFirstColumn="0" w:lastRowLastColumn="0"/>
+              <w:rPr>
+                <w:rFonts w:eastAsia="Times New Roman" w:cs="Times New Roman"/>
+                <w:szCs w:val="24"/>
+              </w:rPr>
+            </w:pPr>
+            <w:r>
+              <w:rPr>
+                <w:rFonts w:eastAsia="Times New Roman" w:cs="Times New Roman"/>
+                <w:szCs w:val="24"/>
+              </w:rPr>
+              <w:t>Arrival airport code</w:t>
+            </w:r>
+          </w:p>
+        </w:tc>
+      </w:tr>
+      <w:tr>
+        <w:trPr>
+          <w:trHeight w:val="401"/>
+          <w:jc w:val="center"/>
+        </w:trPr>
+        <w:tc>
+          <w:tcPr>
+            <w:cnfStyle w:val="001000000000" w:firstRow="0" w:lastRow="0" w:firstColumn="1" w:lastColumn="0" w:oddVBand="0" w:evenVBand="0" w:oddHBand="0" w:evenHBand="0" w:firstRowFirstColumn="0" w:firstRowLastColumn="0" w:lastRowFirstColumn="0" w:lastRowLastColumn="0"/>
+            <w:tcW w:w="0" w:type="auto"/>
+            <w:hideMark/>
+          </w:tcPr>
+          <w:p>
+            <w:pPr>
+              <w:rPr>
+                <w:rFonts w:eastAsia="Times New Roman" w:cs="Times New Roman"/>
+                <w:szCs w:val="24"/>
+              </w:rPr>
+            </w:pPr>
+            <w:r>
+              <w:rPr>
+                <w:rFonts w:eastAsia="Times New Roman" w:cs="Times New Roman"/>
+                <w:szCs w:val="24"/>
+              </w:rPr>
+              <w:t>SCHEDULED_DEPARTURE</w:t>
+            </w:r>
+          </w:p>
+        </w:tc>
+        <w:tc>
+          <w:tcPr>
+            <w:tcW w:w="0" w:type="auto"/>
+            <w:hideMark/>
+          </w:tcPr>
+          <w:p>
+            <w:pPr>
+              <w:cnfStyle w:val="000000000000" w:firstRow="0" w:lastRow="0" w:firstColumn="0" w:lastColumn="0" w:oddVBand="0" w:evenVBand="0" w:oddHBand="0" w:evenHBand="0" w:firstRowFirstColumn="0" w:firstRowLastColumn="0" w:lastRowFirstColumn="0" w:lastRowLastColumn="0"/>
+              <w:rPr>
+                <w:rFonts w:eastAsia="Times New Roman" w:cs="Times New Roman"/>
+                <w:szCs w:val="24"/>
+              </w:rPr>
+            </w:pPr>
+            <w:r>
+              <w:rPr>
+                <w:rFonts w:eastAsia="Times New Roman" w:cs="Times New Roman"/>
+                <w:szCs w:val="24"/>
+              </w:rPr>
+              <w:t>Scheduled departure time</w:t>
+            </w:r>
+          </w:p>
+        </w:tc>
+      </w:tr>
+      <w:tr>
+        <w:trPr>
+          <w:trHeight w:val="401"/>
+          <w:jc w:val="center"/>
+        </w:trPr>
+        <w:tc>
+          <w:tcPr>
+            <w:cnfStyle w:val="001000000000" w:firstRow="0" w:lastRow="0" w:firstColumn="1" w:lastColumn="0" w:oddVBand="0" w:evenVBand="0" w:oddHBand="0" w:evenHBand="0" w:firstRowFirstColumn="0" w:firstRowLastColumn="0" w:lastRowFirstColumn="0" w:lastRowLastColumn="0"/>
+            <w:tcW w:w="0" w:type="auto"/>
+            <w:hideMark/>
+          </w:tcPr>
+          <w:p>
+            <w:pPr>
+              <w:rPr>
+                <w:rFonts w:eastAsia="Times New Roman" w:cs="Times New Roman"/>
+                <w:szCs w:val="24"/>
+              </w:rPr>
+            </w:pPr>
+            <w:r>
+              <w:rPr>
+                <w:rFonts w:eastAsia="Times New Roman" w:cs="Times New Roman"/>
+                <w:szCs w:val="24"/>
+              </w:rPr>
+              <w:t>DEPARTURE_TIME</w:t>
+            </w:r>
+          </w:p>
+        </w:tc>
+        <w:tc>
+          <w:tcPr>
+            <w:tcW w:w="0" w:type="auto"/>
+            <w:hideMark/>
+          </w:tcPr>
+          <w:p>
+            <w:pPr>
+              <w:cnfStyle w:val="000000000000" w:firstRow="0" w:lastRow="0" w:firstColumn="0" w:lastColumn="0" w:oddVBand="0" w:evenVBand="0" w:oddHBand="0" w:evenHBand="0" w:firstRowFirstColumn="0" w:firstRowLastColumn="0" w:lastRowFirstColumn="0" w:lastRowLastColumn="0"/>
+              <w:rPr>
+                <w:rFonts w:eastAsia="Times New Roman" w:cs="Times New Roman"/>
+                <w:szCs w:val="24"/>
+              </w:rPr>
+            </w:pPr>
+            <w:r>
+              <w:rPr>
+                <w:rFonts w:eastAsia="Times New Roman" w:cs="Times New Roman"/>
+                <w:szCs w:val="24"/>
+              </w:rPr>
+              <w:t>Actual departure time</w:t>
+            </w:r>
+          </w:p>
+        </w:tc>
+      </w:tr>
+      <w:tr>
+        <w:trPr>
+          <w:trHeight w:val="401"/>
+          <w:jc w:val="center"/>
+        </w:trPr>
+        <w:tc>
+          <w:tcPr>
+            <w:cnfStyle w:val="001000000000" w:firstRow="0" w:lastRow="0" w:firstColumn="1" w:lastColumn="0" w:oddVBand="0" w:evenVBand="0" w:oddHBand="0" w:evenHBand="0" w:firstRowFirstColumn="0" w:firstRowLastColumn="0" w:lastRowFirstColumn="0" w:lastRowLastColumn="0"/>
+            <w:tcW w:w="0" w:type="auto"/>
+            <w:hideMark/>
+          </w:tcPr>
+          <w:p>
+            <w:pPr>
+              <w:rPr>
+                <w:rFonts w:eastAsia="Times New Roman" w:cs="Times New Roman"/>
+                <w:szCs w:val="24"/>
+              </w:rPr>
+            </w:pPr>
+            <w:r>
+              <w:rPr>
+                <w:rFonts w:eastAsia="Times New Roman" w:cs="Times New Roman"/>
+                <w:szCs w:val="24"/>
+              </w:rPr>
+              <w:t>DEPARTURE_DELAY</w:t>
+            </w:r>
+          </w:p>
+        </w:tc>
+        <w:tc>
+          <w:tcPr>
+            <w:tcW w:w="0" w:type="auto"/>
+            <w:hideMark/>
+          </w:tcPr>
+          <w:p>
+            <w:pPr>
+              <w:cnfStyle w:val="000000000000" w:firstRow="0" w:lastRow="0" w:firstColumn="0" w:lastColumn="0" w:oddVBand="0" w:evenVBand="0" w:oddHBand="0" w:evenHBand="0" w:firstRowFirstColumn="0" w:firstRowLastColumn="0" w:lastRowFirstColumn="0" w:lastRowLastColumn="0"/>
+              <w:rPr>
+                <w:rFonts w:eastAsia="Times New Roman" w:cs="Times New Roman"/>
+                <w:szCs w:val="24"/>
+              </w:rPr>
+            </w:pPr>
+            <w:r>
+              <w:rPr>
+                <w:rFonts w:eastAsia="Times New Roman" w:cs="Times New Roman"/>
+                <w:szCs w:val="24"/>
+              </w:rPr>
+              <w:t>Departure delay in minutes</w:t>
+            </w:r>
+          </w:p>
+        </w:tc>
+      </w:tr>
+      <w:tr>
+        <w:trPr>
+          <w:trHeight w:val="401"/>
+          <w:jc w:val="center"/>
+        </w:trPr>
+        <w:tc>
+          <w:tcPr>
+            <w:cnfStyle w:val="001000000000" w:firstRow="0" w:lastRow="0" w:firstColumn="1" w:lastColumn="0" w:oddVBand="0" w:evenVBand="0" w:oddHBand="0" w:evenHBand="0" w:firstRowFirstColumn="0" w:firstRowLastColumn="0" w:lastRowFirstColumn="0" w:lastRowLastColumn="0"/>
+            <w:tcW w:w="0" w:type="auto"/>
+            <w:hideMark/>
+          </w:tcPr>
+          <w:p>
+            <w:pPr>
+              <w:rPr>
+                <w:rFonts w:eastAsia="Times New Roman" w:cs="Times New Roman"/>
+                <w:szCs w:val="24"/>
+              </w:rPr>
+            </w:pPr>
+            <w:r>
+              <w:rPr>
+                <w:rFonts w:eastAsia="Times New Roman" w:cs="Times New Roman"/>
+                <w:szCs w:val="24"/>
+              </w:rPr>
+              <w:t>TAXI_OUT</w:t>
+            </w:r>
+          </w:p>
+        </w:tc>
+        <w:tc>
+          <w:tcPr>
+            <w:tcW w:w="0" w:type="auto"/>
+            <w:hideMark/>
+          </w:tcPr>
+          <w:p>
+            <w:pPr>
+              <w:cnfStyle w:val="000000000000" w:firstRow="0" w:lastRow="0" w:firstColumn="0" w:lastColumn="0" w:oddVBand="0" w:evenVBand="0" w:oddHBand="0" w:evenHBand="0" w:firstRowFirstColumn="0" w:firstRowLastColumn="0" w:lastRowFirstColumn="0" w:lastRowLastColumn="0"/>
+              <w:rPr>
+                <w:rFonts w:eastAsia="Times New Roman" w:cs="Times New Roman"/>
+                <w:szCs w:val="24"/>
+              </w:rPr>
+            </w:pPr>
+            <w:r>
+              <w:rPr>
+                <w:rFonts w:eastAsia="Times New Roman" w:cs="Times New Roman"/>
+                <w:szCs w:val="24"/>
+              </w:rPr>
+              <w:t>Time spent taxiing before takeoff</w:t>
+            </w:r>
+          </w:p>
+        </w:tc>
+      </w:tr>
+      <w:tr>
+        <w:trPr>
+          <w:trHeight w:val="401"/>
+          <w:jc w:val="center"/>
+        </w:trPr>
+        <w:tc>
+          <w:tcPr>
+            <w:cnfStyle w:val="001000000000" w:firstRow="0" w:lastRow="0" w:firstColumn="1" w:lastColumn="0" w:oddVBand="0" w:evenVBand="0" w:oddHBand="0" w:evenHBand="0" w:firstRowFirstColumn="0" w:firstRowLastColumn="0" w:lastRowFirstColumn="0" w:lastRowLastColumn="0"/>
+            <w:tcW w:w="0" w:type="auto"/>
+            <w:hideMark/>
+          </w:tcPr>
+          <w:p>
+            <w:pPr>
+              <w:rPr>
+                <w:rFonts w:eastAsia="Times New Roman" w:cs="Times New Roman"/>
+                <w:szCs w:val="24"/>
+              </w:rPr>
+            </w:pPr>
+            <w:r>
+              <w:rPr>
+                <w:rFonts w:eastAsia="Times New Roman" w:cs="Times New Roman"/>
+                <w:szCs w:val="24"/>
+              </w:rPr>
+              <w:t>WHEELS_OFF</w:t>
+            </w:r>
+          </w:p>
+        </w:tc>
+        <w:tc>
+          <w:tcPr>
+            <w:tcW w:w="0" w:type="auto"/>
+            <w:hideMark/>
+          </w:tcPr>
+          <w:p>
+            <w:pPr>
+              <w:cnfStyle w:val="000000000000" w:firstRow="0" w:lastRow="0" w:firstColumn="0" w:lastColumn="0" w:oddVBand="0" w:evenVBand="0" w:oddHBand="0" w:evenHBand="0" w:firstRowFirstColumn="0" w:firstRowLastColumn="0" w:lastRowFirstColumn="0" w:lastRowLastColumn="0"/>
+              <w:rPr>
+                <w:rFonts w:eastAsia="Times New Roman" w:cs="Times New Roman"/>
+                <w:szCs w:val="24"/>
+              </w:rPr>
+            </w:pPr>
+            <w:r>
+              <w:rPr>
+                <w:rFonts w:eastAsia="Times New Roman" w:cs="Times New Roman"/>
+                <w:szCs w:val="24"/>
+              </w:rPr>
+              <w:t>Actual wheels-off time</w:t>
+            </w:r>
+          </w:p>
+        </w:tc>
+      </w:tr>
+      <w:tr>
+        <w:trPr>
+          <w:trHeight w:val="365"/>
+          <w:jc w:val="center"/>
+        </w:trPr>
+        <w:tc>
+          <w:tcPr>
+            <w:cnfStyle w:val="001000000000" w:firstRow="0" w:lastRow="0" w:firstColumn="1" w:lastColumn="0" w:oddVBand="0" w:evenVBand="0" w:oddHBand="0" w:evenHBand="0" w:firstRowFirstColumn="0" w:firstRowLastColumn="0" w:lastRowFirstColumn="0" w:lastRowLastColumn="0"/>
+            <w:tcW w:w="0" w:type="auto"/>
+            <w:hideMark/>
+          </w:tcPr>
+          <w:p>
+            <w:pPr>
+              <w:rPr>
+                <w:rFonts w:eastAsia="Times New Roman" w:cs="Times New Roman"/>
+                <w:szCs w:val="24"/>
+              </w:rPr>
+            </w:pPr>
+            <w:r>
+              <w:rPr>
+                <w:rFonts w:eastAsia="Times New Roman" w:cs="Times New Roman"/>
+                <w:szCs w:val="24"/>
+              </w:rPr>
+              <w:t>SCHEDULED_TIME</w:t>
+            </w:r>
+          </w:p>
+        </w:tc>
+        <w:tc>
+          <w:tcPr>
+            <w:tcW w:w="0" w:type="auto"/>
+            <w:hideMark/>
+          </w:tcPr>
+          <w:p>
+            <w:pPr>
+              <w:cnfStyle w:val="000000000000" w:firstRow="0" w:lastRow="0" w:firstColumn="0" w:lastColumn="0" w:oddVBand="0" w:evenVBand="0" w:oddHBand="0" w:evenHBand="0" w:firstRowFirstColumn="0" w:firstRowLastColumn="0" w:lastRowFirstColumn="0" w:lastRowLastColumn="0"/>
+              <w:rPr>
+                <w:rFonts w:eastAsia="Times New Roman" w:cs="Times New Roman"/>
+                <w:szCs w:val="24"/>
+              </w:rPr>
+            </w:pPr>
+            <w:r>
+              <w:rPr>
+                <w:rFonts w:eastAsia="Times New Roman" w:cs="Times New Roman"/>
+                <w:szCs w:val="24"/>
+              </w:rPr>
+              <w:t>Scheduled flight duration</w:t>
+            </w:r>
+          </w:p>
+        </w:tc>
+      </w:tr>
+      <w:tr>
+        <w:trPr>
+          <w:trHeight w:val="401"/>
+          <w:jc w:val="center"/>
+        </w:trPr>
+        <w:tc>
+          <w:tcPr>
+            <w:cnfStyle w:val="001000000000" w:firstRow="0" w:lastRow="0" w:firstColumn="1" w:lastColumn="0" w:oddVBand="0" w:evenVBand="0" w:oddHBand="0" w:evenHBand="0" w:firstRowFirstColumn="0" w:firstRowLastColumn="0" w:lastRowFirstColumn="0" w:lastRowLastColumn="0"/>
+            <w:tcW w:w="0" w:type="auto"/>
+            <w:hideMark/>
+          </w:tcPr>
+          <w:p>
+            <w:pPr>
+              <w:rPr>
+                <w:rFonts w:eastAsia="Times New Roman" w:cs="Times New Roman"/>
+                <w:szCs w:val="24"/>
+              </w:rPr>
+            </w:pPr>
+            <w:r>
+              <w:rPr>
+                <w:rFonts w:eastAsia="Times New Roman" w:cs="Times New Roman"/>
+                <w:szCs w:val="24"/>
+              </w:rPr>
+              <w:lastRenderedPageBreak/>
+              <w:t>ELAPSED_TIME</w:t>
+            </w:r>
+          </w:p>
+        </w:tc>
+        <w:tc>
+          <w:tcPr>
+            <w:tcW w:w="0" w:type="auto"/>
+            <w:hideMark/>
+          </w:tcPr>
+          <w:p>
+            <w:pPr>
+              <w:cnfStyle w:val="000000000000" w:firstRow="0" w:lastRow="0" w:firstColumn="0" w:lastColumn="0" w:oddVBand="0" w:evenVBand="0" w:oddHBand="0" w:evenHBand="0" w:firstRowFirstColumn="0" w:firstRowLastColumn="0" w:lastRowFirstColumn="0" w:lastRowLastColumn="0"/>
+              <w:rPr>
+                <w:rFonts w:eastAsia="Times New Roman" w:cs="Times New Roman"/>
+                <w:szCs w:val="24"/>
+              </w:rPr>
+            </w:pPr>
+            <w:r>
+              <w:rPr>
+                <w:rFonts w:eastAsia="Times New Roman" w:cs="Times New Roman"/>
+                <w:szCs w:val="24"/>
+              </w:rPr>
+              <w:t>Actual elapsed flight time</w:t>
+            </w:r>
+          </w:p>
+        </w:tc>
+      </w:tr>
+      <w:tr>
+        <w:trPr>
+          <w:trHeight w:val="401"/>
+          <w:jc w:val="center"/>
+        </w:trPr>
+        <w:tc>
+          <w:tcPr>
+            <w:cnfStyle w:val="001000000000" w:firstRow="0" w:lastRow="0" w:firstColumn="1" w:lastColumn="0" w:oddVBand="0" w:evenVBand="0" w:oddHBand="0" w:evenHBand="0" w:firstRowFirstColumn="0" w:firstRowLastColumn="0" w:lastRowFirstColumn="0" w:lastRowLastColumn="0"/>
+            <w:tcW w:w="0" w:type="auto"/>
+            <w:hideMark/>
+          </w:tcPr>
+          <w:p>
+            <w:pPr>
+              <w:rPr>
+                <w:rFonts w:eastAsia="Times New Roman" w:cs="Times New Roman"/>
+                <w:szCs w:val="24"/>
+              </w:rPr>
+            </w:pPr>
+            <w:r>
+              <w:rPr>
+                <w:rFonts w:eastAsia="Times New Roman" w:cs="Times New Roman"/>
+                <w:szCs w:val="24"/>
+              </w:rPr>
+              <w:t>AIR_TIME</w:t>
+            </w:r>
+          </w:p>
+        </w:tc>
+        <w:tc>
+          <w:tcPr>
+            <w:tcW w:w="0" w:type="auto"/>
+            <w:hideMark/>
+          </w:tcPr>
+          <w:p>
+            <w:pPr>
+              <w:cnfStyle w:val="000000000000" w:firstRow="0" w:lastRow="0" w:firstColumn="0" w:lastColumn="0" w:oddVBand="0" w:evenVBand="0" w:oddHBand="0" w:evenHBand="0" w:firstRowFirstColumn="0" w:firstRowLastColumn="0" w:lastRowFirstColumn="0" w:lastRowLastColumn="0"/>
+              <w:rPr>
+                <w:rFonts w:eastAsia="Times New Roman" w:cs="Times New Roman"/>
+                <w:szCs w:val="24"/>
+              </w:rPr>
+            </w:pPr>
+            <w:r>
+              <w:rPr>
+                <w:rFonts w:eastAsia="Times New Roman" w:cs="Times New Roman"/>
+                <w:szCs w:val="24"/>
+              </w:rPr>
+              <w:t>Time spent in the air</w:t>
+            </w:r>
+          </w:p>
+        </w:tc>
+      </w:tr>
+      <w:tr>
+        <w:trPr>
+          <w:trHeight w:val="401"/>
+          <w:jc w:val="center"/>
+        </w:trPr>
+        <w:tc>
+          <w:tcPr>
+            <w:cnfStyle w:val="001000000000" w:firstRow="0" w:lastRow="0" w:firstColumn="1" w:lastColumn="0" w:oddVBand="0" w:evenVBand="0" w:oddHBand="0" w:evenHBand="0" w:firstRowFirstColumn="0" w:firstRowLastColumn="0" w:lastRowFirstColumn="0" w:lastRowLastColumn="0"/>
+            <w:tcW w:w="0" w:type="auto"/>
+            <w:hideMark/>
+          </w:tcPr>
+          <w:p>
+            <w:pPr>
+              <w:rPr>
+                <w:rFonts w:eastAsia="Times New Roman" w:cs="Times New Roman"/>
+                <w:szCs w:val="24"/>
+              </w:rPr>
+            </w:pPr>
+            <w:r>
+              <w:rPr>
+                <w:rFonts w:eastAsia="Times New Roman" w:cs="Times New Roman"/>
+                <w:szCs w:val="24"/>
+              </w:rPr>
+              <w:t>DISTANCE</w:t>
+            </w:r>
+          </w:p>
+        </w:tc>
+        <w:tc>
+          <w:tcPr>
+            <w:tcW w:w="0" w:type="auto"/>
+            <w:hideMark/>
+          </w:tcPr>
+          <w:p>
+            <w:pPr>
+              <w:cnfStyle w:val="000000000000" w:firstRow="0" w:lastRow="0" w:firstColumn="0" w:lastColumn="0" w:oddVBand="0" w:evenVBand="0" w:oddHBand="0" w:evenHBand="0" w:firstRowFirstColumn="0" w:firstRowLastColumn="0" w:lastRowFirstColumn="0" w:lastRowLastColumn="0"/>
+              <w:rPr>
+                <w:rFonts w:eastAsia="Times New Roman" w:cs="Times New Roman"/>
+                <w:szCs w:val="24"/>
+              </w:rPr>
+            </w:pPr>
+            <w:r>
+              <w:rPr>
+                <w:rFonts w:eastAsia="Times New Roman" w:cs="Times New Roman"/>
+                <w:szCs w:val="24"/>
+              </w:rPr>
+              <w:t>Distance between origin and destination</w:t>
+            </w:r>
+          </w:p>
+        </w:tc>
+      </w:tr>
+      <w:tr>
+        <w:trPr>
+          <w:trHeight w:val="401"/>
+          <w:jc w:val="center"/>
+        </w:trPr>
+        <w:tc>
+          <w:tcPr>
+            <w:cnfStyle w:val="001000000000" w:firstRow="0" w:lastRow="0" w:firstColumn="1" w:lastColumn="0" w:oddVBand="0" w:evenVBand="0" w:oddHBand="0" w:evenHBand="0" w:firstRowFirstColumn="0" w:firstRowLastColumn="0" w:lastRowFirstColumn="0" w:lastRowLastColumn="0"/>
+            <w:tcW w:w="0" w:type="auto"/>
+            <w:hideMark/>
+          </w:tcPr>
+          <w:p>
+            <w:pPr>
+              <w:rPr>
+                <w:rFonts w:eastAsia="Times New Roman" w:cs="Times New Roman"/>
+                <w:szCs w:val="24"/>
+              </w:rPr>
+            </w:pPr>
+            <w:r>
+              <w:rPr>
+                <w:rFonts w:eastAsia="Times New Roman" w:cs="Times New Roman"/>
+                <w:szCs w:val="24"/>
+              </w:rPr>
+              <w:t>WHEELS_ON</w:t>
+            </w:r>
+          </w:p>
+        </w:tc>
+        <w:tc>
+          <w:tcPr>
+            <w:tcW w:w="0" w:type="auto"/>
+            <w:hideMark/>
+          </w:tcPr>
+          <w:p>
+            <w:pPr>
+              <w:cnfStyle w:val="000000000000" w:firstRow="0" w:lastRow="0" w:firstColumn="0" w:lastColumn="0" w:oddVBand="0" w:evenVBand="0" w:oddHBand="0" w:evenHBand="0" w:firstRowFirstColumn="0" w:firstRowLastColumn="0" w:lastRowFirstColumn="0" w:lastRowLastColumn="0"/>
+              <w:rPr>
+                <w:rFonts w:eastAsia="Times New Roman" w:cs="Times New Roman"/>
+                <w:szCs w:val="24"/>
+              </w:rPr>
+            </w:pPr>
+            <w:r>
+              <w:rPr>
+                <w:rFonts w:eastAsia="Times New Roman" w:cs="Times New Roman"/>
+                <w:szCs w:val="24"/>
+              </w:rPr>
+              <w:t>Actual wheels-on time</w:t>
+            </w:r>
+          </w:p>
+        </w:tc>
+      </w:tr>
+      <w:tr>
+        <w:trPr>
+          <w:trHeight w:val="401"/>
+          <w:jc w:val="center"/>
+        </w:trPr>
+        <w:tc>
+          <w:tcPr>
+            <w:cnfStyle w:val="001000000000" w:firstRow="0" w:lastRow="0" w:firstColumn="1" w:lastColumn="0" w:oddVBand="0" w:evenVBand="0" w:oddHBand="0" w:evenHBand="0" w:firstRowFirstColumn="0" w:firstRowLastColumn="0" w:lastRowFirstColumn="0" w:lastRowLastColumn="0"/>
+            <w:tcW w:w="0" w:type="auto"/>
+            <w:hideMark/>
+          </w:tcPr>
+          <w:p>
+            <w:pPr>
+              <w:rPr>
+                <w:rFonts w:eastAsia="Times New Roman" w:cs="Times New Roman"/>
+                <w:szCs w:val="24"/>
+              </w:rPr>
+            </w:pPr>
+            <w:r>
+              <w:rPr>
+                <w:rFonts w:eastAsia="Times New Roman" w:cs="Times New Roman"/>
+                <w:szCs w:val="24"/>
+              </w:rPr>
+              <w:t>TAXI_IN</w:t>
+            </w:r>
+          </w:p>
+        </w:tc>
+        <w:tc>
+          <w:tcPr>
+            <w:tcW w:w="0" w:type="auto"/>
+            <w:hideMark/>
+          </w:tcPr>
+          <w:p>
+            <w:pPr>
+              <w:cnfStyle w:val="000000000000" w:firstRow="0" w:lastRow="0" w:firstColumn="0" w:lastColumn="0" w:oddVBand="0" w:evenVBand="0" w:oddHBand="0" w:evenHBand="0" w:firstRowFirstColumn="0" w:firstRowLastColumn="0" w:lastRowFirstColumn="0" w:lastRowLastColumn="0"/>
+              <w:rPr>
+                <w:rFonts w:eastAsia="Times New Roman" w:cs="Times New Roman"/>
+                <w:szCs w:val="24"/>
+              </w:rPr>
+            </w:pPr>
+            <w:r>
+              <w:rPr>
+                <w:rFonts w:eastAsia="Times New Roman" w:cs="Times New Roman"/>
+                <w:szCs w:val="24"/>
+              </w:rPr>
+              <w:t>Time spent taxiing after landing</w:t>
+            </w:r>
+          </w:p>
+        </w:tc>
+      </w:tr>
+      <w:tr>
+        <w:trPr>
+          <w:trHeight w:val="401"/>
+          <w:jc w:val="center"/>
+        </w:trPr>
+        <w:tc>
+          <w:tcPr>
+            <w:cnfStyle w:val="001000000000" w:firstRow="0" w:lastRow="0" w:firstColumn="1" w:lastColumn="0" w:oddVBand="0" w:evenVBand="0" w:oddHBand="0" w:evenHBand="0" w:firstRowFirstColumn="0" w:firstRowLastColumn="0" w:lastRowFirstColumn="0" w:lastRowLastColumn="0"/>
+            <w:tcW w:w="0" w:type="auto"/>
+            <w:hideMark/>
+          </w:tcPr>
+          <w:p>
+            <w:pPr>
+              <w:rPr>
+                <w:rFonts w:eastAsia="Times New Roman" w:cs="Times New Roman"/>
+                <w:szCs w:val="24"/>
+              </w:rPr>
+            </w:pPr>
+            <w:r>
+              <w:rPr>
+                <w:rFonts w:eastAsia="Times New Roman" w:cs="Times New Roman"/>
+                <w:szCs w:val="24"/>
+              </w:rPr>
+              <w:t>SCHEDULED_ARRIVAL</w:t>
+            </w:r>
+          </w:p>
+        </w:tc>
+        <w:tc>
+          <w:tcPr>
+            <w:tcW w:w="0" w:type="auto"/>
+            <w:hideMark/>
+          </w:tcPr>
+          <w:p>
+            <w:pPr>
+              <w:cnfStyle w:val="000000000000" w:firstRow="0" w:lastRow="0" w:firstColumn="0" w:lastColumn="0" w:oddVBand="0" w:evenVBand="0" w:oddHBand="0" w:evenHBand="0" w:firstRowFirstColumn="0" w:firstRowLastColumn="0" w:lastRowFirstColumn="0" w:lastRowLastColumn="0"/>
+              <w:rPr>
+                <w:rFonts w:eastAsia="Times New Roman" w:cs="Times New Roman"/>
+                <w:szCs w:val="24"/>
+              </w:rPr>
+            </w:pPr>
+            <w:r>
+              <w:rPr>
+                <w:rFonts w:eastAsia="Times New Roman" w:cs="Times New Roman"/>
+                <w:szCs w:val="24"/>
+              </w:rPr>
+              <w:t>Scheduled arrival time</w:t>
+            </w:r>
+          </w:p>
+        </w:tc>
+      </w:tr>
+      <w:tr>
+        <w:trPr>
+          <w:trHeight w:val="401"/>
+          <w:jc w:val="center"/>
+        </w:trPr>
+        <w:tc>
+          <w:tcPr>
+            <w:cnfStyle w:val="001000000000" w:firstRow="0" w:lastRow="0" w:firstColumn="1" w:lastColumn="0" w:oddVBand="0" w:evenVBand="0" w:oddHBand="0" w:evenHBand="0" w:firstRowFirstColumn="0" w:firstRowLastColumn="0" w:lastRowFirstColumn="0" w:lastRowLastColumn="0"/>
+            <w:tcW w:w="0" w:type="auto"/>
+            <w:hideMark/>
+          </w:tcPr>
+          <w:p>
+            <w:pPr>
+              <w:rPr>
+                <w:rFonts w:eastAsia="Times New Roman" w:cs="Times New Roman"/>
+                <w:szCs w:val="24"/>
+              </w:rPr>
+            </w:pPr>
+            <w:r>
+              <w:rPr>
+                <w:rFonts w:eastAsia="Times New Roman" w:cs="Times New Roman"/>
+                <w:szCs w:val="24"/>
+              </w:rPr>
+              <w:t>ARRIVAL_TIME</w:t>
+            </w:r>
+          </w:p>
+        </w:tc>
+        <w:tc>
+          <w:tcPr>
+            <w:tcW w:w="0" w:type="auto"/>
+            <w:hideMark/>
+          </w:tcPr>
+          <w:p>
+            <w:pPr>
+              <w:cnfStyle w:val="000000000000" w:firstRow="0" w:lastRow="0" w:firstColumn="0" w:lastColumn="0" w:oddVBand="0" w:evenVBand="0" w:oddHBand="0" w:evenHBand="0" w:firstRowFirstColumn="0" w:firstRowLastColumn="0" w:lastRowFirstColumn="0" w:lastRowLastColumn="0"/>
+              <w:rPr>
+                <w:rFonts w:eastAsia="Times New Roman" w:cs="Times New Roman"/>
+                <w:szCs w:val="24"/>
+              </w:rPr>
+            </w:pPr>
+            <w:r>
+              <w:rPr>
+                <w:rFonts w:eastAsia="Times New Roman" w:cs="Times New Roman"/>
+                <w:szCs w:val="24"/>
+              </w:rPr>
+              <w:t>Actual arrival time</w:t>
+            </w:r>
+          </w:p>
+        </w:tc>
+      </w:tr>
+      <w:tr>
+        <w:trPr>
+          <w:trHeight w:val="401"/>
+          <w:jc w:val="center"/>
+        </w:trPr>
+        <w:tc>
+          <w:tcPr>
+            <w:cnfStyle w:val="001000000000" w:firstRow="0" w:lastRow="0" w:firstColumn="1" w:lastColumn="0" w:oddVBand="0" w:evenVBand="0" w:oddHBand="0" w:evenHBand="0" w:firstRowFirstColumn="0" w:firstRowLastColumn="0" w:lastRowFirstColumn="0" w:lastRowLastColumn="0"/>
+            <w:tcW w:w="0" w:type="auto"/>
+            <w:hideMark/>
+          </w:tcPr>
+          <w:p>
+            <w:pPr>
+              <w:rPr>
+                <w:rFonts w:eastAsia="Times New Roman" w:cs="Times New Roman"/>
+                <w:szCs w:val="24"/>
+              </w:rPr>
+            </w:pPr>
+            <w:r>
+              <w:rPr>
+                <w:rFonts w:eastAsia="Times New Roman" w:cs="Times New Roman"/>
+                <w:szCs w:val="24"/>
+              </w:rPr>
+              <w:t>ARRIVAL_DELAY</w:t>
+            </w:r>
+          </w:p>
+        </w:tc>
+        <w:tc>
+          <w:tcPr>
+            <w:tcW w:w="0" w:type="auto"/>
+            <w:hideMark/>
+          </w:tcPr>
+          <w:p>
+            <w:pPr>
+              <w:cnfStyle w:val="000000000000" w:firstRow="0" w:lastRow="0" w:firstColumn="0" w:lastColumn="0" w:oddVBand="0" w:evenVBand="0" w:oddHBand="0" w:evenHBand="0" w:firstRowFirstColumn="0" w:firstRowLastColumn="0" w:lastRowFirstColumn="0" w:lastRowLastColumn="0"/>
+              <w:rPr>
+                <w:rFonts w:eastAsia="Times New Roman" w:cs="Times New Roman"/>
+                <w:szCs w:val="24"/>
+              </w:rPr>
+            </w:pPr>
+            <w:r>
+              <w:rPr>
+                <w:rFonts w:eastAsia="Times New Roman" w:cs="Times New Roman"/>
+                <w:szCs w:val="24"/>
+              </w:rPr>
+              <w:t>Arrival delay in minutes</w:t>
+            </w:r>
+          </w:p>
+        </w:tc>
+      </w:tr>
+      <w:tr>
+        <w:trPr>
+          <w:trHeight w:val="401"/>
+          <w:jc w:val="center"/>
+        </w:trPr>
+        <w:tc>
+          <w:tcPr>
+            <w:cnfStyle w:val="001000000000" w:firstRow="0" w:lastRow="0" w:firstColumn="1" w:lastColumn="0" w:oddVBand="0" w:evenVBand="0" w:oddHBand="0" w:evenHBand="0" w:firstRowFirstColumn="0" w:firstRowLastColumn="0" w:lastRowFirstColumn="0" w:lastRowLastColumn="0"/>
+            <w:tcW w:w="0" w:type="auto"/>
+            <w:hideMark/>
+          </w:tcPr>
+          <w:p>
+            <w:pPr>
+              <w:rPr>
+                <w:rFonts w:eastAsia="Times New Roman" w:cs="Times New Roman"/>
+                <w:szCs w:val="24"/>
+              </w:rPr>
+            </w:pPr>
+            <w:r>
+              <w:rPr>
+                <w:rFonts w:eastAsia="Times New Roman" w:cs="Times New Roman"/>
+                <w:szCs w:val="24"/>
+              </w:rPr>
+              <w:t>DIVERTED</w:t>
+            </w:r>
+          </w:p>
+        </w:tc>
+        <w:tc>
+          <w:tcPr>
+            <w:tcW w:w="0" w:type="auto"/>
+            <w:hideMark/>
+          </w:tcPr>
+          <w:p>
+            <w:pPr>
+              <w:cnfStyle w:val="000000000000" w:firstRow="0" w:lastRow="0" w:firstColumn="0" w:lastColumn="0" w:oddVBand="0" w:evenVBand="0" w:oddHBand="0" w:evenHBand="0" w:firstRowFirstColumn="0" w:firstRowLastColumn="0" w:lastRowFirstColumn="0" w:lastRowLastColumn="0"/>
+              <w:rPr>
+                <w:rFonts w:eastAsia="Times New Roman" w:cs="Times New Roman"/>
+                <w:szCs w:val="24"/>
+              </w:rPr>
+            </w:pPr>
+            <w:r>
+              <w:rPr>
+                <w:rFonts w:eastAsia="Times New Roman" w:cs="Times New Roman"/>
+                <w:szCs w:val="24"/>
+              </w:rPr>
+              <w:t>Indicates whether the flight was diverted</w:t>
+            </w:r>
+          </w:p>
+        </w:tc>
+      </w:tr>
+      <w:tr>
+        <w:trPr>
+          <w:trHeight w:val="401"/>
+          <w:jc w:val="center"/>
+        </w:trPr>
+        <w:tc>
+          <w:tcPr>
+            <w:cnfStyle w:val="001000000000" w:firstRow="0" w:lastRow="0" w:firstColumn="1" w:lastColumn="0" w:oddVBand="0" w:evenVBand="0" w:oddHBand="0" w:evenHBand="0" w:firstRowFirstColumn="0" w:firstRowLastColumn="0" w:lastRowFirstColumn="0" w:lastRowLastColumn="0"/>
+            <w:tcW w:w="0" w:type="auto"/>
+            <w:hideMark/>
+          </w:tcPr>
+          <w:p>
+            <w:pPr>
+              <w:rPr>
+                <w:rFonts w:eastAsia="Times New Roman" w:cs="Times New Roman"/>
+                <w:szCs w:val="24"/>
+              </w:rPr>
+            </w:pPr>
+            <w:r>
+              <w:rPr>
+                <w:rFonts w:eastAsia="Times New Roman" w:cs="Times New Roman"/>
+                <w:szCs w:val="24"/>
+              </w:rPr>
+              <w:t>CANCELLED</w:t>
+            </w:r>
+          </w:p>
+        </w:tc>
+        <w:tc>
+          <w:tcPr>
+            <w:tcW w:w="0" w:type="auto"/>
+            <w:hideMark/>
+          </w:tcPr>
+          <w:p>
+            <w:pPr>
+              <w:cnfStyle w:val="000000000000" w:firstRow="0" w:lastRow="0" w:firstColumn="0" w:lastColumn="0" w:oddVBand="0" w:evenVBand="0" w:oddHBand="0" w:evenHBand="0" w:firstRowFirstColumn="0" w:firstRowLastColumn="0" w:lastRowFirstColumn="0" w:lastRowLastColumn="0"/>
+              <w:rPr>
+                <w:rFonts w:eastAsia="Times New Roman" w:cs="Times New Roman"/>
+                <w:szCs w:val="24"/>
+              </w:rPr>
+            </w:pPr>
+            <w:r>
+              <w:rPr>
+                <w:rFonts w:eastAsia="Times New Roman" w:cs="Times New Roman"/>
+                <w:szCs w:val="24"/>
+              </w:rPr>
+              <w:t>Indicates whether the flight was cancelled</w:t>
+            </w:r>
+          </w:p>
+        </w:tc>
+      </w:tr>
+      <w:tr>
+        <w:trPr>
+          <w:trHeight w:val="401"/>
+          <w:jc w:val="center"/>
+        </w:trPr>
+        <w:tc>
+          <w:tcPr>
+            <w:cnfStyle w:val="001000000000" w:firstRow="0" w:lastRow="0" w:firstColumn="1" w:lastColumn="0" w:oddVBand="0" w:evenVBand="0" w:oddHBand="0" w:evenHBand="0" w:firstRowFirstColumn="0" w:firstRowLastColumn="0" w:lastRowFirstColumn="0" w:lastRowLastColumn="0"/>
+            <w:tcW w:w="0" w:type="auto"/>
+            <w:hideMark/>
+          </w:tcPr>
+          <w:p>
+            <w:pPr>
+              <w:rPr>
+                <w:rFonts w:eastAsia="Times New Roman" w:cs="Times New Roman"/>
+                <w:szCs w:val="24"/>
+              </w:rPr>
+            </w:pPr>
+            <w:r>
+              <w:rPr>
+                <w:rFonts w:eastAsia="Times New Roman" w:cs="Times New Roman"/>
+                <w:szCs w:val="24"/>
+              </w:rPr>
+              <w:t>CANCELLATION_REASON</w:t>
+            </w:r>
+          </w:p>
+        </w:tc>
+        <w:tc>
+          <w:tcPr>
+            <w:tcW w:w="0" w:type="auto"/>
+            <w:hideMark/>
+          </w:tcPr>
+          <w:p>
+            <w:pPr>
+              <w:cnfStyle w:val="000000000000" w:firstRow="0" w:lastRow="0" w:firstColumn="0" w:lastColumn="0" w:oddVBand="0" w:evenVBand="0" w:oddHBand="0" w:evenHBand="0" w:firstRowFirstColumn="0" w:firstRowLastColumn="0" w:lastRowFirstColumn="0" w:lastRowLastColumn="0"/>
+              <w:rPr>
+                <w:rFonts w:eastAsia="Times New Roman" w:cs="Times New Roman"/>
+                <w:szCs w:val="24"/>
+              </w:rPr>
+            </w:pPr>
+            <w:r>
+              <w:rPr>
+                <w:rFonts w:eastAsia="Times New Roman" w:cs="Times New Roman"/>
+                <w:szCs w:val="24"/>
+              </w:rPr>
+              <w:t>Reason for flight cancellation</w:t>
+            </w:r>
+          </w:p>
+        </w:tc>
+      </w:tr>
+      <w:tr>
+        <w:trPr>
+          <w:trHeight w:val="401"/>
+          <w:jc w:val="center"/>
+        </w:trPr>
+        <w:tc>
+          <w:tcPr>
+            <w:cnfStyle w:val="001000000000" w:firstRow="0" w:lastRow="0" w:firstColumn="1" w:lastColumn="0" w:oddVBand="0" w:evenVBand="0" w:oddHBand="0" w:evenHBand="0" w:firstRowFirstColumn="0" w:firstRowLastColumn="0" w:lastRowFirstColumn="0" w:lastRowLastColumn="0"/>
+            <w:tcW w:w="0" w:type="auto"/>
+            <w:hideMark/>
+          </w:tcPr>
+          <w:p>
+            <w:pPr>
+              <w:rPr>
+                <w:rFonts w:eastAsia="Times New Roman" w:cs="Times New Roman"/>
+                <w:szCs w:val="24"/>
+              </w:rPr>
+            </w:pPr>
+            <w:r>
+              <w:rPr>
+                <w:rFonts w:eastAsia="Times New Roman" w:cs="Times New Roman"/>
+                <w:szCs w:val="24"/>
+              </w:rPr>
+              <w:t>AIR_SYSTEM_DELAY</w:t>
+            </w:r>
+          </w:p>
+        </w:tc>
+        <w:tc>
+          <w:tcPr>
+            <w:tcW w:w="0" w:type="auto"/>
+            <w:hideMark/>
+          </w:tcPr>
+          <w:p>
+            <w:pPr>
+              <w:cnfStyle w:val="000000000000" w:firstRow="0" w:lastRow="0" w:firstColumn="0" w:lastColumn="0" w:oddVBand="0" w:evenVBand="0" w:oddHBand="0" w:evenHBand="0" w:firstRowFirstColumn="0" w:firstRowLastColumn="0" w:lastRowFirstColumn="0" w:lastRowLastColumn="0"/>
+              <w:rPr>
+                <w:rFonts w:eastAsia="Times New Roman" w:cs="Times New Roman"/>
+                <w:szCs w:val="24"/>
+              </w:rPr>
+            </w:pPr>
+            <w:r>
+              <w:rPr>
+                <w:rFonts w:eastAsia="Times New Roman" w:cs="Times New Roman"/>
+                <w:szCs w:val="24"/>
+              </w:rPr>
+              <w:t>Delay caused by the air transportation system</w:t>
+            </w:r>
+          </w:p>
+        </w:tc>
+      </w:tr>
+      <w:tr>
+        <w:trPr>
+          <w:trHeight w:val="401"/>
+          <w:jc w:val="center"/>
+        </w:trPr>
+        <w:tc>
+          <w:tcPr>
+            <w:cnfStyle w:val="001000000000" w:firstRow="0" w:lastRow="0" w:firstColumn="1" w:lastColumn="0" w:oddVBand="0" w:evenVBand="0" w:oddHBand="0" w:evenHBand="0" w:firstRowFirstColumn="0" w:firstRowLastColumn="0" w:lastRowFirstColumn="0" w:lastRowLastColumn="0"/>
+            <w:tcW w:w="0" w:type="auto"/>
+            <w:hideMark/>
+          </w:tcPr>
+          <w:p>
+            <w:pPr>
+              <w:rPr>
+                <w:rFonts w:eastAsia="Times New Roman" w:cs="Times New Roman"/>
+                <w:szCs w:val="24"/>
+              </w:rPr>
+            </w:pPr>
+            <w:r>
+              <w:rPr>
+                <w:rFonts w:eastAsia="Times New Roman" w:cs="Times New Roman"/>
+                <w:szCs w:val="24"/>
+              </w:rPr>
+              <w:t>SECURITY_DELAY</w:t>
+            </w:r>
+          </w:p>
+        </w:tc>
+        <w:tc>
+          <w:tcPr>
+            <w:tcW w:w="0" w:type="auto"/>
+            <w:hideMark/>
+          </w:tcPr>
+          <w:p>
+            <w:pPr>
+              <w:cnfStyle w:val="000000000000" w:firstRow="0" w:lastRow="0" w:firstColumn="0" w:lastColumn="0" w:oddVBand="0" w:evenVBand="0" w:oddHBand="0" w:evenHBand="0" w:firstRowFirstColumn="0" w:firstRowLastColumn="0" w:lastRowFirstColumn="0" w:lastRowLastColumn="0"/>
+              <w:rPr>
+                <w:rFonts w:eastAsia="Times New Roman" w:cs="Times New Roman"/>
+                <w:szCs w:val="24"/>
+              </w:rPr>
+            </w:pPr>
+            <w:r>
+              <w:rPr>
+                <w:rFonts w:eastAsia="Times New Roman" w:cs="Times New Roman"/>
+                <w:szCs w:val="24"/>
+              </w:rPr>
+              <w:t>Delay caused by security-related issues</w:t>
+            </w:r>
+          </w:p>
+        </w:tc>
+      </w:tr>
+      <w:tr>
+        <w:trPr>
+          <w:trHeight w:val="365"/>
+          <w:jc w:val="center"/>
+        </w:trPr>
+        <w:tc>
+          <w:tcPr>
+            <w:cnfStyle w:val="001000000000" w:firstRow="0" w:lastRow="0" w:firstColumn="1" w:lastColumn="0" w:oddVBand="0" w:evenVBand="0" w:oddHBand="0" w:evenHBand="0" w:firstRowFirstColumn="0" w:firstRowLastColumn="0" w:lastRowFirstColumn="0" w:lastRowLastColumn="0"/>
+            <w:tcW w:w="0" w:type="auto"/>
+            <w:hideMark/>
+          </w:tcPr>
+          <w:p>
+            <w:pPr>
+              <w:rPr>
+                <w:rFonts w:eastAsia="Times New Roman" w:cs="Times New Roman"/>
+                <w:szCs w:val="24"/>
+              </w:rPr>
+            </w:pPr>
+            <w:r>
+              <w:rPr>
+                <w:rFonts w:eastAsia="Times New Roman" w:cs="Times New Roman"/>
+                <w:szCs w:val="24"/>
+              </w:rPr>
+              <w:t>AIRLINE_DELAY</w:t>
+            </w:r>
+          </w:p>
+        </w:tc>
+        <w:tc>
+          <w:tcPr>
+            <w:tcW w:w="0" w:type="auto"/>
+            <w:hideMark/>
+          </w:tcPr>
+          <w:p>
+            <w:pPr>
+              <w:cnfStyle w:val="000000000000" w:firstRow="0" w:lastRow="0" w:firstColumn="0" w:lastColumn="0" w:oddVBand="0" w:evenVBand="0" w:oddHBand="0" w:evenHBand="0" w:firstRowFirstColumn="0" w:firstRowLastColumn="0" w:lastRowFirstColumn="0" w:lastRowLastColumn="0"/>
+              <w:rPr>
+                <w:rFonts w:eastAsia="Times New Roman" w:cs="Times New Roman"/>
+                <w:szCs w:val="24"/>
+              </w:rPr>
+            </w:pPr>
+            <w:r>
+              <w:rPr>
+                <w:rFonts w:eastAsia="Times New Roman" w:cs="Times New Roman"/>
+                <w:szCs w:val="24"/>
+              </w:rPr>
+              <w:t>Delay caused by the airline</w:t>
+            </w:r>
+          </w:p>
+        </w:tc>
+      </w:tr>
+      <w:tr>
+        <w:trPr>
+          <w:trHeight w:val="401"/>
+          <w:jc w:val="center"/>
+        </w:trPr>
+        <w:tc>
+          <w:tcPr>
+            <w:cnfStyle w:val="001000000000" w:firstRow="0" w:lastRow="0" w:firstColumn="1" w:lastColumn="0" w:oddVBand="0" w:evenVBand="0" w:oddHBand="0" w:evenHBand="0" w:firstRowFirstColumn="0" w:firstRowLastColumn="0" w:lastRowFirstColumn="0" w:lastRowLastColumn="0"/>
+            <w:tcW w:w="0" w:type="auto"/>
+            <w:hideMark/>
+          </w:tcPr>
+          <w:p>
+            <w:pPr>
+              <w:rPr>
+                <w:rFonts w:eastAsia="Times New Roman" w:cs="Times New Roman"/>
+                <w:szCs w:val="24"/>
+              </w:rPr>
+            </w:pPr>
+            <w:r>
+              <w:rPr>
+                <w:rFonts w:eastAsia="Times New Roman" w:cs="Times New Roman"/>
+                <w:szCs w:val="24"/>
+              </w:rPr>
+              <w:t>LATE_AIRCRAFT_DELAY</w:t>
+            </w:r>
+          </w:p>
+        </w:tc>
+        <w:tc>
+          <w:tcPr>
+            <w:tcW w:w="0" w:type="auto"/>
+            <w:hideMark/>
+          </w:tcPr>
+          <w:p>
+            <w:pPr>
+              <w:cnfStyle w:val="000000000000" w:firstRow="0" w:lastRow="0" w:firstColumn="0" w:lastColumn="0" w:oddVBand="0" w:evenVBand="0" w:oddHBand="0" w:evenHBand="0" w:firstRowFirstColumn="0" w:firstRowLastColumn="0" w:lastRowFirstColumn="0" w:lastRowLastColumn="0"/>
+              <w:rPr>
+                <w:rFonts w:eastAsia="Times New Roman" w:cs="Times New Roman"/>
+                <w:szCs w:val="24"/>
+              </w:rPr>
+            </w:pPr>
+            <w:r>
+              <w:rPr>
+                <w:rFonts w:eastAsia="Times New Roman" w:cs="Times New Roman"/>
+                <w:szCs w:val="24"/>
+              </w:rPr>
+              <w:t>Delay caused by a late-arriving aircraft</w:t>
+            </w:r>
+          </w:p>
+        </w:tc>
+      </w:tr>
+      <w:tr>
+        <w:trPr>
+          <w:trHeight w:val="433"/>
+          <w:jc w:val="center"/>
+        </w:trPr>
+        <w:tc>
+          <w:tcPr>
+            <w:cnfStyle w:val="001000000000" w:firstRow="0" w:lastRow="0" w:firstColumn="1" w:lastColumn="0" w:oddVBand="0" w:evenVBand="0" w:oddHBand="0" w:evenHBand="0" w:firstRowFirstColumn="0" w:firstRowLastColumn="0" w:lastRowFirstColumn="0" w:lastRowLastColumn="0"/>
+            <w:tcW w:w="0" w:type="auto"/>
+            <w:hideMark/>
+          </w:tcPr>
+          <w:p>
+            <w:pPr>
+              <w:rPr>
+                <w:rFonts w:eastAsia="Times New Roman" w:cs="Times New Roman"/>
+                <w:szCs w:val="24"/>
+              </w:rPr>
+            </w:pPr>
+            <w:r>
+              <w:rPr>
+                <w:rFonts w:eastAsia="Times New Roman" w:cs="Times New Roman"/>
+                <w:szCs w:val="24"/>
+              </w:rPr>
+              <w:t>WEATHER_DELAY</w:t>
+            </w:r>
+          </w:p>
+        </w:tc>
+        <w:tc>
+          <w:tcPr>
+            <w:tcW w:w="0" w:type="auto"/>
+            <w:hideMark/>
+          </w:tcPr>
+          <w:p>
+            <w:pPr>
+              <w:cnfStyle w:val="000000000000" w:firstRow="0" w:lastRow="0" w:firstColumn="0" w:lastColumn="0" w:oddVBand="0" w:evenVBand="0" w:oddHBand="0" w:evenHBand="0" w:firstRowFirstColumn="0" w:firstRowLastColumn="0" w:lastRowFirstColumn="0" w:lastRowLastColumn="0"/>
+              <w:rPr>
+                <w:rFonts w:eastAsia="Times New Roman" w:cs="Times New Roman"/>
+                <w:szCs w:val="24"/>
+              </w:rPr>
+            </w:pPr>
+            <w:r>
+              <w:rPr>
+                <w:rFonts w:eastAsia="Times New Roman" w:cs="Times New Roman"/>
+                <w:szCs w:val="24"/>
+              </w:rPr>
+              <w:t>Delay caused by weather conditions</w:t>
+            </w:r>
+          </w:p>
+          <w:p>
+            <w:pPr>
+              <w:cnfStyle w:val="000000000000" w:firstRow="0" w:lastRow="0" w:firstColumn="0" w:lastColumn="0" w:oddVBand="0" w:evenVBand="0" w:oddHBand="0" w:evenHBand="0" w:firstRowFirstColumn="0" w:firstRowLastColumn="0" w:lastRowFirstColumn="0" w:lastRowLastColumn="0"/>
+              <w:rPr>
+                <w:rFonts w:eastAsia="Times New Roman" w:cs="Times New Roman"/>
+                <w:szCs w:val="24"/>
+              </w:rPr>
+            </w:pPr>
           </w:p>
         </w:tc>
       </w:tr>
@@ -2033,6 +3397,7 @@
       <w:pPr>
         <w:spacing w:after="120"/>
         <w:rPr>
+          <w:rFonts w:cs="Times New Roman"/>
           <w:color w:val="000000" w:themeColor="text1"/>
         </w:rPr>
       </w:pPr>
@@ -2041,12 +3406,23 @@
       <w:pPr>
         <w:pStyle w:val="Heading1"/>
         <w:rPr>
-          <w:color w:val="000000" w:themeColor="text1"/>
-        </w:rPr>
-      </w:pPr>
-      <w:bookmarkStart w:id="2" w:name="_Toc240199063"/>
-      <w:r>
-        <w:rPr>
+          <w:rFonts w:cs="Times New Roman"/>
+          <w:color w:val="000000" w:themeColor="text1"/>
+        </w:rPr>
+      </w:pPr>
+    </w:p>
+    <w:p>
+      <w:pPr>
+        <w:pStyle w:val="Heading1"/>
+        <w:rPr>
+          <w:rFonts w:cs="Times New Roman"/>
+          <w:color w:val="000000" w:themeColor="text1"/>
+        </w:rPr>
+      </w:pPr>
+      <w:bookmarkStart w:id="2" w:name="_Toc240314919"/>
+      <w:r>
+        <w:rPr>
+          <w:rFonts w:cs="Times New Roman"/>
           <w:color w:val="000000" w:themeColor="text1"/>
         </w:rPr>
         <w:t>How to obtain the dataset</w:t>
@@ -2062,11 +3438,13 @@
         </w:numPr>
         <w:spacing w:after="120"/>
         <w:rPr>
-          <w:color w:val="000000" w:themeColor="text1"/>
-        </w:rPr>
-      </w:pPr>
-      <w:r>
-        <w:rPr>
+          <w:rFonts w:ascii="Times New Roman" w:hAnsi="Times New Roman" w:cs="Times New Roman"/>
+          <w:color w:val="000000" w:themeColor="text1"/>
+        </w:rPr>
+      </w:pPr>
+      <w:r>
+        <w:rPr>
+          <w:rFonts w:ascii="Times New Roman" w:hAnsi="Times New Roman" w:cs="Times New Roman"/>
           <w:color w:val="000000" w:themeColor="text1"/>
         </w:rPr>
         <w:t>Download the 2015 Flight Delays and Cancellations dataset from Kaggle.</w:t>
@@ -2081,11 +3459,13 @@
         </w:numPr>
         <w:spacing w:after="120"/>
         <w:rPr>
-          <w:color w:val="000000" w:themeColor="text1"/>
-        </w:rPr>
-      </w:pPr>
-      <w:r>
-        <w:rPr>
+          <w:rFonts w:ascii="Times New Roman" w:hAnsi="Times New Roman" w:cs="Times New Roman"/>
+          <w:color w:val="000000" w:themeColor="text1"/>
+        </w:rPr>
+      </w:pPr>
+      <w:r>
+        <w:rPr>
+          <w:rFonts w:ascii="Times New Roman" w:hAnsi="Times New Roman" w:cs="Times New Roman"/>
           <w:color w:val="000000" w:themeColor="text1"/>
         </w:rPr>
         <w:t>Extract flights.csv, airlines.csv, and airports.csv into the project data folder.</w:t>
@@ -2100,11 +3480,13 @@
         </w:numPr>
         <w:spacing w:after="120"/>
         <w:rPr>
-          <w:color w:val="000000" w:themeColor="text1"/>
-        </w:rPr>
-      </w:pPr>
-      <w:r>
-        <w:rPr>
+          <w:rFonts w:ascii="Times New Roman" w:hAnsi="Times New Roman" w:cs="Times New Roman"/>
+          <w:color w:val="000000" w:themeColor="text1"/>
+        </w:rPr>
+      </w:pPr>
+      <w:r>
+        <w:rPr>
+          <w:rFonts w:ascii="Times New Roman" w:hAnsi="Times New Roman" w:cs="Times New Roman"/>
           <w:color w:val="000000" w:themeColor="text1"/>
         </w:rPr>
         <w:t>The files are comma-separated CSV files; flights.csv is the primary analysis input.</w:t>
@@ -2119,11 +3501,13 @@
         </w:numPr>
         <w:spacing w:after="120"/>
         <w:rPr>
-          <w:color w:val="000000" w:themeColor="text1"/>
-        </w:rPr>
-      </w:pPr>
-      <w:r>
-        <w:rPr>
+          <w:rFonts w:ascii="Times New Roman" w:hAnsi="Times New Roman" w:cs="Times New Roman"/>
+          <w:color w:val="000000" w:themeColor="text1"/>
+        </w:rPr>
+      </w:pPr>
+      <w:r>
+        <w:rPr>
+          <w:rFonts w:ascii="Times New Roman" w:hAnsi="Times New Roman" w:cs="Times New Roman"/>
           <w:color w:val="000000" w:themeColor="text1"/>
         </w:rPr>
         <w:t>Run the MapReduce and Pig commands from Windows Administrator Command Prompt.</w:t>
@@ -2133,6 +3517,7 @@
       <w:pPr>
         <w:spacing w:after="120"/>
         <w:rPr>
+          <w:rFonts w:cs="Times New Roman"/>
           <w:color w:val="000000" w:themeColor="text1"/>
         </w:rPr>
       </w:pPr>
@@ -2141,18 +3526,24 @@
       <w:pPr>
         <w:pStyle w:val="Heading1"/>
         <w:rPr>
-          <w:color w:val="000000" w:themeColor="text1"/>
-        </w:rPr>
-      </w:pPr>
-      <w:bookmarkStart w:id="3" w:name="_Toc240199064"/>
-      <w:r>
-        <w:rPr>
-          <w:color w:val="000000" w:themeColor="text1"/>
-        </w:rPr>
-        <w:lastRenderedPageBreak/>
+          <w:rFonts w:cs="Times New Roman"/>
+          <w:color w:val="000000" w:themeColor="text1"/>
+        </w:rPr>
+      </w:pPr>
+      <w:bookmarkStart w:id="3" w:name="_Toc240314920"/>
+      <w:r>
+        <w:rPr>
+          <w:rFonts w:cs="Times New Roman"/>
+          <w:color w:val="000000" w:themeColor="text1"/>
+        </w:rPr>
         <w:t>Summary of Data Analysis</w:t>
       </w:r>
       <w:bookmarkEnd w:id="3"/>
+    </w:p>
+    <w:p>
+      <w:r>
+        <w:t>This project analyzes the airline flight dataset using Hadoop MapReduce and Apache Pig. The purpose of the analysis is to identify airline activity, busy airports, monthly flight trends, cancellation patterns, and flight-delay performance from a large collection of flight records.</w:t>
+      </w:r>
     </w:p>
     <w:p>
       <w:pPr>
@@ -2166,7 +3557,7 @@
         <w:rPr>
           <w:color w:val="000000" w:themeColor="text1"/>
         </w:rPr>
-        <w:t>This project analyzes the airline flight dataset using Hadoop MapReduce and Apache Pig. The purpose of the analysis is to identify airline activity, busy airports, monthly flight trends, cancellation patterns, and flight-delay performance from a large collection of flight records.</w:t>
+        <w:t xml:space="preserve">Hadoop MapReduce is used to process the dataset through Driver, Mapper, and Reducer classes. The Mapper reads each flight record and extracts the required fields. Hadoop groups records with the same key, and the Reducer combines these values to generate the final results. Apache </w:t>
       </w:r>
     </w:p>
     <w:p>
@@ -2181,7 +3572,8 @@
         <w:rPr>
           <w:color w:val="000000" w:themeColor="text1"/>
         </w:rPr>
-        <w:t>Hadoop MapReduce is used to process the dataset through Driver, Mapper, and Reducer classes. The Mapper reads each flight record and extracts the required fields. Hadoop groups records with the same key, and the Reducer combines these values to generate the final results. Apache Pig is used for high-level analysis through Pig Latin scripts, which make it easier to load, filter, group, sort, and store the data.</w:t>
+        <w:lastRenderedPageBreak/>
+        <w:t>Pig is used for high-level analysis through Pig Latin scripts, which make it easier to load, filter, group, sort, and store the data.</w:t>
       </w:r>
     </w:p>
     <w:p>
@@ -2191,7 +3583,7 @@
           <w:ilvl w:val="0"/>
           <w:numId w:val="14"/>
         </w:numPr>
-        <w:spacing w:line="276" w:lineRule="auto"/>
+        <w:spacing w:line="360" w:lineRule="auto"/>
         <w:rPr>
           <w:color w:val="000000" w:themeColor="text1"/>
         </w:rPr>
@@ -2217,7 +3609,7 @@
           <w:ilvl w:val="0"/>
           <w:numId w:val="14"/>
         </w:numPr>
-        <w:spacing w:line="276" w:lineRule="auto"/>
+        <w:spacing w:line="360" w:lineRule="auto"/>
         <w:rPr>
           <w:color w:val="000000" w:themeColor="text1"/>
         </w:rPr>
@@ -2243,7 +3635,7 @@
           <w:ilvl w:val="0"/>
           <w:numId w:val="14"/>
         </w:numPr>
-        <w:spacing w:line="276" w:lineRule="auto"/>
+        <w:spacing w:line="360" w:lineRule="auto"/>
         <w:rPr>
           <w:color w:val="000000" w:themeColor="text1"/>
         </w:rPr>
@@ -2269,7 +3661,7 @@
           <w:ilvl w:val="0"/>
           <w:numId w:val="14"/>
         </w:numPr>
-        <w:spacing w:line="276" w:lineRule="auto"/>
+        <w:spacing w:line="360" w:lineRule="auto"/>
         <w:rPr>
           <w:rStyle w:val="Strong"/>
           <w:b w:val="0"/>
@@ -2293,11 +3685,10 @@
     </w:p>
     <w:p>
       <w:pPr>
-        <w:spacing w:before="100" w:beforeAutospacing="1" w:after="100" w:afterAutospacing="1" w:line="276" w:lineRule="auto"/>
+        <w:spacing w:before="100" w:beforeAutospacing="1" w:after="100" w:afterAutospacing="1" w:line="360" w:lineRule="auto"/>
         <w:rPr>
           <w:rFonts w:eastAsia="Times New Roman" w:cs="Times New Roman"/>
           <w:color w:val="000000" w:themeColor="text1"/>
-          <w:sz w:val="24"/>
           <w:szCs w:val="24"/>
         </w:rPr>
       </w:pPr>
@@ -2307,7 +3698,6 @@
           <w:b/>
           <w:bCs/>
           <w:color w:val="000000" w:themeColor="text1"/>
-          <w:sz w:val="24"/>
           <w:szCs w:val="24"/>
         </w:rPr>
         <w:t>MapReduce analyses performed:</w:t>
@@ -2320,9 +3710,9 @@
           <w:ilvl w:val="0"/>
           <w:numId w:val="15"/>
         </w:numPr>
-        <w:spacing w:before="100" w:beforeAutospacing="1" w:after="100" w:afterAutospacing="1" w:line="276" w:lineRule="auto"/>
-        <w:rPr>
-          <w:rFonts w:eastAsia="Times New Roman" w:cs="Times New Roman"/>
+        <w:spacing w:before="100" w:beforeAutospacing="1" w:after="100" w:afterAutospacing="1" w:line="360" w:lineRule="auto"/>
+        <w:rPr>
+          <w:rFonts w:ascii="Times New Roman" w:eastAsia="Times New Roman" w:hAnsi="Times New Roman" w:cs="Times New Roman"/>
           <w:color w:val="000000" w:themeColor="text1"/>
           <w:sz w:val="24"/>
           <w:szCs w:val="24"/>
@@ -2330,7 +3720,7 @@
       </w:pPr>
       <w:r>
         <w:rPr>
-          <w:rFonts w:eastAsia="Times New Roman" w:cs="Times New Roman"/>
+          <w:rFonts w:ascii="Times New Roman" w:eastAsia="Times New Roman" w:hAnsi="Times New Roman" w:cs="Times New Roman"/>
           <w:b/>
           <w:bCs/>
           <w:color w:val="000000" w:themeColor="text1"/>
@@ -2341,7 +3731,7 @@
       </w:r>
       <w:r>
         <w:rPr>
-          <w:rFonts w:eastAsia="Times New Roman" w:cs="Times New Roman"/>
+          <w:rFonts w:ascii="Times New Roman" w:eastAsia="Times New Roman" w:hAnsi="Times New Roman" w:cs="Times New Roman"/>
           <w:color w:val="000000" w:themeColor="text1"/>
           <w:sz w:val="24"/>
           <w:szCs w:val="24"/>
@@ -2356,9 +3746,9 @@
           <w:ilvl w:val="0"/>
           <w:numId w:val="15"/>
         </w:numPr>
-        <w:spacing w:before="100" w:beforeAutospacing="1" w:after="100" w:afterAutospacing="1" w:line="276" w:lineRule="auto"/>
-        <w:rPr>
-          <w:rFonts w:eastAsia="Times New Roman" w:cs="Times New Roman"/>
+        <w:spacing w:before="100" w:beforeAutospacing="1" w:after="100" w:afterAutospacing="1" w:line="360" w:lineRule="auto"/>
+        <w:rPr>
+          <w:rFonts w:ascii="Times New Roman" w:eastAsia="Times New Roman" w:hAnsi="Times New Roman" w:cs="Times New Roman"/>
           <w:color w:val="000000" w:themeColor="text1"/>
           <w:sz w:val="24"/>
           <w:szCs w:val="24"/>
@@ -2366,7 +3756,7 @@
       </w:pPr>
       <w:r>
         <w:rPr>
-          <w:rFonts w:eastAsia="Times New Roman" w:cs="Times New Roman"/>
+          <w:rFonts w:ascii="Times New Roman" w:eastAsia="Times New Roman" w:hAnsi="Times New Roman" w:cs="Times New Roman"/>
           <w:b/>
           <w:bCs/>
           <w:color w:val="000000" w:themeColor="text1"/>
@@ -2377,7 +3767,7 @@
       </w:r>
       <w:r>
         <w:rPr>
-          <w:rFonts w:eastAsia="Times New Roman" w:cs="Times New Roman"/>
+          <w:rFonts w:ascii="Times New Roman" w:eastAsia="Times New Roman" w:hAnsi="Times New Roman" w:cs="Times New Roman"/>
           <w:color w:val="000000" w:themeColor="text1"/>
           <w:sz w:val="24"/>
           <w:szCs w:val="24"/>
@@ -2392,9 +3782,9 @@
           <w:ilvl w:val="0"/>
           <w:numId w:val="15"/>
         </w:numPr>
-        <w:spacing w:before="100" w:beforeAutospacing="1" w:after="100" w:afterAutospacing="1" w:line="276" w:lineRule="auto"/>
-        <w:rPr>
-          <w:rFonts w:eastAsia="Times New Roman" w:cs="Times New Roman"/>
+        <w:spacing w:before="100" w:beforeAutospacing="1" w:after="100" w:afterAutospacing="1" w:line="360" w:lineRule="auto"/>
+        <w:rPr>
+          <w:rFonts w:ascii="Times New Roman" w:eastAsia="Times New Roman" w:hAnsi="Times New Roman" w:cs="Times New Roman"/>
           <w:color w:val="000000" w:themeColor="text1"/>
           <w:sz w:val="24"/>
           <w:szCs w:val="24"/>
@@ -2402,7 +3792,7 @@
       </w:pPr>
       <w:r>
         <w:rPr>
-          <w:rFonts w:eastAsia="Times New Roman" w:cs="Times New Roman"/>
+          <w:rFonts w:ascii="Times New Roman" w:eastAsia="Times New Roman" w:hAnsi="Times New Roman" w:cs="Times New Roman"/>
           <w:b/>
           <w:bCs/>
           <w:color w:val="000000" w:themeColor="text1"/>
@@ -2413,7 +3803,7 @@
       </w:r>
       <w:r>
         <w:rPr>
-          <w:rFonts w:eastAsia="Times New Roman" w:cs="Times New Roman"/>
+          <w:rFonts w:ascii="Times New Roman" w:eastAsia="Times New Roman" w:hAnsi="Times New Roman" w:cs="Times New Roman"/>
           <w:color w:val="000000" w:themeColor="text1"/>
           <w:sz w:val="24"/>
           <w:szCs w:val="24"/>
@@ -2428,9 +3818,9 @@
           <w:ilvl w:val="0"/>
           <w:numId w:val="15"/>
         </w:numPr>
-        <w:spacing w:before="100" w:beforeAutospacing="1" w:after="100" w:afterAutospacing="1" w:line="276" w:lineRule="auto"/>
-        <w:rPr>
-          <w:rFonts w:eastAsia="Times New Roman" w:cs="Times New Roman"/>
+        <w:spacing w:before="100" w:beforeAutospacing="1" w:after="100" w:afterAutospacing="1" w:line="360" w:lineRule="auto"/>
+        <w:rPr>
+          <w:rFonts w:ascii="Times New Roman" w:eastAsia="Times New Roman" w:hAnsi="Times New Roman" w:cs="Times New Roman"/>
           <w:color w:val="000000" w:themeColor="text1"/>
           <w:sz w:val="24"/>
           <w:szCs w:val="24"/>
@@ -2438,7 +3828,7 @@
       </w:pPr>
       <w:r>
         <w:rPr>
-          <w:rFonts w:eastAsia="Times New Roman" w:cs="Times New Roman"/>
+          <w:rFonts w:ascii="Times New Roman" w:eastAsia="Times New Roman" w:hAnsi="Times New Roman" w:cs="Times New Roman"/>
           <w:b/>
           <w:bCs/>
           <w:color w:val="000000" w:themeColor="text1"/>
@@ -2449,7 +3839,7 @@
       </w:r>
       <w:r>
         <w:rPr>
-          <w:rFonts w:eastAsia="Times New Roman" w:cs="Times New Roman"/>
+          <w:rFonts w:ascii="Times New Roman" w:eastAsia="Times New Roman" w:hAnsi="Times New Roman" w:cs="Times New Roman"/>
           <w:color w:val="000000" w:themeColor="text1"/>
           <w:sz w:val="24"/>
           <w:szCs w:val="24"/>
@@ -2464,11 +3854,41 @@
           <w:ilvl w:val="0"/>
           <w:numId w:val="15"/>
         </w:numPr>
+        <w:spacing w:before="100" w:beforeAutospacing="1" w:after="100" w:afterAutospacing="1" w:line="360" w:lineRule="auto"/>
+        <w:rPr>
+          <w:rFonts w:ascii="Times New Roman" w:eastAsia="Times New Roman" w:hAnsi="Times New Roman" w:cs="Times New Roman"/>
+          <w:color w:val="000000" w:themeColor="text1"/>
+          <w:sz w:val="24"/>
+          <w:szCs w:val="24"/>
+        </w:rPr>
+      </w:pPr>
+      <w:r>
+        <w:rPr>
+          <w:rFonts w:ascii="Times New Roman" w:eastAsia="Times New Roman" w:hAnsi="Times New Roman" w:cs="Times New Roman"/>
+          <w:b/>
+          <w:bCs/>
+          <w:color w:val="000000" w:themeColor="text1"/>
+          <w:sz w:val="24"/>
+          <w:szCs w:val="24"/>
+        </w:rPr>
+        <w:t>Average arrival delay by airline:</w:t>
+      </w:r>
+      <w:r>
+        <w:rPr>
+          <w:rFonts w:ascii="Times New Roman" w:eastAsia="Times New Roman" w:hAnsi="Times New Roman" w:cs="Times New Roman"/>
+          <w:color w:val="000000" w:themeColor="text1"/>
+          <w:sz w:val="24"/>
+          <w:szCs w:val="24"/>
+        </w:rPr>
+        <w:t xml:space="preserve"> Calculates the average arrival delay in minutes for each airline. </w:t>
+      </w:r>
+    </w:p>
+    <w:p>
+      <w:pPr>
         <w:spacing w:before="100" w:beforeAutospacing="1" w:after="100" w:afterAutospacing="1" w:line="276" w:lineRule="auto"/>
         <w:rPr>
           <w:rFonts w:eastAsia="Times New Roman" w:cs="Times New Roman"/>
           <w:color w:val="000000" w:themeColor="text1"/>
-          <w:sz w:val="24"/>
           <w:szCs w:val="24"/>
         </w:rPr>
       </w:pPr>
@@ -2478,38 +3898,6 @@
           <w:b/>
           <w:bCs/>
           <w:color w:val="000000" w:themeColor="text1"/>
-          <w:sz w:val="24"/>
-          <w:szCs w:val="24"/>
-        </w:rPr>
-        <w:t>Average arrival delay by airline:</w:t>
-      </w:r>
-      <w:r>
-        <w:rPr>
-          <w:rFonts w:eastAsia="Times New Roman" w:cs="Times New Roman"/>
-          <w:color w:val="000000" w:themeColor="text1"/>
-          <w:sz w:val="24"/>
-          <w:szCs w:val="24"/>
-        </w:rPr>
-        <w:t xml:space="preserve"> Calculates the average arrival delay in minutes for each airline. </w:t>
-      </w:r>
-    </w:p>
-    <w:p>
-      <w:pPr>
-        <w:spacing w:before="100" w:beforeAutospacing="1" w:after="100" w:afterAutospacing="1" w:line="276" w:lineRule="auto"/>
-        <w:rPr>
-          <w:rFonts w:eastAsia="Times New Roman" w:cs="Times New Roman"/>
-          <w:color w:val="000000" w:themeColor="text1"/>
-          <w:sz w:val="24"/>
-          <w:szCs w:val="24"/>
-        </w:rPr>
-      </w:pPr>
-      <w:r>
-        <w:rPr>
-          <w:rFonts w:eastAsia="Times New Roman" w:cs="Times New Roman"/>
-          <w:b/>
-          <w:bCs/>
-          <w:color w:val="000000" w:themeColor="text1"/>
-          <w:sz w:val="24"/>
           <w:szCs w:val="24"/>
         </w:rPr>
         <w:t>Pig analyses performed:</w:t>
@@ -2522,9 +3910,9 @@
           <w:ilvl w:val="0"/>
           <w:numId w:val="17"/>
         </w:numPr>
-        <w:spacing w:before="100" w:beforeAutospacing="1" w:after="100" w:afterAutospacing="1" w:line="276" w:lineRule="auto"/>
-        <w:rPr>
-          <w:rFonts w:eastAsia="Times New Roman" w:cs="Times New Roman"/>
+        <w:spacing w:before="100" w:beforeAutospacing="1" w:after="100" w:afterAutospacing="1" w:line="360" w:lineRule="auto"/>
+        <w:rPr>
+          <w:rFonts w:ascii="Times New Roman" w:eastAsia="Times New Roman" w:hAnsi="Times New Roman" w:cs="Times New Roman"/>
           <w:color w:val="000000" w:themeColor="text1"/>
           <w:sz w:val="24"/>
           <w:szCs w:val="24"/>
@@ -2532,7 +3920,7 @@
       </w:pPr>
       <w:r>
         <w:rPr>
-          <w:rFonts w:eastAsia="Times New Roman" w:cs="Times New Roman"/>
+          <w:rFonts w:ascii="Times New Roman" w:eastAsia="Times New Roman" w:hAnsi="Times New Roman" w:cs="Times New Roman"/>
           <w:b/>
           <w:bCs/>
           <w:color w:val="000000" w:themeColor="text1"/>
@@ -2543,7 +3931,7 @@
       </w:r>
       <w:r>
         <w:rPr>
-          <w:rFonts w:eastAsia="Times New Roman" w:cs="Times New Roman"/>
+          <w:rFonts w:ascii="Times New Roman" w:eastAsia="Times New Roman" w:hAnsi="Times New Roman" w:cs="Times New Roman"/>
           <w:color w:val="000000" w:themeColor="text1"/>
           <w:sz w:val="24"/>
           <w:szCs w:val="24"/>
@@ -2558,9 +3946,9 @@
           <w:ilvl w:val="0"/>
           <w:numId w:val="17"/>
         </w:numPr>
-        <w:spacing w:before="100" w:beforeAutospacing="1" w:after="100" w:afterAutospacing="1" w:line="276" w:lineRule="auto"/>
-        <w:rPr>
-          <w:rFonts w:eastAsia="Times New Roman" w:cs="Times New Roman"/>
+        <w:spacing w:before="100" w:beforeAutospacing="1" w:after="100" w:afterAutospacing="1" w:line="360" w:lineRule="auto"/>
+        <w:rPr>
+          <w:rFonts w:ascii="Times New Roman" w:eastAsia="Times New Roman" w:hAnsi="Times New Roman" w:cs="Times New Roman"/>
           <w:color w:val="000000" w:themeColor="text1"/>
           <w:sz w:val="24"/>
           <w:szCs w:val="24"/>
@@ -2568,7 +3956,7 @@
       </w:pPr>
       <w:r>
         <w:rPr>
-          <w:rFonts w:eastAsia="Times New Roman" w:cs="Times New Roman"/>
+          <w:rFonts w:ascii="Times New Roman" w:eastAsia="Times New Roman" w:hAnsi="Times New Roman" w:cs="Times New Roman"/>
           <w:b/>
           <w:bCs/>
           <w:color w:val="000000" w:themeColor="text1"/>
@@ -2579,7 +3967,7 @@
       </w:r>
       <w:r>
         <w:rPr>
-          <w:rFonts w:eastAsia="Times New Roman" w:cs="Times New Roman"/>
+          <w:rFonts w:ascii="Times New Roman" w:eastAsia="Times New Roman" w:hAnsi="Times New Roman" w:cs="Times New Roman"/>
           <w:color w:val="000000" w:themeColor="text1"/>
           <w:sz w:val="24"/>
           <w:szCs w:val="24"/>
@@ -2594,9 +3982,9 @@
           <w:ilvl w:val="0"/>
           <w:numId w:val="17"/>
         </w:numPr>
-        <w:spacing w:before="100" w:beforeAutospacing="1" w:after="100" w:afterAutospacing="1" w:line="276" w:lineRule="auto"/>
-        <w:rPr>
-          <w:rFonts w:eastAsia="Times New Roman" w:cs="Times New Roman"/>
+        <w:spacing w:before="100" w:beforeAutospacing="1" w:after="100" w:afterAutospacing="1" w:line="360" w:lineRule="auto"/>
+        <w:rPr>
+          <w:rFonts w:ascii="Times New Roman" w:eastAsia="Times New Roman" w:hAnsi="Times New Roman" w:cs="Times New Roman"/>
           <w:color w:val="000000" w:themeColor="text1"/>
           <w:sz w:val="24"/>
           <w:szCs w:val="24"/>
@@ -2604,7 +3992,7 @@
       </w:pPr>
       <w:r>
         <w:rPr>
-          <w:rFonts w:eastAsia="Times New Roman" w:cs="Times New Roman"/>
+          <w:rFonts w:ascii="Times New Roman" w:eastAsia="Times New Roman" w:hAnsi="Times New Roman" w:cs="Times New Roman"/>
           <w:b/>
           <w:bCs/>
           <w:color w:val="000000" w:themeColor="text1"/>
@@ -2615,7 +4003,7 @@
       </w:r>
       <w:r>
         <w:rPr>
-          <w:rFonts w:eastAsia="Times New Roman" w:cs="Times New Roman"/>
+          <w:rFonts w:ascii="Times New Roman" w:eastAsia="Times New Roman" w:hAnsi="Times New Roman" w:cs="Times New Roman"/>
           <w:color w:val="000000" w:themeColor="text1"/>
           <w:sz w:val="24"/>
           <w:szCs w:val="24"/>
@@ -2630,9 +4018,9 @@
           <w:ilvl w:val="0"/>
           <w:numId w:val="17"/>
         </w:numPr>
-        <w:spacing w:before="100" w:beforeAutospacing="1" w:after="100" w:afterAutospacing="1" w:line="276" w:lineRule="auto"/>
-        <w:rPr>
-          <w:rFonts w:eastAsia="Times New Roman" w:cs="Times New Roman"/>
+        <w:spacing w:before="100" w:beforeAutospacing="1" w:after="100" w:afterAutospacing="1" w:line="360" w:lineRule="auto"/>
+        <w:rPr>
+          <w:rFonts w:ascii="Times New Roman" w:eastAsia="Times New Roman" w:hAnsi="Times New Roman" w:cs="Times New Roman"/>
           <w:color w:val="000000" w:themeColor="text1"/>
           <w:sz w:val="24"/>
           <w:szCs w:val="24"/>
@@ -2640,7 +4028,7 @@
       </w:pPr>
       <w:r>
         <w:rPr>
-          <w:rFonts w:eastAsia="Times New Roman" w:cs="Times New Roman"/>
+          <w:rFonts w:ascii="Times New Roman" w:eastAsia="Times New Roman" w:hAnsi="Times New Roman" w:cs="Times New Roman"/>
           <w:b/>
           <w:bCs/>
           <w:color w:val="000000" w:themeColor="text1"/>
@@ -2651,7 +4039,7 @@
       </w:r>
       <w:r>
         <w:rPr>
-          <w:rFonts w:eastAsia="Times New Roman" w:cs="Times New Roman"/>
+          <w:rFonts w:ascii="Times New Roman" w:eastAsia="Times New Roman" w:hAnsi="Times New Roman" w:cs="Times New Roman"/>
           <w:color w:val="000000" w:themeColor="text1"/>
           <w:sz w:val="24"/>
           <w:szCs w:val="24"/>
@@ -2666,9 +4054,9 @@
           <w:ilvl w:val="0"/>
           <w:numId w:val="17"/>
         </w:numPr>
-        <w:spacing w:before="100" w:beforeAutospacing="1" w:after="100" w:afterAutospacing="1" w:line="276" w:lineRule="auto"/>
-        <w:rPr>
-          <w:rFonts w:eastAsia="Times New Roman" w:cs="Times New Roman"/>
+        <w:spacing w:before="100" w:beforeAutospacing="1" w:after="100" w:afterAutospacing="1" w:line="360" w:lineRule="auto"/>
+        <w:rPr>
+          <w:rFonts w:ascii="Times New Roman" w:eastAsia="Times New Roman" w:hAnsi="Times New Roman" w:cs="Times New Roman"/>
           <w:color w:val="000000" w:themeColor="text1"/>
           <w:sz w:val="24"/>
           <w:szCs w:val="24"/>
@@ -2676,7 +4064,7 @@
       </w:pPr>
       <w:r>
         <w:rPr>
-          <w:rFonts w:eastAsia="Times New Roman" w:cs="Times New Roman"/>
+          <w:rFonts w:ascii="Times New Roman" w:eastAsia="Times New Roman" w:hAnsi="Times New Roman" w:cs="Times New Roman"/>
           <w:b/>
           <w:bCs/>
           <w:color w:val="000000" w:themeColor="text1"/>
@@ -2687,7 +4075,7 @@
       </w:r>
       <w:r>
         <w:rPr>
-          <w:rFonts w:eastAsia="Times New Roman" w:cs="Times New Roman"/>
+          <w:rFonts w:ascii="Times New Roman" w:eastAsia="Times New Roman" w:hAnsi="Times New Roman" w:cs="Times New Roman"/>
           <w:color w:val="000000" w:themeColor="text1"/>
           <w:sz w:val="24"/>
           <w:szCs w:val="24"/>
@@ -2702,9 +4090,9 @@
           <w:ilvl w:val="0"/>
           <w:numId w:val="17"/>
         </w:numPr>
-        <w:spacing w:before="100" w:beforeAutospacing="1" w:after="100" w:afterAutospacing="1" w:line="276" w:lineRule="auto"/>
-        <w:rPr>
-          <w:rFonts w:eastAsia="Times New Roman" w:cs="Times New Roman"/>
+        <w:spacing w:before="100" w:beforeAutospacing="1" w:after="100" w:afterAutospacing="1" w:line="360" w:lineRule="auto"/>
+        <w:rPr>
+          <w:rFonts w:ascii="Times New Roman" w:eastAsia="Times New Roman" w:hAnsi="Times New Roman" w:cs="Times New Roman"/>
           <w:color w:val="000000" w:themeColor="text1"/>
           <w:sz w:val="24"/>
           <w:szCs w:val="24"/>
@@ -2712,7 +4100,7 @@
       </w:pPr>
       <w:r>
         <w:rPr>
-          <w:rFonts w:eastAsia="Times New Roman" w:cs="Times New Roman"/>
+          <w:rFonts w:ascii="Times New Roman" w:eastAsia="Times New Roman" w:hAnsi="Times New Roman" w:cs="Times New Roman"/>
           <w:b/>
           <w:bCs/>
           <w:color w:val="000000" w:themeColor="text1"/>
@@ -2723,7 +4111,7 @@
       </w:r>
       <w:r>
         <w:rPr>
-          <w:rFonts w:eastAsia="Times New Roman" w:cs="Times New Roman"/>
+          <w:rFonts w:ascii="Times New Roman" w:eastAsia="Times New Roman" w:hAnsi="Times New Roman" w:cs="Times New Roman"/>
           <w:color w:val="000000" w:themeColor="text1"/>
           <w:sz w:val="24"/>
           <w:szCs w:val="24"/>
@@ -2738,9 +4126,9 @@
           <w:ilvl w:val="0"/>
           <w:numId w:val="17"/>
         </w:numPr>
-        <w:spacing w:before="100" w:beforeAutospacing="1" w:after="100" w:afterAutospacing="1" w:line="276" w:lineRule="auto"/>
-        <w:rPr>
-          <w:rFonts w:eastAsia="Times New Roman" w:cs="Times New Roman"/>
+        <w:spacing w:before="100" w:beforeAutospacing="1" w:after="100" w:afterAutospacing="1" w:line="360" w:lineRule="auto"/>
+        <w:rPr>
+          <w:rFonts w:ascii="Times New Roman" w:eastAsia="Times New Roman" w:hAnsi="Times New Roman" w:cs="Times New Roman"/>
           <w:color w:val="000000" w:themeColor="text1"/>
           <w:sz w:val="24"/>
           <w:szCs w:val="24"/>
@@ -2748,7 +4136,7 @@
       </w:pPr>
       <w:r>
         <w:rPr>
-          <w:rFonts w:eastAsia="Times New Roman" w:cs="Times New Roman"/>
+          <w:rFonts w:ascii="Times New Roman" w:eastAsia="Times New Roman" w:hAnsi="Times New Roman" w:cs="Times New Roman"/>
           <w:b/>
           <w:bCs/>
           <w:color w:val="000000" w:themeColor="text1"/>
@@ -2759,7 +4147,7 @@
       </w:r>
       <w:r>
         <w:rPr>
-          <w:rFonts w:eastAsia="Times New Roman" w:cs="Times New Roman"/>
+          <w:rFonts w:ascii="Times New Roman" w:eastAsia="Times New Roman" w:hAnsi="Times New Roman" w:cs="Times New Roman"/>
           <w:color w:val="000000" w:themeColor="text1"/>
           <w:sz w:val="24"/>
           <w:szCs w:val="24"/>
@@ -2775,7 +4163,25 @@
           <w:color w:val="000000" w:themeColor="text1"/>
         </w:rPr>
       </w:pPr>
-      <w:bookmarkStart w:id="4" w:name="_Toc240199065"/>
+    </w:p>
+    <w:p>
+      <w:pPr>
+        <w:pStyle w:val="Heading1"/>
+        <w:rPr>
+          <w:rFonts w:cs="Times New Roman"/>
+          <w:color w:val="000000" w:themeColor="text1"/>
+        </w:rPr>
+      </w:pPr>
+    </w:p>
+    <w:p>
+      <w:pPr>
+        <w:pStyle w:val="Heading1"/>
+        <w:rPr>
+          <w:rFonts w:cs="Times New Roman"/>
+          <w:color w:val="000000" w:themeColor="text1"/>
+        </w:rPr>
+      </w:pPr>
+      <w:bookmarkStart w:id="4" w:name="_Toc240314921"/>
       <w:r>
         <w:rPr>
           <w:rFonts w:cs="Times New Roman"/>
@@ -2794,7 +4200,7 @@
           <w:color w:val="000000" w:themeColor="text1"/>
         </w:rPr>
       </w:pPr>
-      <w:bookmarkStart w:id="5" w:name="_Toc240199066"/>
+      <w:bookmarkStart w:id="5" w:name="_Toc240314922"/>
       <w:r>
         <w:rPr>
           <w:rFonts w:cs="Times New Roman"/>
@@ -2806,19 +4212,41 @@
     </w:p>
     <w:p>
       <w:pPr>
+        <w:pStyle w:val="Heading3"/>
+        <w:rPr>
+          <w:rFonts w:ascii="Times New Roman" w:hAnsi="Times New Roman" w:cs="Times New Roman"/>
+        </w:rPr>
+      </w:pPr>
+      <w:bookmarkStart w:id="6" w:name="_Toc240314923"/>
+      <w:r>
+        <w:rPr>
+          <w:rFonts w:ascii="Times New Roman" w:hAnsi="Times New Roman" w:cs="Times New Roman"/>
+        </w:rPr>
+        <w:t>Objective</w:t>
+      </w:r>
+      <w:bookmarkEnd w:id="6"/>
+    </w:p>
+    <w:p>
+      <w:pPr>
+        <w:rPr>
+          <w:rFonts w:cs="Times New Roman"/>
+        </w:rPr>
+      </w:pPr>
+      <w:r>
+        <w:rPr>
+          <w:rFonts w:cs="Times New Roman"/>
+        </w:rPr>
+        <w:t>The purpose of this analysis is to determine how many flight records were operated by each airline during 2015. The airline code is used as the grouping key.</w:t>
+      </w:r>
+    </w:p>
+    <w:p>
+      <w:pPr>
         <w:spacing w:after="120" w:line="276" w:lineRule="auto"/>
         <w:rPr>
           <w:rFonts w:cs="Times New Roman"/>
           <w:color w:val="000000" w:themeColor="text1"/>
         </w:rPr>
       </w:pPr>
-      <w:r>
-        <w:rPr>
-          <w:rFonts w:cs="Times New Roman"/>
-          <w:color w:val="000000" w:themeColor="text1"/>
-        </w:rPr>
-        <w:t>Counts all scheduled flight records for each airline code.</w:t>
-      </w:r>
     </w:p>
     <w:p>
       <w:pPr>
@@ -3195,7 +4623,25 @@
                 <w:sz w:val="14"/>
               </w:rPr>
               <w:br/>
-              <w:t xml:space="preserve">    System.exit(job.waitForCompletion(true) ? 0 : 1);</w:t>
+              <w:t xml:space="preserve">    System.exit(job.waitForCompletion(true) ? </w:t>
+            </w:r>
+            <w:proofErr w:type="gramStart"/>
+            <w:r>
+              <w:rPr>
+                <w:rFonts w:cs="Times New Roman"/>
+                <w:color w:val="000000" w:themeColor="text1"/>
+                <w:sz w:val="14"/>
+              </w:rPr>
+              <w:t>0 :</w:t>
+            </w:r>
+            <w:proofErr w:type="gramEnd"/>
+            <w:r>
+              <w:rPr>
+                <w:rFonts w:cs="Times New Roman"/>
+                <w:color w:val="000000" w:themeColor="text1"/>
+                <w:sz w:val="14"/>
+              </w:rPr>
+              <w:t xml:space="preserve"> 1);</w:t>
             </w:r>
             <w:r>
               <w:rPr>
@@ -3297,7 +4743,25 @@
                 <w:color w:val="000000" w:themeColor="text1"/>
                 <w:sz w:val="16"/>
               </w:rPr>
-              <w:t>hadoop jar MapReduce\build\flightanalysis.jar flightanalysis.AirlineFlightCount data\flights.csv MapReduce\output\01_airline_flight_count</w:t>
+              <w:t xml:space="preserve">hadoop jar MapReduce\build\flightanalysis.jar </w:t>
+            </w:r>
+            <w:proofErr w:type="gramStart"/>
+            <w:r>
+              <w:rPr>
+                <w:rFonts w:cs="Times New Roman"/>
+                <w:color w:val="000000" w:themeColor="text1"/>
+                <w:sz w:val="16"/>
+              </w:rPr>
+              <w:t>flightanalysis.AirlineFlightCount</w:t>
+            </w:r>
+            <w:proofErr w:type="gramEnd"/>
+            <w:r>
+              <w:rPr>
+                <w:rFonts w:cs="Times New Roman"/>
+                <w:color w:val="000000" w:themeColor="text1"/>
+                <w:sz w:val="16"/>
+              </w:rPr>
+              <w:t xml:space="preserve"> data\flights.csv MapReduce\output\01_airline_flight_count</w:t>
             </w:r>
           </w:p>
         </w:tc>
@@ -3903,13 +5367,51 @@
     </w:p>
     <w:p>
       <w:pPr>
+        <w:pStyle w:val="Heading3"/>
+        <w:rPr>
+          <w:rFonts w:ascii="Times New Roman" w:hAnsi="Times New Roman" w:cs="Times New Roman"/>
+        </w:rPr>
+      </w:pPr>
+      <w:bookmarkStart w:id="7" w:name="_Toc240314924"/>
+      <w:r>
+        <w:rPr>
+          <w:rFonts w:ascii="Times New Roman" w:hAnsi="Times New Roman" w:cs="Times New Roman"/>
+        </w:rPr>
+        <w:t>Interpretation</w:t>
+      </w:r>
+      <w:bookmarkEnd w:id="7"/>
+    </w:p>
+    <w:p>
+      <w:pPr>
+        <w:rPr>
+          <w:rFonts w:cs="Times New Roman"/>
+        </w:rPr>
+      </w:pPr>
+      <w:r>
+        <w:rPr>
+          <w:rFonts w:cs="Times New Roman"/>
+        </w:rPr>
+        <w:t>The flight count analysis provides an overview of airline activity in the dataset. Airlines with larger flight totals operated a greater number of recorded flights during the year. This result can be useful for understanding the relative operational volume of different airlines.</w:t>
+      </w:r>
+    </w:p>
+    <w:p>
+      <w:pPr>
         <w:pStyle w:val="Heading2"/>
         <w:rPr>
           <w:rFonts w:cs="Times New Roman"/>
           <w:color w:val="000000" w:themeColor="text1"/>
         </w:rPr>
       </w:pPr>
-      <w:bookmarkStart w:id="6" w:name="_Toc240199067"/>
+    </w:p>
+    <w:p>
+      <w:pPr>
+        <w:pStyle w:val="Heading2"/>
+        <w:rPr>
+          <w:rFonts w:cs="Times New Roman"/>
+          <w:color w:val="000000" w:themeColor="text1"/>
+        </w:rPr>
+      </w:pPr>
+      <w:bookmarkStart w:id="8" w:name="_Toc240314925"/>
       <w:r>
         <w:rPr>
           <w:rFonts w:cs="Times New Roman"/>
@@ -3917,23 +5419,43 @@
         </w:rPr>
         <w:t>2) Departures by Origin Airport</w:t>
       </w:r>
-      <w:bookmarkEnd w:id="6"/>
-    </w:p>
-    <w:p>
-      <w:pPr>
-        <w:spacing w:after="120" w:line="276" w:lineRule="auto"/>
-        <w:rPr>
-          <w:rFonts w:cs="Times New Roman"/>
-          <w:color w:val="000000" w:themeColor="text1"/>
-        </w:rPr>
-      </w:pPr>
-      <w:r>
-        <w:rPr>
-          <w:rFonts w:cs="Times New Roman"/>
-          <w:color w:val="000000" w:themeColor="text1"/>
-        </w:rPr>
-        <w:t>Counts flights departing from each origin airport.</w:t>
-      </w:r>
+      <w:bookmarkEnd w:id="8"/>
+    </w:p>
+    <w:p>
+      <w:pPr>
+        <w:pStyle w:val="Heading3"/>
+        <w:rPr>
+          <w:rFonts w:ascii="Times New Roman" w:hAnsi="Times New Roman" w:cs="Times New Roman"/>
+        </w:rPr>
+      </w:pPr>
+      <w:bookmarkStart w:id="9" w:name="_Toc240314926"/>
+      <w:r>
+        <w:rPr>
+          <w:rFonts w:ascii="Times New Roman" w:hAnsi="Times New Roman" w:cs="Times New Roman"/>
+        </w:rPr>
+        <w:t>Objective</w:t>
+      </w:r>
+      <w:bookmarkEnd w:id="9"/>
+    </w:p>
+    <w:p>
+      <w:pPr>
+        <w:rPr>
+          <w:rFonts w:cs="Times New Roman"/>
+        </w:rPr>
+      </w:pPr>
+      <w:r>
+        <w:rPr>
+          <w:rFonts w:cs="Times New Roman"/>
+        </w:rPr>
+        <w:t>This analysis determines the number of flights departing from each origin airport.</w:t>
+      </w:r>
+    </w:p>
+    <w:p>
+      <w:pPr>
+        <w:rPr>
+          <w:rFonts w:cs="Times New Roman"/>
+        </w:rPr>
+      </w:pPr>
     </w:p>
     <w:p>
       <w:pPr>
@@ -4221,15 +5743,41 @@
                 <w:sz w:val="14"/>
               </w:rPr>
               <w:br/>
-              <w:t xml:space="preserve">    public void reduce(Text key, Iterable&lt;IntWritable&gt; values, Context context) throws IOException, InterruptedException {</w:t>
-            </w:r>
-            <w:r>
-              <w:rPr>
-                <w:rFonts w:cs="Times New Roman"/>
-                <w:color w:val="000000" w:themeColor="text1"/>
-                <w:sz w:val="14"/>
-              </w:rPr>
-              <w:br/>
+              <w:t xml:space="preserve">    public void </w:t>
+            </w:r>
+            <w:proofErr w:type="gramStart"/>
+            <w:r>
+              <w:rPr>
+                <w:rFonts w:cs="Times New Roman"/>
+                <w:color w:val="000000" w:themeColor="text1"/>
+                <w:sz w:val="14"/>
+              </w:rPr>
+              <w:t>reduce(</w:t>
+            </w:r>
+            <w:proofErr w:type="gramEnd"/>
+            <w:r>
+              <w:rPr>
+                <w:rFonts w:cs="Times New Roman"/>
+                <w:color w:val="000000" w:themeColor="text1"/>
+                <w:sz w:val="14"/>
+              </w:rPr>
+              <w:t>Text key, Iterable&lt;IntWritable&gt; values, Context context) throws IOException, InterruptedException {</w:t>
+            </w:r>
+            <w:r>
+              <w:rPr>
+                <w:rFonts w:cs="Times New Roman"/>
+                <w:color w:val="000000" w:themeColor="text1"/>
+                <w:sz w:val="14"/>
+              </w:rPr>
+              <w:br/>
+            </w:r>
+            <w:r>
+              <w:rPr>
+                <w:rFonts w:cs="Times New Roman"/>
+                <w:color w:val="000000" w:themeColor="text1"/>
+                <w:sz w:val="14"/>
+              </w:rPr>
+              <w:lastRenderedPageBreak/>
               <w:t xml:space="preserve">      int total = 0; for (IntWritable value : values) total += value.get(); context.write(key, new IntWritable(total));</w:t>
             </w:r>
             <w:r>
@@ -4329,7 +5877,25 @@
                 <w:sz w:val="14"/>
               </w:rPr>
               <w:br/>
-              <w:t xml:space="preserve">    System.exit(job.waitForCompletion(true) ? 0 : 1);</w:t>
+              <w:t xml:space="preserve">    System.exit(job.waitForCompletion(true) ? </w:t>
+            </w:r>
+            <w:proofErr w:type="gramStart"/>
+            <w:r>
+              <w:rPr>
+                <w:rFonts w:cs="Times New Roman"/>
+                <w:color w:val="000000" w:themeColor="text1"/>
+                <w:sz w:val="14"/>
+              </w:rPr>
+              <w:t>0 :</w:t>
+            </w:r>
+            <w:proofErr w:type="gramEnd"/>
+            <w:r>
+              <w:rPr>
+                <w:rFonts w:cs="Times New Roman"/>
+                <w:color w:val="000000" w:themeColor="text1"/>
+                <w:sz w:val="14"/>
+              </w:rPr>
+              <w:t xml:space="preserve"> 1);</w:t>
             </w:r>
             <w:r>
               <w:rPr>
@@ -4358,17 +5924,27 @@
         <w:spacing w:after="120" w:line="276" w:lineRule="auto"/>
         <w:rPr>
           <w:rFonts w:cs="Times New Roman"/>
-          <w:color w:val="000000" w:themeColor="text1"/>
-        </w:rPr>
-      </w:pPr>
-      <w:r>
-        <w:rPr>
-          <w:rFonts w:cs="Times New Roman"/>
           <w:b/>
           <w:color w:val="000000" w:themeColor="text1"/>
           <w:sz w:val="20"/>
         </w:rPr>
-        <w:lastRenderedPageBreak/>
+      </w:pPr>
+    </w:p>
+    <w:p>
+      <w:pPr>
+        <w:spacing w:after="120" w:line="276" w:lineRule="auto"/>
+        <w:rPr>
+          <w:rFonts w:cs="Times New Roman"/>
+          <w:color w:val="000000" w:themeColor="text1"/>
+        </w:rPr>
+      </w:pPr>
+      <w:r>
+        <w:rPr>
+          <w:rFonts w:cs="Times New Roman"/>
+          <w:b/>
+          <w:color w:val="000000" w:themeColor="text1"/>
+          <w:sz w:val="20"/>
+        </w:rPr>
         <w:t>Command to run</w:t>
       </w:r>
     </w:p>
@@ -4421,7 +5997,25 @@
                 <w:color w:val="000000" w:themeColor="text1"/>
                 <w:sz w:val="16"/>
               </w:rPr>
-              <w:t>hadoop jar MapReduce\build\flightanalysis.jar flightanalysis.AirportDepartureCount data\flights.csv MapReduce\output\02_airport_departure_count</w:t>
+              <w:t xml:space="preserve">hadoop jar MapReduce\build\flightanalysis.jar </w:t>
+            </w:r>
+            <w:proofErr w:type="gramStart"/>
+            <w:r>
+              <w:rPr>
+                <w:rFonts w:cs="Times New Roman"/>
+                <w:color w:val="000000" w:themeColor="text1"/>
+                <w:sz w:val="16"/>
+              </w:rPr>
+              <w:t>flightanalysis.AirportDepartureCount</w:t>
+            </w:r>
+            <w:proofErr w:type="gramEnd"/>
+            <w:r>
+              <w:rPr>
+                <w:rFonts w:cs="Times New Roman"/>
+                <w:color w:val="000000" w:themeColor="text1"/>
+                <w:sz w:val="16"/>
+              </w:rPr>
+              <w:t xml:space="preserve"> data\flights.csv MapReduce\output\02_airport_departure_count</w:t>
             </w:r>
           </w:p>
         </w:tc>
@@ -4619,21 +6213,22 @@
     </w:p>
     <w:tbl>
       <w:tblPr>
-        <w:tblW w:w="0" w:type="auto"/>
+        <w:tblW w:w="9488" w:type="dxa"/>
         <w:jc w:val="center"/>
         <w:tblLook w:val="04A0" w:firstRow="1" w:lastRow="0" w:firstColumn="1" w:lastColumn="0" w:noHBand="0" w:noVBand="1"/>
       </w:tblPr>
       <w:tblGrid>
-        <w:gridCol w:w="4675"/>
-        <w:gridCol w:w="4675"/>
+        <w:gridCol w:w="4744"/>
+        <w:gridCol w:w="4744"/>
       </w:tblGrid>
       <w:tr>
         <w:trPr>
+          <w:trHeight w:val="332"/>
           <w:jc w:val="center"/>
         </w:trPr>
         <w:tc>
           <w:tcPr>
-            <w:tcW w:w="4680" w:type="dxa"/>
+            <w:tcW w:w="4744" w:type="dxa"/>
             <w:tcBorders>
               <w:top w:val="single" w:sz="4" w:space="0" w:color="D9D9D9"/>
               <w:left w:val="single" w:sz="4" w:space="0" w:color="D9D9D9"/>
@@ -4664,7 +6259,7 @@
         </w:tc>
         <w:tc>
           <w:tcPr>
-            <w:tcW w:w="4680" w:type="dxa"/>
+            <w:tcW w:w="4744" w:type="dxa"/>
             <w:tcBorders>
               <w:top w:val="single" w:sz="4" w:space="0" w:color="D9D9D9"/>
               <w:left w:val="single" w:sz="4" w:space="0" w:color="D9D9D9"/>
@@ -4696,11 +6291,12 @@
       </w:tr>
       <w:tr>
         <w:trPr>
+          <w:trHeight w:val="332"/>
           <w:jc w:val="center"/>
         </w:trPr>
         <w:tc>
           <w:tcPr>
-            <w:tcW w:w="4680" w:type="dxa"/>
+            <w:tcW w:w="4744" w:type="dxa"/>
             <w:tcBorders>
               <w:top w:val="single" w:sz="4" w:space="0" w:color="D9D9D9"/>
               <w:left w:val="single" w:sz="4" w:space="0" w:color="D9D9D9"/>
@@ -4729,7 +6325,7 @@
         </w:tc>
         <w:tc>
           <w:tcPr>
-            <w:tcW w:w="4680" w:type="dxa"/>
+            <w:tcW w:w="4744" w:type="dxa"/>
             <w:tcBorders>
               <w:top w:val="single" w:sz="4" w:space="0" w:color="D9D9D9"/>
               <w:left w:val="single" w:sz="4" w:space="0" w:color="D9D9D9"/>
@@ -4760,11 +6356,12 @@
       </w:tr>
       <w:tr>
         <w:trPr>
+          <w:trHeight w:val="332"/>
           <w:jc w:val="center"/>
         </w:trPr>
         <w:tc>
           <w:tcPr>
-            <w:tcW w:w="4680" w:type="dxa"/>
+            <w:tcW w:w="4744" w:type="dxa"/>
             <w:tcBorders>
               <w:top w:val="single" w:sz="4" w:space="0" w:color="D9D9D9"/>
               <w:left w:val="single" w:sz="4" w:space="0" w:color="D9D9D9"/>
@@ -4793,7 +6390,7 @@
         </w:tc>
         <w:tc>
           <w:tcPr>
-            <w:tcW w:w="4680" w:type="dxa"/>
+            <w:tcW w:w="4744" w:type="dxa"/>
             <w:tcBorders>
               <w:top w:val="single" w:sz="4" w:space="0" w:color="D9D9D9"/>
               <w:left w:val="single" w:sz="4" w:space="0" w:color="D9D9D9"/>
@@ -4824,11 +6421,12 @@
       </w:tr>
       <w:tr>
         <w:trPr>
+          <w:trHeight w:val="298"/>
           <w:jc w:val="center"/>
         </w:trPr>
         <w:tc>
           <w:tcPr>
-            <w:tcW w:w="4680" w:type="dxa"/>
+            <w:tcW w:w="4744" w:type="dxa"/>
             <w:tcBorders>
               <w:top w:val="single" w:sz="4" w:space="0" w:color="D9D9D9"/>
               <w:left w:val="single" w:sz="4" w:space="0" w:color="D9D9D9"/>
@@ -4857,7 +6455,7 @@
         </w:tc>
         <w:tc>
           <w:tcPr>
-            <w:tcW w:w="4680" w:type="dxa"/>
+            <w:tcW w:w="4744" w:type="dxa"/>
             <w:tcBorders>
               <w:top w:val="single" w:sz="4" w:space="0" w:color="D9D9D9"/>
               <w:left w:val="single" w:sz="4" w:space="0" w:color="D9D9D9"/>
@@ -4888,11 +6486,12 @@
       </w:tr>
       <w:tr>
         <w:trPr>
+          <w:trHeight w:val="332"/>
           <w:jc w:val="center"/>
         </w:trPr>
         <w:tc>
           <w:tcPr>
-            <w:tcW w:w="4680" w:type="dxa"/>
+            <w:tcW w:w="4744" w:type="dxa"/>
             <w:tcBorders>
               <w:top w:val="single" w:sz="4" w:space="0" w:color="D9D9D9"/>
               <w:left w:val="single" w:sz="4" w:space="0" w:color="D9D9D9"/>
@@ -4921,7 +6520,7 @@
         </w:tc>
         <w:tc>
           <w:tcPr>
-            <w:tcW w:w="4680" w:type="dxa"/>
+            <w:tcW w:w="4744" w:type="dxa"/>
             <w:tcBorders>
               <w:top w:val="single" w:sz="4" w:space="0" w:color="D9D9D9"/>
               <w:left w:val="single" w:sz="4" w:space="0" w:color="D9D9D9"/>
@@ -4952,11 +6551,12 @@
       </w:tr>
       <w:tr>
         <w:trPr>
+          <w:trHeight w:val="332"/>
           <w:jc w:val="center"/>
         </w:trPr>
         <w:tc>
           <w:tcPr>
-            <w:tcW w:w="4680" w:type="dxa"/>
+            <w:tcW w:w="4744" w:type="dxa"/>
             <w:tcBorders>
               <w:top w:val="single" w:sz="4" w:space="0" w:color="D9D9D9"/>
               <w:left w:val="single" w:sz="4" w:space="0" w:color="D9D9D9"/>
@@ -4985,7 +6585,7 @@
         </w:tc>
         <w:tc>
           <w:tcPr>
-            <w:tcW w:w="4680" w:type="dxa"/>
+            <w:tcW w:w="4744" w:type="dxa"/>
             <w:tcBorders>
               <w:top w:val="single" w:sz="4" w:space="0" w:color="D9D9D9"/>
               <w:left w:val="single" w:sz="4" w:space="0" w:color="D9D9D9"/>
@@ -5026,37 +6626,97 @@
     </w:p>
     <w:p>
       <w:pPr>
+        <w:pStyle w:val="Heading3"/>
+        <w:rPr>
+          <w:rFonts w:ascii="Times New Roman" w:hAnsi="Times New Roman" w:cs="Times New Roman"/>
+        </w:rPr>
+      </w:pPr>
+      <w:bookmarkStart w:id="10" w:name="_Toc240314927"/>
+      <w:r>
+        <w:rPr>
+          <w:rFonts w:ascii="Times New Roman" w:hAnsi="Times New Roman" w:cs="Times New Roman"/>
+        </w:rPr>
+        <w:t>Interpretation</w:t>
+      </w:r>
+      <w:bookmarkEnd w:id="10"/>
+    </w:p>
+    <w:p>
+      <w:pPr>
+        <w:rPr>
+          <w:rFonts w:cs="Times New Roman"/>
+        </w:rPr>
+      </w:pPr>
+      <w:r>
+        <w:rPr>
+          <w:rFonts w:cs="Times New Roman"/>
+        </w:rPr>
+        <w:t>The result identifies the airports with the highest flight activity. A higher departure count indicates that the airport handled a larger number of departing flight records during the year. This information can be useful for identifying major or highly active airports in the dataset</w:t>
+      </w:r>
+    </w:p>
+    <w:p>
+      <w:pPr>
+        <w:spacing w:after="80"/>
+        <w:rPr>
+          <w:rFonts w:cs="Times New Roman"/>
+          <w:color w:val="000000" w:themeColor="text1"/>
+        </w:rPr>
+      </w:pPr>
+    </w:p>
+    <w:p>
+      <w:pPr>
         <w:pStyle w:val="Heading2"/>
         <w:rPr>
           <w:rFonts w:cs="Times New Roman"/>
           <w:color w:val="000000" w:themeColor="text1"/>
         </w:rPr>
       </w:pPr>
-      <w:bookmarkStart w:id="7" w:name="_Toc240199068"/>
-      <w:r>
-        <w:rPr>
-          <w:rFonts w:cs="Times New Roman"/>
-          <w:color w:val="000000" w:themeColor="text1"/>
-        </w:rPr>
+      <w:bookmarkStart w:id="11" w:name="_Toc240314928"/>
+      <w:r>
+        <w:rPr>
+          <w:rFonts w:cs="Times New Roman"/>
+          <w:color w:val="000000" w:themeColor="text1"/>
+        </w:rPr>
+        <w:lastRenderedPageBreak/>
         <w:t>3) Flight Count by Month</w:t>
       </w:r>
-      <w:bookmarkEnd w:id="7"/>
-    </w:p>
-    <w:p>
-      <w:pPr>
-        <w:spacing w:after="120" w:line="276" w:lineRule="auto"/>
-        <w:rPr>
-          <w:rFonts w:cs="Times New Roman"/>
-          <w:color w:val="000000" w:themeColor="text1"/>
-        </w:rPr>
-      </w:pPr>
-      <w:r>
-        <w:rPr>
-          <w:rFonts w:cs="Times New Roman"/>
-          <w:color w:val="000000" w:themeColor="text1"/>
-        </w:rPr>
-        <w:t>Aggregates flight records by calendar month.</w:t>
-      </w:r>
+      <w:bookmarkEnd w:id="11"/>
+    </w:p>
+    <w:p>
+      <w:pPr>
+        <w:pStyle w:val="Heading3"/>
+        <w:rPr>
+          <w:rFonts w:ascii="Times New Roman" w:hAnsi="Times New Roman" w:cs="Times New Roman"/>
+        </w:rPr>
+      </w:pPr>
+      <w:bookmarkStart w:id="12" w:name="_Toc240314929"/>
+      <w:r>
+        <w:rPr>
+          <w:rFonts w:ascii="Times New Roman" w:hAnsi="Times New Roman" w:cs="Times New Roman"/>
+        </w:rPr>
+        <w:t>Objective</w:t>
+      </w:r>
+      <w:bookmarkEnd w:id="12"/>
+    </w:p>
+    <w:p>
+      <w:pPr>
+        <w:rPr>
+          <w:rFonts w:cs="Times New Roman"/>
+        </w:rPr>
+      </w:pPr>
+      <w:r>
+        <w:rPr>
+          <w:rFonts w:cs="Times New Roman"/>
+        </w:rPr>
+        <w:t>The purpose of this analysis is to determine the number of recorded flights in each month of 2015.</w:t>
+      </w:r>
+    </w:p>
+    <w:p>
+      <w:pPr>
+        <w:rPr>
+          <w:rFonts w:cs="Times New Roman"/>
+          <w:color w:val="1F4D78"/>
+        </w:rPr>
+      </w:pPr>
     </w:p>
     <w:p>
       <w:pPr>
@@ -5334,14 +6994,6 @@
                 <w:sz w:val="14"/>
               </w:rPr>
               <w:br/>
-            </w:r>
-            <w:r>
-              <w:rPr>
-                <w:rFonts w:cs="Times New Roman"/>
-                <w:color w:val="000000" w:themeColor="text1"/>
-                <w:sz w:val="14"/>
-              </w:rPr>
-              <w:lastRenderedPageBreak/>
               <w:t xml:space="preserve">    public void reduce(Text key, Iterable&lt;IntWritable&gt; values, Context context) throws IOException, InterruptedException {</w:t>
             </w:r>
             <w:r>
@@ -5432,7 +7084,25 @@
                 <w:sz w:val="14"/>
               </w:rPr>
               <w:br/>
-              <w:t xml:space="preserve">    System.exit(job.waitForCompletion(true) ? 0 : 1);</w:t>
+              <w:t xml:space="preserve">    System.exit(job.waitForCompletion(true) ? </w:t>
+            </w:r>
+            <w:proofErr w:type="gramStart"/>
+            <w:r>
+              <w:rPr>
+                <w:rFonts w:cs="Times New Roman"/>
+                <w:color w:val="000000" w:themeColor="text1"/>
+                <w:sz w:val="14"/>
+              </w:rPr>
+              <w:t>0 :</w:t>
+            </w:r>
+            <w:proofErr w:type="gramEnd"/>
+            <w:r>
+              <w:rPr>
+                <w:rFonts w:cs="Times New Roman"/>
+                <w:color w:val="000000" w:themeColor="text1"/>
+                <w:sz w:val="14"/>
+              </w:rPr>
+              <w:t xml:space="preserve"> 1);</w:t>
             </w:r>
             <w:r>
               <w:rPr>
@@ -5528,13 +7198,43 @@
                 <w:color w:val="000000" w:themeColor="text1"/>
               </w:rPr>
             </w:pPr>
+            <w:proofErr w:type="spellStart"/>
             <w:r>
               <w:rPr>
                 <w:rFonts w:cs="Times New Roman"/>
                 <w:color w:val="000000" w:themeColor="text1"/>
                 <w:sz w:val="16"/>
               </w:rPr>
-              <w:t>hadoop jar MapReduce\build\flightanalysis.jar flightanalysis.MonthlyFlightCount data\flights.csv MapReduce\output\03_monthly_flight_count</w:t>
+              <w:t>hadoop</w:t>
+            </w:r>
+            <w:proofErr w:type="spellEnd"/>
+            <w:r>
+              <w:rPr>
+                <w:rFonts w:cs="Times New Roman"/>
+                <w:color w:val="000000" w:themeColor="text1"/>
+                <w:sz w:val="16"/>
+              </w:rPr>
+              <w:t xml:space="preserve"> jar MapReduce\build\flightanalysis.jar </w:t>
+            </w:r>
+            <w:proofErr w:type="spellStart"/>
+            <w:proofErr w:type="gramStart"/>
+            <w:r>
+              <w:rPr>
+                <w:rFonts w:cs="Times New Roman"/>
+                <w:color w:val="000000" w:themeColor="text1"/>
+                <w:sz w:val="16"/>
+              </w:rPr>
+              <w:t>flightanalysis.MonthlyFlightCount</w:t>
+            </w:r>
+            <w:proofErr w:type="spellEnd"/>
+            <w:proofErr w:type="gramEnd"/>
+            <w:r>
+              <w:rPr>
+                <w:rFonts w:cs="Times New Roman"/>
+                <w:color w:val="000000" w:themeColor="text1"/>
+                <w:sz w:val="16"/>
+              </w:rPr>
+              <w:t xml:space="preserve"> data\flights.csv MapReduce\output\03_monthly_flight_count</w:t>
             </w:r>
           </w:p>
         </w:tc>
@@ -5578,9 +7278,9 @@
                 <w:color w:val="000000" w:themeColor="text1"/>
               </w:rPr>
               <w:drawing>
-                <wp:inline distT="0" distB="0" distL="0" distR="0" wp14:anchorId="57D6C65A" wp14:editId="3908B9F8">
-                  <wp:extent cx="5652475" cy="947737"/>
-                  <wp:effectExtent l="0" t="0" r="5715" b="5080"/>
+                <wp:inline distT="0" distB="0" distL="0" distR="0" wp14:anchorId="57D6C65A" wp14:editId="1AA08E1E">
+                  <wp:extent cx="5650587" cy="1127760"/>
+                  <wp:effectExtent l="0" t="0" r="7620" b="0"/>
                   <wp:docPr id="6" name="Picture 6"/>
                   <wp:cNvGraphicFramePr>
                     <a:graphicFrameLocks xmlns:a="http://schemas.openxmlformats.org/drawingml/2006/main" noChangeAspect="1"/>
@@ -5600,7 +7300,7 @@
                         <pic:spPr bwMode="auto">
                           <a:xfrm>
                             <a:off x="0" y="0"/>
-                            <a:ext cx="5732684" cy="961185"/>
+                            <a:ext cx="5736304" cy="1144868"/>
                           </a:xfrm>
                           <a:prstGeom prst="rect">
                             <a:avLst/>
@@ -5661,6 +7361,7 @@
                 <w:noProof/>
                 <w:color w:val="000000" w:themeColor="text1"/>
               </w:rPr>
+              <w:lastRenderedPageBreak/>
               <w:drawing>
                 <wp:inline distT="0" distB="0" distL="0" distR="0" wp14:anchorId="0F7180E0" wp14:editId="7CC7BF93">
                   <wp:extent cx="5662612" cy="1226899"/>
@@ -5732,21 +7433,22 @@
     </w:p>
     <w:tbl>
       <w:tblPr>
-        <w:tblW w:w="0" w:type="auto"/>
+        <w:tblW w:w="9408" w:type="dxa"/>
         <w:jc w:val="center"/>
         <w:tblLook w:val="04A0" w:firstRow="1" w:lastRow="0" w:firstColumn="1" w:lastColumn="0" w:noHBand="0" w:noVBand="1"/>
       </w:tblPr>
       <w:tblGrid>
-        <w:gridCol w:w="4675"/>
-        <w:gridCol w:w="4675"/>
+        <w:gridCol w:w="4704"/>
+        <w:gridCol w:w="4704"/>
       </w:tblGrid>
       <w:tr>
         <w:trPr>
+          <w:trHeight w:val="283"/>
           <w:jc w:val="center"/>
         </w:trPr>
         <w:tc>
           <w:tcPr>
-            <w:tcW w:w="4680" w:type="dxa"/>
+            <w:tcW w:w="4704" w:type="dxa"/>
             <w:tcBorders>
               <w:top w:val="single" w:sz="4" w:space="0" w:color="D9D9D9"/>
               <w:left w:val="single" w:sz="4" w:space="0" w:color="D9D9D9"/>
@@ -5777,7 +7479,7 @@
         </w:tc>
         <w:tc>
           <w:tcPr>
-            <w:tcW w:w="4680" w:type="dxa"/>
+            <w:tcW w:w="4704" w:type="dxa"/>
             <w:tcBorders>
               <w:top w:val="single" w:sz="4" w:space="0" w:color="D9D9D9"/>
               <w:left w:val="single" w:sz="4" w:space="0" w:color="D9D9D9"/>
@@ -5809,11 +7511,12 @@
       </w:tr>
       <w:tr>
         <w:trPr>
+          <w:trHeight w:val="283"/>
           <w:jc w:val="center"/>
         </w:trPr>
         <w:tc>
           <w:tcPr>
-            <w:tcW w:w="4680" w:type="dxa"/>
+            <w:tcW w:w="4704" w:type="dxa"/>
             <w:tcBorders>
               <w:top w:val="single" w:sz="4" w:space="0" w:color="D9D9D9"/>
               <w:left w:val="single" w:sz="4" w:space="0" w:color="D9D9D9"/>
@@ -5842,7 +7545,7 @@
         </w:tc>
         <w:tc>
           <w:tcPr>
-            <w:tcW w:w="4680" w:type="dxa"/>
+            <w:tcW w:w="4704" w:type="dxa"/>
             <w:tcBorders>
               <w:top w:val="single" w:sz="4" w:space="0" w:color="D9D9D9"/>
               <w:left w:val="single" w:sz="4" w:space="0" w:color="D9D9D9"/>
@@ -5873,11 +7576,12 @@
       </w:tr>
       <w:tr>
         <w:trPr>
+          <w:trHeight w:val="283"/>
           <w:jc w:val="center"/>
         </w:trPr>
         <w:tc>
           <w:tcPr>
-            <w:tcW w:w="4680" w:type="dxa"/>
+            <w:tcW w:w="4704" w:type="dxa"/>
             <w:tcBorders>
               <w:top w:val="single" w:sz="4" w:space="0" w:color="D9D9D9"/>
               <w:left w:val="single" w:sz="4" w:space="0" w:color="D9D9D9"/>
@@ -5906,7 +7610,7 @@
         </w:tc>
         <w:tc>
           <w:tcPr>
-            <w:tcW w:w="4680" w:type="dxa"/>
+            <w:tcW w:w="4704" w:type="dxa"/>
             <w:tcBorders>
               <w:top w:val="single" w:sz="4" w:space="0" w:color="D9D9D9"/>
               <w:left w:val="single" w:sz="4" w:space="0" w:color="D9D9D9"/>
@@ -5937,11 +7641,12 @@
       </w:tr>
       <w:tr>
         <w:trPr>
+          <w:trHeight w:val="254"/>
           <w:jc w:val="center"/>
         </w:trPr>
         <w:tc>
           <w:tcPr>
-            <w:tcW w:w="4680" w:type="dxa"/>
+            <w:tcW w:w="4704" w:type="dxa"/>
             <w:tcBorders>
               <w:top w:val="single" w:sz="4" w:space="0" w:color="D9D9D9"/>
               <w:left w:val="single" w:sz="4" w:space="0" w:color="D9D9D9"/>
@@ -5970,7 +7675,7 @@
         </w:tc>
         <w:tc>
           <w:tcPr>
-            <w:tcW w:w="4680" w:type="dxa"/>
+            <w:tcW w:w="4704" w:type="dxa"/>
             <w:tcBorders>
               <w:top w:val="single" w:sz="4" w:space="0" w:color="D9D9D9"/>
               <w:left w:val="single" w:sz="4" w:space="0" w:color="D9D9D9"/>
@@ -6001,11 +7706,12 @@
       </w:tr>
       <w:tr>
         <w:trPr>
+          <w:trHeight w:val="283"/>
           <w:jc w:val="center"/>
         </w:trPr>
         <w:tc>
           <w:tcPr>
-            <w:tcW w:w="4680" w:type="dxa"/>
+            <w:tcW w:w="4704" w:type="dxa"/>
             <w:tcBorders>
               <w:top w:val="single" w:sz="4" w:space="0" w:color="D9D9D9"/>
               <w:left w:val="single" w:sz="4" w:space="0" w:color="D9D9D9"/>
@@ -6034,7 +7740,7 @@
         </w:tc>
         <w:tc>
           <w:tcPr>
-            <w:tcW w:w="4680" w:type="dxa"/>
+            <w:tcW w:w="4704" w:type="dxa"/>
             <w:tcBorders>
               <w:top w:val="single" w:sz="4" w:space="0" w:color="D9D9D9"/>
               <w:left w:val="single" w:sz="4" w:space="0" w:color="D9D9D9"/>
@@ -6065,11 +7771,12 @@
       </w:tr>
       <w:tr>
         <w:trPr>
+          <w:trHeight w:val="283"/>
           <w:jc w:val="center"/>
         </w:trPr>
         <w:tc>
           <w:tcPr>
-            <w:tcW w:w="4680" w:type="dxa"/>
+            <w:tcW w:w="4704" w:type="dxa"/>
             <w:tcBorders>
               <w:top w:val="single" w:sz="4" w:space="0" w:color="D9D9D9"/>
               <w:left w:val="single" w:sz="4" w:space="0" w:color="D9D9D9"/>
@@ -6098,7 +7805,7 @@
         </w:tc>
         <w:tc>
           <w:tcPr>
-            <w:tcW w:w="4680" w:type="dxa"/>
+            <w:tcW w:w="4704" w:type="dxa"/>
             <w:tcBorders>
               <w:top w:val="single" w:sz="4" w:space="0" w:color="D9D9D9"/>
               <w:left w:val="single" w:sz="4" w:space="0" w:color="D9D9D9"/>
@@ -6139,13 +7846,51 @@
     </w:p>
     <w:p>
       <w:pPr>
+        <w:pStyle w:val="Heading3"/>
+        <w:rPr>
+          <w:rFonts w:ascii="Times New Roman" w:hAnsi="Times New Roman" w:cs="Times New Roman"/>
+        </w:rPr>
+      </w:pPr>
+      <w:bookmarkStart w:id="13" w:name="_Toc240314930"/>
+      <w:r>
+        <w:rPr>
+          <w:rFonts w:ascii="Times New Roman" w:hAnsi="Times New Roman" w:cs="Times New Roman"/>
+        </w:rPr>
+        <w:t>Interpretation</w:t>
+      </w:r>
+      <w:bookmarkEnd w:id="13"/>
+    </w:p>
+    <w:p>
+      <w:pPr>
+        <w:rPr>
+          <w:rFonts w:cs="Times New Roman"/>
+        </w:rPr>
+      </w:pPr>
+      <w:r>
+        <w:rPr>
+          <w:rFonts w:cs="Times New Roman"/>
+        </w:rPr>
+        <w:t>Monthly flight counts show how flight activity changes throughout the year. The results indicate that the number of flights was not exactly the same in every month. This type of analysis can help identify periods of higher and lower flight activity.</w:t>
+      </w:r>
+    </w:p>
+    <w:p>
+      <w:pPr>
+        <w:spacing w:after="80"/>
+        <w:rPr>
+          <w:rFonts w:cs="Times New Roman"/>
+          <w:color w:val="000000" w:themeColor="text1"/>
+        </w:rPr>
+      </w:pPr>
+    </w:p>
+    <w:p>
+      <w:pPr>
         <w:pStyle w:val="Heading2"/>
         <w:rPr>
           <w:rFonts w:cs="Times New Roman"/>
           <w:color w:val="000000" w:themeColor="text1"/>
         </w:rPr>
       </w:pPr>
-      <w:bookmarkStart w:id="8" w:name="_Toc240199069"/>
+      <w:bookmarkStart w:id="14" w:name="_Toc240314931"/>
       <w:r>
         <w:rPr>
           <w:rFonts w:cs="Times New Roman"/>
@@ -6153,23 +7898,47 @@
         </w:rPr>
         <w:t>4) Cancelled Flights by Airline</w:t>
       </w:r>
-      <w:bookmarkEnd w:id="8"/>
+      <w:bookmarkEnd w:id="14"/>
+    </w:p>
+    <w:p>
+      <w:pPr>
+        <w:pStyle w:val="Heading3"/>
+        <w:rPr>
+          <w:rFonts w:ascii="Times New Roman" w:hAnsi="Times New Roman" w:cs="Times New Roman"/>
+        </w:rPr>
+      </w:pPr>
+      <w:bookmarkStart w:id="15" w:name="_Toc240314932"/>
+      <w:r>
+        <w:rPr>
+          <w:rFonts w:ascii="Times New Roman" w:hAnsi="Times New Roman" w:cs="Times New Roman"/>
+        </w:rPr>
+        <w:t>Objective</w:t>
+      </w:r>
+      <w:bookmarkEnd w:id="15"/>
+    </w:p>
+    <w:p>
+      <w:pPr>
+        <w:rPr>
+          <w:rFonts w:cs="Times New Roman"/>
+        </w:rPr>
+      </w:pPr>
+      <w:r>
+        <w:rPr>
+          <w:rFonts w:cs="Times New Roman"/>
+        </w:rPr>
+        <w:t>This analysis identifies the number of cancelled flights associated with each airline.</w:t>
+      </w:r>
     </w:p>
     <w:p>
       <w:pPr>
         <w:spacing w:after="120" w:line="276" w:lineRule="auto"/>
         <w:rPr>
           <w:rFonts w:cs="Times New Roman"/>
-          <w:color w:val="000000" w:themeColor="text1"/>
-        </w:rPr>
-      </w:pPr>
-      <w:r>
-        <w:rPr>
-          <w:rFonts w:cs="Times New Roman"/>
-          <w:color w:val="000000" w:themeColor="text1"/>
-        </w:rPr>
-        <w:t>Filters cancelled records and counts them for each airline.</w:t>
-      </w:r>
+          <w:b/>
+          <w:color w:val="000000" w:themeColor="text1"/>
+          <w:sz w:val="20"/>
+        </w:rPr>
+      </w:pPr>
     </w:p>
     <w:p>
       <w:pPr>
@@ -6225,6 +7994,7 @@
               <w:rPr>
                 <w:rFonts w:cs="Times New Roman"/>
                 <w:color w:val="000000" w:themeColor="text1"/>
+                <w:sz w:val="14"/>
               </w:rPr>
             </w:pPr>
             <w:r>
@@ -6304,6 +8074,158 @@
                 <w:sz w:val="14"/>
               </w:rPr>
               <w:br/>
+              <w:t>import org.apache.hadoop.mapreduce.Job;</w:t>
+            </w:r>
+            <w:r>
+              <w:rPr>
+                <w:rFonts w:cs="Times New Roman"/>
+                <w:color w:val="000000" w:themeColor="text1"/>
+                <w:sz w:val="14"/>
+              </w:rPr>
+              <w:br/>
+              <w:t>import org.apache.hadoop.mapreduce.Mapper;</w:t>
+            </w:r>
+            <w:r>
+              <w:rPr>
+                <w:rFonts w:cs="Times New Roman"/>
+                <w:color w:val="000000" w:themeColor="text1"/>
+                <w:sz w:val="14"/>
+              </w:rPr>
+              <w:br/>
+              <w:t>import org.apache.hadoop.mapreduce.Reducer;</w:t>
+            </w:r>
+            <w:r>
+              <w:rPr>
+                <w:rFonts w:cs="Times New Roman"/>
+                <w:color w:val="000000" w:themeColor="text1"/>
+                <w:sz w:val="14"/>
+              </w:rPr>
+              <w:br/>
+              <w:t>import org.apache.hadoop.mapreduce.lib.input.FileInputFormat;</w:t>
+            </w:r>
+            <w:r>
+              <w:rPr>
+                <w:rFonts w:cs="Times New Roman"/>
+                <w:color w:val="000000" w:themeColor="text1"/>
+                <w:sz w:val="14"/>
+              </w:rPr>
+              <w:br/>
+              <w:t>import org.apache.hadoop.mapreduce.lib.output.FileOutputFormat;</w:t>
+            </w:r>
+            <w:r>
+              <w:rPr>
+                <w:rFonts w:cs="Times New Roman"/>
+                <w:color w:val="000000" w:themeColor="text1"/>
+                <w:sz w:val="14"/>
+              </w:rPr>
+              <w:br/>
+            </w:r>
+            <w:r>
+              <w:rPr>
+                <w:rFonts w:cs="Times New Roman"/>
+                <w:color w:val="000000" w:themeColor="text1"/>
+                <w:sz w:val="14"/>
+              </w:rPr>
+              <w:br/>
+              <w:t>/** Counts cancelled flights for each airline. */</w:t>
+            </w:r>
+            <w:r>
+              <w:rPr>
+                <w:rFonts w:cs="Times New Roman"/>
+                <w:color w:val="000000" w:themeColor="text1"/>
+                <w:sz w:val="14"/>
+              </w:rPr>
+              <w:br/>
+              <w:t>public class CancellationByAirline {</w:t>
+            </w:r>
+            <w:r>
+              <w:rPr>
+                <w:rFonts w:cs="Times New Roman"/>
+                <w:color w:val="000000" w:themeColor="text1"/>
+                <w:sz w:val="14"/>
+              </w:rPr>
+              <w:br/>
+              <w:t xml:space="preserve">  public static class Map extends Mapper&lt;LongWritable, Text, Text, IntWritable&gt; {</w:t>
+            </w:r>
+            <w:r>
+              <w:rPr>
+                <w:rFonts w:cs="Times New Roman"/>
+                <w:color w:val="000000" w:themeColor="text1"/>
+                <w:sz w:val="14"/>
+              </w:rPr>
+              <w:br/>
+              <w:t xml:space="preserve">    private static final IntWritable ONE = new IntWritable(1);</w:t>
+            </w:r>
+            <w:r>
+              <w:rPr>
+                <w:rFonts w:cs="Times New Roman"/>
+                <w:color w:val="000000" w:themeColor="text1"/>
+                <w:sz w:val="14"/>
+              </w:rPr>
+              <w:br/>
+              <w:t xml:space="preserve">    public void map(LongWritable key, Text value, Context context) throws IOException, InterruptedException {</w:t>
+            </w:r>
+            <w:r>
+              <w:rPr>
+                <w:rFonts w:cs="Times New Roman"/>
+                <w:color w:val="000000" w:themeColor="text1"/>
+                <w:sz w:val="14"/>
+              </w:rPr>
+              <w:br/>
+              <w:t xml:space="preserve">      String[] f = value.toString().split(",", -1);</w:t>
+            </w:r>
+            <w:r>
+              <w:rPr>
+                <w:rFonts w:cs="Times New Roman"/>
+                <w:color w:val="000000" w:themeColor="text1"/>
+                <w:sz w:val="14"/>
+              </w:rPr>
+              <w:br/>
+              <w:t xml:space="preserve">      if (f.length == 31 &amp;&amp; !"YEAR".equals(f[0]) &amp;&amp; "1".equals(f[24]) &amp;&amp; !f[4].trim().isEmpty()) context.write(new Text(f[4]), ONE);</w:t>
+            </w:r>
+            <w:r>
+              <w:rPr>
+                <w:rFonts w:cs="Times New Roman"/>
+                <w:color w:val="000000" w:themeColor="text1"/>
+                <w:sz w:val="14"/>
+              </w:rPr>
+              <w:br/>
+              <w:t xml:space="preserve">    }</w:t>
+            </w:r>
+            <w:r>
+              <w:rPr>
+                <w:rFonts w:cs="Times New Roman"/>
+                <w:color w:val="000000" w:themeColor="text1"/>
+                <w:sz w:val="14"/>
+              </w:rPr>
+              <w:br/>
+              <w:t xml:space="preserve">  }</w:t>
+            </w:r>
+          </w:p>
+          <w:p>
+            <w:pPr>
+              <w:rPr>
+                <w:rFonts w:cs="Times New Roman"/>
+                <w:color w:val="000000" w:themeColor="text1"/>
+                <w:sz w:val="14"/>
+              </w:rPr>
+            </w:pPr>
+            <w:r>
+              <w:rPr>
+                <w:rFonts w:cs="Times New Roman"/>
+                <w:color w:val="000000" w:themeColor="text1"/>
+                <w:sz w:val="14"/>
+              </w:rPr>
+              <w:br/>
+              <w:t xml:space="preserve">  public static class Reduce extends Reducer&lt;Text, IntWritable, Text, IntWritable&gt; {</w:t>
+            </w:r>
+            <w:r>
+              <w:rPr>
+                <w:rFonts w:cs="Times New Roman"/>
+                <w:color w:val="000000" w:themeColor="text1"/>
+                <w:sz w:val="14"/>
+              </w:rPr>
+              <w:br/>
             </w:r>
             <w:r>
               <w:rPr>
@@ -6312,114 +8234,34 @@
                 <w:sz w:val="14"/>
               </w:rPr>
               <w:lastRenderedPageBreak/>
-              <w:t>import org.apache.hadoop.mapreduce.Job;</w:t>
-            </w:r>
-            <w:r>
-              <w:rPr>
-                <w:rFonts w:cs="Times New Roman"/>
-                <w:color w:val="000000" w:themeColor="text1"/>
-                <w:sz w:val="14"/>
-              </w:rPr>
-              <w:br/>
-              <w:t>import org.apache.hadoop.mapreduce.Mapper;</w:t>
-            </w:r>
-            <w:r>
-              <w:rPr>
-                <w:rFonts w:cs="Times New Roman"/>
-                <w:color w:val="000000" w:themeColor="text1"/>
-                <w:sz w:val="14"/>
-              </w:rPr>
-              <w:br/>
-              <w:t>import org.apache.hadoop.mapreduce.Reducer;</w:t>
-            </w:r>
-            <w:r>
-              <w:rPr>
-                <w:rFonts w:cs="Times New Roman"/>
-                <w:color w:val="000000" w:themeColor="text1"/>
-                <w:sz w:val="14"/>
-              </w:rPr>
-              <w:br/>
-              <w:t>import org.apache.hadoop.mapreduce.lib.input.FileInputFormat;</w:t>
-            </w:r>
-            <w:r>
-              <w:rPr>
-                <w:rFonts w:cs="Times New Roman"/>
-                <w:color w:val="000000" w:themeColor="text1"/>
-                <w:sz w:val="14"/>
-              </w:rPr>
-              <w:br/>
-              <w:t>import org.apache.hadoop.mapreduce.lib.output.FileOutputFormat;</w:t>
-            </w:r>
-            <w:r>
-              <w:rPr>
-                <w:rFonts w:cs="Times New Roman"/>
-                <w:color w:val="000000" w:themeColor="text1"/>
-                <w:sz w:val="14"/>
-              </w:rPr>
-              <w:br/>
-            </w:r>
-            <w:r>
-              <w:rPr>
-                <w:rFonts w:cs="Times New Roman"/>
-                <w:color w:val="000000" w:themeColor="text1"/>
-                <w:sz w:val="14"/>
-              </w:rPr>
-              <w:br/>
-              <w:t>/** Counts cancelled flights for each airline. */</w:t>
-            </w:r>
-            <w:r>
-              <w:rPr>
-                <w:rFonts w:cs="Times New Roman"/>
-                <w:color w:val="000000" w:themeColor="text1"/>
-                <w:sz w:val="14"/>
-              </w:rPr>
-              <w:br/>
-              <w:t>public class CancellationByAirline {</w:t>
-            </w:r>
-            <w:r>
-              <w:rPr>
-                <w:rFonts w:cs="Times New Roman"/>
-                <w:color w:val="000000" w:themeColor="text1"/>
-                <w:sz w:val="14"/>
-              </w:rPr>
-              <w:br/>
-              <w:t xml:space="preserve">  public static class Map extends Mapper&lt;LongWritable, Text, Text, IntWritable&gt; {</w:t>
-            </w:r>
-            <w:r>
-              <w:rPr>
-                <w:rFonts w:cs="Times New Roman"/>
-                <w:color w:val="000000" w:themeColor="text1"/>
-                <w:sz w:val="14"/>
-              </w:rPr>
-              <w:br/>
-              <w:t xml:space="preserve">    private static final IntWritable ONE = new IntWritable(1);</w:t>
-            </w:r>
-            <w:r>
-              <w:rPr>
-                <w:rFonts w:cs="Times New Roman"/>
-                <w:color w:val="000000" w:themeColor="text1"/>
-                <w:sz w:val="14"/>
-              </w:rPr>
-              <w:br/>
-              <w:t xml:space="preserve">    public void map(LongWritable key, Text value, Context context) throws IOException, InterruptedException {</w:t>
-            </w:r>
-            <w:r>
-              <w:rPr>
-                <w:rFonts w:cs="Times New Roman"/>
-                <w:color w:val="000000" w:themeColor="text1"/>
-                <w:sz w:val="14"/>
-              </w:rPr>
-              <w:br/>
-              <w:t xml:space="preserve">      String[] f = value.toString().split(",", -1);</w:t>
-            </w:r>
-            <w:r>
-              <w:rPr>
-                <w:rFonts w:cs="Times New Roman"/>
-                <w:color w:val="000000" w:themeColor="text1"/>
-                <w:sz w:val="14"/>
-              </w:rPr>
-              <w:br/>
-              <w:t xml:space="preserve">      if (f.length == 31 &amp;&amp; !"YEAR".equals(f[0]) &amp;&amp; "1".equals(f[24]) &amp;&amp; !f[4].trim().isEmpty()) context.write(new Text(f[4]), ONE);</w:t>
+              <w:t xml:space="preserve">    public void </w:t>
+            </w:r>
+            <w:proofErr w:type="gramStart"/>
+            <w:r>
+              <w:rPr>
+                <w:rFonts w:cs="Times New Roman"/>
+                <w:color w:val="000000" w:themeColor="text1"/>
+                <w:sz w:val="14"/>
+              </w:rPr>
+              <w:t>reduce(</w:t>
+            </w:r>
+            <w:proofErr w:type="gramEnd"/>
+            <w:r>
+              <w:rPr>
+                <w:rFonts w:cs="Times New Roman"/>
+                <w:color w:val="000000" w:themeColor="text1"/>
+                <w:sz w:val="14"/>
+              </w:rPr>
+              <w:t>Text key, Iterable&lt;IntWritable&gt; values, Context context) throws IOException, InterruptedException {</w:t>
+            </w:r>
+            <w:r>
+              <w:rPr>
+                <w:rFonts w:cs="Times New Roman"/>
+                <w:color w:val="000000" w:themeColor="text1"/>
+                <w:sz w:val="14"/>
+              </w:rPr>
+              <w:br/>
+              <w:t xml:space="preserve">      int total = 0; for (IntWritable value : values) total += value.get(); context.write(key, new IntWritable(total));</w:t>
             </w:r>
             <w:r>
               <w:rPr>
@@ -6439,51 +8281,14 @@
               <w:br/>
               <w:t xml:space="preserve">  }</w:t>
             </w:r>
-            <w:r>
-              <w:rPr>
-                <w:rFonts w:cs="Times New Roman"/>
-                <w:color w:val="000000" w:themeColor="text1"/>
-                <w:sz w:val="14"/>
-              </w:rPr>
-              <w:br/>
-              <w:t xml:space="preserve">  public static class Reduce extends Reducer&lt;Text, IntWritable, Text, IntWritable&gt; {</w:t>
-            </w:r>
-            <w:r>
-              <w:rPr>
-                <w:rFonts w:cs="Times New Roman"/>
-                <w:color w:val="000000" w:themeColor="text1"/>
-                <w:sz w:val="14"/>
-              </w:rPr>
-              <w:br/>
-              <w:t xml:space="preserve">    public void reduce(Text key, Iterable&lt;IntWritable&gt; values, Context context) throws IOException, InterruptedException {</w:t>
-            </w:r>
-            <w:r>
-              <w:rPr>
-                <w:rFonts w:cs="Times New Roman"/>
-                <w:color w:val="000000" w:themeColor="text1"/>
-                <w:sz w:val="14"/>
-              </w:rPr>
-              <w:br/>
-              <w:t xml:space="preserve">      int total = 0; for (IntWritable value : values) total += value.get(); context.write(key, new IntWritable(total));</w:t>
-            </w:r>
-            <w:r>
-              <w:rPr>
-                <w:rFonts w:cs="Times New Roman"/>
-                <w:color w:val="000000" w:themeColor="text1"/>
-                <w:sz w:val="14"/>
-              </w:rPr>
-              <w:br/>
-              <w:t xml:space="preserve">    }</w:t>
-            </w:r>
-            <w:r>
-              <w:rPr>
-                <w:rFonts w:cs="Times New Roman"/>
-                <w:color w:val="000000" w:themeColor="text1"/>
-                <w:sz w:val="14"/>
-              </w:rPr>
-              <w:br/>
-              <w:t xml:space="preserve">  }</w:t>
-            </w:r>
+          </w:p>
+          <w:p>
+            <w:pPr>
+              <w:rPr>
+                <w:rFonts w:cs="Times New Roman"/>
+                <w:color w:val="000000" w:themeColor="text1"/>
+              </w:rPr>
+            </w:pPr>
             <w:r>
               <w:rPr>
                 <w:rFonts w:cs="Times New Roman"/>
@@ -6545,7 +8350,25 @@
                 <w:sz w:val="14"/>
               </w:rPr>
               <w:br/>
-              <w:t xml:space="preserve">    System.exit(job.waitForCompletion(true) ? 0 : 1);</w:t>
+              <w:t xml:space="preserve">    System.exit(job.waitForCompletion(true) ? </w:t>
+            </w:r>
+            <w:proofErr w:type="gramStart"/>
+            <w:r>
+              <w:rPr>
+                <w:rFonts w:cs="Times New Roman"/>
+                <w:color w:val="000000" w:themeColor="text1"/>
+                <w:sz w:val="14"/>
+              </w:rPr>
+              <w:t>0 :</w:t>
+            </w:r>
+            <w:proofErr w:type="gramEnd"/>
+            <w:r>
+              <w:rPr>
+                <w:rFonts w:cs="Times New Roman"/>
+                <w:color w:val="000000" w:themeColor="text1"/>
+                <w:sz w:val="14"/>
+              </w:rPr>
+              <w:t xml:space="preserve"> 1);</w:t>
             </w:r>
             <w:r>
               <w:rPr>
@@ -6647,7 +8470,25 @@
                 <w:color w:val="000000" w:themeColor="text1"/>
                 <w:sz w:val="16"/>
               </w:rPr>
-              <w:t>hadoop jar MapReduce\build\flightanalysis.jar flightanalysis.CancellationByAirline data\flights.csv MapReduce\output\04_cancellation_by_airline</w:t>
+              <w:t xml:space="preserve">hadoop jar MapReduce\build\flightanalysis.jar </w:t>
+            </w:r>
+            <w:proofErr w:type="gramStart"/>
+            <w:r>
+              <w:rPr>
+                <w:rFonts w:cs="Times New Roman"/>
+                <w:color w:val="000000" w:themeColor="text1"/>
+                <w:sz w:val="16"/>
+              </w:rPr>
+              <w:t>flightanalysis.CancellationByAirline</w:t>
+            </w:r>
+            <w:proofErr w:type="gramEnd"/>
+            <w:r>
+              <w:rPr>
+                <w:rFonts w:cs="Times New Roman"/>
+                <w:color w:val="000000" w:themeColor="text1"/>
+                <w:sz w:val="16"/>
+              </w:rPr>
+              <w:t xml:space="preserve"> data\flights.csv MapReduce\output\04_cancellation_by_airline</w:t>
             </w:r>
           </w:p>
         </w:tc>
@@ -6691,8 +8532,8 @@
                 <w:color w:val="000000" w:themeColor="text1"/>
               </w:rPr>
               <w:drawing>
-                <wp:inline distT="0" distB="0" distL="0" distR="0" wp14:anchorId="3775EB62" wp14:editId="36BFA4B3">
-                  <wp:extent cx="5574096" cy="899160"/>
+                <wp:inline distT="0" distB="0" distL="0" distR="0" wp14:anchorId="3775EB62" wp14:editId="752032D1">
+                  <wp:extent cx="5707938" cy="1094509"/>
                   <wp:effectExtent l="0" t="0" r="7620" b="0"/>
                   <wp:docPr id="8" name="Picture 8"/>
                   <wp:cNvGraphicFramePr>
@@ -6713,7 +8554,7 @@
                         <pic:spPr bwMode="auto">
                           <a:xfrm>
                             <a:off x="0" y="0"/>
-                            <a:ext cx="5675145" cy="915460"/>
+                            <a:ext cx="5874334" cy="1126416"/>
                           </a:xfrm>
                           <a:prstGeom prst="rect">
                             <a:avLst/>
@@ -6845,22 +8686,22 @@
     </w:p>
     <w:tbl>
       <w:tblPr>
-        <w:tblW w:w="9422" w:type="dxa"/>
+        <w:tblW w:w="8940" w:type="dxa"/>
         <w:jc w:val="center"/>
         <w:tblLook w:val="04A0" w:firstRow="1" w:lastRow="0" w:firstColumn="1" w:lastColumn="0" w:noHBand="0" w:noVBand="1"/>
       </w:tblPr>
       <w:tblGrid>
-        <w:gridCol w:w="4711"/>
-        <w:gridCol w:w="4711"/>
+        <w:gridCol w:w="4470"/>
+        <w:gridCol w:w="4470"/>
       </w:tblGrid>
       <w:tr>
         <w:trPr>
-          <w:trHeight w:val="251"/>
+          <w:trHeight w:val="309"/>
           <w:jc w:val="center"/>
         </w:trPr>
         <w:tc>
           <w:tcPr>
-            <w:tcW w:w="4711" w:type="dxa"/>
+            <w:tcW w:w="4470" w:type="dxa"/>
             <w:tcBorders>
               <w:top w:val="single" w:sz="4" w:space="0" w:color="D9D9D9"/>
               <w:left w:val="single" w:sz="4" w:space="0" w:color="D9D9D9"/>
@@ -6891,7 +8732,7 @@
         </w:tc>
         <w:tc>
           <w:tcPr>
-            <w:tcW w:w="4711" w:type="dxa"/>
+            <w:tcW w:w="4470" w:type="dxa"/>
             <w:tcBorders>
               <w:top w:val="single" w:sz="4" w:space="0" w:color="D9D9D9"/>
               <w:left w:val="single" w:sz="4" w:space="0" w:color="D9D9D9"/>
@@ -6923,12 +8764,12 @@
       </w:tr>
       <w:tr>
         <w:trPr>
-          <w:trHeight w:val="241"/>
+          <w:trHeight w:val="297"/>
           <w:jc w:val="center"/>
         </w:trPr>
         <w:tc>
           <w:tcPr>
-            <w:tcW w:w="4711" w:type="dxa"/>
+            <w:tcW w:w="4470" w:type="dxa"/>
             <w:tcBorders>
               <w:top w:val="single" w:sz="4" w:space="0" w:color="D9D9D9"/>
               <w:left w:val="single" w:sz="4" w:space="0" w:color="D9D9D9"/>
@@ -6957,7 +8798,7 @@
         </w:tc>
         <w:tc>
           <w:tcPr>
-            <w:tcW w:w="4711" w:type="dxa"/>
+            <w:tcW w:w="4470" w:type="dxa"/>
             <w:tcBorders>
               <w:top w:val="single" w:sz="4" w:space="0" w:color="D9D9D9"/>
               <w:left w:val="single" w:sz="4" w:space="0" w:color="D9D9D9"/>
@@ -6988,12 +8829,12 @@
       </w:tr>
       <w:tr>
         <w:trPr>
-          <w:trHeight w:val="251"/>
+          <w:trHeight w:val="309"/>
           <w:jc w:val="center"/>
         </w:trPr>
         <w:tc>
           <w:tcPr>
-            <w:tcW w:w="4711" w:type="dxa"/>
+            <w:tcW w:w="4470" w:type="dxa"/>
             <w:tcBorders>
               <w:top w:val="single" w:sz="4" w:space="0" w:color="D9D9D9"/>
               <w:left w:val="single" w:sz="4" w:space="0" w:color="D9D9D9"/>
@@ -7022,7 +8863,7 @@
         </w:tc>
         <w:tc>
           <w:tcPr>
-            <w:tcW w:w="4711" w:type="dxa"/>
+            <w:tcW w:w="4470" w:type="dxa"/>
             <w:tcBorders>
               <w:top w:val="single" w:sz="4" w:space="0" w:color="D9D9D9"/>
               <w:left w:val="single" w:sz="4" w:space="0" w:color="D9D9D9"/>
@@ -7053,12 +8894,12 @@
       </w:tr>
       <w:tr>
         <w:trPr>
-          <w:trHeight w:val="241"/>
+          <w:trHeight w:val="297"/>
           <w:jc w:val="center"/>
         </w:trPr>
         <w:tc>
           <w:tcPr>
-            <w:tcW w:w="4711" w:type="dxa"/>
+            <w:tcW w:w="4470" w:type="dxa"/>
             <w:tcBorders>
               <w:top w:val="single" w:sz="4" w:space="0" w:color="D9D9D9"/>
               <w:left w:val="single" w:sz="4" w:space="0" w:color="D9D9D9"/>
@@ -7087,7 +8928,7 @@
         </w:tc>
         <w:tc>
           <w:tcPr>
-            <w:tcW w:w="4711" w:type="dxa"/>
+            <w:tcW w:w="4470" w:type="dxa"/>
             <w:tcBorders>
               <w:top w:val="single" w:sz="4" w:space="0" w:color="D9D9D9"/>
               <w:left w:val="single" w:sz="4" w:space="0" w:color="D9D9D9"/>
@@ -7118,12 +8959,12 @@
       </w:tr>
       <w:tr>
         <w:trPr>
-          <w:trHeight w:val="251"/>
+          <w:trHeight w:val="309"/>
           <w:jc w:val="center"/>
         </w:trPr>
         <w:tc>
           <w:tcPr>
-            <w:tcW w:w="4711" w:type="dxa"/>
+            <w:tcW w:w="4470" w:type="dxa"/>
             <w:tcBorders>
               <w:top w:val="single" w:sz="4" w:space="0" w:color="D9D9D9"/>
               <w:left w:val="single" w:sz="4" w:space="0" w:color="D9D9D9"/>
@@ -7152,7 +8993,7 @@
         </w:tc>
         <w:tc>
           <w:tcPr>
-            <w:tcW w:w="4711" w:type="dxa"/>
+            <w:tcW w:w="4470" w:type="dxa"/>
             <w:tcBorders>
               <w:top w:val="single" w:sz="4" w:space="0" w:color="D9D9D9"/>
               <w:left w:val="single" w:sz="4" w:space="0" w:color="D9D9D9"/>
@@ -7183,12 +9024,12 @@
       </w:tr>
       <w:tr>
         <w:trPr>
-          <w:trHeight w:val="241"/>
+          <w:trHeight w:val="297"/>
           <w:jc w:val="center"/>
         </w:trPr>
         <w:tc>
           <w:tcPr>
-            <w:tcW w:w="4711" w:type="dxa"/>
+            <w:tcW w:w="4470" w:type="dxa"/>
             <w:tcBorders>
               <w:top w:val="single" w:sz="4" w:space="0" w:color="D9D9D9"/>
               <w:left w:val="single" w:sz="4" w:space="0" w:color="D9D9D9"/>
@@ -7217,7 +9058,7 @@
         </w:tc>
         <w:tc>
           <w:tcPr>
-            <w:tcW w:w="4711" w:type="dxa"/>
+            <w:tcW w:w="4470" w:type="dxa"/>
             <w:tcBorders>
               <w:top w:val="single" w:sz="4" w:space="0" w:color="D9D9D9"/>
               <w:left w:val="single" w:sz="4" w:space="0" w:color="D9D9D9"/>
@@ -7249,38 +9090,103 @@
     </w:tbl>
     <w:p>
       <w:pPr>
+        <w:pStyle w:val="Heading3"/>
+        <w:rPr>
+          <w:rFonts w:ascii="Times New Roman" w:hAnsi="Times New Roman" w:cs="Times New Roman"/>
+        </w:rPr>
+      </w:pPr>
+    </w:p>
+    <w:p>
+      <w:pPr>
+        <w:pStyle w:val="Heading3"/>
+        <w:rPr>
+          <w:rFonts w:ascii="Times New Roman" w:hAnsi="Times New Roman" w:cs="Times New Roman"/>
+        </w:rPr>
+      </w:pPr>
+      <w:bookmarkStart w:id="16" w:name="_Toc240314933"/>
+      <w:r>
+        <w:rPr>
+          <w:rFonts w:ascii="Times New Roman" w:hAnsi="Times New Roman" w:cs="Times New Roman"/>
+        </w:rPr>
+        <w:t>Interpretation</w:t>
+      </w:r>
+      <w:bookmarkEnd w:id="16"/>
+    </w:p>
+    <w:p>
+      <w:pPr>
+        <w:rPr>
+          <w:rFonts w:cs="Times New Roman"/>
+        </w:rPr>
+      </w:pPr>
+      <w:r>
+        <w:rPr>
+          <w:rFonts w:cs="Times New Roman"/>
+        </w:rPr>
+        <w:t>This analysis shows which airlines have the highest number of cancelled flight records. However, the cancellation count alone does not represent a cancellation rate because airlines operate different numbers of flights. Therefore, the result should be considered as an absolute cancellation count.</w:t>
+      </w:r>
+    </w:p>
+    <w:p>
+      <w:pPr>
         <w:pStyle w:val="Heading2"/>
         <w:rPr>
           <w:rFonts w:cs="Times New Roman"/>
           <w:color w:val="000000" w:themeColor="text1"/>
         </w:rPr>
       </w:pPr>
-      <w:bookmarkStart w:id="9" w:name="_Toc240199070"/>
-      <w:r>
-        <w:rPr>
-          <w:rFonts w:cs="Times New Roman"/>
-          <w:color w:val="000000" w:themeColor="text1"/>
-        </w:rPr>
-        <w:lastRenderedPageBreak/>
+    </w:p>
+    <w:p>
+      <w:pPr>
+        <w:pStyle w:val="Heading2"/>
+        <w:rPr>
+          <w:rFonts w:cs="Times New Roman"/>
+          <w:color w:val="000000" w:themeColor="text1"/>
+        </w:rPr>
+      </w:pPr>
+      <w:bookmarkStart w:id="17" w:name="_Toc240314934"/>
+      <w:r>
+        <w:rPr>
+          <w:rFonts w:cs="Times New Roman"/>
+          <w:color w:val="000000" w:themeColor="text1"/>
+        </w:rPr>
         <w:t>5) Average Arrival Delay by Airline</w:t>
       </w:r>
-      <w:bookmarkEnd w:id="9"/>
-    </w:p>
-    <w:p>
-      <w:pPr>
-        <w:spacing w:after="120" w:line="276" w:lineRule="auto"/>
-        <w:rPr>
-          <w:rFonts w:cs="Times New Roman"/>
-          <w:color w:val="000000" w:themeColor="text1"/>
-        </w:rPr>
-      </w:pPr>
-      <w:r>
-        <w:rPr>
-          <w:rFonts w:cs="Times New Roman"/>
-          <w:color w:val="000000" w:themeColor="text1"/>
-        </w:rPr>
-        <w:t>Calculates mean recorded arrival delay in minutes for each airline.</w:t>
-      </w:r>
+      <w:bookmarkEnd w:id="17"/>
+    </w:p>
+    <w:p>
+      <w:pPr>
+        <w:pStyle w:val="Heading3"/>
+        <w:rPr>
+          <w:rFonts w:ascii="Times New Roman" w:hAnsi="Times New Roman" w:cs="Times New Roman"/>
+        </w:rPr>
+      </w:pPr>
+      <w:bookmarkStart w:id="18" w:name="_Toc240314935"/>
+      <w:r>
+        <w:rPr>
+          <w:rFonts w:ascii="Times New Roman" w:hAnsi="Times New Roman" w:cs="Times New Roman"/>
+        </w:rPr>
+        <w:t>Objective</w:t>
+      </w:r>
+      <w:bookmarkEnd w:id="18"/>
+    </w:p>
+    <w:p>
+      <w:pPr>
+        <w:rPr>
+          <w:rFonts w:cs="Times New Roman"/>
+        </w:rPr>
+      </w:pPr>
+      <w:r>
+        <w:rPr>
+          <w:rFonts w:cs="Times New Roman"/>
+        </w:rPr>
+        <w:t>The purpose of this analysis is to calculate the average recorded arrival delay for each airline.</w:t>
+      </w:r>
+    </w:p>
+    <w:p>
+      <w:pPr>
+        <w:rPr>
+          <w:rFonts w:cs="Times New Roman"/>
+        </w:rPr>
+      </w:pPr>
     </w:p>
     <w:p>
       <w:pPr>
@@ -7666,7 +9572,25 @@
                 <w:sz w:val="14"/>
               </w:rPr>
               <w:br/>
-              <w:t xml:space="preserve">    System.exit(job.waitForCompletion(true) ? 0 : 1);</w:t>
+              <w:t xml:space="preserve">    System.exit(job.waitForCompletion(true) ? </w:t>
+            </w:r>
+            <w:proofErr w:type="gramStart"/>
+            <w:r>
+              <w:rPr>
+                <w:rFonts w:cs="Times New Roman"/>
+                <w:color w:val="000000" w:themeColor="text1"/>
+                <w:sz w:val="14"/>
+              </w:rPr>
+              <w:t>0 :</w:t>
+            </w:r>
+            <w:proofErr w:type="gramEnd"/>
+            <w:r>
+              <w:rPr>
+                <w:rFonts w:cs="Times New Roman"/>
+                <w:color w:val="000000" w:themeColor="text1"/>
+                <w:sz w:val="14"/>
+              </w:rPr>
+              <w:t xml:space="preserve"> 1);</w:t>
             </w:r>
             <w:r>
               <w:rPr>
@@ -7690,6 +9614,17 @@
         </w:tc>
       </w:tr>
     </w:tbl>
+    <w:p>
+      <w:pPr>
+        <w:spacing w:after="120" w:line="276" w:lineRule="auto"/>
+        <w:rPr>
+          <w:rFonts w:cs="Times New Roman"/>
+          <w:b/>
+          <w:color w:val="000000" w:themeColor="text1"/>
+          <w:sz w:val="20"/>
+        </w:rPr>
+      </w:pPr>
+    </w:p>
     <w:p>
       <w:pPr>
         <w:spacing w:after="120" w:line="276" w:lineRule="auto"/>
@@ -7757,7 +9692,25 @@
                 <w:color w:val="000000" w:themeColor="text1"/>
                 <w:sz w:val="16"/>
               </w:rPr>
-              <w:t>hadoop jar MapReduce\build\flightanalysis.jar flightanalysis.AverageArrivalDelayByAirline data\flights.csv MapReduce\output\05_average_arrival_delay_by_airline</w:t>
+              <w:t xml:space="preserve">hadoop jar MapReduce\build\flightanalysis.jar </w:t>
+            </w:r>
+            <w:proofErr w:type="gramStart"/>
+            <w:r>
+              <w:rPr>
+                <w:rFonts w:cs="Times New Roman"/>
+                <w:color w:val="000000" w:themeColor="text1"/>
+                <w:sz w:val="16"/>
+              </w:rPr>
+              <w:t>flightanalysis.AverageArrivalDelayByAirline</w:t>
+            </w:r>
+            <w:proofErr w:type="gramEnd"/>
+            <w:r>
+              <w:rPr>
+                <w:rFonts w:cs="Times New Roman"/>
+                <w:color w:val="000000" w:themeColor="text1"/>
+                <w:sz w:val="16"/>
+              </w:rPr>
+              <w:t xml:space="preserve"> data\flights.csv MapReduce\output\05_average_arrival_delay_by_airline</w:t>
             </w:r>
           </w:p>
         </w:tc>
@@ -7801,9 +9754,9 @@
                 <w:color w:val="000000" w:themeColor="text1"/>
               </w:rPr>
               <w:drawing>
-                <wp:inline distT="0" distB="0" distL="0" distR="0" wp14:anchorId="7CEE44F5" wp14:editId="5BB7CBDC">
-                  <wp:extent cx="5504417" cy="872836"/>
-                  <wp:effectExtent l="0" t="0" r="1270" b="3810"/>
+                <wp:inline distT="0" distB="0" distL="0" distR="0" wp14:anchorId="7CEE44F5" wp14:editId="58B37938">
+                  <wp:extent cx="5502236" cy="990600"/>
+                  <wp:effectExtent l="0" t="0" r="3810" b="0"/>
                   <wp:docPr id="10" name="Picture 10"/>
                   <wp:cNvGraphicFramePr>
                     <a:graphicFrameLocks xmlns:a="http://schemas.openxmlformats.org/drawingml/2006/main" noChangeAspect="1"/>
@@ -7823,7 +9776,7 @@
                         <pic:spPr bwMode="auto">
                           <a:xfrm>
                             <a:off x="0" y="0"/>
-                            <a:ext cx="5618462" cy="890920"/>
+                            <a:ext cx="5622116" cy="1012183"/>
                           </a:xfrm>
                           <a:prstGeom prst="rect">
                             <a:avLst/>
@@ -7884,6 +9837,7 @@
                 <w:noProof/>
                 <w:color w:val="000000" w:themeColor="text1"/>
               </w:rPr>
+              <w:lastRenderedPageBreak/>
               <w:drawing>
                 <wp:inline distT="0" distB="0" distL="0" distR="0" wp14:anchorId="36DBD3CA" wp14:editId="4DF659D9">
                   <wp:extent cx="5473706" cy="1242695"/>
@@ -7950,7 +9904,6 @@
           <w:color w:val="000000" w:themeColor="text1"/>
           <w:sz w:val="20"/>
         </w:rPr>
-        <w:lastRenderedPageBreak/>
         <w:t>Selected execution output</w:t>
       </w:r>
     </w:p>
@@ -8369,13 +10322,41 @@
     </w:p>
     <w:p>
       <w:pPr>
+        <w:pStyle w:val="Heading3"/>
+        <w:rPr>
+          <w:rFonts w:ascii="Times New Roman" w:hAnsi="Times New Roman" w:cs="Times New Roman"/>
+        </w:rPr>
+      </w:pPr>
+      <w:bookmarkStart w:id="19" w:name="_Toc240314936"/>
+      <w:r>
+        <w:rPr>
+          <w:rFonts w:ascii="Times New Roman" w:hAnsi="Times New Roman" w:cs="Times New Roman"/>
+        </w:rPr>
+        <w:t>Interpretation</w:t>
+      </w:r>
+      <w:bookmarkEnd w:id="19"/>
+    </w:p>
+    <w:p>
+      <w:pPr>
+        <w:rPr>
+          <w:rFonts w:cs="Times New Roman"/>
+        </w:rPr>
+      </w:pPr>
+      <w:r>
+        <w:rPr>
+          <w:rFonts w:cs="Times New Roman"/>
+        </w:rPr>
+        <w:t>Average arrival delay provides a way to compare the recorded delay performance of airlines. A higher average value indicates that flights from that airline experienced greater average arrival delays among the records included in the calculation.</w:t>
+      </w:r>
+    </w:p>
+    <w:p>
+      <w:pPr>
         <w:pStyle w:val="Heading1"/>
         <w:rPr>
           <w:rFonts w:cs="Times New Roman"/>
           <w:color w:val="000000" w:themeColor="text1"/>
         </w:rPr>
       </w:pPr>
-      <w:bookmarkStart w:id="10" w:name="_Toc240199071"/>
     </w:p>
     <w:p>
       <w:pPr>
@@ -8385,6 +10366,7 @@
           <w:color w:val="000000" w:themeColor="text1"/>
         </w:rPr>
       </w:pPr>
+      <w:bookmarkStart w:id="20" w:name="_Toc240314937"/>
       <w:r>
         <w:rPr>
           <w:rFonts w:cs="Times New Roman"/>
@@ -8392,7 +10374,7 @@
         </w:rPr>
         <w:t>Pig Flight Data Analysis</w:t>
       </w:r>
-      <w:bookmarkEnd w:id="10"/>
+      <w:bookmarkEnd w:id="20"/>
     </w:p>
     <w:p>
       <w:pPr>
@@ -8402,7 +10384,7 @@
           <w:color w:val="000000" w:themeColor="text1"/>
         </w:rPr>
       </w:pPr>
-      <w:bookmarkStart w:id="11" w:name="_Toc240199072"/>
+      <w:bookmarkStart w:id="21" w:name="_Toc240314938"/>
       <w:r>
         <w:rPr>
           <w:rFonts w:cs="Times New Roman"/>
@@ -8410,23 +10392,45 @@
         </w:rPr>
         <w:t>1) Airline Flight Totals</w:t>
       </w:r>
-      <w:bookmarkEnd w:id="11"/>
-    </w:p>
-    <w:p>
-      <w:pPr>
-        <w:spacing w:after="120" w:line="276" w:lineRule="auto"/>
-        <w:rPr>
-          <w:rFonts w:cs="Times New Roman"/>
-          <w:color w:val="000000" w:themeColor="text1"/>
-        </w:rPr>
-      </w:pPr>
-      <w:r>
-        <w:rPr>
-          <w:rFonts w:cs="Times New Roman"/>
-          <w:color w:val="000000" w:themeColor="text1"/>
-        </w:rPr>
-        <w:t>Groups flights by airline, joins the airline lookup, and orders the totals.</w:t>
-      </w:r>
+      <w:bookmarkEnd w:id="21"/>
+    </w:p>
+    <w:p>
+      <w:pPr>
+        <w:pStyle w:val="Heading3"/>
+        <w:rPr>
+          <w:rFonts w:ascii="Times New Roman" w:hAnsi="Times New Roman" w:cs="Times New Roman"/>
+        </w:rPr>
+      </w:pPr>
+      <w:bookmarkStart w:id="22" w:name="_Toc240314939"/>
+      <w:r>
+        <w:rPr>
+          <w:rFonts w:ascii="Times New Roman" w:hAnsi="Times New Roman" w:cs="Times New Roman"/>
+        </w:rPr>
+        <w:t>Objective</w:t>
+      </w:r>
+      <w:bookmarkEnd w:id="22"/>
+    </w:p>
+    <w:p>
+      <w:pPr>
+        <w:rPr>
+          <w:rFonts w:cs="Times New Roman"/>
+        </w:rPr>
+      </w:pPr>
+      <w:r>
+        <w:rPr>
+          <w:rFonts w:cs="Times New Roman"/>
+        </w:rPr>
+        <w:t>The purpose of this analysis is to calculate the total number of flights operated by each airline and display the corresponding airline names.</w:t>
+      </w:r>
+    </w:p>
+    <w:p>
+      <w:pPr>
+        <w:pStyle w:val="Heading2"/>
+        <w:rPr>
+          <w:rFonts w:cs="Times New Roman"/>
+          <w:color w:val="000000" w:themeColor="text1"/>
+        </w:rPr>
+      </w:pPr>
     </w:p>
     <w:p>
       <w:pPr>
@@ -8499,15 +10503,69 @@
                 <w:color w:val="000000" w:themeColor="text1"/>
                 <w:sz w:val="14"/>
               </w:rPr>
-              <w:t>E:\BDAL\Final_Assignment\Flight_Data_Analysis\data\flights.csv</w:t>
-            </w:r>
-            <w:r>
-              <w:rPr>
-                <w:rFonts w:cs="Times New Roman"/>
-                <w:color w:val="000000" w:themeColor="text1"/>
-                <w:sz w:val="14"/>
-              </w:rPr>
-              <w:t>' USING PigStorage(',') AS (year:int,month:int,day:int,day_of_week:int,airline:chararray,flight_number:int,tail_number:chararray,origin:chararray,destination:chararray,scheduled_departure:chararray,departure_time:chararray,departure_delay:double,taxi_out:double,wheels_off:chararray,scheduled_time:double,elapsed_time:double,air_time:double,distance:double,wheels_on:chararray,taxi_in:double,scheduled_arrival:chararray,arrival_time:chararray,arrival_delay:double,diverted:int,cancelled:int,cancellation_reason:chararray,air_system_delay:double,security_delay:double,airline_delay:double,late_aircraft_delay:double,weather_delay:double);</w:t>
+              <w:t>E:\BDAL\</w:t>
+            </w:r>
+            <w:proofErr w:type="spellStart"/>
+            <w:r>
+              <w:rPr>
+                <w:rFonts w:cs="Times New Roman"/>
+                <w:color w:val="000000" w:themeColor="text1"/>
+                <w:sz w:val="14"/>
+              </w:rPr>
+              <w:t>Final_Assignment</w:t>
+            </w:r>
+            <w:proofErr w:type="spellEnd"/>
+            <w:r>
+              <w:rPr>
+                <w:rFonts w:cs="Times New Roman"/>
+                <w:color w:val="000000" w:themeColor="text1"/>
+                <w:sz w:val="14"/>
+              </w:rPr>
+              <w:t>\</w:t>
+            </w:r>
+            <w:proofErr w:type="spellStart"/>
+            <w:r>
+              <w:rPr>
+                <w:rFonts w:cs="Times New Roman"/>
+                <w:color w:val="000000" w:themeColor="text1"/>
+                <w:sz w:val="14"/>
+              </w:rPr>
+              <w:t>Flight_Data_Analysis</w:t>
+            </w:r>
+            <w:proofErr w:type="spellEnd"/>
+            <w:r>
+              <w:rPr>
+                <w:rFonts w:cs="Times New Roman"/>
+                <w:color w:val="000000" w:themeColor="text1"/>
+                <w:sz w:val="14"/>
+              </w:rPr>
+              <w:t>\data\flights.csv</w:t>
+            </w:r>
+            <w:r>
+              <w:rPr>
+                <w:rFonts w:cs="Times New Roman"/>
+                <w:color w:val="000000" w:themeColor="text1"/>
+                <w:sz w:val="14"/>
+              </w:rPr>
+              <w:t xml:space="preserve">' USING </w:t>
+            </w:r>
+            <w:proofErr w:type="spellStart"/>
+            <w:r>
+              <w:rPr>
+                <w:rFonts w:cs="Times New Roman"/>
+                <w:color w:val="000000" w:themeColor="text1"/>
+                <w:sz w:val="14"/>
+              </w:rPr>
+              <w:t>PigStorage</w:t>
+            </w:r>
+            <w:proofErr w:type="spellEnd"/>
+            <w:r>
+              <w:rPr>
+                <w:rFonts w:cs="Times New Roman"/>
+                <w:color w:val="000000" w:themeColor="text1"/>
+                <w:sz w:val="14"/>
+              </w:rPr>
+              <w:t>(',') AS (year:int,month:int,day:int,day_of_week:int,airline:chararray,flight_number:int,tail_number:chararray,origin:chararray,destination:chararray,scheduled_departure:chararray,departure_time:chararray,departure_delay:double,taxi_out:double,wheels_off:chararray,scheduled_time:double,elapsed_time:double,air_time:double,distance:double,wheels_on:chararray,taxi_in:double,scheduled_arrival:chararray,arrival_time:chararray,arrival_delay:double,diverted:int,cancelled:int,cancellation_reason:chararray,air_system_delay:double,security_delay:double,airline_delay:double,late_aircraft_delay:double,weather_delay:double);</w:t>
             </w:r>
           </w:p>
           <w:p>
@@ -8541,16 +10599,79 @@
                 <w:color w:val="000000" w:themeColor="text1"/>
                 <w:sz w:val="14"/>
               </w:rPr>
-              <w:t>airlines.csv' USING PigStorage(',') AS (code:chararray,airline_name:chararray);</w:t>
-            </w:r>
-            <w:r>
-              <w:rPr>
-                <w:rFonts w:cs="Times New Roman"/>
-                <w:color w:val="000000" w:themeColor="text1"/>
-                <w:sz w:val="14"/>
-              </w:rPr>
-              <w:br/>
-              <w:t>valid_flights = FILTER flights BY year IS NOT NULL;</w:t>
+              <w:t xml:space="preserve">airlines.csv' USING </w:t>
+            </w:r>
+            <w:proofErr w:type="spellStart"/>
+            <w:proofErr w:type="gramStart"/>
+            <w:r>
+              <w:rPr>
+                <w:rFonts w:cs="Times New Roman"/>
+                <w:color w:val="000000" w:themeColor="text1"/>
+                <w:sz w:val="14"/>
+              </w:rPr>
+              <w:t>PigStorage</w:t>
+            </w:r>
+            <w:proofErr w:type="spellEnd"/>
+            <w:r>
+              <w:rPr>
+                <w:rFonts w:cs="Times New Roman"/>
+                <w:color w:val="000000" w:themeColor="text1"/>
+                <w:sz w:val="14"/>
+              </w:rPr>
+              <w:t>(</w:t>
+            </w:r>
+            <w:proofErr w:type="gramEnd"/>
+            <w:r>
+              <w:rPr>
+                <w:rFonts w:cs="Times New Roman"/>
+                <w:color w:val="000000" w:themeColor="text1"/>
+                <w:sz w:val="14"/>
+              </w:rPr>
+              <w:t>',') AS (</w:t>
+            </w:r>
+            <w:proofErr w:type="spellStart"/>
+            <w:r>
+              <w:rPr>
+                <w:rFonts w:cs="Times New Roman"/>
+                <w:color w:val="000000" w:themeColor="text1"/>
+                <w:sz w:val="14"/>
+              </w:rPr>
+              <w:t>code:chararray,airline_name:chararray</w:t>
+            </w:r>
+            <w:proofErr w:type="spellEnd"/>
+            <w:r>
+              <w:rPr>
+                <w:rFonts w:cs="Times New Roman"/>
+                <w:color w:val="000000" w:themeColor="text1"/>
+                <w:sz w:val="14"/>
+              </w:rPr>
+              <w:t>);</w:t>
+            </w:r>
+            <w:r>
+              <w:rPr>
+                <w:rFonts w:cs="Times New Roman"/>
+                <w:color w:val="000000" w:themeColor="text1"/>
+                <w:sz w:val="14"/>
+              </w:rPr>
+              <w:br/>
+            </w:r>
+            <w:proofErr w:type="spellStart"/>
+            <w:r>
+              <w:rPr>
+                <w:rFonts w:cs="Times New Roman"/>
+                <w:color w:val="000000" w:themeColor="text1"/>
+                <w:sz w:val="14"/>
+              </w:rPr>
+              <w:t>valid_flights</w:t>
+            </w:r>
+            <w:proofErr w:type="spellEnd"/>
+            <w:r>
+              <w:rPr>
+                <w:rFonts w:cs="Times New Roman"/>
+                <w:color w:val="000000" w:themeColor="text1"/>
+                <w:sz w:val="14"/>
+              </w:rPr>
+              <w:t xml:space="preserve"> = FILTER flights BY year IS NOT NULL;</w:t>
             </w:r>
             <w:r>
               <w:rPr>
@@ -8586,51 +10707,167 @@
                 <w:sz w:val="14"/>
               </w:rPr>
               <w:br/>
-              <w:t>named = JOIN totals BY airline_code, valid_airlines BY code;</w:t>
-            </w:r>
-          </w:p>
-          <w:p>
-            <w:pPr>
-              <w:rPr>
-                <w:rFonts w:cs="Times New Roman"/>
-                <w:color w:val="000000" w:themeColor="text1"/>
-                <w:sz w:val="14"/>
-              </w:rPr>
-            </w:pPr>
-            <w:r>
-              <w:rPr>
-                <w:rFonts w:cs="Times New Roman"/>
-                <w:color w:val="000000" w:themeColor="text1"/>
-                <w:sz w:val="14"/>
-              </w:rPr>
-              <w:br/>
-              <w:t>result = FOREACH named GENERATE totals::airline_code AS airline_code, valid_airlines::airline_name AS airline_name, totals::total_flights AS total_flights;</w:t>
-            </w:r>
-            <w:r>
-              <w:rPr>
-                <w:rFonts w:cs="Times New Roman"/>
-                <w:color w:val="000000" w:themeColor="text1"/>
-                <w:sz w:val="14"/>
-              </w:rPr>
-              <w:br/>
-              <w:t>ordered = ORDER result BY total_flights DESC;</w:t>
-            </w:r>
-          </w:p>
-          <w:p>
-            <w:pPr>
-              <w:rPr>
-                <w:rFonts w:cs="Times New Roman"/>
-                <w:color w:val="000000" w:themeColor="text1"/>
-              </w:rPr>
-            </w:pPr>
-            <w:r>
-              <w:rPr>
-                <w:rFonts w:cs="Times New Roman"/>
-                <w:color w:val="000000" w:themeColor="text1"/>
-                <w:sz w:val="14"/>
-              </w:rPr>
-              <w:br/>
-              <w:t>STORE ordered INTO 'E:/BDAL/Report_1/Flight_Data_Analysis/outputs/pig/01_airline_flight_totals' USING PigStorage('|');</w:t>
+              <w:t xml:space="preserve">named = JOIN totals BY </w:t>
+            </w:r>
+            <w:proofErr w:type="spellStart"/>
+            <w:r>
+              <w:rPr>
+                <w:rFonts w:cs="Times New Roman"/>
+                <w:color w:val="000000" w:themeColor="text1"/>
+                <w:sz w:val="14"/>
+              </w:rPr>
+              <w:t>airline_code</w:t>
+            </w:r>
+            <w:proofErr w:type="spellEnd"/>
+            <w:r>
+              <w:rPr>
+                <w:rFonts w:cs="Times New Roman"/>
+                <w:color w:val="000000" w:themeColor="text1"/>
+                <w:sz w:val="14"/>
+              </w:rPr>
+              <w:t xml:space="preserve">, </w:t>
+            </w:r>
+            <w:proofErr w:type="spellStart"/>
+            <w:r>
+              <w:rPr>
+                <w:rFonts w:cs="Times New Roman"/>
+                <w:color w:val="000000" w:themeColor="text1"/>
+                <w:sz w:val="14"/>
+              </w:rPr>
+              <w:t>valid_airlines</w:t>
+            </w:r>
+            <w:proofErr w:type="spellEnd"/>
+            <w:r>
+              <w:rPr>
+                <w:rFonts w:cs="Times New Roman"/>
+                <w:color w:val="000000" w:themeColor="text1"/>
+                <w:sz w:val="14"/>
+              </w:rPr>
+              <w:t xml:space="preserve"> BY code;</w:t>
+            </w:r>
+          </w:p>
+          <w:p>
+            <w:pPr>
+              <w:rPr>
+                <w:rFonts w:cs="Times New Roman"/>
+                <w:color w:val="000000" w:themeColor="text1"/>
+                <w:sz w:val="14"/>
+              </w:rPr>
+            </w:pPr>
+            <w:r>
+              <w:rPr>
+                <w:rFonts w:cs="Times New Roman"/>
+                <w:color w:val="000000" w:themeColor="text1"/>
+                <w:sz w:val="14"/>
+              </w:rPr>
+              <w:br/>
+              <w:t xml:space="preserve">result = FOREACH named GENERATE </w:t>
+            </w:r>
+            <w:proofErr w:type="gramStart"/>
+            <w:r>
+              <w:rPr>
+                <w:rFonts w:cs="Times New Roman"/>
+                <w:color w:val="000000" w:themeColor="text1"/>
+                <w:sz w:val="14"/>
+              </w:rPr>
+              <w:t>totals::</w:t>
+            </w:r>
+            <w:proofErr w:type="gramEnd"/>
+            <w:r>
+              <w:rPr>
+                <w:rFonts w:cs="Times New Roman"/>
+                <w:color w:val="000000" w:themeColor="text1"/>
+                <w:sz w:val="14"/>
+              </w:rPr>
+              <w:t>airline_code AS airline_code, valid_airlines::airline_name AS airline_name, totals::total_flights AS total_flights;</w:t>
+            </w:r>
+            <w:r>
+              <w:rPr>
+                <w:rFonts w:cs="Times New Roman"/>
+                <w:color w:val="000000" w:themeColor="text1"/>
+                <w:sz w:val="14"/>
+              </w:rPr>
+              <w:br/>
+              <w:t xml:space="preserve">ordered = ORDER result BY </w:t>
+            </w:r>
+            <w:proofErr w:type="spellStart"/>
+            <w:r>
+              <w:rPr>
+                <w:rFonts w:cs="Times New Roman"/>
+                <w:color w:val="000000" w:themeColor="text1"/>
+                <w:sz w:val="14"/>
+              </w:rPr>
+              <w:t>total_flights</w:t>
+            </w:r>
+            <w:proofErr w:type="spellEnd"/>
+            <w:r>
+              <w:rPr>
+                <w:rFonts w:cs="Times New Roman"/>
+                <w:color w:val="000000" w:themeColor="text1"/>
+                <w:sz w:val="14"/>
+              </w:rPr>
+              <w:t xml:space="preserve"> DESC;</w:t>
+            </w:r>
+          </w:p>
+          <w:p>
+            <w:pPr>
+              <w:rPr>
+                <w:rFonts w:cs="Times New Roman"/>
+                <w:color w:val="000000" w:themeColor="text1"/>
+              </w:rPr>
+            </w:pPr>
+            <w:r>
+              <w:rPr>
+                <w:rFonts w:cs="Times New Roman"/>
+                <w:color w:val="000000" w:themeColor="text1"/>
+                <w:sz w:val="14"/>
+              </w:rPr>
+              <w:br/>
+              <w:t xml:space="preserve">STORE ordered INTO </w:t>
+            </w:r>
+            <w:r>
+              <w:rPr>
+                <w:rFonts w:cs="Times New Roman"/>
+                <w:color w:val="000000" w:themeColor="text1"/>
+                <w:sz w:val="14"/>
+              </w:rPr>
+              <w:t>‘E:/BDAL/Final_Assignment/Flight_Data_Analysis/PigAnalysis/output</w:t>
+            </w:r>
+            <w:r>
+              <w:rPr>
+                <w:rFonts w:cs="Times New Roman"/>
+                <w:color w:val="000000" w:themeColor="text1"/>
+                <w:sz w:val="14"/>
+              </w:rPr>
+              <w:t xml:space="preserve">/01_airline_flight_totals' USING </w:t>
+            </w:r>
+            <w:proofErr w:type="spellStart"/>
+            <w:proofErr w:type="gramStart"/>
+            <w:r>
+              <w:rPr>
+                <w:rFonts w:cs="Times New Roman"/>
+                <w:color w:val="000000" w:themeColor="text1"/>
+                <w:sz w:val="14"/>
+              </w:rPr>
+              <w:t>PigStorage</w:t>
+            </w:r>
+            <w:proofErr w:type="spellEnd"/>
+            <w:r>
+              <w:rPr>
+                <w:rFonts w:cs="Times New Roman"/>
+                <w:color w:val="000000" w:themeColor="text1"/>
+                <w:sz w:val="14"/>
+              </w:rPr>
+              <w:t>(</w:t>
+            </w:r>
+            <w:proofErr w:type="gramEnd"/>
+            <w:r>
+              <w:rPr>
+                <w:rFonts w:cs="Times New Roman"/>
+                <w:color w:val="000000" w:themeColor="text1"/>
+                <w:sz w:val="14"/>
+              </w:rPr>
+              <w:t>'|');</w:t>
             </w:r>
           </w:p>
         </w:tc>
@@ -8662,6 +10899,7 @@
           <w:color w:val="000000" w:themeColor="text1"/>
           <w:sz w:val="20"/>
         </w:rPr>
+        <w:lastRenderedPageBreak/>
         <w:t>Command to run</w:t>
       </w:r>
     </w:p>
@@ -8714,7 +10952,25 @@
                 <w:color w:val="000000" w:themeColor="text1"/>
                 <w:sz w:val="16"/>
               </w:rPr>
-              <w:t>pig -x local -f PigAnalysis\scripts\01_airline</w:t>
+              <w:t xml:space="preserve">pig -x local -f </w:t>
+            </w:r>
+            <w:proofErr w:type="spellStart"/>
+            <w:r>
+              <w:rPr>
+                <w:rFonts w:cs="Times New Roman"/>
+                <w:color w:val="000000" w:themeColor="text1"/>
+                <w:sz w:val="16"/>
+              </w:rPr>
+              <w:t>PigAnalysis</w:t>
+            </w:r>
+            <w:proofErr w:type="spellEnd"/>
+            <w:r>
+              <w:rPr>
+                <w:rFonts w:cs="Times New Roman"/>
+                <w:color w:val="000000" w:themeColor="text1"/>
+                <w:sz w:val="16"/>
+              </w:rPr>
+              <w:t>\scripts\01_airline</w:t>
             </w:r>
             <w:r>
               <w:rPr>
@@ -8774,9 +11030,9 @@
                 <w:color w:val="000000" w:themeColor="text1"/>
               </w:rPr>
               <w:drawing>
-                <wp:inline distT="0" distB="0" distL="0" distR="0" wp14:anchorId="167C3C6E" wp14:editId="3D9CEBC3">
-                  <wp:extent cx="5596958" cy="1928813"/>
-                  <wp:effectExtent l="0" t="0" r="3810" b="0"/>
+                <wp:inline distT="0" distB="0" distL="0" distR="0" wp14:anchorId="167C3C6E" wp14:editId="057B4093">
+                  <wp:extent cx="5596036" cy="1685925"/>
+                  <wp:effectExtent l="0" t="0" r="5080" b="0"/>
                   <wp:docPr id="12" name="Picture 12"/>
                   <wp:cNvGraphicFramePr>
                     <a:graphicFrameLocks xmlns:a="http://schemas.openxmlformats.org/drawingml/2006/main" noChangeAspect="1"/>
@@ -8796,7 +11052,7 @@
                         <pic:spPr bwMode="auto">
                           <a:xfrm>
                             <a:off x="0" y="0"/>
-                            <a:ext cx="5684786" cy="1959080"/>
+                            <a:ext cx="5694092" cy="1715467"/>
                           </a:xfrm>
                           <a:prstGeom prst="rect">
                             <a:avLst/>
@@ -8857,7 +11113,6 @@
                 <w:noProof/>
                 <w:color w:val="000000" w:themeColor="text1"/>
               </w:rPr>
-              <w:lastRenderedPageBreak/>
               <w:drawing>
                 <wp:inline distT="0" distB="0" distL="0" distR="0" wp14:anchorId="2C65255E" wp14:editId="47CEFD0B">
                   <wp:extent cx="5705475" cy="1465381"/>
@@ -8900,13 +11155,49 @@
     </w:tbl>
     <w:p>
       <w:pPr>
+        <w:pStyle w:val="Heading3"/>
+        <w:rPr>
+          <w:rFonts w:ascii="Times New Roman" w:hAnsi="Times New Roman" w:cs="Times New Roman"/>
+        </w:rPr>
+      </w:pPr>
+    </w:p>
+    <w:p>
+      <w:pPr>
+        <w:pStyle w:val="Heading3"/>
+        <w:rPr>
+          <w:rFonts w:ascii="Times New Roman" w:hAnsi="Times New Roman" w:cs="Times New Roman"/>
+        </w:rPr>
+      </w:pPr>
+      <w:bookmarkStart w:id="23" w:name="_Toc240314940"/>
+      <w:r>
+        <w:rPr>
+          <w:rFonts w:ascii="Times New Roman" w:hAnsi="Times New Roman" w:cs="Times New Roman"/>
+        </w:rPr>
+        <w:t>Interpretation</w:t>
+      </w:r>
+      <w:bookmarkEnd w:id="23"/>
+    </w:p>
+    <w:p>
+      <w:pPr>
+        <w:rPr>
+          <w:rFonts w:cs="Times New Roman"/>
+        </w:rPr>
+      </w:pPr>
+      <w:r>
+        <w:rPr>
+          <w:rFonts w:cs="Times New Roman"/>
+        </w:rPr>
+        <w:t>This analysis provides a more understandable representation of airline activity because it combines airline codes with airline names. It also demonstrates how Pig can perform grouping and joining operations on related datasets.</w:t>
+      </w:r>
+    </w:p>
+    <w:p>
+      <w:pPr>
         <w:pStyle w:val="Heading2"/>
         <w:rPr>
           <w:rFonts w:cs="Times New Roman"/>
           <w:color w:val="000000" w:themeColor="text1"/>
         </w:rPr>
       </w:pPr>
-      <w:bookmarkStart w:id="12" w:name="_Toc240199073"/>
     </w:p>
     <w:p>
       <w:pPr>
@@ -8916,6 +11207,7 @@
           <w:color w:val="000000" w:themeColor="text1"/>
         </w:rPr>
       </w:pPr>
+      <w:bookmarkStart w:id="24" w:name="_Toc240314941"/>
       <w:r>
         <w:rPr>
           <w:rFonts w:cs="Times New Roman"/>
@@ -8923,7 +11215,36 @@
         </w:rPr>
         <w:t>2) Monthly Flight Totals</w:t>
       </w:r>
-      <w:bookmarkEnd w:id="12"/>
+      <w:bookmarkEnd w:id="24"/>
+    </w:p>
+    <w:p>
+      <w:pPr>
+        <w:pStyle w:val="Heading3"/>
+        <w:rPr>
+          <w:rFonts w:ascii="Times New Roman" w:hAnsi="Times New Roman" w:cs="Times New Roman"/>
+        </w:rPr>
+      </w:pPr>
+      <w:bookmarkStart w:id="25" w:name="_Toc240314942"/>
+      <w:r>
+        <w:rPr>
+          <w:rFonts w:ascii="Times New Roman" w:hAnsi="Times New Roman" w:cs="Times New Roman"/>
+        </w:rPr>
+        <w:t>Objective</w:t>
+      </w:r>
+      <w:bookmarkEnd w:id="25"/>
+    </w:p>
+    <w:p>
+      <w:pPr>
+        <w:rPr>
+          <w:rFonts w:cs="Times New Roman"/>
+        </w:rPr>
+      </w:pPr>
+      <w:r>
+        <w:rPr>
+          <w:rFonts w:cs="Times New Roman"/>
+        </w:rPr>
+        <w:t>The purpose of this analysis is to determine the total number of flights recorded during each month.</w:t>
+      </w:r>
     </w:p>
     <w:p>
       <w:pPr>
@@ -8933,13 +11254,6 @@
           <w:color w:val="000000" w:themeColor="text1"/>
         </w:rPr>
       </w:pPr>
-      <w:r>
-        <w:rPr>
-          <w:rFonts w:cs="Times New Roman"/>
-          <w:color w:val="000000" w:themeColor="text1"/>
-        </w:rPr>
-        <w:t>Groups valid flights by month and counts them in calendar order.</w:t>
-      </w:r>
     </w:p>
     <w:p>
       <w:pPr>
@@ -9012,32 +11326,94 @@
                 <w:color w:val="000000" w:themeColor="text1"/>
                 <w:sz w:val="14"/>
               </w:rPr>
-              <w:t>E:\BDAL\Final_Assignment\Flight_Data_Analysis\data\flights.csv</w:t>
-            </w:r>
-            <w:r>
-              <w:rPr>
-                <w:rFonts w:cs="Times New Roman"/>
-                <w:color w:val="000000" w:themeColor="text1"/>
-                <w:sz w:val="14"/>
-              </w:rPr>
-              <w:t>' USING PigStorage(',') AS (year:int,month:int,day:int,day_of_week:int,airline:chararray,flight_number:int,tail_number:chararray,origin:chararray,destination:chararray,scheduled_departure:chararray,departure_time:chararray,departure_delay:double,taxi_out:double,wheels_off:chararray,scheduled_time:double,elapsed_time:double,air_time:double,distance:double,wheels_on:chararray,taxi_in:double,scheduled_arrival:chararray,arrival_time:chararray,arrival_delay:double,diverted:int,cancelled:int,cancellation_reason:chararray,air_system_delay:double,security_delay:double,airline_delay:double,late_aircraft_delay:double,weather_delay:double);</w:t>
-            </w:r>
-          </w:p>
-          <w:p>
-            <w:pPr>
-              <w:rPr>
-                <w:rFonts w:cs="Times New Roman"/>
-                <w:color w:val="000000" w:themeColor="text1"/>
-                <w:sz w:val="14"/>
-              </w:rPr>
-            </w:pPr>
-            <w:r>
-              <w:rPr>
-                <w:rFonts w:cs="Times New Roman"/>
-                <w:color w:val="000000" w:themeColor="text1"/>
-                <w:sz w:val="14"/>
-              </w:rPr>
-              <w:br/>
+              <w:t>E:\BDAL\</w:t>
+            </w:r>
+            <w:proofErr w:type="spellStart"/>
+            <w:r>
+              <w:rPr>
+                <w:rFonts w:cs="Times New Roman"/>
+                <w:color w:val="000000" w:themeColor="text1"/>
+                <w:sz w:val="14"/>
+              </w:rPr>
+              <w:t>Final_Assignment</w:t>
+            </w:r>
+            <w:proofErr w:type="spellEnd"/>
+            <w:r>
+              <w:rPr>
+                <w:rFonts w:cs="Times New Roman"/>
+                <w:color w:val="000000" w:themeColor="text1"/>
+                <w:sz w:val="14"/>
+              </w:rPr>
+              <w:t>\</w:t>
+            </w:r>
+            <w:proofErr w:type="spellStart"/>
+            <w:r>
+              <w:rPr>
+                <w:rFonts w:cs="Times New Roman"/>
+                <w:color w:val="000000" w:themeColor="text1"/>
+                <w:sz w:val="14"/>
+              </w:rPr>
+              <w:t>Flight_Data_Analysis</w:t>
+            </w:r>
+            <w:proofErr w:type="spellEnd"/>
+            <w:r>
+              <w:rPr>
+                <w:rFonts w:cs="Times New Roman"/>
+                <w:color w:val="000000" w:themeColor="text1"/>
+                <w:sz w:val="14"/>
+              </w:rPr>
+              <w:t>\data\flights.csv</w:t>
+            </w:r>
+            <w:r>
+              <w:rPr>
+                <w:rFonts w:cs="Times New Roman"/>
+                <w:color w:val="000000" w:themeColor="text1"/>
+                <w:sz w:val="14"/>
+              </w:rPr>
+              <w:t xml:space="preserve">' USING </w:t>
+            </w:r>
+            <w:proofErr w:type="spellStart"/>
+            <w:r>
+              <w:rPr>
+                <w:rFonts w:cs="Times New Roman"/>
+                <w:color w:val="000000" w:themeColor="text1"/>
+                <w:sz w:val="14"/>
+              </w:rPr>
+              <w:t>PigStorage</w:t>
+            </w:r>
+            <w:proofErr w:type="spellEnd"/>
+            <w:r>
+              <w:rPr>
+                <w:rFonts w:cs="Times New Roman"/>
+                <w:color w:val="000000" w:themeColor="text1"/>
+                <w:sz w:val="14"/>
+              </w:rPr>
+              <w:t>(',') AS (year:int,month:int,day:int,day_of_week:int,airline:chararray,flight_number:int,tail_number:chararray,origin:chararray,destination:chararray,scheduled_departure:chararray,departure_time:chararray,departure_delay:double,taxi_out:double,wheels_off:chararray,scheduled_time:double,elapsed_time:double,air_time:double,distance:double,wheels_on:chararray,taxi_in:double,scheduled_arrival:chararray,arrival_time:chararray,arrival_delay:double,diverted:int,cancelled:int,cancellation_reason:chararray,air_system_delay:double,security_delay:double,airline_delay:double,late_aircraft_delay:double,weather_delay:double);</w:t>
+            </w:r>
+          </w:p>
+          <w:p>
+            <w:pPr>
+              <w:rPr>
+                <w:rFonts w:cs="Times New Roman"/>
+                <w:color w:val="000000" w:themeColor="text1"/>
+                <w:sz w:val="14"/>
+              </w:rPr>
+            </w:pPr>
+          </w:p>
+          <w:p>
+            <w:pPr>
+              <w:rPr>
+                <w:rFonts w:cs="Times New Roman"/>
+                <w:color w:val="000000" w:themeColor="text1"/>
+                <w:sz w:val="14"/>
+              </w:rPr>
+            </w:pPr>
+            <w:r>
+              <w:rPr>
+                <w:rFonts w:cs="Times New Roman"/>
+                <w:color w:val="000000" w:themeColor="text1"/>
+                <w:sz w:val="14"/>
+              </w:rPr>
               <w:t>valid = FILTER flights BY year IS NOT NULL;</w:t>
             </w:r>
             <w:r>
@@ -9056,7 +11432,25 @@
                 <w:sz w:val="14"/>
               </w:rPr>
               <w:br/>
-              <w:t>result = FOREACH grouped GENERATE group AS month, COUNT(valid) AS total_flights;</w:t>
+              <w:t xml:space="preserve">result = FOREACH grouped GENERATE group AS month, </w:t>
+            </w:r>
+            <w:proofErr w:type="gramStart"/>
+            <w:r>
+              <w:rPr>
+                <w:rFonts w:cs="Times New Roman"/>
+                <w:color w:val="000000" w:themeColor="text1"/>
+                <w:sz w:val="14"/>
+              </w:rPr>
+              <w:t>COUNT(</w:t>
+            </w:r>
+            <w:proofErr w:type="gramEnd"/>
+            <w:r>
+              <w:rPr>
+                <w:rFonts w:cs="Times New Roman"/>
+                <w:color w:val="000000" w:themeColor="text1"/>
+                <w:sz w:val="14"/>
+              </w:rPr>
+              <w:t>valid) AS total_flights;</w:t>
             </w:r>
             <w:r>
               <w:rPr>
@@ -9082,7 +11476,51 @@
                 <w:sz w:val="14"/>
               </w:rPr>
               <w:br/>
-              <w:t>STORE ordered INTO 'E:/BDAL/Report_1/Flight_Data_Analysis/outputs/pig/02_monthly_flight_totals' USING PigStorage('|');</w:t>
+              <w:t xml:space="preserve">STORE ordered INTO </w:t>
+            </w:r>
+            <w:r>
+              <w:rPr>
+                <w:rFonts w:cs="Times New Roman"/>
+                <w:color w:val="000000" w:themeColor="text1"/>
+                <w:sz w:val="14"/>
+              </w:rPr>
+              <w:t>‘E:/BDAL/Final_Assignment/Flight_Data_Analysis/PigAnalysis/output</w:t>
+            </w:r>
+            <w:r>
+              <w:rPr>
+                <w:rFonts w:cs="Times New Roman"/>
+                <w:color w:val="000000" w:themeColor="text1"/>
+                <w:sz w:val="14"/>
+              </w:rPr>
+              <w:t xml:space="preserve">/02_monthly_flight_totals' USING </w:t>
+            </w:r>
+            <w:proofErr w:type="spellStart"/>
+            <w:proofErr w:type="gramStart"/>
+            <w:r>
+              <w:rPr>
+                <w:rFonts w:cs="Times New Roman"/>
+                <w:color w:val="000000" w:themeColor="text1"/>
+                <w:sz w:val="14"/>
+              </w:rPr>
+              <w:t>PigStorage</w:t>
+            </w:r>
+            <w:proofErr w:type="spellEnd"/>
+            <w:r>
+              <w:rPr>
+                <w:rFonts w:cs="Times New Roman"/>
+                <w:color w:val="000000" w:themeColor="text1"/>
+                <w:sz w:val="14"/>
+              </w:rPr>
+              <w:t>(</w:t>
+            </w:r>
+            <w:proofErr w:type="gramEnd"/>
+            <w:r>
+              <w:rPr>
+                <w:rFonts w:cs="Times New Roman"/>
+                <w:color w:val="000000" w:themeColor="text1"/>
+                <w:sz w:val="14"/>
+              </w:rPr>
+              <w:t>'|');</w:t>
             </w:r>
           </w:p>
         </w:tc>
@@ -9093,27 +11531,17 @@
         <w:spacing w:after="120" w:line="276" w:lineRule="auto"/>
         <w:rPr>
           <w:rFonts w:cs="Times New Roman"/>
+          <w:color w:val="000000" w:themeColor="text1"/>
+        </w:rPr>
+      </w:pPr>
+      <w:r>
+        <w:rPr>
+          <w:rFonts w:cs="Times New Roman"/>
           <w:b/>
           <w:color w:val="000000" w:themeColor="text1"/>
           <w:sz w:val="20"/>
         </w:rPr>
-      </w:pPr>
-    </w:p>
-    <w:p>
-      <w:pPr>
-        <w:spacing w:after="120" w:line="276" w:lineRule="auto"/>
-        <w:rPr>
-          <w:rFonts w:cs="Times New Roman"/>
-          <w:color w:val="000000" w:themeColor="text1"/>
-        </w:rPr>
-      </w:pPr>
-      <w:r>
-        <w:rPr>
-          <w:rFonts w:cs="Times New Roman"/>
-          <w:b/>
-          <w:color w:val="000000" w:themeColor="text1"/>
-          <w:sz w:val="20"/>
-        </w:rPr>
+        <w:lastRenderedPageBreak/>
         <w:t>Command to run</w:t>
       </w:r>
     </w:p>
@@ -9341,7 +11769,35 @@
           <w:color w:val="000000" w:themeColor="text1"/>
         </w:rPr>
       </w:pPr>
-      <w:bookmarkStart w:id="13" w:name="_Toc240199074"/>
+    </w:p>
+    <w:p>
+      <w:pPr>
+        <w:pStyle w:val="Heading3"/>
+        <w:rPr>
+          <w:rFonts w:ascii="Times New Roman" w:hAnsi="Times New Roman" w:cs="Times New Roman"/>
+        </w:rPr>
+      </w:pPr>
+      <w:bookmarkStart w:id="26" w:name="_Toc240314943"/>
+      <w:r>
+        <w:rPr>
+          <w:rFonts w:ascii="Times New Roman" w:hAnsi="Times New Roman" w:cs="Times New Roman"/>
+        </w:rPr>
+        <w:t>Interpretation</w:t>
+      </w:r>
+      <w:bookmarkEnd w:id="26"/>
+    </w:p>
+    <w:p>
+      <w:pPr>
+        <w:rPr>
+          <w:rFonts w:cs="Times New Roman"/>
+        </w:rPr>
+      </w:pPr>
+      <w:r>
+        <w:rPr>
+          <w:rFonts w:cs="Times New Roman"/>
+        </w:rPr>
+        <w:t>The monthly totals provide an overview of how flight activity changes across the year. This allows months with relatively higher or lower numbers of recorded flights to be identified.</w:t>
+      </w:r>
     </w:p>
     <w:p>
       <w:pPr>
@@ -9360,30 +11816,43 @@
           <w:color w:val="000000" w:themeColor="text1"/>
         </w:rPr>
       </w:pPr>
-      <w:r>
-        <w:rPr>
-          <w:rFonts w:cs="Times New Roman"/>
-          <w:color w:val="000000" w:themeColor="text1"/>
-        </w:rPr>
-        <w:lastRenderedPageBreak/>
+      <w:bookmarkStart w:id="27" w:name="_Toc240314944"/>
+      <w:r>
+        <w:rPr>
+          <w:rFonts w:cs="Times New Roman"/>
+          <w:color w:val="000000" w:themeColor="text1"/>
+        </w:rPr>
         <w:t>3) Top Origin Airports</w:t>
       </w:r>
-      <w:bookmarkEnd w:id="13"/>
-    </w:p>
-    <w:p>
-      <w:pPr>
-        <w:spacing w:after="120" w:line="276" w:lineRule="auto"/>
-        <w:rPr>
-          <w:rFonts w:cs="Times New Roman"/>
-          <w:color w:val="000000" w:themeColor="text1"/>
-        </w:rPr>
-      </w:pPr>
-      <w:r>
-        <w:rPr>
-          <w:rFonts w:cs="Times New Roman"/>
-          <w:color w:val="000000" w:themeColor="text1"/>
-        </w:rPr>
-        <w:t>Counts departures per origin airport, orders them descending, and limits the result to ten.</w:t>
+      <w:bookmarkEnd w:id="27"/>
+    </w:p>
+    <w:p>
+      <w:pPr>
+        <w:pStyle w:val="Heading3"/>
+        <w:rPr>
+          <w:rFonts w:ascii="Times New Roman" w:hAnsi="Times New Roman" w:cs="Times New Roman"/>
+        </w:rPr>
+      </w:pPr>
+      <w:bookmarkStart w:id="28" w:name="_Toc240314945"/>
+      <w:r>
+        <w:rPr>
+          <w:rFonts w:ascii="Times New Roman" w:hAnsi="Times New Roman" w:cs="Times New Roman"/>
+        </w:rPr>
+        <w:t>Objective</w:t>
+      </w:r>
+      <w:bookmarkEnd w:id="28"/>
+    </w:p>
+    <w:p>
+      <w:pPr>
+        <w:rPr>
+          <w:rFonts w:cs="Times New Roman"/>
+        </w:rPr>
+      </w:pPr>
+      <w:r>
+        <w:rPr>
+          <w:rFonts w:cs="Times New Roman"/>
+        </w:rPr>
+        <w:t>The purpose of this analysis is to identify the ten airports with the highest number of departing flights.</w:t>
       </w:r>
     </w:p>
     <w:p>
@@ -9457,15 +11926,69 @@
                 <w:color w:val="000000" w:themeColor="text1"/>
                 <w:sz w:val="14"/>
               </w:rPr>
-              <w:t>E:\BDAL\Final_Assignment\Flight_Data_Analysis\data\flights.csv</w:t>
-            </w:r>
-            <w:r>
-              <w:rPr>
-                <w:rFonts w:cs="Times New Roman"/>
-                <w:color w:val="000000" w:themeColor="text1"/>
-                <w:sz w:val="14"/>
-              </w:rPr>
-              <w:t>' USING PigStorage(',') AS (year:int,month:int,day:int,day_of_week:int,airline:chararray,flight_number:int,tail_number:chararray,origin:chararray,destination:chararray,scheduled_departure:chararray,departure_time:chararray,departure_delay:double,taxi_out:double,wheels_off:chararray,scheduled_time:double,elapsed_time:double,air_time:double,distance:double,wheels_on:chararray,taxi_in:double,scheduled_arrival:chararray,arrival_time:chararray,arrival_delay:double,diverted:int,cancelled:int,cancellation_reason:chararray,air_system_delay:double,security_delay:double,airline_delay:double,late_aircraft_delay:double,weather_delay:double);</w:t>
+              <w:t>E:\BDAL\</w:t>
+            </w:r>
+            <w:proofErr w:type="spellStart"/>
+            <w:r>
+              <w:rPr>
+                <w:rFonts w:cs="Times New Roman"/>
+                <w:color w:val="000000" w:themeColor="text1"/>
+                <w:sz w:val="14"/>
+              </w:rPr>
+              <w:t>Final_Assignment</w:t>
+            </w:r>
+            <w:proofErr w:type="spellEnd"/>
+            <w:r>
+              <w:rPr>
+                <w:rFonts w:cs="Times New Roman"/>
+                <w:color w:val="000000" w:themeColor="text1"/>
+                <w:sz w:val="14"/>
+              </w:rPr>
+              <w:t>\</w:t>
+            </w:r>
+            <w:proofErr w:type="spellStart"/>
+            <w:r>
+              <w:rPr>
+                <w:rFonts w:cs="Times New Roman"/>
+                <w:color w:val="000000" w:themeColor="text1"/>
+                <w:sz w:val="14"/>
+              </w:rPr>
+              <w:t>Flight_Data_Analysis</w:t>
+            </w:r>
+            <w:proofErr w:type="spellEnd"/>
+            <w:r>
+              <w:rPr>
+                <w:rFonts w:cs="Times New Roman"/>
+                <w:color w:val="000000" w:themeColor="text1"/>
+                <w:sz w:val="14"/>
+              </w:rPr>
+              <w:t>\data\flights.csv</w:t>
+            </w:r>
+            <w:r>
+              <w:rPr>
+                <w:rFonts w:cs="Times New Roman"/>
+                <w:color w:val="000000" w:themeColor="text1"/>
+                <w:sz w:val="14"/>
+              </w:rPr>
+              <w:t xml:space="preserve">' USING </w:t>
+            </w:r>
+            <w:proofErr w:type="spellStart"/>
+            <w:r>
+              <w:rPr>
+                <w:rFonts w:cs="Times New Roman"/>
+                <w:color w:val="000000" w:themeColor="text1"/>
+                <w:sz w:val="14"/>
+              </w:rPr>
+              <w:t>PigStorage</w:t>
+            </w:r>
+            <w:proofErr w:type="spellEnd"/>
+            <w:r>
+              <w:rPr>
+                <w:rFonts w:cs="Times New Roman"/>
+                <w:color w:val="000000" w:themeColor="text1"/>
+                <w:sz w:val="14"/>
+              </w:rPr>
+              <w:t>(',') AS (year:int,month:int,day:int,day_of_week:int,airline:chararray,flight_number:int,tail_number:chararray,origin:chararray,destination:chararray,scheduled_departure:chararray,departure_time:chararray,departure_delay:double,taxi_out:double,wheels_off:chararray,scheduled_time:double,elapsed_time:double,air_time:double,distance:double,wheels_on:chararray,taxi_in:double,scheduled_arrival:chararray,arrival_time:chararray,arrival_delay:double,diverted:int,cancelled:int,cancellation_reason:chararray,air_system_delay:double,security_delay:double,airline_delay:double,late_aircraft_delay:double,weather_delay:double);</w:t>
             </w:r>
           </w:p>
           <w:p>
@@ -9501,7 +12024,25 @@
                 <w:sz w:val="14"/>
               </w:rPr>
               <w:br/>
-              <w:t>counts = FOREACH grouped GENERATE group AS origin_airport, COUNT(valid) AS departures;</w:t>
+              <w:t xml:space="preserve">counts = FOREACH grouped GENERATE group AS origin_airport, </w:t>
+            </w:r>
+            <w:proofErr w:type="gramStart"/>
+            <w:r>
+              <w:rPr>
+                <w:rFonts w:cs="Times New Roman"/>
+                <w:color w:val="000000" w:themeColor="text1"/>
+                <w:sz w:val="14"/>
+              </w:rPr>
+              <w:t>COUNT(</w:t>
+            </w:r>
+            <w:proofErr w:type="gramEnd"/>
+            <w:r>
+              <w:rPr>
+                <w:rFonts w:cs="Times New Roman"/>
+                <w:color w:val="000000" w:themeColor="text1"/>
+                <w:sz w:val="14"/>
+              </w:rPr>
+              <w:t>valid) AS departures;</w:t>
             </w:r>
             <w:r>
               <w:rPr>
@@ -9518,6 +12059,7 @@
               <w:rPr>
                 <w:rFonts w:cs="Times New Roman"/>
                 <w:color w:val="000000" w:themeColor="text1"/>
+                <w:sz w:val="14"/>
               </w:rPr>
             </w:pPr>
             <w:r>
@@ -9529,14 +12071,66 @@
               <w:br/>
               <w:t>result = LIMIT ordered 10;</w:t>
             </w:r>
-            <w:r>
-              <w:rPr>
-                <w:rFonts w:cs="Times New Roman"/>
-                <w:color w:val="000000" w:themeColor="text1"/>
-                <w:sz w:val="14"/>
-              </w:rPr>
-              <w:br/>
-              <w:t>STORE result INTO 'E:/BDAL/Report_1/Flight_Data_Analysis/outputs/pig/03_top_origin_airports' USING PigStorage('|');</w:t>
+          </w:p>
+          <w:p>
+            <w:pPr>
+              <w:rPr>
+                <w:rFonts w:cs="Times New Roman"/>
+                <w:color w:val="000000" w:themeColor="text1"/>
+              </w:rPr>
+            </w:pPr>
+            <w:r>
+              <w:rPr>
+                <w:rFonts w:cs="Times New Roman"/>
+                <w:color w:val="000000" w:themeColor="text1"/>
+                <w:sz w:val="14"/>
+              </w:rPr>
+              <w:br/>
+              <w:t xml:space="preserve">STORE result INTO </w:t>
+            </w:r>
+            <w:r>
+              <w:rPr>
+                <w:rFonts w:cs="Times New Roman"/>
+                <w:color w:val="000000" w:themeColor="text1"/>
+                <w:sz w:val="14"/>
+              </w:rPr>
+              <w:t>‘E:/BDAL/Final_Assignment/Flight_Data_Analysis/PigAnalysis/output</w:t>
+            </w:r>
+            <w:r>
+              <w:rPr>
+                <w:rFonts w:cs="Times New Roman"/>
+                <w:color w:val="000000" w:themeColor="text1"/>
+                <w:sz w:val="14"/>
+              </w:rPr>
+              <w:t xml:space="preserve">/03_top_origin_airports' USING </w:t>
+            </w:r>
+            <w:proofErr w:type="spellStart"/>
+            <w:proofErr w:type="gramStart"/>
+            <w:r>
+              <w:rPr>
+                <w:rFonts w:cs="Times New Roman"/>
+                <w:color w:val="000000" w:themeColor="text1"/>
+                <w:sz w:val="14"/>
+              </w:rPr>
+              <w:t>PigStorage</w:t>
+            </w:r>
+            <w:proofErr w:type="spellEnd"/>
+            <w:r>
+              <w:rPr>
+                <w:rFonts w:cs="Times New Roman"/>
+                <w:color w:val="000000" w:themeColor="text1"/>
+                <w:sz w:val="14"/>
+              </w:rPr>
+              <w:t>(</w:t>
+            </w:r>
+            <w:proofErr w:type="gramEnd"/>
+            <w:r>
+              <w:rPr>
+                <w:rFonts w:cs="Times New Roman"/>
+                <w:color w:val="000000" w:themeColor="text1"/>
+                <w:sz w:val="14"/>
+              </w:rPr>
+              <w:t>'|');</w:t>
             </w:r>
           </w:p>
         </w:tc>
@@ -9663,10 +12257,11 @@
                 <w:noProof/>
                 <w:color w:val="000000" w:themeColor="text1"/>
               </w:rPr>
+              <w:lastRenderedPageBreak/>
               <w:drawing>
-                <wp:inline distT="0" distB="0" distL="0" distR="0" wp14:anchorId="14A4E283" wp14:editId="1D18CF04">
-                  <wp:extent cx="5543249" cy="831850"/>
-                  <wp:effectExtent l="0" t="0" r="635" b="6350"/>
+                <wp:inline distT="0" distB="0" distL="0" distR="0" wp14:anchorId="14A4E283" wp14:editId="29149328">
+                  <wp:extent cx="5542915" cy="1013460"/>
+                  <wp:effectExtent l="0" t="0" r="635" b="0"/>
                   <wp:docPr id="16" name="Picture 16"/>
                   <wp:cNvGraphicFramePr>
                     <a:graphicFrameLocks xmlns:a="http://schemas.openxmlformats.org/drawingml/2006/main" noChangeAspect="1"/>
@@ -9686,7 +12281,7 @@
                         <pic:spPr bwMode="auto">
                           <a:xfrm>
                             <a:off x="0" y="0"/>
-                            <a:ext cx="5615963" cy="842762"/>
+                            <a:ext cx="5615979" cy="1026819"/>
                           </a:xfrm>
                           <a:prstGeom prst="rect">
                             <a:avLst/>
@@ -9795,7 +12390,35 @@
           <w:color w:val="000000" w:themeColor="text1"/>
         </w:rPr>
       </w:pPr>
-      <w:bookmarkStart w:id="14" w:name="_Toc240199075"/>
+    </w:p>
+    <w:p>
+      <w:pPr>
+        <w:pStyle w:val="Heading3"/>
+        <w:rPr>
+          <w:rFonts w:ascii="Times New Roman" w:hAnsi="Times New Roman" w:cs="Times New Roman"/>
+        </w:rPr>
+      </w:pPr>
+      <w:bookmarkStart w:id="29" w:name="_Toc240314946"/>
+      <w:r>
+        <w:rPr>
+          <w:rFonts w:ascii="Times New Roman" w:hAnsi="Times New Roman" w:cs="Times New Roman"/>
+        </w:rPr>
+        <w:t>Interpretation</w:t>
+      </w:r>
+      <w:bookmarkEnd w:id="29"/>
+    </w:p>
+    <w:p>
+      <w:pPr>
+        <w:rPr>
+          <w:rFonts w:cs="Times New Roman"/>
+        </w:rPr>
+      </w:pPr>
+      <w:r>
+        <w:rPr>
+          <w:rFonts w:cs="Times New Roman"/>
+        </w:rPr>
+        <w:t>This analysis identifies the busiest origin airports according to the number of recorded departures. It provides a simple way to determine which airports had the greatest level of departure activity in the dataset.</w:t>
+      </w:r>
     </w:p>
     <w:p>
       <w:pPr>
@@ -9805,6 +12428,16 @@
           <w:color w:val="000000" w:themeColor="text1"/>
         </w:rPr>
       </w:pPr>
+    </w:p>
+    <w:p>
+      <w:pPr>
+        <w:pStyle w:val="Heading2"/>
+        <w:rPr>
+          <w:rFonts w:cs="Times New Roman"/>
+          <w:color w:val="000000" w:themeColor="text1"/>
+        </w:rPr>
+      </w:pPr>
+      <w:bookmarkStart w:id="30" w:name="_Toc240314947"/>
       <w:r>
         <w:rPr>
           <w:rFonts w:cs="Times New Roman"/>
@@ -9812,23 +12445,48 @@
         </w:rPr>
         <w:t>4) Top Routes</w:t>
       </w:r>
-      <w:bookmarkEnd w:id="14"/>
+      <w:bookmarkEnd w:id="30"/>
+    </w:p>
+    <w:p>
+      <w:pPr>
+        <w:pStyle w:val="Heading3"/>
+        <w:rPr>
+          <w:rFonts w:ascii="Times New Roman" w:hAnsi="Times New Roman" w:cs="Times New Roman"/>
+        </w:rPr>
+      </w:pPr>
+      <w:bookmarkStart w:id="31" w:name="_Toc240314948"/>
+      <w:r>
+        <w:rPr>
+          <w:rFonts w:ascii="Times New Roman" w:hAnsi="Times New Roman" w:cs="Times New Roman"/>
+        </w:rPr>
+        <w:t>Objective</w:t>
+      </w:r>
+      <w:bookmarkEnd w:id="31"/>
+    </w:p>
+    <w:p>
+      <w:pPr>
+        <w:rPr>
+          <w:rFonts w:cs="Times New Roman"/>
+          <w:color w:val="000000" w:themeColor="text1"/>
+        </w:rPr>
+      </w:pPr>
+      <w:r>
+        <w:rPr>
+          <w:rFonts w:cs="Times New Roman"/>
+        </w:rPr>
+        <w:t>The purpose of this analysis is to identify the busiest flight routes based on origin and destination airports.</w:t>
+      </w:r>
     </w:p>
     <w:p>
       <w:pPr>
         <w:spacing w:after="120" w:line="276" w:lineRule="auto"/>
         <w:rPr>
           <w:rFonts w:cs="Times New Roman"/>
-          <w:color w:val="000000" w:themeColor="text1"/>
-        </w:rPr>
-      </w:pPr>
-      <w:r>
-        <w:rPr>
-          <w:rFonts w:cs="Times New Roman"/>
-          <w:color w:val="000000" w:themeColor="text1"/>
-        </w:rPr>
-        <w:t>Groups flights by origin and destination, then returns the ten busiest directional routes.</w:t>
-      </w:r>
+          <w:b/>
+          <w:color w:val="000000" w:themeColor="text1"/>
+          <w:sz w:val="20"/>
+        </w:rPr>
+      </w:pPr>
     </w:p>
     <w:p>
       <w:pPr>
@@ -9901,16 +12559,79 @@
                 <w:color w:val="000000" w:themeColor="text1"/>
                 <w:sz w:val="14"/>
               </w:rPr>
-              <w:t>E:\BDAL\Final_Assignment\Flight_Data_Analysis\data\flights.csv</w:t>
-            </w:r>
-            <w:r>
-              <w:rPr>
-                <w:rFonts w:cs="Times New Roman"/>
-                <w:color w:val="000000" w:themeColor="text1"/>
-                <w:sz w:val="14"/>
-              </w:rPr>
-              <w:t>' USING PigStorage(',') AS (year:int,month:int,day:int,day_of_week:int,airline:chararray,flight_number:int,tail_number:chararray,origin:chararray,destination:chararray,scheduled_departure:chararray,departure_time:chararray,departure_delay:double,taxi_out:double,wheels_off:chararray,scheduled_time:double,elapsed_time:double,air_time:double,distance:double,wheels_on:chararray,taxi_in:double,scheduled_arrival:chararray,arrival_time:chararray,arrival_delay:double,diverted:int,cancelled:int,cancellation_reason:chararray,air_system_delay:double,security_delay:double,airline_delay:double,late_aircraft_delay:double,weather_delay:double);</w:t>
-            </w:r>
+              <w:t>E:\BDAL\</w:t>
+            </w:r>
+            <w:proofErr w:type="spellStart"/>
+            <w:r>
+              <w:rPr>
+                <w:rFonts w:cs="Times New Roman"/>
+                <w:color w:val="000000" w:themeColor="text1"/>
+                <w:sz w:val="14"/>
+              </w:rPr>
+              <w:t>Final_Assignment</w:t>
+            </w:r>
+            <w:proofErr w:type="spellEnd"/>
+            <w:r>
+              <w:rPr>
+                <w:rFonts w:cs="Times New Roman"/>
+                <w:color w:val="000000" w:themeColor="text1"/>
+                <w:sz w:val="14"/>
+              </w:rPr>
+              <w:t>\</w:t>
+            </w:r>
+            <w:proofErr w:type="spellStart"/>
+            <w:r>
+              <w:rPr>
+                <w:rFonts w:cs="Times New Roman"/>
+                <w:color w:val="000000" w:themeColor="text1"/>
+                <w:sz w:val="14"/>
+              </w:rPr>
+              <w:t>Flight_Data_Analysis</w:t>
+            </w:r>
+            <w:proofErr w:type="spellEnd"/>
+            <w:r>
+              <w:rPr>
+                <w:rFonts w:cs="Times New Roman"/>
+                <w:color w:val="000000" w:themeColor="text1"/>
+                <w:sz w:val="14"/>
+              </w:rPr>
+              <w:t>\data\flights.csv</w:t>
+            </w:r>
+            <w:r>
+              <w:rPr>
+                <w:rFonts w:cs="Times New Roman"/>
+                <w:color w:val="000000" w:themeColor="text1"/>
+                <w:sz w:val="14"/>
+              </w:rPr>
+              <w:t xml:space="preserve">' USING </w:t>
+            </w:r>
+            <w:proofErr w:type="spellStart"/>
+            <w:r>
+              <w:rPr>
+                <w:rFonts w:cs="Times New Roman"/>
+                <w:color w:val="000000" w:themeColor="text1"/>
+                <w:sz w:val="14"/>
+              </w:rPr>
+              <w:t>PigStorage</w:t>
+            </w:r>
+            <w:proofErr w:type="spellEnd"/>
+            <w:r>
+              <w:rPr>
+                <w:rFonts w:cs="Times New Roman"/>
+                <w:color w:val="000000" w:themeColor="text1"/>
+                <w:sz w:val="14"/>
+              </w:rPr>
+              <w:t>(',') AS (year:int,month:int,day:int,day_of_week:int,airline:chararray,flight_number:int,tail_number:chararray,origin:chararray,destination:chararray,scheduled_departure:chararray,departure_time:chararray,departure_delay:double,taxi_out:double,wheels_off:chararray,scheduled_time:double,elapsed_time:double,air_time:double,distance:double,wheels_on:chararray,taxi_in:double,scheduled_arrival:chararray,arrival_time:chararray,arrival_delay:double,diverted:int,cancelled:int,cancellation_reason:chararray,air_system_delay:double,security_delay:double,airline_delay:double,late_aircraft_delay:double,weather_delay:double);</w:t>
+            </w:r>
+          </w:p>
+          <w:p>
+            <w:pPr>
+              <w:rPr>
+                <w:rFonts w:cs="Times New Roman"/>
+                <w:color w:val="000000" w:themeColor="text1"/>
+                <w:sz w:val="14"/>
+              </w:rPr>
+            </w:pPr>
           </w:p>
           <w:p>
             <w:pPr>
@@ -9938,30 +12659,76 @@
               <w:br/>
               <w:t>grouped = GROUP valid BY (origin, destination);</w:t>
             </w:r>
-            <w:r>
-              <w:rPr>
-                <w:rFonts w:cs="Times New Roman"/>
-                <w:color w:val="000000" w:themeColor="text1"/>
-                <w:sz w:val="14"/>
-              </w:rPr>
-              <w:br/>
-              <w:t>counts = FOREACH grouped GENERATE FLATTEN(group) AS (origin_airport, destination_airport), COUNT(valid) AS total_flights;</w:t>
-            </w:r>
-            <w:r>
-              <w:rPr>
-                <w:rFonts w:cs="Times New Roman"/>
-                <w:color w:val="000000" w:themeColor="text1"/>
-                <w:sz w:val="14"/>
-              </w:rPr>
-              <w:br/>
-              <w:t>ordered = ORDER counts BY total_flights DESC;</w:t>
-            </w:r>
-          </w:p>
-          <w:p>
-            <w:pPr>
-              <w:rPr>
-                <w:rFonts w:cs="Times New Roman"/>
-                <w:color w:val="000000" w:themeColor="text1"/>
+          </w:p>
+          <w:p>
+            <w:pPr>
+              <w:rPr>
+                <w:rFonts w:cs="Times New Roman"/>
+                <w:color w:val="000000" w:themeColor="text1"/>
+                <w:sz w:val="14"/>
+              </w:rPr>
+            </w:pPr>
+            <w:r>
+              <w:rPr>
+                <w:rFonts w:cs="Times New Roman"/>
+                <w:color w:val="000000" w:themeColor="text1"/>
+                <w:sz w:val="14"/>
+              </w:rPr>
+              <w:br/>
+              <w:t xml:space="preserve">counts = FOREACH grouped GENERATE </w:t>
+            </w:r>
+            <w:proofErr w:type="gramStart"/>
+            <w:r>
+              <w:rPr>
+                <w:rFonts w:cs="Times New Roman"/>
+                <w:color w:val="000000" w:themeColor="text1"/>
+                <w:sz w:val="14"/>
+              </w:rPr>
+              <w:t>FLATTEN(</w:t>
+            </w:r>
+            <w:proofErr w:type="gramEnd"/>
+            <w:r>
+              <w:rPr>
+                <w:rFonts w:cs="Times New Roman"/>
+                <w:color w:val="000000" w:themeColor="text1"/>
+                <w:sz w:val="14"/>
+              </w:rPr>
+              <w:t>group) AS (origin_airport, destination_airport), COUNT(valid) AS total_flights;</w:t>
+            </w:r>
+            <w:r>
+              <w:rPr>
+                <w:rFonts w:cs="Times New Roman"/>
+                <w:color w:val="000000" w:themeColor="text1"/>
+                <w:sz w:val="14"/>
+              </w:rPr>
+              <w:br/>
+              <w:t xml:space="preserve">ordered = ORDER counts BY </w:t>
+            </w:r>
+            <w:proofErr w:type="spellStart"/>
+            <w:r>
+              <w:rPr>
+                <w:rFonts w:cs="Times New Roman"/>
+                <w:color w:val="000000" w:themeColor="text1"/>
+                <w:sz w:val="14"/>
+              </w:rPr>
+              <w:t>total_flights</w:t>
+            </w:r>
+            <w:proofErr w:type="spellEnd"/>
+            <w:r>
+              <w:rPr>
+                <w:rFonts w:cs="Times New Roman"/>
+                <w:color w:val="000000" w:themeColor="text1"/>
+                <w:sz w:val="14"/>
+              </w:rPr>
+              <w:t xml:space="preserve"> DESC;</w:t>
+            </w:r>
+          </w:p>
+          <w:p>
+            <w:pPr>
+              <w:rPr>
+                <w:rFonts w:cs="Times New Roman"/>
+                <w:color w:val="000000" w:themeColor="text1"/>
+                <w:sz w:val="14"/>
               </w:rPr>
             </w:pPr>
             <w:r>
@@ -9973,14 +12740,66 @@
               <w:br/>
               <w:t>result = LIMIT ordered 10;</w:t>
             </w:r>
-            <w:r>
-              <w:rPr>
-                <w:rFonts w:cs="Times New Roman"/>
-                <w:color w:val="000000" w:themeColor="text1"/>
-                <w:sz w:val="14"/>
-              </w:rPr>
-              <w:br/>
-              <w:t>STORE result INTO 'E:/BDAL/Report_1/Flight_Data_Analysis/outputs/pig/04_top_routes' USING PigStorage('|');</w:t>
+          </w:p>
+          <w:p>
+            <w:pPr>
+              <w:rPr>
+                <w:rFonts w:cs="Times New Roman"/>
+                <w:color w:val="000000" w:themeColor="text1"/>
+              </w:rPr>
+            </w:pPr>
+            <w:r>
+              <w:rPr>
+                <w:rFonts w:cs="Times New Roman"/>
+                <w:color w:val="000000" w:themeColor="text1"/>
+                <w:sz w:val="14"/>
+              </w:rPr>
+              <w:br/>
+              <w:t xml:space="preserve">STORE result INTO </w:t>
+            </w:r>
+            <w:r>
+              <w:rPr>
+                <w:rFonts w:cs="Times New Roman"/>
+                <w:color w:val="000000" w:themeColor="text1"/>
+                <w:sz w:val="14"/>
+              </w:rPr>
+              <w:t>‘E:/BDAL/Final_Assignment/Flight_Data_Analysis/PigAnalysis/output</w:t>
+            </w:r>
+            <w:r>
+              <w:rPr>
+                <w:rFonts w:cs="Times New Roman"/>
+                <w:color w:val="000000" w:themeColor="text1"/>
+                <w:sz w:val="14"/>
+              </w:rPr>
+              <w:t xml:space="preserve">/04_top_routes' USING </w:t>
+            </w:r>
+            <w:proofErr w:type="spellStart"/>
+            <w:proofErr w:type="gramStart"/>
+            <w:r>
+              <w:rPr>
+                <w:rFonts w:cs="Times New Roman"/>
+                <w:color w:val="000000" w:themeColor="text1"/>
+                <w:sz w:val="14"/>
+              </w:rPr>
+              <w:t>PigStorage</w:t>
+            </w:r>
+            <w:proofErr w:type="spellEnd"/>
+            <w:r>
+              <w:rPr>
+                <w:rFonts w:cs="Times New Roman"/>
+                <w:color w:val="000000" w:themeColor="text1"/>
+                <w:sz w:val="14"/>
+              </w:rPr>
+              <w:t>(</w:t>
+            </w:r>
+            <w:proofErr w:type="gramEnd"/>
+            <w:r>
+              <w:rPr>
+                <w:rFonts w:cs="Times New Roman"/>
+                <w:color w:val="000000" w:themeColor="text1"/>
+                <w:sz w:val="14"/>
+              </w:rPr>
+              <w:t>'|');</w:t>
             </w:r>
           </w:p>
         </w:tc>
@@ -10012,7 +12831,6 @@
           <w:color w:val="000000" w:themeColor="text1"/>
           <w:sz w:val="20"/>
         </w:rPr>
-        <w:lastRenderedPageBreak/>
         <w:t>Command to run</w:t>
       </w:r>
     </w:p>
@@ -10108,6 +12926,7 @@
                 <w:noProof/>
                 <w:color w:val="000000" w:themeColor="text1"/>
               </w:rPr>
+              <w:lastRenderedPageBreak/>
               <w:drawing>
                 <wp:inline distT="0" distB="0" distL="0" distR="0" wp14:anchorId="35F65B2A" wp14:editId="07BEE8BD">
                   <wp:extent cx="5483246" cy="662940"/>
@@ -10243,13 +13062,51 @@
     </w:p>
     <w:p>
       <w:pPr>
+        <w:pStyle w:val="Heading3"/>
+        <w:rPr>
+          <w:rFonts w:ascii="Times New Roman" w:hAnsi="Times New Roman" w:cs="Times New Roman"/>
+        </w:rPr>
+      </w:pPr>
+      <w:bookmarkStart w:id="32" w:name="_Toc240314949"/>
+      <w:r>
+        <w:rPr>
+          <w:rFonts w:ascii="Times New Roman" w:hAnsi="Times New Roman" w:cs="Times New Roman"/>
+        </w:rPr>
+        <w:t>Interpretation</w:t>
+      </w:r>
+      <w:bookmarkEnd w:id="32"/>
+    </w:p>
+    <w:p>
+      <w:pPr>
+        <w:rPr>
+          <w:rFonts w:cs="Times New Roman"/>
+        </w:rPr>
+      </w:pPr>
+      <w:r>
+        <w:rPr>
+          <w:rFonts w:cs="Times New Roman"/>
+        </w:rPr>
+        <w:t>The top-route analysis shows which airport pairs had the highest number of recorded flights. It is useful for identifying heavily used connections within the flight network.</w:t>
+      </w:r>
+    </w:p>
+    <w:p>
+      <w:pPr>
+        <w:spacing w:after="80"/>
+        <w:rPr>
+          <w:rFonts w:cs="Times New Roman"/>
+          <w:color w:val="000000" w:themeColor="text1"/>
+        </w:rPr>
+      </w:pPr>
+    </w:p>
+    <w:p>
+      <w:pPr>
         <w:pStyle w:val="Heading2"/>
         <w:rPr>
           <w:rFonts w:cs="Times New Roman"/>
           <w:color w:val="000000" w:themeColor="text1"/>
         </w:rPr>
       </w:pPr>
-      <w:bookmarkStart w:id="15" w:name="_Toc240199076"/>
+      <w:bookmarkStart w:id="33" w:name="_Toc240314950"/>
       <w:r>
         <w:rPr>
           <w:rFonts w:cs="Times New Roman"/>
@@ -10257,22 +13114,35 @@
         </w:rPr>
         <w:t>5) Average Departure Delay by Airline</w:t>
       </w:r>
-      <w:bookmarkEnd w:id="15"/>
-    </w:p>
-    <w:p>
-      <w:pPr>
-        <w:spacing w:after="120" w:line="276" w:lineRule="auto"/>
-        <w:rPr>
-          <w:rFonts w:cs="Times New Roman"/>
-          <w:color w:val="000000" w:themeColor="text1"/>
-        </w:rPr>
-      </w:pPr>
-      <w:r>
-        <w:rPr>
-          <w:rFonts w:cs="Times New Roman"/>
-          <w:color w:val="000000" w:themeColor="text1"/>
-        </w:rPr>
-        <w:t>Filters records with a departure delay and calculates airline-level averages.</w:t>
+      <w:bookmarkEnd w:id="33"/>
+    </w:p>
+    <w:p>
+      <w:pPr>
+        <w:pStyle w:val="Heading3"/>
+        <w:rPr>
+          <w:rFonts w:ascii="Times New Roman" w:hAnsi="Times New Roman" w:cs="Times New Roman"/>
+        </w:rPr>
+      </w:pPr>
+      <w:bookmarkStart w:id="34" w:name="_Toc240314951"/>
+      <w:r>
+        <w:rPr>
+          <w:rFonts w:ascii="Times New Roman" w:hAnsi="Times New Roman" w:cs="Times New Roman"/>
+        </w:rPr>
+        <w:t>Objective</w:t>
+      </w:r>
+      <w:bookmarkEnd w:id="34"/>
+    </w:p>
+    <w:p>
+      <w:pPr>
+        <w:rPr>
+          <w:rFonts w:cs="Times New Roman"/>
+        </w:rPr>
+      </w:pPr>
+      <w:r>
+        <w:rPr>
+          <w:rFonts w:cs="Times New Roman"/>
+        </w:rPr>
+        <w:t>This analysis calculates the average departure delay for each airline.</w:t>
       </w:r>
     </w:p>
     <w:p>
@@ -10346,15 +13216,69 @@
                 <w:color w:val="000000" w:themeColor="text1"/>
                 <w:sz w:val="14"/>
               </w:rPr>
-              <w:t>E:\BDAL\Final_Assignment\Flight_Data_Analysis\data\flights.csv</w:t>
-            </w:r>
-            <w:r>
-              <w:rPr>
-                <w:rFonts w:cs="Times New Roman"/>
-                <w:color w:val="000000" w:themeColor="text1"/>
-                <w:sz w:val="14"/>
-              </w:rPr>
-              <w:t>' USING PigStorage(',') AS (year:int,month:int,day:int,day_of_week:int,airline:chararray,flight_number:int,tail_number:chararray,origin:chararray,destination:chararray,scheduled_departure:chararray,departure_time:chararray,departure_delay:double,taxi_out:double,wheels_off:chararray,scheduled_time:double,elapsed_time:double,air_time:double,distance:double,wheels_on:chararray,taxi_in:double,scheduled_arrival:chararray,arrival_time:chararray,arrival_delay:double,diverted:int,cancelled:int,cancellation_reason:chararray,air_system_delay:double,security_delay:double,airline_delay:double,late_aircraft_delay:double,weather_delay:double);</w:t>
+              <w:t>E:\BDAL\</w:t>
+            </w:r>
+            <w:proofErr w:type="spellStart"/>
+            <w:r>
+              <w:rPr>
+                <w:rFonts w:cs="Times New Roman"/>
+                <w:color w:val="000000" w:themeColor="text1"/>
+                <w:sz w:val="14"/>
+              </w:rPr>
+              <w:t>Final_Assignment</w:t>
+            </w:r>
+            <w:proofErr w:type="spellEnd"/>
+            <w:r>
+              <w:rPr>
+                <w:rFonts w:cs="Times New Roman"/>
+                <w:color w:val="000000" w:themeColor="text1"/>
+                <w:sz w:val="14"/>
+              </w:rPr>
+              <w:t>\</w:t>
+            </w:r>
+            <w:proofErr w:type="spellStart"/>
+            <w:r>
+              <w:rPr>
+                <w:rFonts w:cs="Times New Roman"/>
+                <w:color w:val="000000" w:themeColor="text1"/>
+                <w:sz w:val="14"/>
+              </w:rPr>
+              <w:t>Flight_Data_Analysis</w:t>
+            </w:r>
+            <w:proofErr w:type="spellEnd"/>
+            <w:r>
+              <w:rPr>
+                <w:rFonts w:cs="Times New Roman"/>
+                <w:color w:val="000000" w:themeColor="text1"/>
+                <w:sz w:val="14"/>
+              </w:rPr>
+              <w:t>\data\flights.csv</w:t>
+            </w:r>
+            <w:r>
+              <w:rPr>
+                <w:rFonts w:cs="Times New Roman"/>
+                <w:color w:val="000000" w:themeColor="text1"/>
+                <w:sz w:val="14"/>
+              </w:rPr>
+              <w:t xml:space="preserve">' USING </w:t>
+            </w:r>
+            <w:proofErr w:type="spellStart"/>
+            <w:r>
+              <w:rPr>
+                <w:rFonts w:cs="Times New Roman"/>
+                <w:color w:val="000000" w:themeColor="text1"/>
+                <w:sz w:val="14"/>
+              </w:rPr>
+              <w:t>PigStorage</w:t>
+            </w:r>
+            <w:proofErr w:type="spellEnd"/>
+            <w:r>
+              <w:rPr>
+                <w:rFonts w:cs="Times New Roman"/>
+                <w:color w:val="000000" w:themeColor="text1"/>
+                <w:sz w:val="14"/>
+              </w:rPr>
+              <w:t>(',') AS (year:int,month:int,day:int,day_of_week:int,airline:chararray,flight_number:int,tail_number:chararray,origin:chararray,destination:chararray,scheduled_departure:chararray,departure_time:chararray,departure_delay:double,taxi_out:double,wheels_off:chararray,scheduled_time:double,elapsed_time:double,air_time:double,distance:double,wheels_on:chararray,taxi_in:double,scheduled_arrival:chararray,arrival_time:chararray,arrival_delay:double,diverted:int,cancelled:int,cancellation_reason:chararray,air_system_delay:double,security_delay:double,airline_delay:double,late_aircraft_delay:double,weather_delay:double);</w:t>
             </w:r>
           </w:p>
           <w:p>
@@ -10390,33 +13314,113 @@
                 <w:sz w:val="14"/>
               </w:rPr>
               <w:br/>
-              <w:t>result = FOREACH grouped GENERATE group AS airline_code, AVG(valid.departure_delay) AS average_departure_delay_minutes;</w:t>
-            </w:r>
-            <w:r>
-              <w:rPr>
-                <w:rFonts w:cs="Times New Roman"/>
-                <w:color w:val="000000" w:themeColor="text1"/>
-                <w:sz w:val="14"/>
-              </w:rPr>
-              <w:br/>
-              <w:t>ordered = ORDER result BY average_departure_delay_minutes DESC;</w:t>
-            </w:r>
-          </w:p>
-          <w:p>
-            <w:pPr>
-              <w:rPr>
-                <w:rFonts w:cs="Times New Roman"/>
-                <w:color w:val="000000" w:themeColor="text1"/>
-              </w:rPr>
-            </w:pPr>
-            <w:r>
-              <w:rPr>
-                <w:rFonts w:cs="Times New Roman"/>
-                <w:color w:val="000000" w:themeColor="text1"/>
-                <w:sz w:val="14"/>
-              </w:rPr>
-              <w:br/>
-              <w:t>STORE ordered INTO 'E:/BDAL/Report_1/Flight_Data_Analysis/outputs/pig/05_average_departure_delay_by_airline' USING PigStorage('|');</w:t>
+              <w:t xml:space="preserve">result = FOREACH grouped GENERATE group AS airline_code, </w:t>
+            </w:r>
+            <w:proofErr w:type="gramStart"/>
+            <w:r>
+              <w:rPr>
+                <w:rFonts w:cs="Times New Roman"/>
+                <w:color w:val="000000" w:themeColor="text1"/>
+                <w:sz w:val="14"/>
+              </w:rPr>
+              <w:t>AVG(</w:t>
+            </w:r>
+            <w:proofErr w:type="gramEnd"/>
+            <w:r>
+              <w:rPr>
+                <w:rFonts w:cs="Times New Roman"/>
+                <w:color w:val="000000" w:themeColor="text1"/>
+                <w:sz w:val="14"/>
+              </w:rPr>
+              <w:t>valid.departure_delay) AS average_departure_delay_minutes;</w:t>
+            </w:r>
+            <w:r>
+              <w:rPr>
+                <w:rFonts w:cs="Times New Roman"/>
+                <w:color w:val="000000" w:themeColor="text1"/>
+                <w:sz w:val="14"/>
+              </w:rPr>
+              <w:br/>
+              <w:t xml:space="preserve">ordered = ORDER result BY </w:t>
+            </w:r>
+            <w:proofErr w:type="spellStart"/>
+            <w:r>
+              <w:rPr>
+                <w:rFonts w:cs="Times New Roman"/>
+                <w:color w:val="000000" w:themeColor="text1"/>
+                <w:sz w:val="14"/>
+              </w:rPr>
+              <w:t>average_departure_delay_minutes</w:t>
+            </w:r>
+            <w:proofErr w:type="spellEnd"/>
+            <w:r>
+              <w:rPr>
+                <w:rFonts w:cs="Times New Roman"/>
+                <w:color w:val="000000" w:themeColor="text1"/>
+                <w:sz w:val="14"/>
+              </w:rPr>
+              <w:t xml:space="preserve"> DESC;</w:t>
+            </w:r>
+          </w:p>
+          <w:p>
+            <w:pPr>
+              <w:rPr>
+                <w:rFonts w:cs="Times New Roman"/>
+                <w:color w:val="000000" w:themeColor="text1"/>
+              </w:rPr>
+            </w:pPr>
+            <w:r>
+              <w:rPr>
+                <w:rFonts w:cs="Times New Roman"/>
+                <w:color w:val="000000" w:themeColor="text1"/>
+                <w:sz w:val="14"/>
+              </w:rPr>
+              <w:br/>
+              <w:t xml:space="preserve">STORE ordered INTO </w:t>
+            </w:r>
+            <w:r>
+              <w:rPr>
+                <w:rFonts w:cs="Times New Roman"/>
+                <w:color w:val="000000" w:themeColor="text1"/>
+                <w:sz w:val="14"/>
+              </w:rPr>
+              <w:t>‘E:/BDAL/Final_Assignment/Flight_Data_Analysis/PigAnalysis/output</w:t>
+            </w:r>
+            <w:r>
+              <w:rPr>
+                <w:rFonts w:cs="Times New Roman"/>
+                <w:color w:val="000000" w:themeColor="text1"/>
+                <w:sz w:val="14"/>
+              </w:rPr>
+              <w:t xml:space="preserve">/05_average_departure_delay_by_airline' USING </w:t>
+            </w:r>
+            <w:proofErr w:type="spellStart"/>
+            <w:proofErr w:type="gramStart"/>
+            <w:r>
+              <w:rPr>
+                <w:rFonts w:cs="Times New Roman"/>
+                <w:color w:val="000000" w:themeColor="text1"/>
+                <w:sz w:val="14"/>
+              </w:rPr>
+              <w:t>PigStorage</w:t>
+            </w:r>
+            <w:proofErr w:type="spellEnd"/>
+            <w:r>
+              <w:rPr>
+                <w:rFonts w:cs="Times New Roman"/>
+                <w:color w:val="000000" w:themeColor="text1"/>
+                <w:sz w:val="14"/>
+              </w:rPr>
+              <w:t>(</w:t>
+            </w:r>
+            <w:proofErr w:type="gramEnd"/>
+            <w:r>
+              <w:rPr>
+                <w:rFonts w:cs="Times New Roman"/>
+                <w:color w:val="000000" w:themeColor="text1"/>
+                <w:sz w:val="14"/>
+              </w:rPr>
+              <w:t>'|');</w:t>
             </w:r>
           </w:p>
         </w:tc>
@@ -10627,6 +13631,7 @@
                 <w:noProof/>
                 <w:color w:val="000000" w:themeColor="text1"/>
               </w:rPr>
+              <w:lastRenderedPageBreak/>
               <w:drawing>
                 <wp:inline distT="0" distB="0" distL="0" distR="0" wp14:anchorId="46DBB9E5" wp14:editId="5C987D7F">
                   <wp:extent cx="5571565" cy="1287532"/>
@@ -10669,38 +13674,149 @@
     </w:tbl>
     <w:p>
       <w:pPr>
+        <w:pStyle w:val="Heading3"/>
+        <w:rPr>
+          <w:rFonts w:ascii="Times New Roman" w:hAnsi="Times New Roman" w:cs="Times New Roman"/>
+        </w:rPr>
+      </w:pPr>
+    </w:p>
+    <w:p>
+      <w:pPr>
+        <w:pStyle w:val="Heading3"/>
+        <w:rPr>
+          <w:rFonts w:ascii="Times New Roman" w:hAnsi="Times New Roman" w:cs="Times New Roman"/>
+        </w:rPr>
+      </w:pPr>
+      <w:bookmarkStart w:id="35" w:name="_Toc240314952"/>
+      <w:r>
+        <w:rPr>
+          <w:rFonts w:ascii="Times New Roman" w:hAnsi="Times New Roman" w:cs="Times New Roman"/>
+        </w:rPr>
+        <w:t>Interpretation</w:t>
+      </w:r>
+      <w:bookmarkEnd w:id="35"/>
+    </w:p>
+    <w:p>
+      <w:pPr>
+        <w:rPr>
+          <w:rFonts w:cs="Times New Roman"/>
+        </w:rPr>
+      </w:pPr>
+      <w:r>
+        <w:rPr>
+          <w:rFonts w:cs="Times New Roman"/>
+        </w:rPr>
+        <w:t>Average departure delay provides an airline-level view of departure performance. Airlines with larger average values experienced greater recorded departure delays among the valid records used in the calculation.</w:t>
+      </w:r>
+    </w:p>
+    <w:p>
+      <w:pPr>
+        <w:rPr>
+          <w:rFonts w:cs="Times New Roman"/>
+        </w:rPr>
+      </w:pPr>
+    </w:p>
+    <w:p>
+      <w:pPr>
+        <w:rPr>
+          <w:rFonts w:cs="Times New Roman"/>
+        </w:rPr>
+      </w:pPr>
+      <w:r>
+        <w:rPr>
+          <w:rFonts w:cs="Times New Roman"/>
+        </w:rPr>
+        <w:t xml:space="preserve">The report identifies </w:t>
+      </w:r>
+      <w:r>
+        <w:rPr>
+          <w:rStyle w:val="Strong"/>
+          <w:rFonts w:cs="Times New Roman"/>
+        </w:rPr>
+        <w:t>NK</w:t>
+      </w:r>
+      <w:r>
+        <w:rPr>
+          <w:rFonts w:cs="Times New Roman"/>
+        </w:rPr>
+        <w:t xml:space="preserve"> as having the highest average departure delay at approximately </w:t>
+      </w:r>
+      <w:r>
+        <w:rPr>
+          <w:rStyle w:val="Strong"/>
+          <w:rFonts w:cs="Times New Roman"/>
+        </w:rPr>
+        <w:t>15.94 minutes</w:t>
+      </w:r>
+      <w:r>
+        <w:rPr>
+          <w:rFonts w:cs="Times New Roman"/>
+        </w:rPr>
+        <w:t>.</w:t>
+      </w:r>
+    </w:p>
+    <w:p>
+      <w:pPr>
         <w:pStyle w:val="Heading2"/>
         <w:rPr>
           <w:rFonts w:cs="Times New Roman"/>
           <w:color w:val="000000" w:themeColor="text1"/>
         </w:rPr>
       </w:pPr>
-      <w:bookmarkStart w:id="16" w:name="_Toc240199077"/>
-      <w:r>
-        <w:rPr>
-          <w:rFonts w:cs="Times New Roman"/>
-          <w:color w:val="000000" w:themeColor="text1"/>
-        </w:rPr>
-        <w:lastRenderedPageBreak/>
+    </w:p>
+    <w:p>
+      <w:pPr>
+        <w:pStyle w:val="Heading2"/>
+        <w:rPr>
+          <w:rFonts w:cs="Times New Roman"/>
+          <w:color w:val="000000" w:themeColor="text1"/>
+        </w:rPr>
+      </w:pPr>
+      <w:bookmarkStart w:id="36" w:name="_Toc240314953"/>
+      <w:r>
+        <w:rPr>
+          <w:rFonts w:cs="Times New Roman"/>
+          <w:color w:val="000000" w:themeColor="text1"/>
+        </w:rPr>
         <w:t>6) Cancellations by Airline</w:t>
       </w:r>
-      <w:bookmarkEnd w:id="16"/>
-    </w:p>
-    <w:p>
-      <w:pPr>
-        <w:spacing w:after="120" w:line="276" w:lineRule="auto"/>
-        <w:rPr>
-          <w:rFonts w:cs="Times New Roman"/>
-          <w:color w:val="000000" w:themeColor="text1"/>
-        </w:rPr>
-      </w:pPr>
-      <w:r>
-        <w:rPr>
-          <w:rFonts w:cs="Times New Roman"/>
-          <w:color w:val="000000" w:themeColor="text1"/>
-        </w:rPr>
-        <w:t>Filters cancelled flights, groups them by airline, and orders the cancellation counts.</w:t>
-      </w:r>
+      <w:bookmarkEnd w:id="36"/>
+    </w:p>
+    <w:p>
+      <w:pPr>
+        <w:pStyle w:val="Heading3"/>
+        <w:rPr>
+          <w:rFonts w:ascii="Times New Roman" w:hAnsi="Times New Roman" w:cs="Times New Roman"/>
+        </w:rPr>
+      </w:pPr>
+      <w:bookmarkStart w:id="37" w:name="_Toc240314954"/>
+      <w:r>
+        <w:rPr>
+          <w:rFonts w:ascii="Times New Roman" w:hAnsi="Times New Roman" w:cs="Times New Roman"/>
+        </w:rPr>
+        <w:t>Objective</w:t>
+      </w:r>
+      <w:bookmarkEnd w:id="37"/>
+    </w:p>
+    <w:p>
+      <w:pPr>
+        <w:rPr>
+          <w:rFonts w:cs="Times New Roman"/>
+        </w:rPr>
+      </w:pPr>
+      <w:r>
+        <w:rPr>
+          <w:rFonts w:cs="Times New Roman"/>
+        </w:rPr>
+        <w:t>The purpose of this analysis is to calculate the total number of cancelled flights for each airline.</w:t>
+      </w:r>
+    </w:p>
+    <w:p>
+      <w:pPr>
+        <w:rPr>
+          <w:rFonts w:cs="Times New Roman"/>
+        </w:rPr>
+      </w:pPr>
     </w:p>
     <w:p>
       <w:pPr>
@@ -10773,15 +13889,69 @@
                 <w:color w:val="000000" w:themeColor="text1"/>
                 <w:sz w:val="14"/>
               </w:rPr>
-              <w:t>E:\BDAL\Final_Assignment\Flight_Data_Analysis\data\flights.csv</w:t>
-            </w:r>
-            <w:r>
-              <w:rPr>
-                <w:rFonts w:cs="Times New Roman"/>
-                <w:color w:val="000000" w:themeColor="text1"/>
-                <w:sz w:val="14"/>
-              </w:rPr>
-              <w:t>' USING PigStorage(',') AS (year:int,month:int,day:int,day_of_week:int,airline:chararray,flight_number:int,tail_number:chararray,origin:chararray,destination:chararray,scheduled_departure:chararray,departure_time:chararray,departure_delay:double,taxi_out:double,wheels_off:chararray,scheduled_time:double,elapsed_time:double,air_time:double,distance:double,wheels_on:chararray,taxi_in:double,scheduled_arrival:chararray,arrival_time:chararray,arrival_delay:double,diverted:int,cancelled:int,cancellation_reason:chararray,air_system_delay:double,security_delay:double,airline_delay:double,late_aircraft_delay:double,weather_delay:double);</w:t>
+              <w:t>E:\BDAL\</w:t>
+            </w:r>
+            <w:proofErr w:type="spellStart"/>
+            <w:r>
+              <w:rPr>
+                <w:rFonts w:cs="Times New Roman"/>
+                <w:color w:val="000000" w:themeColor="text1"/>
+                <w:sz w:val="14"/>
+              </w:rPr>
+              <w:t>Final_Assignment</w:t>
+            </w:r>
+            <w:proofErr w:type="spellEnd"/>
+            <w:r>
+              <w:rPr>
+                <w:rFonts w:cs="Times New Roman"/>
+                <w:color w:val="000000" w:themeColor="text1"/>
+                <w:sz w:val="14"/>
+              </w:rPr>
+              <w:t>\</w:t>
+            </w:r>
+            <w:proofErr w:type="spellStart"/>
+            <w:r>
+              <w:rPr>
+                <w:rFonts w:cs="Times New Roman"/>
+                <w:color w:val="000000" w:themeColor="text1"/>
+                <w:sz w:val="14"/>
+              </w:rPr>
+              <w:t>Flight_Data_Analysis</w:t>
+            </w:r>
+            <w:proofErr w:type="spellEnd"/>
+            <w:r>
+              <w:rPr>
+                <w:rFonts w:cs="Times New Roman"/>
+                <w:color w:val="000000" w:themeColor="text1"/>
+                <w:sz w:val="14"/>
+              </w:rPr>
+              <w:t>\data\flights.csv</w:t>
+            </w:r>
+            <w:r>
+              <w:rPr>
+                <w:rFonts w:cs="Times New Roman"/>
+                <w:color w:val="000000" w:themeColor="text1"/>
+                <w:sz w:val="14"/>
+              </w:rPr>
+              <w:t xml:space="preserve">' USING </w:t>
+            </w:r>
+            <w:proofErr w:type="spellStart"/>
+            <w:r>
+              <w:rPr>
+                <w:rFonts w:cs="Times New Roman"/>
+                <w:color w:val="000000" w:themeColor="text1"/>
+                <w:sz w:val="14"/>
+              </w:rPr>
+              <w:t>PigStorage</w:t>
+            </w:r>
+            <w:proofErr w:type="spellEnd"/>
+            <w:r>
+              <w:rPr>
+                <w:rFonts w:cs="Times New Roman"/>
+                <w:color w:val="000000" w:themeColor="text1"/>
+                <w:sz w:val="14"/>
+              </w:rPr>
+              <w:t>(',') AS (year:int,month:int,day:int,day_of_week:int,airline:chararray,flight_number:int,tail_number:chararray,origin:chararray,destination:chararray,scheduled_departure:chararray,departure_time:chararray,departure_delay:double,taxi_out:double,wheels_off:chararray,scheduled_time:double,elapsed_time:double,air_time:double,distance:double,wheels_on:chararray,taxi_in:double,scheduled_arrival:chararray,arrival_time:chararray,arrival_delay:double,diverted:int,cancelled:int,cancellation_reason:chararray,air_system_delay:double,security_delay:double,airline_delay:double,late_aircraft_delay:double,weather_delay:double);</w:t>
             </w:r>
           </w:p>
           <w:p>
@@ -10817,33 +13987,113 @@
                 <w:sz w:val="14"/>
               </w:rPr>
               <w:br/>
-              <w:t>result = FOREACH grouped GENERATE group AS airline_code, COUNT(cancelled_flights) AS cancelled_flights;</w:t>
-            </w:r>
-            <w:r>
-              <w:rPr>
-                <w:rFonts w:cs="Times New Roman"/>
-                <w:color w:val="000000" w:themeColor="text1"/>
-                <w:sz w:val="14"/>
-              </w:rPr>
-              <w:br/>
-              <w:t>ordered = ORDER result BY cancelled_flights DESC;</w:t>
-            </w:r>
-          </w:p>
-          <w:p>
-            <w:pPr>
-              <w:rPr>
-                <w:rFonts w:cs="Times New Roman"/>
-                <w:color w:val="000000" w:themeColor="text1"/>
-              </w:rPr>
-            </w:pPr>
-            <w:r>
-              <w:rPr>
-                <w:rFonts w:cs="Times New Roman"/>
-                <w:color w:val="000000" w:themeColor="text1"/>
-                <w:sz w:val="14"/>
-              </w:rPr>
-              <w:br/>
-              <w:t>STORE ordered INTO 'E:/BDAL/Report_1/Flight_Data_Analysis/outputs/pig/06_cancellations_by_airline' USING PigStorage('|');</w:t>
+              <w:t xml:space="preserve">result = FOREACH grouped GENERATE group AS airline_code, </w:t>
+            </w:r>
+            <w:proofErr w:type="gramStart"/>
+            <w:r>
+              <w:rPr>
+                <w:rFonts w:cs="Times New Roman"/>
+                <w:color w:val="000000" w:themeColor="text1"/>
+                <w:sz w:val="14"/>
+              </w:rPr>
+              <w:t>COUNT(</w:t>
+            </w:r>
+            <w:proofErr w:type="gramEnd"/>
+            <w:r>
+              <w:rPr>
+                <w:rFonts w:cs="Times New Roman"/>
+                <w:color w:val="000000" w:themeColor="text1"/>
+                <w:sz w:val="14"/>
+              </w:rPr>
+              <w:t>cancelled_flights) AS cancelled_flights;</w:t>
+            </w:r>
+            <w:r>
+              <w:rPr>
+                <w:rFonts w:cs="Times New Roman"/>
+                <w:color w:val="000000" w:themeColor="text1"/>
+                <w:sz w:val="14"/>
+              </w:rPr>
+              <w:br/>
+              <w:t xml:space="preserve">ordered = ORDER result BY </w:t>
+            </w:r>
+            <w:proofErr w:type="spellStart"/>
+            <w:r>
+              <w:rPr>
+                <w:rFonts w:cs="Times New Roman"/>
+                <w:color w:val="000000" w:themeColor="text1"/>
+                <w:sz w:val="14"/>
+              </w:rPr>
+              <w:t>cancelled_flights</w:t>
+            </w:r>
+            <w:proofErr w:type="spellEnd"/>
+            <w:r>
+              <w:rPr>
+                <w:rFonts w:cs="Times New Roman"/>
+                <w:color w:val="000000" w:themeColor="text1"/>
+                <w:sz w:val="14"/>
+              </w:rPr>
+              <w:t xml:space="preserve"> DESC;</w:t>
+            </w:r>
+          </w:p>
+          <w:p>
+            <w:pPr>
+              <w:rPr>
+                <w:rFonts w:cs="Times New Roman"/>
+                <w:color w:val="000000" w:themeColor="text1"/>
+              </w:rPr>
+            </w:pPr>
+            <w:r>
+              <w:rPr>
+                <w:rFonts w:cs="Times New Roman"/>
+                <w:color w:val="000000" w:themeColor="text1"/>
+                <w:sz w:val="14"/>
+              </w:rPr>
+              <w:br/>
+              <w:t xml:space="preserve">STORE ordered INTO </w:t>
+            </w:r>
+            <w:r>
+              <w:rPr>
+                <w:rFonts w:cs="Times New Roman"/>
+                <w:color w:val="000000" w:themeColor="text1"/>
+                <w:sz w:val="14"/>
+              </w:rPr>
+              <w:t>‘E:/BDAL/Final_Assignment/Flight_Data_Analysis/PigAnalysis/output</w:t>
+            </w:r>
+            <w:r>
+              <w:rPr>
+                <w:rFonts w:cs="Times New Roman"/>
+                <w:color w:val="000000" w:themeColor="text1"/>
+                <w:sz w:val="14"/>
+              </w:rPr>
+              <w:t xml:space="preserve">/06_cancellations_by_airline' USING </w:t>
+            </w:r>
+            <w:proofErr w:type="spellStart"/>
+            <w:proofErr w:type="gramStart"/>
+            <w:r>
+              <w:rPr>
+                <w:rFonts w:cs="Times New Roman"/>
+                <w:color w:val="000000" w:themeColor="text1"/>
+                <w:sz w:val="14"/>
+              </w:rPr>
+              <w:t>PigStorage</w:t>
+            </w:r>
+            <w:proofErr w:type="spellEnd"/>
+            <w:r>
+              <w:rPr>
+                <w:rFonts w:cs="Times New Roman"/>
+                <w:color w:val="000000" w:themeColor="text1"/>
+                <w:sz w:val="14"/>
+              </w:rPr>
+              <w:t>(</w:t>
+            </w:r>
+            <w:proofErr w:type="gramEnd"/>
+            <w:r>
+              <w:rPr>
+                <w:rFonts w:cs="Times New Roman"/>
+                <w:color w:val="000000" w:themeColor="text1"/>
+                <w:sz w:val="14"/>
+              </w:rPr>
+              <w:t>'|');</w:t>
             </w:r>
           </w:p>
           <w:p>
@@ -11063,6 +14313,7 @@
                 <w:noProof/>
                 <w:color w:val="000000" w:themeColor="text1"/>
               </w:rPr>
+              <w:lastRenderedPageBreak/>
               <w:drawing>
                 <wp:inline distT="0" distB="0" distL="0" distR="0" wp14:anchorId="1F2DE65C" wp14:editId="39403139">
                   <wp:extent cx="5678369" cy="1407459"/>
@@ -11114,13 +14365,71 @@
     </w:p>
     <w:p>
       <w:pPr>
+        <w:pStyle w:val="Heading3"/>
+        <w:rPr>
+          <w:rFonts w:ascii="Times New Roman" w:hAnsi="Times New Roman" w:cs="Times New Roman"/>
+        </w:rPr>
+      </w:pPr>
+      <w:bookmarkStart w:id="38" w:name="_Toc240314955"/>
+      <w:r>
+        <w:rPr>
+          <w:rFonts w:ascii="Times New Roman" w:hAnsi="Times New Roman" w:cs="Times New Roman"/>
+        </w:rPr>
+        <w:t>Interpretation</w:t>
+      </w:r>
+      <w:bookmarkEnd w:id="38"/>
+    </w:p>
+    <w:p>
+      <w:pPr>
+        <w:rPr>
+          <w:rFonts w:cs="Times New Roman"/>
+        </w:rPr>
+      </w:pPr>
+      <w:r>
+        <w:rPr>
+          <w:rFonts w:cs="Times New Roman"/>
+        </w:rPr>
+        <w:t>This analysis provides an airline-wise comparison of cancellation counts. It helps identify airlines with larger numbers of cancelled flight records in the dataset.</w:t>
+      </w:r>
+    </w:p>
+    <w:p>
+      <w:pPr>
+        <w:rPr>
+          <w:rFonts w:cs="Times New Roman"/>
+        </w:rPr>
+      </w:pPr>
+    </w:p>
+    <w:p>
+      <w:pPr>
+        <w:rPr>
+          <w:rFonts w:cs="Times New Roman"/>
+        </w:rPr>
+      </w:pPr>
+      <w:r>
+        <w:rPr>
+          <w:rFonts w:cs="Times New Roman"/>
+        </w:rPr>
+        <w:t>As with the MapReduce cancellation analysis, these are absolute counts and do not represent cancellation percentages.</w:t>
+      </w:r>
+    </w:p>
+    <w:p>
+      <w:pPr>
         <w:pStyle w:val="Heading2"/>
         <w:rPr>
           <w:rFonts w:cs="Times New Roman"/>
           <w:color w:val="000000" w:themeColor="text1"/>
         </w:rPr>
       </w:pPr>
-      <w:bookmarkStart w:id="17" w:name="_Toc240199078"/>
+    </w:p>
+    <w:p>
+      <w:pPr>
+        <w:pStyle w:val="Heading2"/>
+        <w:rPr>
+          <w:rFonts w:cs="Times New Roman"/>
+          <w:color w:val="000000" w:themeColor="text1"/>
+        </w:rPr>
+      </w:pPr>
+      <w:bookmarkStart w:id="39" w:name="_Toc240314956"/>
       <w:r>
         <w:rPr>
           <w:rFonts w:cs="Times New Roman"/>
@@ -11128,23 +14437,43 @@
         </w:rPr>
         <w:t>7) Average Arrival Delay by Month</w:t>
       </w:r>
-      <w:bookmarkEnd w:id="17"/>
-    </w:p>
-    <w:p>
-      <w:pPr>
-        <w:spacing w:after="120" w:line="276" w:lineRule="auto"/>
-        <w:rPr>
-          <w:rFonts w:cs="Times New Roman"/>
-          <w:color w:val="000000" w:themeColor="text1"/>
-        </w:rPr>
-      </w:pPr>
-      <w:r>
-        <w:rPr>
-          <w:rFonts w:cs="Times New Roman"/>
-          <w:color w:val="000000" w:themeColor="text1"/>
-        </w:rPr>
-        <w:t>Computes the average arrival delay for each month.</w:t>
-      </w:r>
+      <w:bookmarkEnd w:id="39"/>
+    </w:p>
+    <w:p>
+      <w:pPr>
+        <w:pStyle w:val="Heading3"/>
+        <w:rPr>
+          <w:rFonts w:ascii="Times New Roman" w:hAnsi="Times New Roman" w:cs="Times New Roman"/>
+        </w:rPr>
+      </w:pPr>
+      <w:bookmarkStart w:id="40" w:name="_Toc240314957"/>
+      <w:r>
+        <w:rPr>
+          <w:rFonts w:ascii="Times New Roman" w:hAnsi="Times New Roman" w:cs="Times New Roman"/>
+        </w:rPr>
+        <w:t>Objective</w:t>
+      </w:r>
+      <w:bookmarkEnd w:id="40"/>
+    </w:p>
+    <w:p>
+      <w:pPr>
+        <w:rPr>
+          <w:rFonts w:cs="Times New Roman"/>
+        </w:rPr>
+      </w:pPr>
+      <w:r>
+        <w:rPr>
+          <w:rFonts w:cs="Times New Roman"/>
+        </w:rPr>
+        <w:t>The purpose of this analysis is to calculate the average arrival delay for each month of 2015.</w:t>
+      </w:r>
+    </w:p>
+    <w:p>
+      <w:pPr>
+        <w:rPr>
+          <w:rFonts w:cs="Times New Roman"/>
+        </w:rPr>
+      </w:pPr>
     </w:p>
     <w:p>
       <w:pPr>
@@ -11217,15 +14546,69 @@
                 <w:color w:val="000000" w:themeColor="text1"/>
                 <w:sz w:val="14"/>
               </w:rPr>
-              <w:t>E:\BDAL\Final_Assignment\Flight_Data_Analysis\data\flights.csv</w:t>
-            </w:r>
-            <w:r>
-              <w:rPr>
-                <w:rFonts w:cs="Times New Roman"/>
-                <w:color w:val="000000" w:themeColor="text1"/>
-                <w:sz w:val="14"/>
-              </w:rPr>
-              <w:t>' USING PigStorage(',') AS (year:int,month:int,day:int,day_of_week:int,airline:chararray,flight_number:int,tail_number:chararray,origin:chararray,destination:chararray,scheduled_departure:chararray,departure_time:chararray,departure_delay:double,taxi_out:double,wheels_off:chararray,scheduled_time:double,elapsed_time:double,air_time:double,distance:double,wheels_on:chararray,taxi_in:double,scheduled_arrival:chararray,arrival_time:chararray,arrival_delay:double,diverted:int,cancelled:int,cancellation_reason:chararray,air_system_delay:double,security_delay:double,airline_delay:double,late_aircraft_delay:double,weather_delay:double);</w:t>
+              <w:t>E:\BDAL\</w:t>
+            </w:r>
+            <w:proofErr w:type="spellStart"/>
+            <w:r>
+              <w:rPr>
+                <w:rFonts w:cs="Times New Roman"/>
+                <w:color w:val="000000" w:themeColor="text1"/>
+                <w:sz w:val="14"/>
+              </w:rPr>
+              <w:t>Final_Assignment</w:t>
+            </w:r>
+            <w:proofErr w:type="spellEnd"/>
+            <w:r>
+              <w:rPr>
+                <w:rFonts w:cs="Times New Roman"/>
+                <w:color w:val="000000" w:themeColor="text1"/>
+                <w:sz w:val="14"/>
+              </w:rPr>
+              <w:t>\</w:t>
+            </w:r>
+            <w:proofErr w:type="spellStart"/>
+            <w:r>
+              <w:rPr>
+                <w:rFonts w:cs="Times New Roman"/>
+                <w:color w:val="000000" w:themeColor="text1"/>
+                <w:sz w:val="14"/>
+              </w:rPr>
+              <w:t>Flight_Data_Analysis</w:t>
+            </w:r>
+            <w:proofErr w:type="spellEnd"/>
+            <w:r>
+              <w:rPr>
+                <w:rFonts w:cs="Times New Roman"/>
+                <w:color w:val="000000" w:themeColor="text1"/>
+                <w:sz w:val="14"/>
+              </w:rPr>
+              <w:t>\data\flights.csv</w:t>
+            </w:r>
+            <w:r>
+              <w:rPr>
+                <w:rFonts w:cs="Times New Roman"/>
+                <w:color w:val="000000" w:themeColor="text1"/>
+                <w:sz w:val="14"/>
+              </w:rPr>
+              <w:t xml:space="preserve">' USING </w:t>
+            </w:r>
+            <w:proofErr w:type="spellStart"/>
+            <w:r>
+              <w:rPr>
+                <w:rFonts w:cs="Times New Roman"/>
+                <w:color w:val="000000" w:themeColor="text1"/>
+                <w:sz w:val="14"/>
+              </w:rPr>
+              <w:t>PigStorage</w:t>
+            </w:r>
+            <w:proofErr w:type="spellEnd"/>
+            <w:r>
+              <w:rPr>
+                <w:rFonts w:cs="Times New Roman"/>
+                <w:color w:val="000000" w:themeColor="text1"/>
+                <w:sz w:val="14"/>
+              </w:rPr>
+              <w:t>(',') AS (year:int,month:int,day:int,day_of_week:int,airline:chararray,flight_number:int,tail_number:chararray,origin:chararray,destination:chararray,scheduled_departure:chararray,departure_time:chararray,departure_delay:double,taxi_out:double,wheels_off:chararray,scheduled_time:double,elapsed_time:double,air_time:double,distance:double,wheels_on:chararray,taxi_in:double,scheduled_arrival:chararray,arrival_time:chararray,arrival_delay:double,diverted:int,cancelled:int,cancellation_reason:chararray,air_system_delay:double,security_delay:double,airline_delay:double,late_aircraft_delay:double,weather_delay:double);</w:t>
             </w:r>
           </w:p>
           <w:p>
@@ -11261,7 +14644,25 @@
                 <w:sz w:val="14"/>
               </w:rPr>
               <w:br/>
-              <w:t>result = FOREACH grouped GENERATE group AS month, AVG(valid.arrival_delay) AS average_arrival_delay_minutes;</w:t>
+              <w:t xml:space="preserve">result = FOREACH grouped GENERATE group AS month, </w:t>
+            </w:r>
+            <w:proofErr w:type="gramStart"/>
+            <w:r>
+              <w:rPr>
+                <w:rFonts w:cs="Times New Roman"/>
+                <w:color w:val="000000" w:themeColor="text1"/>
+                <w:sz w:val="14"/>
+              </w:rPr>
+              <w:t>AVG(</w:t>
+            </w:r>
+            <w:proofErr w:type="gramEnd"/>
+            <w:r>
+              <w:rPr>
+                <w:rFonts w:cs="Times New Roman"/>
+                <w:color w:val="000000" w:themeColor="text1"/>
+                <w:sz w:val="14"/>
+              </w:rPr>
+              <w:t>valid.arrival_delay) AS average_arrival_delay_minutes;</w:t>
             </w:r>
             <w:r>
               <w:rPr>
@@ -11287,7 +14688,51 @@
                 <w:sz w:val="14"/>
               </w:rPr>
               <w:br/>
-              <w:t>STORE ordered INTO 'E:/BDAL/Report_1/Flight_Data_Analysis/outputs/pig/07_average_arrival_delay_by_month' USING PigStorage('|');</w:t>
+              <w:t xml:space="preserve">STORE ordered INTO </w:t>
+            </w:r>
+            <w:r>
+              <w:rPr>
+                <w:rFonts w:cs="Times New Roman"/>
+                <w:color w:val="000000" w:themeColor="text1"/>
+                <w:sz w:val="14"/>
+              </w:rPr>
+              <w:t>‘E:/BDAL/Final_Assignment/Flight_Data_Analysis/PigAnalysis/output</w:t>
+            </w:r>
+            <w:r>
+              <w:rPr>
+                <w:rFonts w:cs="Times New Roman"/>
+                <w:color w:val="000000" w:themeColor="text1"/>
+                <w:sz w:val="14"/>
+              </w:rPr>
+              <w:t xml:space="preserve">/07_average_arrival_delay_by_month' USING </w:t>
+            </w:r>
+            <w:proofErr w:type="spellStart"/>
+            <w:proofErr w:type="gramStart"/>
+            <w:r>
+              <w:rPr>
+                <w:rFonts w:cs="Times New Roman"/>
+                <w:color w:val="000000" w:themeColor="text1"/>
+                <w:sz w:val="14"/>
+              </w:rPr>
+              <w:t>PigStorage</w:t>
+            </w:r>
+            <w:proofErr w:type="spellEnd"/>
+            <w:r>
+              <w:rPr>
+                <w:rFonts w:cs="Times New Roman"/>
+                <w:color w:val="000000" w:themeColor="text1"/>
+                <w:sz w:val="14"/>
+              </w:rPr>
+              <w:t>(</w:t>
+            </w:r>
+            <w:proofErr w:type="gramEnd"/>
+            <w:r>
+              <w:rPr>
+                <w:rFonts w:cs="Times New Roman"/>
+                <w:color w:val="000000" w:themeColor="text1"/>
+                <w:sz w:val="14"/>
+              </w:rPr>
+              <w:t>'|');</w:t>
             </w:r>
           </w:p>
         </w:tc>
@@ -11298,17 +14743,27 @@
         <w:spacing w:after="120" w:line="276" w:lineRule="auto"/>
         <w:rPr>
           <w:rFonts w:cs="Times New Roman"/>
-          <w:color w:val="000000" w:themeColor="text1"/>
-        </w:rPr>
-      </w:pPr>
-      <w:r>
-        <w:rPr>
-          <w:rFonts w:cs="Times New Roman"/>
           <w:b/>
           <w:color w:val="000000" w:themeColor="text1"/>
           <w:sz w:val="20"/>
         </w:rPr>
-        <w:lastRenderedPageBreak/>
+      </w:pPr>
+    </w:p>
+    <w:p>
+      <w:pPr>
+        <w:spacing w:after="120" w:line="276" w:lineRule="auto"/>
+        <w:rPr>
+          <w:rFonts w:cs="Times New Roman"/>
+          <w:color w:val="000000" w:themeColor="text1"/>
+        </w:rPr>
+      </w:pPr>
+      <w:r>
+        <w:rPr>
+          <w:rFonts w:cs="Times New Roman"/>
+          <w:b/>
+          <w:color w:val="000000" w:themeColor="text1"/>
+          <w:sz w:val="20"/>
+        </w:rPr>
         <w:t>Command to run</w:t>
       </w:r>
     </w:p>
@@ -11488,6 +14943,7 @@
                 <w:noProof/>
                 <w:color w:val="000000" w:themeColor="text1"/>
               </w:rPr>
+              <w:lastRenderedPageBreak/>
               <w:drawing>
                 <wp:inline distT="0" distB="0" distL="0" distR="0" wp14:anchorId="5A374776" wp14:editId="7C28D59D">
                   <wp:extent cx="5611906" cy="1170346"/>
@@ -11539,13 +14995,748 @@
     </w:p>
     <w:p>
       <w:pPr>
+        <w:pStyle w:val="Heading3"/>
+        <w:rPr>
+          <w:rFonts w:ascii="Times New Roman" w:hAnsi="Times New Roman" w:cs="Times New Roman"/>
+        </w:rPr>
+      </w:pPr>
+      <w:bookmarkStart w:id="41" w:name="_Toc240314958"/>
+      <w:r>
+        <w:rPr>
+          <w:rFonts w:ascii="Times New Roman" w:hAnsi="Times New Roman" w:cs="Times New Roman"/>
+        </w:rPr>
+        <w:t>Interpretation</w:t>
+      </w:r>
+      <w:bookmarkEnd w:id="41"/>
+    </w:p>
+    <w:p>
+      <w:pPr>
+        <w:rPr>
+          <w:rFonts w:cs="Times New Roman"/>
+        </w:rPr>
+      </w:pPr>
+      <w:r>
+        <w:rPr>
+          <w:rFonts w:cs="Times New Roman"/>
+        </w:rPr>
+        <w:t>This analysis allows arrival-delay performance to be examined from a monthly perspective. It can help identify months where flights experienced relatively higher or lower average arrival delays.</w:t>
+      </w:r>
+    </w:p>
+    <w:p>
+      <w:pPr>
         <w:pStyle w:val="Heading1"/>
         <w:rPr>
           <w:rFonts w:cs="Times New Roman"/>
           <w:color w:val="000000" w:themeColor="text1"/>
         </w:rPr>
       </w:pPr>
-      <w:bookmarkStart w:id="18" w:name="_Toc240199079"/>
+    </w:p>
+    <w:p>
+      <w:pPr>
+        <w:pStyle w:val="Heading1"/>
+      </w:pPr>
+      <w:bookmarkStart w:id="42" w:name="_Toc240314959"/>
+      <w:r>
+        <w:t>MapReduce and Pig Comparison</w:t>
+      </w:r>
+      <w:bookmarkEnd w:id="42"/>
+    </w:p>
+    <w:p>
+      <w:r>
+        <w:t>MapReduce and Apache Pig are both used in this project to process the flight dataset, but they provide different approaches to data analysis.</w:t>
+      </w:r>
+    </w:p>
+    <w:p>
+      <w:pPr>
+        <w:rPr>
+          <w:sz w:val="48"/>
+        </w:rPr>
+      </w:pPr>
+    </w:p>
+    <w:tbl>
+      <w:tblPr>
+        <w:tblStyle w:val="GridTable1Light"/>
+        <w:tblW w:w="9408" w:type="dxa"/>
+        <w:tblLook w:val="04A0" w:firstRow="1" w:lastRow="0" w:firstColumn="1" w:lastColumn="0" w:noHBand="0" w:noVBand="1"/>
+      </w:tblPr>
+      <w:tblGrid>
+        <w:gridCol w:w="2415"/>
+        <w:gridCol w:w="2497"/>
+        <w:gridCol w:w="4496"/>
+      </w:tblGrid>
+      <w:tr>
+        <w:trPr>
+          <w:cnfStyle w:val="100000000000" w:firstRow="1" w:lastRow="0" w:firstColumn="0" w:lastColumn="0" w:oddVBand="0" w:evenVBand="0" w:oddHBand="0" w:evenHBand="0" w:firstRowFirstColumn="0" w:firstRowLastColumn="0" w:lastRowFirstColumn="0" w:lastRowLastColumn="0"/>
+          <w:trHeight w:val="302"/>
+        </w:trPr>
+        <w:tc>
+          <w:tcPr>
+            <w:cnfStyle w:val="001000000000" w:firstRow="0" w:lastRow="0" w:firstColumn="1" w:lastColumn="0" w:oddVBand="0" w:evenVBand="0" w:oddHBand="0" w:evenHBand="0" w:firstRowFirstColumn="0" w:firstRowLastColumn="0" w:lastRowFirstColumn="0" w:lastRowLastColumn="0"/>
+            <w:tcW w:w="0" w:type="auto"/>
+            <w:hideMark/>
+          </w:tcPr>
+          <w:p>
+            <w:pPr>
+              <w:jc w:val="center"/>
+            </w:pPr>
+            <w:r>
+              <w:rPr>
+                <w:b w:val="0"/>
+                <w:bCs w:val="0"/>
+              </w:rPr>
+              <w:t>Feature</w:t>
+            </w:r>
+          </w:p>
+        </w:tc>
+        <w:tc>
+          <w:tcPr>
+            <w:tcW w:w="0" w:type="auto"/>
+            <w:hideMark/>
+          </w:tcPr>
+          <w:p>
+            <w:pPr>
+              <w:jc w:val="center"/>
+              <w:cnfStyle w:val="100000000000" w:firstRow="1" w:lastRow="0" w:firstColumn="0" w:lastColumn="0" w:oddVBand="0" w:evenVBand="0" w:oddHBand="0" w:evenHBand="0" w:firstRowFirstColumn="0" w:firstRowLastColumn="0" w:lastRowFirstColumn="0" w:lastRowLastColumn="0"/>
+              <w:rPr>
+                <w:b w:val="0"/>
+                <w:bCs w:val="0"/>
+              </w:rPr>
+            </w:pPr>
+            <w:r>
+              <w:rPr>
+                <w:b w:val="0"/>
+                <w:bCs w:val="0"/>
+              </w:rPr>
+              <w:t>Hadoop MapReduce</w:t>
+            </w:r>
+          </w:p>
+        </w:tc>
+        <w:tc>
+          <w:tcPr>
+            <w:tcW w:w="0" w:type="auto"/>
+            <w:hideMark/>
+          </w:tcPr>
+          <w:p>
+            <w:pPr>
+              <w:jc w:val="center"/>
+              <w:cnfStyle w:val="100000000000" w:firstRow="1" w:lastRow="0" w:firstColumn="0" w:lastColumn="0" w:oddVBand="0" w:evenVBand="0" w:oddHBand="0" w:evenHBand="0" w:firstRowFirstColumn="0" w:firstRowLastColumn="0" w:lastRowFirstColumn="0" w:lastRowLastColumn="0"/>
+              <w:rPr>
+                <w:b w:val="0"/>
+                <w:bCs w:val="0"/>
+              </w:rPr>
+            </w:pPr>
+            <w:r>
+              <w:rPr>
+                <w:b w:val="0"/>
+                <w:bCs w:val="0"/>
+              </w:rPr>
+              <w:t>Apache Pig</w:t>
+            </w:r>
+          </w:p>
+        </w:tc>
+      </w:tr>
+      <w:tr>
+        <w:trPr>
+          <w:trHeight w:val="628"/>
+        </w:trPr>
+        <w:tc>
+          <w:tcPr>
+            <w:cnfStyle w:val="001000000000" w:firstRow="0" w:lastRow="0" w:firstColumn="1" w:lastColumn="0" w:oddVBand="0" w:evenVBand="0" w:oddHBand="0" w:evenHBand="0" w:firstRowFirstColumn="0" w:firstRowLastColumn="0" w:lastRowFirstColumn="0" w:lastRowLastColumn="0"/>
+            <w:tcW w:w="0" w:type="auto"/>
+            <w:hideMark/>
+          </w:tcPr>
+          <w:p>
+            <w:pPr>
+              <w:rPr>
+                <w:b w:val="0"/>
+                <w:bCs w:val="0"/>
+              </w:rPr>
+            </w:pPr>
+            <w:r>
+              <w:t>Programming method</w:t>
+            </w:r>
+          </w:p>
+        </w:tc>
+        <w:tc>
+          <w:tcPr>
+            <w:tcW w:w="0" w:type="auto"/>
+            <w:hideMark/>
+          </w:tcPr>
+          <w:p>
+            <w:pPr>
+              <w:cnfStyle w:val="000000000000" w:firstRow="0" w:lastRow="0" w:firstColumn="0" w:lastColumn="0" w:oddVBand="0" w:evenVBand="0" w:oddHBand="0" w:evenHBand="0" w:firstRowFirstColumn="0" w:firstRowLastColumn="0" w:lastRowFirstColumn="0" w:lastRowLastColumn="0"/>
+            </w:pPr>
+            <w:r>
+              <w:t>Java programming</w:t>
+            </w:r>
+          </w:p>
+        </w:tc>
+        <w:tc>
+          <w:tcPr>
+            <w:tcW w:w="0" w:type="auto"/>
+            <w:hideMark/>
+          </w:tcPr>
+          <w:p>
+            <w:pPr>
+              <w:cnfStyle w:val="000000000000" w:firstRow="0" w:lastRow="0" w:firstColumn="0" w:lastColumn="0" w:oddVBand="0" w:evenVBand="0" w:oddHBand="0" w:evenHBand="0" w:firstRowFirstColumn="0" w:firstRowLastColumn="0" w:lastRowFirstColumn="0" w:lastRowLastColumn="0"/>
+            </w:pPr>
+            <w:r>
+              <w:t>Pig Latin scripting</w:t>
+            </w:r>
+          </w:p>
+        </w:tc>
+      </w:tr>
+      <w:tr>
+        <w:trPr>
+          <w:trHeight w:val="325"/>
+        </w:trPr>
+        <w:tc>
+          <w:tcPr>
+            <w:cnfStyle w:val="001000000000" w:firstRow="0" w:lastRow="0" w:firstColumn="1" w:lastColumn="0" w:oddVBand="0" w:evenVBand="0" w:oddHBand="0" w:evenHBand="0" w:firstRowFirstColumn="0" w:firstRowLastColumn="0" w:lastRowFirstColumn="0" w:lastRowLastColumn="0"/>
+            <w:tcW w:w="0" w:type="auto"/>
+            <w:hideMark/>
+          </w:tcPr>
+          <w:p>
+            <w:r>
+              <w:t>Abstraction level</w:t>
+            </w:r>
+          </w:p>
+        </w:tc>
+        <w:tc>
+          <w:tcPr>
+            <w:tcW w:w="0" w:type="auto"/>
+            <w:hideMark/>
+          </w:tcPr>
+          <w:p>
+            <w:pPr>
+              <w:cnfStyle w:val="000000000000" w:firstRow="0" w:lastRow="0" w:firstColumn="0" w:lastColumn="0" w:oddVBand="0" w:evenVBand="0" w:oddHBand="0" w:evenHBand="0" w:firstRowFirstColumn="0" w:firstRowLastColumn="0" w:lastRowFirstColumn="0" w:lastRowLastColumn="0"/>
+            </w:pPr>
+            <w:r>
+              <w:t>Lower-level</w:t>
+            </w:r>
+          </w:p>
+        </w:tc>
+        <w:tc>
+          <w:tcPr>
+            <w:tcW w:w="0" w:type="auto"/>
+            <w:hideMark/>
+          </w:tcPr>
+          <w:p>
+            <w:pPr>
+              <w:cnfStyle w:val="000000000000" w:firstRow="0" w:lastRow="0" w:firstColumn="0" w:lastColumn="0" w:oddVBand="0" w:evenVBand="0" w:oddHBand="0" w:evenHBand="0" w:firstRowFirstColumn="0" w:firstRowLastColumn="0" w:lastRowFirstColumn="0" w:lastRowLastColumn="0"/>
+            </w:pPr>
+            <w:r>
+              <w:t>Higher-level</w:t>
+            </w:r>
+          </w:p>
+        </w:tc>
+      </w:tr>
+      <w:tr>
+        <w:trPr>
+          <w:trHeight w:val="302"/>
+        </w:trPr>
+        <w:tc>
+          <w:tcPr>
+            <w:cnfStyle w:val="001000000000" w:firstRow="0" w:lastRow="0" w:firstColumn="1" w:lastColumn="0" w:oddVBand="0" w:evenVBand="0" w:oddHBand="0" w:evenHBand="0" w:firstRowFirstColumn="0" w:firstRowLastColumn="0" w:lastRowFirstColumn="0" w:lastRowLastColumn="0"/>
+            <w:tcW w:w="0" w:type="auto"/>
+            <w:hideMark/>
+          </w:tcPr>
+          <w:p>
+            <w:r>
+              <w:t>Code complexity</w:t>
+            </w:r>
+          </w:p>
+        </w:tc>
+        <w:tc>
+          <w:tcPr>
+            <w:tcW w:w="0" w:type="auto"/>
+            <w:hideMark/>
+          </w:tcPr>
+          <w:p>
+            <w:pPr>
+              <w:cnfStyle w:val="000000000000" w:firstRow="0" w:lastRow="0" w:firstColumn="0" w:lastColumn="0" w:oddVBand="0" w:evenVBand="0" w:oddHBand="0" w:evenHBand="0" w:firstRowFirstColumn="0" w:firstRowLastColumn="0" w:lastRowFirstColumn="0" w:lastRowLastColumn="0"/>
+            </w:pPr>
+            <w:r>
+              <w:t>More code required</w:t>
+            </w:r>
+          </w:p>
+        </w:tc>
+        <w:tc>
+          <w:tcPr>
+            <w:tcW w:w="0" w:type="auto"/>
+            <w:hideMark/>
+          </w:tcPr>
+          <w:p>
+            <w:pPr>
+              <w:cnfStyle w:val="000000000000" w:firstRow="0" w:lastRow="0" w:firstColumn="0" w:lastColumn="0" w:oddVBand="0" w:evenVBand="0" w:oddHBand="0" w:evenHBand="0" w:firstRowFirstColumn="0" w:firstRowLastColumn="0" w:lastRowFirstColumn="0" w:lastRowLastColumn="0"/>
+            </w:pPr>
+            <w:r>
+              <w:t>Relatively simpler</w:t>
+            </w:r>
+          </w:p>
+        </w:tc>
+      </w:tr>
+      <w:tr>
+        <w:trPr>
+          <w:trHeight w:val="628"/>
+        </w:trPr>
+        <w:tc>
+          <w:tcPr>
+            <w:cnfStyle w:val="001000000000" w:firstRow="0" w:lastRow="0" w:firstColumn="1" w:lastColumn="0" w:oddVBand="0" w:evenVBand="0" w:oddHBand="0" w:evenHBand="0" w:firstRowFirstColumn="0" w:firstRowLastColumn="0" w:lastRowFirstColumn="0" w:lastRowLastColumn="0"/>
+            <w:tcW w:w="0" w:type="auto"/>
+            <w:hideMark/>
+          </w:tcPr>
+          <w:p>
+            <w:r>
+              <w:t>Main operations</w:t>
+            </w:r>
+          </w:p>
+        </w:tc>
+        <w:tc>
+          <w:tcPr>
+            <w:tcW w:w="0" w:type="auto"/>
+            <w:hideMark/>
+          </w:tcPr>
+          <w:p>
+            <w:pPr>
+              <w:cnfStyle w:val="000000000000" w:firstRow="0" w:lastRow="0" w:firstColumn="0" w:lastColumn="0" w:oddVBand="0" w:evenVBand="0" w:oddHBand="0" w:evenHBand="0" w:firstRowFirstColumn="0" w:firstRowLastColumn="0" w:lastRowFirstColumn="0" w:lastRowLastColumn="0"/>
+            </w:pPr>
+            <w:r>
+              <w:t>Mapper and Reducer</w:t>
+            </w:r>
+          </w:p>
+        </w:tc>
+        <w:tc>
+          <w:tcPr>
+            <w:tcW w:w="0" w:type="auto"/>
+            <w:hideMark/>
+          </w:tcPr>
+          <w:p>
+            <w:pPr>
+              <w:cnfStyle w:val="000000000000" w:firstRow="0" w:lastRow="0" w:firstColumn="0" w:lastColumn="0" w:oddVBand="0" w:evenVBand="0" w:oddHBand="0" w:evenHBand="0" w:firstRowFirstColumn="0" w:firstRowLastColumn="0" w:lastRowFirstColumn="0" w:lastRowLastColumn="0"/>
+            </w:pPr>
+            <w:r>
+              <w:t>LOAD, FILTER, GROUP, JOIN, ORDER, etc.</w:t>
+            </w:r>
+          </w:p>
+        </w:tc>
+      </w:tr>
+      <w:tr>
+        <w:trPr>
+          <w:trHeight w:val="302"/>
+        </w:trPr>
+        <w:tc>
+          <w:tcPr>
+            <w:cnfStyle w:val="001000000000" w:firstRow="0" w:lastRow="0" w:firstColumn="1" w:lastColumn="0" w:oddVBand="0" w:evenVBand="0" w:oddHBand="0" w:evenHBand="0" w:firstRowFirstColumn="0" w:firstRowLastColumn="0" w:lastRowFirstColumn="0" w:lastRowLastColumn="0"/>
+            <w:tcW w:w="0" w:type="auto"/>
+            <w:hideMark/>
+          </w:tcPr>
+          <w:p>
+            <w:r>
+              <w:t>Data processing</w:t>
+            </w:r>
+          </w:p>
+        </w:tc>
+        <w:tc>
+          <w:tcPr>
+            <w:tcW w:w="0" w:type="auto"/>
+            <w:hideMark/>
+          </w:tcPr>
+          <w:p>
+            <w:pPr>
+              <w:cnfStyle w:val="000000000000" w:firstRow="0" w:lastRow="0" w:firstColumn="0" w:lastColumn="0" w:oddVBand="0" w:evenVBand="0" w:oddHBand="0" w:evenHBand="0" w:firstRowFirstColumn="0" w:firstRowLastColumn="0" w:lastRowFirstColumn="0" w:lastRowLastColumn="0"/>
+            </w:pPr>
+            <w:r>
+              <w:t>Key-value based</w:t>
+            </w:r>
+          </w:p>
+        </w:tc>
+        <w:tc>
+          <w:tcPr>
+            <w:tcW w:w="0" w:type="auto"/>
+            <w:hideMark/>
+          </w:tcPr>
+          <w:p>
+            <w:pPr>
+              <w:cnfStyle w:val="000000000000" w:firstRow="0" w:lastRow="0" w:firstColumn="0" w:lastColumn="0" w:oddVBand="0" w:evenVBand="0" w:oddHBand="0" w:evenHBand="0" w:firstRowFirstColumn="0" w:firstRowLastColumn="0" w:lastRowFirstColumn="0" w:lastRowLastColumn="0"/>
+            </w:pPr>
+            <w:r>
+              <w:t>Data-flow based</w:t>
+            </w:r>
+          </w:p>
+        </w:tc>
+      </w:tr>
+      <w:tr>
+        <w:trPr>
+          <w:trHeight w:val="628"/>
+        </w:trPr>
+        <w:tc>
+          <w:tcPr>
+            <w:cnfStyle w:val="001000000000" w:firstRow="0" w:lastRow="0" w:firstColumn="1" w:lastColumn="0" w:oddVBand="0" w:evenVBand="0" w:oddHBand="0" w:evenHBand="0" w:firstRowFirstColumn="0" w:firstRowLastColumn="0" w:lastRowFirstColumn="0" w:lastRowLastColumn="0"/>
+            <w:tcW w:w="0" w:type="auto"/>
+            <w:hideMark/>
+          </w:tcPr>
+          <w:p>
+            <w:r>
+              <w:t>Suitable for</w:t>
+            </w:r>
+          </w:p>
+        </w:tc>
+        <w:tc>
+          <w:tcPr>
+            <w:tcW w:w="0" w:type="auto"/>
+            <w:hideMark/>
+          </w:tcPr>
+          <w:p>
+            <w:pPr>
+              <w:cnfStyle w:val="000000000000" w:firstRow="0" w:lastRow="0" w:firstColumn="0" w:lastColumn="0" w:oddVBand="0" w:evenVBand="0" w:oddHBand="0" w:evenHBand="0" w:firstRowFirstColumn="0" w:firstRowLastColumn="0" w:lastRowFirstColumn="0" w:lastRowLastColumn="0"/>
+            </w:pPr>
+            <w:r>
+              <w:t>Custom processing logic</w:t>
+            </w:r>
+          </w:p>
+        </w:tc>
+        <w:tc>
+          <w:tcPr>
+            <w:tcW w:w="0" w:type="auto"/>
+            <w:hideMark/>
+          </w:tcPr>
+          <w:p>
+            <w:pPr>
+              <w:cnfStyle w:val="000000000000" w:firstRow="0" w:lastRow="0" w:firstColumn="0" w:lastColumn="0" w:oddVBand="0" w:evenVBand="0" w:oddHBand="0" w:evenHBand="0" w:firstRowFirstColumn="0" w:firstRowLastColumn="0" w:lastRowFirstColumn="0" w:lastRowLastColumn="0"/>
+            </w:pPr>
+            <w:r>
+              <w:t>Relational and analytical operations</w:t>
+            </w:r>
+          </w:p>
+        </w:tc>
+      </w:tr>
+      <w:tr>
+        <w:trPr>
+          <w:trHeight w:val="325"/>
+        </w:trPr>
+        <w:tc>
+          <w:tcPr>
+            <w:cnfStyle w:val="001000000000" w:firstRow="0" w:lastRow="0" w:firstColumn="1" w:lastColumn="0" w:oddVBand="0" w:evenVBand="0" w:oddHBand="0" w:evenHBand="0" w:firstRowFirstColumn="0" w:firstRowLastColumn="0" w:lastRowFirstColumn="0" w:lastRowLastColumn="0"/>
+            <w:tcW w:w="0" w:type="auto"/>
+            <w:hideMark/>
+          </w:tcPr>
+          <w:p>
+            <w:r>
+              <w:t>Development effort</w:t>
+            </w:r>
+          </w:p>
+        </w:tc>
+        <w:tc>
+          <w:tcPr>
+            <w:tcW w:w="0" w:type="auto"/>
+            <w:hideMark/>
+          </w:tcPr>
+          <w:p>
+            <w:pPr>
+              <w:cnfStyle w:val="000000000000" w:firstRow="0" w:lastRow="0" w:firstColumn="0" w:lastColumn="0" w:oddVBand="0" w:evenVBand="0" w:oddHBand="0" w:evenHBand="0" w:firstRowFirstColumn="0" w:firstRowLastColumn="0" w:lastRowFirstColumn="0" w:lastRowLastColumn="0"/>
+            </w:pPr>
+            <w:r>
+              <w:t>Higher</w:t>
+            </w:r>
+          </w:p>
+        </w:tc>
+        <w:tc>
+          <w:tcPr>
+            <w:tcW w:w="0" w:type="auto"/>
+            <w:hideMark/>
+          </w:tcPr>
+          <w:p>
+            <w:pPr>
+              <w:cnfStyle w:val="000000000000" w:firstRow="0" w:lastRow="0" w:firstColumn="0" w:lastColumn="0" w:oddVBand="0" w:evenVBand="0" w:oddHBand="0" w:evenHBand="0" w:firstRowFirstColumn="0" w:firstRowLastColumn="0" w:lastRowFirstColumn="0" w:lastRowLastColumn="0"/>
+            </w:pPr>
+            <w:r>
+              <w:t>Lower</w:t>
+            </w:r>
+          </w:p>
+        </w:tc>
+      </w:tr>
+      <w:tr>
+        <w:trPr>
+          <w:trHeight w:val="302"/>
+        </w:trPr>
+        <w:tc>
+          <w:tcPr>
+            <w:cnfStyle w:val="001000000000" w:firstRow="0" w:lastRow="0" w:firstColumn="1" w:lastColumn="0" w:oddVBand="0" w:evenVBand="0" w:oddHBand="0" w:evenHBand="0" w:firstRowFirstColumn="0" w:firstRowLastColumn="0" w:lastRowFirstColumn="0" w:lastRowLastColumn="0"/>
+            <w:tcW w:w="0" w:type="auto"/>
+            <w:hideMark/>
+          </w:tcPr>
+          <w:p>
+            <w:r>
+              <w:t>Dataset used</w:t>
+            </w:r>
+          </w:p>
+        </w:tc>
+        <w:tc>
+          <w:tcPr>
+            <w:tcW w:w="0" w:type="auto"/>
+            <w:hideMark/>
+          </w:tcPr>
+          <w:p>
+            <w:pPr>
+              <w:cnfStyle w:val="000000000000" w:firstRow="0" w:lastRow="0" w:firstColumn="0" w:lastColumn="0" w:oddVBand="0" w:evenVBand="0" w:oddHBand="0" w:evenHBand="0" w:firstRowFirstColumn="0" w:firstRowLastColumn="0" w:lastRowFirstColumn="0" w:lastRowLastColumn="0"/>
+            </w:pPr>
+            <w:r>
+              <w:rPr>
+                <w:rStyle w:val="HTMLCode"/>
+                <w:rFonts w:eastAsia="Calibri"/>
+              </w:rPr>
+              <w:t>flights.csv</w:t>
+            </w:r>
+          </w:p>
+        </w:tc>
+        <w:tc>
+          <w:tcPr>
+            <w:tcW w:w="0" w:type="auto"/>
+            <w:hideMark/>
+          </w:tcPr>
+          <w:p>
+            <w:pPr>
+              <w:cnfStyle w:val="000000000000" w:firstRow="0" w:lastRow="0" w:firstColumn="0" w:lastColumn="0" w:oddVBand="0" w:evenVBand="0" w:oddHBand="0" w:evenHBand="0" w:firstRowFirstColumn="0" w:firstRowLastColumn="0" w:lastRowFirstColumn="0" w:lastRowLastColumn="0"/>
+            </w:pPr>
+            <w:r>
+              <w:rPr>
+                <w:rStyle w:val="HTMLCode"/>
+                <w:rFonts w:eastAsia="Calibri"/>
+              </w:rPr>
+              <w:t>flights.csv</w:t>
+            </w:r>
+            <w:r>
+              <w:t xml:space="preserve"> and lookup data</w:t>
+            </w:r>
+          </w:p>
+        </w:tc>
+      </w:tr>
+    </w:tbl>
+    <w:p>
+      <w:pPr>
+        <w:pStyle w:val="NormalWeb"/>
+      </w:pPr>
+      <w:r>
+        <w:t>MapReduce provides direct control over the Mapper and Reducer stages. This makes it suitable when custom processing logic is required. For example, the average arrival delay calculation is explicitly implemented through Mapper and Reducer classes.</w:t>
+      </w:r>
+    </w:p>
+    <w:p>
+      <w:pPr>
+        <w:pStyle w:val="NormalWeb"/>
+      </w:pPr>
+      <w:r>
+        <w:t>Pig provides a higher-level approach. Operations such as grouping, counting, filtering, joining, sorting, and limiting can be performed using relatively short Pig Latin scripts.</w:t>
+      </w:r>
+    </w:p>
+    <w:p>
+      <w:pPr>
+        <w:pStyle w:val="NormalWeb"/>
+      </w:pPr>
+      <w:r>
+        <w:t>In this project, both technologies successfully perform flight-data analysis. MapReduce demonstrates the underlying Hadoop processing model, while Pig provides a simpler method for performing similar analytical operations.</w:t>
+      </w:r>
+    </w:p>
+    <w:p>
+      <w:pPr>
+        <w:pStyle w:val="Heading1"/>
+      </w:pPr>
+      <w:bookmarkStart w:id="43" w:name="_Toc240314960"/>
+      <w:r>
+        <w:lastRenderedPageBreak/>
+        <w:t>Results and Findings</w:t>
+      </w:r>
+      <w:bookmarkEnd w:id="43"/>
+    </w:p>
+    <w:p>
+      <w:pPr>
+        <w:pStyle w:val="NormalWeb"/>
+      </w:pPr>
+      <w:r>
+        <w:t>The analysis of the 2015 flight dataset produced several important findings about airline activity, airport activity, flight volume, cancellations, routes, and delays.</w:t>
+      </w:r>
+    </w:p>
+    <w:p>
+      <w:pPr>
+        <w:pStyle w:val="NormalWeb"/>
+      </w:pPr>
+      <w:r>
+        <w:t xml:space="preserve">The dataset contains </w:t>
+      </w:r>
+      <w:r>
+        <w:rPr>
+          <w:rStyle w:val="Strong"/>
+        </w:rPr>
+        <w:t>5,819,079 flight records</w:t>
+      </w:r>
+      <w:r>
+        <w:t>, providing a large collection of flight information for analysis.</w:t>
+      </w:r>
+    </w:p>
+    <w:p>
+      <w:pPr>
+        <w:pStyle w:val="NormalWeb"/>
+      </w:pPr>
+      <w:r>
+        <w:t xml:space="preserve">The airline flight-count analysis shows that </w:t>
+      </w:r>
+      <w:r>
+        <w:rPr>
+          <w:rStyle w:val="Strong"/>
+        </w:rPr>
+        <w:t>WN</w:t>
+      </w:r>
+      <w:r>
+        <w:t xml:space="preserve"> recorded the highest number of flights, with </w:t>
+      </w:r>
+      <w:r>
+        <w:rPr>
+          <w:rStyle w:val="Strong"/>
+        </w:rPr>
+        <w:t>1,261,855 flights</w:t>
+      </w:r>
+      <w:r>
+        <w:t>. This indicates that WN had the largest operational volume among the airlines shown in the results.</w:t>
+      </w:r>
+    </w:p>
+    <w:p>
+      <w:pPr>
+        <w:pStyle w:val="NormalWeb"/>
+      </w:pPr>
+      <w:r>
+        <w:t xml:space="preserve">The airport analysis identified </w:t>
+      </w:r>
+      <w:r>
+        <w:rPr>
+          <w:rStyle w:val="Strong"/>
+        </w:rPr>
+        <w:t>ATL</w:t>
+      </w:r>
+      <w:r>
+        <w:t xml:space="preserve"> as the busiest origin airport, with </w:t>
+      </w:r>
+      <w:r>
+        <w:rPr>
+          <w:rStyle w:val="Strong"/>
+        </w:rPr>
+        <w:t>346,836 departures</w:t>
+      </w:r>
+      <w:r>
+        <w:t>. Other highly active airports included ORD, DFW, DEN, and LAX.</w:t>
+      </w:r>
+    </w:p>
+    <w:p>
+      <w:pPr>
+        <w:pStyle w:val="NormalWeb"/>
+      </w:pPr>
+      <w:r>
+        <w:t xml:space="preserve">The monthly analysis showed that flight activity changed throughout the year. Among the reported MapReduce results, </w:t>
+      </w:r>
+      <w:r>
+        <w:rPr>
+          <w:rStyle w:val="Strong"/>
+        </w:rPr>
+        <w:t>July had the highest monthly flight total with 520,718 flights</w:t>
+      </w:r>
+      <w:r>
+        <w:t>.</w:t>
+      </w:r>
+    </w:p>
+    <w:p>
+      <w:pPr>
+        <w:pStyle w:val="NormalWeb"/>
+      </w:pPr>
+      <w:r>
+        <w:t xml:space="preserve">The cancellation analysis identified WN as having the highest number of cancelled flights among the reported results, with </w:t>
+      </w:r>
+      <w:r>
+        <w:rPr>
+          <w:rStyle w:val="Strong"/>
+        </w:rPr>
+        <w:t>16,043 cancellations</w:t>
+      </w:r>
+      <w:r>
+        <w:t>. Other airlines with relatively high cancellation counts included EV and MQ.</w:t>
+      </w:r>
+    </w:p>
+    <w:p>
+      <w:pPr>
+        <w:pStyle w:val="NormalWeb"/>
+      </w:pPr>
+      <w:r>
+        <w:t xml:space="preserve">The delay analysis showed differences in airline delay performance. The MapReduce analysis identified </w:t>
+      </w:r>
+      <w:r>
+        <w:rPr>
+          <w:rStyle w:val="Strong"/>
+        </w:rPr>
+        <w:t>NK</w:t>
+      </w:r>
+      <w:r>
+        <w:t xml:space="preserve"> as having the highest average arrival delay among the reported airlines, at </w:t>
+      </w:r>
+      <w:r>
+        <w:rPr>
+          <w:rStyle w:val="Strong"/>
+        </w:rPr>
+        <w:t>14.47 minutes</w:t>
+      </w:r>
+      <w:r>
+        <w:t xml:space="preserve">. The Pig analysis also identified NK as having the highest average departure delay, at approximately </w:t>
+      </w:r>
+      <w:r>
+        <w:rPr>
+          <w:rStyle w:val="Strong"/>
+        </w:rPr>
+        <w:t>15.94 minutes</w:t>
+      </w:r>
+      <w:r>
+        <w:t>.</w:t>
+      </w:r>
+    </w:p>
+    <w:p>
+      <w:pPr>
+        <w:pStyle w:val="NormalWeb"/>
+      </w:pPr>
+      <w:r>
+        <w:t xml:space="preserve">The route analysis provided additional information about the structure of the U.S. flight network. The busiest directional route identified in the report was </w:t>
+      </w:r>
+      <w:r>
+        <w:rPr>
+          <w:rStyle w:val="Strong"/>
+        </w:rPr>
+        <w:t>SFO to LAX</w:t>
+      </w:r>
+      <w:r>
+        <w:t xml:space="preserve">, with </w:t>
+      </w:r>
+      <w:r>
+        <w:rPr>
+          <w:rStyle w:val="Strong"/>
+        </w:rPr>
+        <w:t>13,744 recorded flights</w:t>
+      </w:r>
+      <w:r>
+        <w:t>.</w:t>
+      </w:r>
+    </w:p>
+    <w:p>
+      <w:pPr>
+        <w:pStyle w:val="NormalWeb"/>
+      </w:pPr>
+      <w:r>
+        <w:t>Overall, the results demonstrate how a large flight dataset can be processed using Hadoop MapReduce and Apache Pig to produce useful information. MapReduce provides detailed control over the processing stages, while Pig simplifies common analytical operations such as filtering, grouping, joining, sorting, and aggregation.</w:t>
+      </w:r>
+    </w:p>
+    <w:p>
+      <w:pPr>
+        <w:pStyle w:val="Heading1"/>
+        <w:rPr>
+          <w:rFonts w:cs="Times New Roman"/>
+          <w:color w:val="000000" w:themeColor="text1"/>
+        </w:rPr>
+      </w:pPr>
+      <w:bookmarkStart w:id="44" w:name="_Toc240314961"/>
       <w:r>
         <w:rPr>
           <w:rFonts w:cs="Times New Roman"/>
@@ -11553,7 +15744,7 @@
         </w:rPr>
         <w:t>Conclusion</w:t>
       </w:r>
-      <w:bookmarkEnd w:id="18"/>
+      <w:bookmarkEnd w:id="44"/>
     </w:p>
     <w:p>
       <w:pPr>
@@ -13921,6 +18112,7 @@
     <w:rsid w:val="00892F76"/>
     <w:rPr>
       <w:rFonts w:ascii="Times New Roman" w:hAnsi="Times New Roman"/>
+      <w:sz w:val="24"/>
     </w:rPr>
   </w:style>
   <w:style w:type="paragraph" w:styleId="Heading1">
@@ -13965,10 +18157,12 @@
     <w:unhideWhenUsed/>
     <w:qFormat/>
     <w:pPr>
+      <w:spacing w:line="360" w:lineRule="auto"/>
       <w:outlineLvl w:val="2"/>
     </w:pPr>
     <w:rPr>
-      <w:color w:val="1F4D78"/>
+      <w:b/>
+      <w:color w:val="000000"/>
       <w:sz w:val="24"/>
       <w:szCs w:val="24"/>
     </w:rPr>
@@ -14234,7 +18428,6 @@
     <w:name w:val="Normal (Web)"/>
     <w:basedOn w:val="Normal"/>
     <w:uiPriority w:val="99"/>
-    <w:semiHidden/>
     <w:unhideWhenUsed/>
     <w:rsid w:val="00744B54"/>
     <w:pPr>
@@ -14242,7 +18435,6 @@
     </w:pPr>
     <w:rPr>
       <w:rFonts w:eastAsia="Times New Roman" w:cs="Times New Roman"/>
-      <w:sz w:val="24"/>
       <w:szCs w:val="24"/>
     </w:rPr>
   </w:style>
@@ -14280,7 +18472,8 @@
     <w:uiPriority w:val="9"/>
     <w:rsid w:val="00744B54"/>
     <w:rPr>
-      <w:color w:val="1F4D78"/>
+      <w:b/>
+      <w:color w:val="000000"/>
       <w:sz w:val="24"/>
       <w:szCs w:val="24"/>
     </w:rPr>
@@ -14372,6 +18565,60 @@
         <w:insideV w:val="single" w:sz="4" w:space="0" w:color="BFBFBF" w:themeColor="background1" w:themeShade="BF"/>
       </w:tblBorders>
     </w:tblPr>
+  </w:style>
+  <w:style w:type="table" w:styleId="GridTable1Light">
+    <w:name w:val="Grid Table 1 Light"/>
+    <w:basedOn w:val="TableNormal"/>
+    <w:uiPriority w:val="46"/>
+    <w:rsid w:val="00130595"/>
+    <w:tblPr>
+      <w:tblStyleRowBandSize w:val="1"/>
+      <w:tblStyleColBandSize w:val="1"/>
+      <w:tblBorders>
+        <w:top w:val="single" w:sz="4" w:space="0" w:color="999999" w:themeColor="text1" w:themeTint="66"/>
+        <w:left w:val="single" w:sz="4" w:space="0" w:color="999999" w:themeColor="text1" w:themeTint="66"/>
+        <w:bottom w:val="single" w:sz="4" w:space="0" w:color="999999" w:themeColor="text1" w:themeTint="66"/>
+        <w:right w:val="single" w:sz="4" w:space="0" w:color="999999" w:themeColor="text1" w:themeTint="66"/>
+        <w:insideH w:val="single" w:sz="4" w:space="0" w:color="999999" w:themeColor="text1" w:themeTint="66"/>
+        <w:insideV w:val="single" w:sz="4" w:space="0" w:color="999999" w:themeColor="text1" w:themeTint="66"/>
+      </w:tblBorders>
+    </w:tblPr>
+    <w:tblStylePr w:type="firstRow">
+      <w:rPr>
+        <w:b/>
+        <w:bCs/>
+      </w:rPr>
+      <w:tblPr/>
+      <w:tcPr>
+        <w:tcBorders>
+          <w:bottom w:val="single" w:sz="12" w:space="0" w:color="666666" w:themeColor="text1" w:themeTint="99"/>
+        </w:tcBorders>
+      </w:tcPr>
+    </w:tblStylePr>
+    <w:tblStylePr w:type="lastRow">
+      <w:rPr>
+        <w:b/>
+        <w:bCs/>
+      </w:rPr>
+      <w:tblPr/>
+      <w:tcPr>
+        <w:tcBorders>
+          <w:top w:val="double" w:sz="2" w:space="0" w:color="666666" w:themeColor="text1" w:themeTint="99"/>
+        </w:tcBorders>
+      </w:tcPr>
+    </w:tblStylePr>
+    <w:tblStylePr w:type="firstCol">
+      <w:rPr>
+        <w:b/>
+        <w:bCs/>
+      </w:rPr>
+    </w:tblStylePr>
+    <w:tblStylePr w:type="lastCol">
+      <w:rPr>
+        <w:b/>
+        <w:bCs/>
+      </w:rPr>
+    </w:tblStylePr>
   </w:style>
 </w:styles>
 </file>

--- a/docs/Flight_Data_Analysis_Report_Updated.docx
+++ b/docs/Flight_Data_Analysis_Report_Updated.docx
@@ -128,7 +128,7 @@
               <w:rPr>
                 <w:webHidden/>
               </w:rPr>
-              <w:t>3</w:t>
+              <w:t>2</w:t>
             </w:r>
             <w:r>
               <w:rPr>
@@ -186,7 +186,7 @@
               <w:rPr>
                 <w:webHidden/>
               </w:rPr>
-              <w:t>3</w:t>
+              <w:t>2</w:t>
             </w:r>
             <w:r>
               <w:rPr>
@@ -244,7 +244,7 @@
               <w:rPr>
                 <w:webHidden/>
               </w:rPr>
-              <w:t>4</w:t>
+              <w:t>3</w:t>
             </w:r>
             <w:r>
               <w:rPr>
@@ -302,7 +302,7 @@
               <w:rPr>
                 <w:webHidden/>
               </w:rPr>
-              <w:t>4</w:t>
+              <w:t>3</w:t>
             </w:r>
             <w:r>
               <w:rPr>
@@ -360,7 +360,7 @@
               <w:rPr>
                 <w:webHidden/>
               </w:rPr>
-              <w:t>6</w:t>
+              <w:t>5</w:t>
             </w:r>
             <w:r>
               <w:rPr>
@@ -429,7 +429,7 @@
                 <w:noProof/>
                 <w:webHidden/>
               </w:rPr>
-              <w:t>6</w:t>
+              <w:t>5</w:t>
             </w:r>
             <w:r>
               <w:rPr>
@@ -498,7 +498,7 @@
                 <w:noProof/>
                 <w:webHidden/>
               </w:rPr>
-              <w:t>7</w:t>
+              <w:t>6</w:t>
             </w:r>
             <w:r>
               <w:rPr>
@@ -567,7 +567,7 @@
                 <w:noProof/>
                 <w:webHidden/>
               </w:rPr>
-              <w:t>9</w:t>
+              <w:t>8</w:t>
             </w:r>
             <w:r>
               <w:rPr>
@@ -636,7 +636,7 @@
                 <w:noProof/>
                 <w:webHidden/>
               </w:rPr>
-              <w:t>10</w:t>
+              <w:t>9</w:t>
             </w:r>
             <w:r>
               <w:rPr>
@@ -704,7 +704,7 @@
                 <w:noProof/>
                 <w:webHidden/>
               </w:rPr>
-              <w:t>12</w:t>
+              <w:t>11</w:t>
             </w:r>
             <w:r>
               <w:rPr>
@@ -766,7 +766,7 @@
               <w:rPr>
                 <w:webHidden/>
               </w:rPr>
-              <w:t>13</w:t>
+              <w:t>12</w:t>
             </w:r>
             <w:r>
               <w:rPr>
@@ -834,7 +834,7 @@
                 <w:noProof/>
                 <w:webHidden/>
               </w:rPr>
-              <w:t>13</w:t>
+              <w:t>12</w:t>
             </w:r>
             <w:r>
               <w:rPr>
@@ -903,7 +903,7 @@
                 <w:noProof/>
                 <w:webHidden/>
               </w:rPr>
-              <w:t>14</w:t>
+              <w:t>13</w:t>
             </w:r>
             <w:r>
               <w:rPr>
@@ -972,7 +972,7 @@
                 <w:noProof/>
                 <w:webHidden/>
               </w:rPr>
-              <w:t>15</w:t>
+              <w:t>14</w:t>
             </w:r>
             <w:r>
               <w:rPr>
@@ -1041,7 +1041,7 @@
                 <w:noProof/>
                 <w:webHidden/>
               </w:rPr>
-              <w:t>16</w:t>
+              <w:t>15</w:t>
             </w:r>
             <w:r>
               <w:rPr>
@@ -1110,7 +1110,7 @@
                 <w:noProof/>
                 <w:webHidden/>
               </w:rPr>
-              <w:t>17</w:t>
+              <w:t>16</w:t>
             </w:r>
             <w:r>
               <w:rPr>
@@ -1179,7 +1179,7 @@
                 <w:noProof/>
                 <w:webHidden/>
               </w:rPr>
-              <w:t>18</w:t>
+              <w:t>17</w:t>
             </w:r>
             <w:r>
               <w:rPr>
@@ -1247,7 +1247,7 @@
                 <w:noProof/>
                 <w:webHidden/>
               </w:rPr>
-              <w:t>19</w:t>
+              <w:t>18</w:t>
             </w:r>
             <w:r>
               <w:rPr>
@@ -1306,7 +1306,7 @@
               <w:rPr>
                 <w:webHidden/>
               </w:rPr>
-              <w:t>20</w:t>
+              <w:t>19</w:t>
             </w:r>
             <w:r>
               <w:rPr>
@@ -1364,7 +1364,7 @@
               <w:rPr>
                 <w:webHidden/>
               </w:rPr>
-              <w:t>21</w:t>
+              <w:t>20</w:t>
             </w:r>
             <w:r>
               <w:rPr>
@@ -1431,7 +1431,7 @@
               <w:rPr>
                 <w:webHidden/>
               </w:rPr>
-              <w:t>21</w:t>
+              <w:t>20</w:t>
             </w:r>
             <w:r>
               <w:rPr>
